--- a/zht/docx/190.content.docx
+++ b/zht/docx/190.content.docx
@@ -149,7 +149,7 @@
         <w:rPr>
           <w:lang w:val="zh_TW" w:bidi="zh_TW"/>
         </w:rPr>
-        <w:t>zu</w:t>
+        <w:t>you</w:t>
       </w:r>
       <w:r>
         <w:rPr>
@@ -212,26 +212,69 @@
         <w:rPr>
           <w:lang w:val="zh_TW" w:bidi="zh_TW"/>
         </w:rPr>
-        <w:t>族長時期</w:t>
-      </w:r>
-      <w:r>
-        <w:rPr>
-          <w:lang w:val="zh_TW" w:bidi="zh_TW"/>
-        </w:rPr>
-      </w:r>
-    </w:p>
-    <w:p>
-      <w:pPr/>
-      <w:r>
-        <w:rPr>
-          <w:lang w:val="zh_TW" w:bidi="zh_TW"/>
-        </w:rPr>
-      </w:r>
-      <w:r>
-        <w:rPr>
-          <w:lang w:val="zh_TW" w:bidi="zh_TW"/>
-        </w:rPr>
-        <w:t>族長時期，是指聖經中以色列的先祖生活的年代。聖經提到的族長包括：</w:t>
+        <w:t>油</w:t>
+      </w:r>
+      <w:r>
+        <w:rPr>
+          <w:lang w:val="zh_TW" w:bidi="zh_TW"/>
+        </w:rPr>
+      </w:r>
+    </w:p>
+    <w:p>
+      <w:pPr/>
+      <w:r>
+        <w:rPr>
+          <w:lang w:val="zh_TW" w:bidi="zh_TW"/>
+        </w:rPr>
+      </w:r>
+      <w:r>
+        <w:rPr>
+          <w:lang w:val="zh_TW" w:bidi="zh_TW"/>
+        </w:rPr>
+        <w:t>一種通常由橄欖製成的物質。在聖經中，油也可以指其它油，比如沒藥油（</w:t>
+      </w:r>
+      <w:hyperlink r:id="rId13">
+        <w:r>
+          <w:rPr>
+            <w:lang w:val="zh_TW" w:bidi="zh_TW"/>
+          </w:rPr>
+          <w:rPr>
+            <w:color w:val="0000EE"/>
+            <w:u w:val="single"/>
+          </w:rPr>
+          <w:t>以斯帖記2:12</w:t>
+        </w:r>
+      </w:hyperlink>
+      <w:r>
+        <w:rPr>
+          <w:lang w:val="zh_TW" w:bidi="zh_TW"/>
+        </w:rPr>
+        <w:t>）。</w:t>
+      </w:r>
+    </w:p>
+    <w:p>
+      <w:pPr>
+        <w:pStyle w:val="Heading3"/>
+      </w:pPr>
+      <w:r>
+        <w:rPr>
+          <w:lang w:val="zh_TW" w:bidi="zh_TW"/>
+        </w:rPr>
+        <w:t>人們如何在日常生活中使用油？</w:t>
+      </w:r>
+    </w:p>
+    <w:p>
+      <w:pPr/>
+      <w:r>
+        <w:rPr>
+          <w:lang w:val="zh_TW" w:bidi="zh_TW"/>
+        </w:rPr>
+      </w:r>
+      <w:r>
+        <w:rPr>
+          <w:lang w:val="zh_TW" w:bidi="zh_TW"/>
+        </w:rPr>
+        <w:t>油主要用於烹飪。橄欖油的其它已知用途包括：</w:t>
       </w:r>
     </w:p>
     <w:p>
@@ -249,25 +292,7 @@
         <w:rPr>
           <w:lang w:val="zh_TW" w:bidi="zh_TW"/>
         </w:rPr>
-        <w:t>洪水之前長壽的族長（</w:t>
-      </w:r>
-      <w:hyperlink r:id="rId13">
-        <w:r>
-          <w:rPr>
-            <w:lang w:val="zh_TW" w:bidi="zh_TW"/>
-          </w:rPr>
-          <w:rPr>
-            <w:color w:val="0000EE"/>
-            <w:u w:val="single"/>
-          </w:rPr>
-          <w:t>創1–5章</w:t>
-        </w:r>
-      </w:hyperlink>
-      <w:r>
-        <w:rPr>
-          <w:lang w:val="zh_TW" w:bidi="zh_TW"/>
-        </w:rPr>
-        <w:t>）</w:t>
+        <w:t>作為膏抹身體的化妝用品</w:t>
       </w:r>
     </w:p>
     <w:p>
@@ -285,25 +310,7 @@
         <w:rPr>
           <w:lang w:val="zh_TW" w:bidi="zh_TW"/>
         </w:rPr>
-        <w:t>挪亞（</w:t>
-      </w:r>
-      <w:hyperlink r:id="rId14">
-        <w:r>
-          <w:rPr>
-            <w:lang w:val="zh_TW" w:bidi="zh_TW"/>
-          </w:rPr>
-          <w:rPr>
-            <w:color w:val="0000EE"/>
-            <w:u w:val="single"/>
-          </w:rPr>
-          <w:t>創世記6–9章</w:t>
-        </w:r>
-      </w:hyperlink>
-      <w:r>
-        <w:rPr>
-          <w:lang w:val="zh_TW" w:bidi="zh_TW"/>
-        </w:rPr>
-        <w:t>）</w:t>
+        <w:t>用於藥用目的</w:t>
       </w:r>
     </w:p>
     <w:p>
@@ -321,174 +328,7 @@
         <w:rPr>
           <w:lang w:val="zh_TW" w:bidi="zh_TW"/>
         </w:rPr>
-        <w:t>洪水後的族長譜系（</w:t>
-      </w:r>
-      <w:hyperlink r:id="rId15">
-        <w:r>
-          <w:rPr>
-            <w:lang w:val="zh_TW" w:bidi="zh_TW"/>
-          </w:rPr>
-          <w:rPr>
-            <w:color w:val="0000EE"/>
-            <w:u w:val="single"/>
-          </w:rPr>
-          <w:t>創世記10–11章</w:t>
-        </w:r>
-      </w:hyperlink>
-      <w:r>
-        <w:rPr>
-          <w:lang w:val="zh_TW" w:bidi="zh_TW"/>
-        </w:rPr>
-        <w:t>）</w:t>
-      </w:r>
-    </w:p>
-    <w:p>
-      <w:pPr/>
-      <w:r>
-        <w:rPr>
-          <w:lang w:val="zh_TW" w:bidi="zh_TW"/>
-        </w:rPr>
-      </w:r>
-      <w:r>
-        <w:rPr>
-          <w:lang w:val="zh_TW" w:bidi="zh_TW"/>
-        </w:rPr>
-        <w:t>然而，族長一詞通常特別指亞伯拉罕、以撒和雅各（</w:t>
-      </w:r>
-      <w:hyperlink r:id="rId16">
-        <w:r>
-          <w:rPr>
-            <w:lang w:val="zh_TW" w:bidi="zh_TW"/>
-          </w:rPr>
-          <w:rPr>
-            <w:color w:val="0000EE"/>
-            <w:u w:val="single"/>
-          </w:rPr>
-          <w:t>創世記12–36章</w:t>
-        </w:r>
-      </w:hyperlink>
-      <w:r>
-        <w:rPr>
-          <w:lang w:val="zh_TW" w:bidi="zh_TW"/>
-        </w:rPr>
-        <w:t>），也包括約瑟（</w:t>
-      </w:r>
-      <w:hyperlink r:id="rId17">
-        <w:r>
-          <w:rPr>
-            <w:lang w:val="zh_TW" w:bidi="zh_TW"/>
-          </w:rPr>
-          <w:rPr>
-            <w:color w:val="0000EE"/>
-            <w:u w:val="single"/>
-          </w:rPr>
-          <w:t>創世記37–50章</w:t>
-        </w:r>
-      </w:hyperlink>
-      <w:r>
-        <w:rPr>
-          <w:lang w:val="zh_TW" w:bidi="zh_TW"/>
-        </w:rPr>
-        <w:t>）。</w:t>
-      </w:r>
-    </w:p>
-    <w:p>
-      <w:pPr>
-        <w:pStyle w:val="Heading3"/>
-      </w:pPr>
-      <w:r>
-        <w:rPr>
-          <w:lang w:val="zh_TW" w:bidi="zh_TW"/>
-        </w:rPr>
-        <w:t>族長生活在什麼時代？</w:t>
-      </w:r>
-    </w:p>
-    <w:p>
-      <w:pPr/>
-      <w:r>
-        <w:rPr>
-          <w:lang w:val="zh_TW" w:bidi="zh_TW"/>
-        </w:rPr>
-      </w:r>
-      <w:r>
-        <w:rPr>
-          <w:lang w:val="zh_TW" w:bidi="zh_TW"/>
-        </w:rPr>
-        <w:t>族長確切生活的年代難以確定。</w:t>
-      </w:r>
-      <w:hyperlink r:id="rId18">
-        <w:r>
-          <w:rPr>
-            <w:lang w:val="zh_TW" w:bidi="zh_TW"/>
-          </w:rPr>
-          <w:rPr>
-            <w:color w:val="0000EE"/>
-            <w:u w:val="single"/>
-          </w:rPr>
-          <w:t>創世記十四章1至2節</w:t>
-        </w:r>
-      </w:hyperlink>
-      <w:r>
-        <w:rPr>
-          <w:lang w:val="zh_TW" w:bidi="zh_TW"/>
-        </w:rPr>
-        <w:t>所提到的諸王，是唯一能作為年代參考的線索。該章確實提到歷史上的人物與地點，但我們無法確定這些王的身分。義大利考古學家在馬爾迪赫遺址（Tell Mardikh；古代稱為「以巴拉」</w:t>
-      </w:r>
-      <w:r>
-        <w:rPr>
-          <w:lang w:val="zh_TW" w:bidi="zh_TW"/>
-        </w:rPr>
-        <w:t>〔</w:t>
-      </w:r>
-      <w:r>
-        <w:rPr>
-          <w:lang w:val="zh_TW" w:bidi="zh_TW"/>
-        </w:rPr>
-        <w:t>Ebla</w:t>
-      </w:r>
-      <w:r>
-        <w:rPr>
-          <w:lang w:val="zh_TW" w:bidi="zh_TW"/>
-        </w:rPr>
-        <w:t>〕</w:t>
-      </w:r>
-      <w:r>
-        <w:rPr>
-          <w:lang w:val="zh_TW" w:bidi="zh_TW"/>
-        </w:rPr>
-        <w:t>）發現的泥板中，記錄了</w:t>
-      </w:r>
-      <w:hyperlink r:id="rId19">
-        <w:r>
-          <w:rPr>
-            <w:lang w:val="zh_TW" w:bidi="zh_TW"/>
-          </w:rPr>
-          <w:rPr>
-            <w:color w:val="0000EE"/>
-            <w:u w:val="single"/>
-          </w:rPr>
-          <w:t>創世記十四章2節</w:t>
-        </w:r>
-      </w:hyperlink>
-      <w:r>
-        <w:rPr>
-          <w:lang w:val="zh_TW" w:bidi="zh_TW"/>
-        </w:rPr>
-        <w:t>中所提的「平原諸城」以及其中一位王的名字。然而，這些泥板的年代早於主前二千年，早於亞伯拉罕時代，僅能證明這些城市在亞伯拉罕之前就已存在。</w:t>
-      </w:r>
-    </w:p>
-    <w:p>
-      <w:pPr/>
-      <w:r>
-        <w:rPr>
-          <w:lang w:val="zh_TW" w:bidi="zh_TW"/>
-        </w:rPr>
-      </w:r>
-      <w:r>
-        <w:rPr>
-          <w:lang w:val="zh_TW" w:bidi="zh_TW"/>
-        </w:rPr>
-        <w:t>這位族長生活在中青銅器時代，可能是在公元前第二千年的早期。當時亞摩利人自西北遷入巴勒斯坦，可分為兩波：</w:t>
+        <w:t>作為燈光來源</w:t>
       </w:r>
     </w:p>
     <w:p>
@@ -506,20 +346,8 @@
         <w:rPr>
           <w:lang w:val="zh_TW" w:bidi="zh_TW"/>
         </w:rPr>
-        <w:t>第一波：以臨時帳棚為居所的一群（如亞伯拉罕的朋友亞乃、以實各和幔利，見</w:t>
-      </w:r>
-      <w:hyperlink r:id="rId20">
-        <w:r>
-          <w:rPr>
-            <w:lang w:val="zh_TW" w:bidi="zh_TW"/>
-          </w:rPr>
-          <w:rPr>
-            <w:color w:val="0000EE"/>
-            <w:u w:val="single"/>
-          </w:rPr>
-          <w:t>創14:13）</w:t>
-        </w:r>
-      </w:hyperlink>
+        <w:t>用於膏立君王和祭司</w:t>
+      </w:r>
     </w:p>
     <w:p>
       <w:pPr>
@@ -536,7 +364,175 @@
         <w:rPr>
           <w:lang w:val="zh_TW" w:bidi="zh_TW"/>
         </w:rPr>
-        <w:t>第二波：自敘利亞遷入城市的人群（這些就是亞摩利人，</w:t>
+        <w:t>用於宗教祭物</w:t>
+      </w:r>
+    </w:p>
+    <w:p>
+      <w:pPr/>
+      <w:r>
+        <w:rPr>
+          <w:lang w:val="zh_TW" w:bidi="zh_TW"/>
+        </w:rPr>
+      </w:r>
+      <w:r>
+        <w:rPr>
+          <w:lang w:val="zh_TW" w:bidi="zh_TW"/>
+        </w:rPr>
+        <w:t>以色列的橄欖樹非常豐富，以色列人利用這一主要作物與泰爾和埃及建立了蓬勃的油貿易。與貴金屬和動物一樣，油成為常見的經濟交換物品。所羅門用油支付與聖殿建設有關的一部分費用給希蘭（</w:t>
+      </w:r>
+      <w:hyperlink r:id="rId14">
+        <w:r>
+          <w:rPr>
+            <w:lang w:val="zh_TW" w:bidi="zh_TW"/>
+          </w:rPr>
+          <w:rPr>
+            <w:color w:val="0000EE"/>
+            <w:u w:val="single"/>
+          </w:rPr>
+          <w:t>列王紀上5:11</w:t>
+        </w:r>
+      </w:hyperlink>
+      <w:r>
+        <w:rPr>
+          <w:lang w:val="zh_TW" w:bidi="zh_TW"/>
+        </w:rPr>
+        <w:t>；</w:t>
+      </w:r>
+      <w:hyperlink r:id="rId15">
+        <w:r>
+          <w:rPr>
+            <w:lang w:val="zh_TW" w:bidi="zh_TW"/>
+          </w:rPr>
+          <w:rPr>
+            <w:color w:val="0000EE"/>
+            <w:u w:val="single"/>
+          </w:rPr>
+          <w:t>以斯拉記27:17</w:t>
+        </w:r>
+      </w:hyperlink>
+      <w:r>
+        <w:rPr>
+          <w:lang w:val="zh_TW" w:bidi="zh_TW"/>
+        </w:rPr>
+        <w:t>）。</w:t>
+      </w:r>
+    </w:p>
+    <w:p>
+      <w:pPr/>
+      <w:r>
+        <w:rPr>
+          <w:lang w:val="zh_TW" w:bidi="zh_TW"/>
+        </w:rPr>
+      </w:r>
+      <w:r>
+        <w:rPr>
+          <w:lang w:val="zh_TW" w:bidi="zh_TW"/>
+        </w:rPr>
+        <w:t>因為油對日常生活而言必不可少，所以它成為有效且可接受的交換媒介。大多數食物都用油烹煮（</w:t>
+      </w:r>
+      <w:hyperlink r:id="rId16">
+        <w:r>
+          <w:rPr>
+            <w:lang w:val="zh_TW" w:bidi="zh_TW"/>
+          </w:rPr>
+          <w:rPr>
+            <w:color w:val="0000EE"/>
+            <w:u w:val="single"/>
+          </w:rPr>
+          <w:t>列王紀上17:12–16</w:t>
+        </w:r>
+      </w:hyperlink>
+      <w:r>
+        <w:rPr>
+          <w:lang w:val="zh_TW" w:bidi="zh_TW"/>
+        </w:rPr>
+        <w:t>）。午餐的基本食物——普通的穀物薄餅或餅，會在烤盤上放置少量的來烤製。</w:t>
+      </w:r>
+    </w:p>
+    <w:p>
+      <w:pPr/>
+      <w:r>
+        <w:rPr>
+          <w:lang w:val="zh_TW" w:bidi="zh_TW"/>
+        </w:rPr>
+      </w:r>
+      <w:r>
+        <w:rPr>
+          <w:lang w:val="zh_TW" w:bidi="zh_TW"/>
+        </w:rPr>
+        <w:t>油用於沐浴後膏抹身體（</w:t>
+      </w:r>
+      <w:hyperlink r:id="rId17">
+        <w:r>
+          <w:rPr>
+            <w:lang w:val="zh_TW" w:bidi="zh_TW"/>
+          </w:rPr>
+          <w:rPr>
+            <w:color w:val="0000EE"/>
+            <w:u w:val="single"/>
+          </w:rPr>
+          <w:t>路得記3:3</w:t>
+        </w:r>
+      </w:hyperlink>
+      <w:r>
+        <w:rPr>
+          <w:lang w:val="zh_TW" w:bidi="zh_TW"/>
+        </w:rPr>
+        <w:t>；</w:t>
+      </w:r>
+      <w:hyperlink r:id="rId18">
+        <w:r>
+          <w:rPr>
+            <w:lang w:val="zh_TW" w:bidi="zh_TW"/>
+          </w:rPr>
+          <w:rPr>
+            <w:color w:val="0000EE"/>
+            <w:u w:val="single"/>
+          </w:rPr>
+          <w:t>撒母耳記下12:20</w:t>
+        </w:r>
+      </w:hyperlink>
+      <w:r>
+        <w:rPr>
+          <w:lang w:val="zh_TW" w:bidi="zh_TW"/>
+        </w:rPr>
+        <w:t>）。它在節慶場合中使用，在埃及的宴會上，賓客和女性表演者的頭部都會被油膏抹。新約聖經中提到用油膏抹病人（</w:t>
+      </w:r>
+      <w:hyperlink r:id="rId19">
+        <w:r>
+          <w:rPr>
+            <w:lang w:val="zh_TW" w:bidi="zh_TW"/>
+          </w:rPr>
+          <w:rPr>
+            <w:color w:val="0000EE"/>
+            <w:u w:val="single"/>
+          </w:rPr>
+          <w:t>雅各書5:14</w:t>
+        </w:r>
+      </w:hyperlink>
+      <w:r>
+        <w:rPr>
+          <w:lang w:val="zh_TW" w:bidi="zh_TW"/>
+        </w:rPr>
+        <w:t>）。橄欖油也可以內服作為治療胃病的藥物。它具有舒緩作用，也是溫和的瀉藥。橄欖油外用可作為塗抹瘀傷、燒傷、割傷和擦傷的藥膏（</w:t>
+      </w:r>
+      <w:hyperlink r:id="rId20">
+        <w:r>
+          <w:rPr>
+            <w:lang w:val="zh_TW" w:bidi="zh_TW"/>
+          </w:rPr>
+          <w:rPr>
+            <w:color w:val="0000EE"/>
+            <w:u w:val="single"/>
+          </w:rPr>
+          <w:t>以賽亞書1:6</w:t>
+        </w:r>
+      </w:hyperlink>
+      <w:r>
+        <w:rPr>
+          <w:lang w:val="zh_TW" w:bidi="zh_TW"/>
+        </w:rPr>
+        <w:t>；</w:t>
       </w:r>
       <w:hyperlink r:id="rId21">
         <w:r>
@@ -547,7 +543,863 @@
             <w:color w:val="0000EE"/>
             <w:u w:val="single"/>
           </w:rPr>
-          <w:t>出3:8</w:t>
+          <w:t>馬可福音6:13</w:t>
+        </w:r>
+      </w:hyperlink>
+      <w:r>
+        <w:rPr>
+          <w:lang w:val="zh_TW" w:bidi="zh_TW"/>
+        </w:rPr>
+        <w:t>；</w:t>
+      </w:r>
+      <w:hyperlink r:id="rId22">
+        <w:r>
+          <w:rPr>
+            <w:lang w:val="zh_TW" w:bidi="zh_TW"/>
+          </w:rPr>
+          <w:rPr>
+            <w:color w:val="0000EE"/>
+            <w:u w:val="single"/>
+          </w:rPr>
+          <w:t>路加福音10:34</w:t>
+        </w:r>
+      </w:hyperlink>
+      <w:r>
+        <w:rPr>
+          <w:lang w:val="zh_TW" w:bidi="zh_TW"/>
+        </w:rPr>
+        <w:t>）。</w:t>
+      </w:r>
+    </w:p>
+    <w:p>
+      <w:pPr/>
+      <w:r>
+        <w:rPr>
+          <w:lang w:val="zh_TW" w:bidi="zh_TW"/>
+        </w:rPr>
+      </w:r>
+      <w:r>
+        <w:rPr>
+          <w:lang w:val="zh_TW" w:bidi="zh_TW"/>
+        </w:rPr>
+        <w:t>太陽下山後，唯一的光源就是油燈。小型的攜帶式油燈可以很容易地放在架子上。在大房子、宮殿、會堂或聖殿中，油燈可以放置在高高的金屬底座上。麻或亞麻的燈芯（</w:t>
+      </w:r>
+      <w:hyperlink r:id="rId23">
+        <w:r>
+          <w:rPr>
+            <w:lang w:val="zh_TW" w:bidi="zh_TW"/>
+          </w:rPr>
+          <w:rPr>
+            <w:color w:val="0000EE"/>
+            <w:u w:val="single"/>
+          </w:rPr>
+          <w:t>以賽亞書42:3</w:t>
+        </w:r>
+      </w:hyperlink>
+      <w:r>
+        <w:rPr>
+          <w:lang w:val="zh_TW" w:bidi="zh_TW"/>
+        </w:rPr>
+        <w:t>）放在油中，產生火苗，直到熄滅或燃料耗盡。在街道上，人們使用火把來照亮道路並增加安全性。</w:t>
+      </w:r>
+    </w:p>
+    <w:p>
+      <w:pPr>
+        <w:pStyle w:val="Heading3"/>
+      </w:pPr>
+      <w:r>
+        <w:rPr>
+          <w:lang w:val="zh_TW" w:bidi="zh_TW"/>
+        </w:rPr>
+        <w:t>在崇拜和禮儀中如何使用油？</w:t>
+      </w:r>
+    </w:p>
+    <w:p>
+      <w:pPr/>
+      <w:r>
+        <w:rPr>
+          <w:lang w:val="zh_TW" w:bidi="zh_TW"/>
+        </w:rPr>
+      </w:r>
+      <w:r>
+        <w:rPr>
+          <w:lang w:val="zh_TW" w:bidi="zh_TW"/>
+        </w:rPr>
+        <w:t>火把為晚間的遊行增添了節日氣氛。它們是婚禮遊行的重要部分。若遊行延遲，持火把的人通常會在容器中攜帶額外的油。這一場景在耶穌關於聰明和愚拙童女的比喻中被生動地描繪出來（</w:t>
+      </w:r>
+      <w:hyperlink r:id="rId24">
+        <w:r>
+          <w:rPr>
+            <w:lang w:val="zh_TW" w:bidi="zh_TW"/>
+          </w:rPr>
+          <w:rPr>
+            <w:color w:val="0000EE"/>
+            <w:u w:val="single"/>
+          </w:rPr>
+          <w:t>馬太福音25:1–13</w:t>
+        </w:r>
+      </w:hyperlink>
+      <w:r>
+        <w:rPr>
+          <w:lang w:val="zh_TW" w:bidi="zh_TW"/>
+        </w:rPr>
+        <w:t>）。</w:t>
+      </w:r>
+    </w:p>
+    <w:p>
+      <w:pPr/>
+      <w:r>
+        <w:rPr>
+          <w:lang w:val="zh_TW" w:bidi="zh_TW"/>
+        </w:rPr>
+      </w:r>
+      <w:r>
+        <w:rPr>
+          <w:lang w:val="zh_TW" w:bidi="zh_TW"/>
+        </w:rPr>
+        <w:t>在其它的儀式中，用油膏抹祭司和君王時，具有特殊的意義（</w:t>
+      </w:r>
+      <w:hyperlink r:id="rId25">
+        <w:r>
+          <w:rPr>
+            <w:lang w:val="zh_TW" w:bidi="zh_TW"/>
+          </w:rPr>
+          <w:rPr>
+            <w:color w:val="0000EE"/>
+            <w:u w:val="single"/>
+          </w:rPr>
+          <w:t>出埃及記29:7</w:t>
+        </w:r>
+      </w:hyperlink>
+      <w:r>
+        <w:rPr>
+          <w:lang w:val="zh_TW" w:bidi="zh_TW"/>
+        </w:rPr>
+        <w:t>；</w:t>
+      </w:r>
+      <w:hyperlink r:id="rId26">
+        <w:r>
+          <w:rPr>
+            <w:lang w:val="zh_TW" w:bidi="zh_TW"/>
+          </w:rPr>
+          <w:rPr>
+            <w:color w:val="0000EE"/>
+            <w:u w:val="single"/>
+          </w:rPr>
+          <w:t>撒母耳記上10:1</w:t>
+        </w:r>
+      </w:hyperlink>
+      <w:r>
+        <w:rPr>
+          <w:lang w:val="zh_TW" w:bidi="zh_TW"/>
+        </w:rPr>
+        <w:t>；</w:t>
+      </w:r>
+      <w:hyperlink r:id="rId27">
+        <w:r>
+          <w:rPr>
+            <w:lang w:val="zh_TW" w:bidi="zh_TW"/>
+          </w:rPr>
+          <w:rPr>
+            <w:color w:val="0000EE"/>
+            <w:u w:val="single"/>
+          </w:rPr>
+          <w:t>列王紀上1:39</w:t>
+        </w:r>
+      </w:hyperlink>
+      <w:r>
+        <w:rPr>
+          <w:lang w:val="zh_TW" w:bidi="zh_TW"/>
+        </w:rPr>
+        <w:t>）。這象徵著他們的職分以及認可獲得這個職分的人有神的祝福。</w:t>
+      </w:r>
+    </w:p>
+    <w:p>
+      <w:pPr/>
+      <w:r>
+        <w:rPr>
+          <w:lang w:val="zh_TW" w:bidi="zh_TW"/>
+        </w:rPr>
+      </w:r>
+      <w:r>
+        <w:rPr>
+          <w:lang w:val="zh_TW" w:bidi="zh_TW"/>
+        </w:rPr>
+        <w:t>油在聖殿中使用，作為初熟之物的一部分被奉上，也需獻上十分之一（</w:t>
+      </w:r>
+      <w:hyperlink r:id="rId28">
+        <w:r>
+          <w:rPr>
+            <w:lang w:val="zh_TW" w:bidi="zh_TW"/>
+          </w:rPr>
+          <w:rPr>
+            <w:color w:val="0000EE"/>
+            <w:u w:val="single"/>
+          </w:rPr>
+          <w:t>出埃及記22:29</w:t>
+        </w:r>
+      </w:hyperlink>
+      <w:r>
+        <w:rPr>
+          <w:lang w:val="zh_TW" w:bidi="zh_TW"/>
+        </w:rPr>
+        <w:t>；</w:t>
+      </w:r>
+      <w:hyperlink r:id="rId29">
+        <w:r>
+          <w:rPr>
+            <w:lang w:val="zh_TW" w:bidi="zh_TW"/>
+          </w:rPr>
+          <w:rPr>
+            <w:color w:val="0000EE"/>
+            <w:u w:val="single"/>
+          </w:rPr>
+          <w:t>申命記12:17</w:t>
+        </w:r>
+      </w:hyperlink>
+      <w:r>
+        <w:rPr>
+          <w:lang w:val="zh_TW" w:bidi="zh_TW"/>
+        </w:rPr>
+        <w:t>）。油被用在聖殿生活的禮儀部分，或作為供物的一部分。素祭要用油混合（</w:t>
+      </w:r>
+      <w:hyperlink r:id="rId30">
+        <w:r>
+          <w:rPr>
+            <w:lang w:val="zh_TW" w:bidi="zh_TW"/>
+          </w:rPr>
+          <w:rPr>
+            <w:color w:val="0000EE"/>
+            <w:u w:val="single"/>
+          </w:rPr>
+          <w:t>利未記8:26</w:t>
+        </w:r>
+      </w:hyperlink>
+      <w:r>
+        <w:rPr>
+          <w:lang w:val="zh_TW" w:bidi="zh_TW"/>
+        </w:rPr>
+        <w:t>；</w:t>
+      </w:r>
+      <w:hyperlink r:id="rId31">
+        <w:r>
+          <w:rPr>
+            <w:lang w:val="zh_TW" w:bidi="zh_TW"/>
+          </w:rPr>
+          <w:rPr>
+            <w:color w:val="0000EE"/>
+            <w:u w:val="single"/>
+          </w:rPr>
+          <w:t>民數記7:19</w:t>
+        </w:r>
+      </w:hyperlink>
+      <w:r>
+        <w:rPr>
+          <w:lang w:val="zh_TW" w:bidi="zh_TW"/>
+        </w:rPr>
+        <w:t>）。在聖所中燃燒的燈中的油需要經常補充（</w:t>
+      </w:r>
+      <w:hyperlink r:id="rId32">
+        <w:r>
+          <w:rPr>
+            <w:lang w:val="zh_TW" w:bidi="zh_TW"/>
+          </w:rPr>
+          <w:rPr>
+            <w:color w:val="0000EE"/>
+            <w:u w:val="single"/>
+          </w:rPr>
+          <w:t>利未記24:2</w:t>
+        </w:r>
+      </w:hyperlink>
+      <w:r>
+        <w:rPr>
+          <w:lang w:val="zh_TW" w:bidi="zh_TW"/>
+        </w:rPr>
+        <w:t>）。每天當獻的祭物中也要獻上油（</w:t>
+      </w:r>
+      <w:hyperlink r:id="rId33">
+        <w:r>
+          <w:rPr>
+            <w:lang w:val="zh_TW" w:bidi="zh_TW"/>
+          </w:rPr>
+          <w:rPr>
+            <w:color w:val="0000EE"/>
+            <w:u w:val="single"/>
+          </w:rPr>
+          <w:t>出埃及記29:40</w:t>
+        </w:r>
+      </w:hyperlink>
+      <w:r>
+        <w:rPr>
+          <w:lang w:val="zh_TW" w:bidi="zh_TW"/>
+        </w:rPr>
+        <w:t>）。但贖罪祭和疑恨祭中不用油（</w:t>
+      </w:r>
+      <w:hyperlink r:id="rId34">
+        <w:r>
+          <w:rPr>
+            <w:lang w:val="zh_TW" w:bidi="zh_TW"/>
+          </w:rPr>
+          <w:rPr>
+            <w:color w:val="0000EE"/>
+            <w:u w:val="single"/>
+          </w:rPr>
+          <w:t>利未記5:11</w:t>
+        </w:r>
+      </w:hyperlink>
+      <w:r>
+        <w:rPr>
+          <w:lang w:val="zh_TW" w:bidi="zh_TW"/>
+        </w:rPr>
+        <w:t>；</w:t>
+      </w:r>
+      <w:hyperlink r:id="rId35">
+        <w:r>
+          <w:rPr>
+            <w:lang w:val="zh_TW" w:bidi="zh_TW"/>
+          </w:rPr>
+          <w:rPr>
+            <w:color w:val="0000EE"/>
+            <w:u w:val="single"/>
+          </w:rPr>
+          <w:t>民數記5:15）</w:t>
+        </w:r>
+      </w:hyperlink>
+      <w:r>
+        <w:rPr>
+          <w:lang w:val="zh_TW" w:bidi="zh_TW"/>
+        </w:rPr>
+        <w:t>。</w:t>
+      </w:r>
+    </w:p>
+    <w:p>
+      <w:pPr>
+        <w:pStyle w:val="Heading3"/>
+      </w:pPr>
+      <w:r>
+        <w:rPr>
+          <w:lang w:val="zh_TW" w:bidi="zh_TW"/>
+        </w:rPr>
+        <w:t>人們如何製作油？</w:t>
+      </w:r>
+    </w:p>
+    <w:p>
+      <w:pPr/>
+      <w:r>
+        <w:rPr>
+          <w:lang w:val="zh_TW" w:bidi="zh_TW"/>
+        </w:rPr>
+      </w:r>
+      <w:r>
+        <w:rPr>
+          <w:lang w:val="zh_TW" w:bidi="zh_TW"/>
+        </w:rPr>
+        <w:t>人們用杵和臼，或石磨，從橄欖中壓出油（</w:t>
+      </w:r>
+      <w:hyperlink r:id="rId36">
+        <w:r>
+          <w:rPr>
+            <w:lang w:val="zh_TW" w:bidi="zh_TW"/>
+          </w:rPr>
+          <w:rPr>
+            <w:color w:val="0000EE"/>
+            <w:u w:val="single"/>
+          </w:rPr>
+          <w:t>出埃及記27:20</w:t>
+        </w:r>
+      </w:hyperlink>
+      <w:r>
+        <w:rPr>
+          <w:lang w:val="zh_TW" w:bidi="zh_TW"/>
+        </w:rPr>
+        <w:t>）。使用石磨時，磨盤碾壓後的果肉通常會被再次壓榨。人們設置石磨來磨壓在橄欖山收穫的橄欖。描述「油榨」的詞是</w:t>
+      </w:r>
+      <w:r>
+        <w:rPr>
+          <w:i/>
+          <w:lang w:val="zh_TW" w:bidi="zh_TW"/>
+        </w:rPr>
+        <w:t>gatt-semen（音似：客西馬），</w:t>
+      </w:r>
+      <w:r>
+        <w:rPr>
+          <w:lang w:val="zh_TW" w:bidi="zh_TW"/>
+        </w:rPr>
+        <w:t>這就是為什麼耶穌禱告的園子被稱為客西馬尼。</w:t>
+      </w:r>
+    </w:p>
+    <w:p>
+      <w:pPr>
+        <w:pStyle w:val="Heading3"/>
+      </w:pPr>
+      <w:r>
+        <w:rPr>
+          <w:lang w:val="zh_TW" w:bidi="zh_TW"/>
+        </w:rPr>
+        <w:t>油在聖經時代對人們意味著什麼？</w:t>
+      </w:r>
+    </w:p>
+    <w:p>
+      <w:pPr/>
+      <w:r>
+        <w:rPr>
+          <w:lang w:val="zh_TW" w:bidi="zh_TW"/>
+        </w:rPr>
+      </w:r>
+      <w:r>
+        <w:rPr>
+          <w:lang w:val="zh_TW" w:bidi="zh_TW"/>
+        </w:rPr>
+        <w:t>油象徵性地與喜樂、慶典、禮儀、榮譽和光有關。身體和屬靈的健康也與油的存在有關。沒有油或失去油則意味著悲傷，以及生命中一切美好的事物離開（</w:t>
+      </w:r>
+      <w:hyperlink r:id="rId37">
+        <w:r>
+          <w:rPr>
+            <w:lang w:val="zh_TW" w:bidi="zh_TW"/>
+          </w:rPr>
+          <w:rPr>
+            <w:color w:val="0000EE"/>
+            <w:u w:val="single"/>
+          </w:rPr>
+          <w:t>約珥書1:10</w:t>
+        </w:r>
+      </w:hyperlink>
+      <w:r>
+        <w:rPr>
+          <w:lang w:val="zh_TW" w:bidi="zh_TW"/>
+        </w:rPr>
+        <w:t>）。</w:t>
+      </w:r>
+    </w:p>
+    <w:p>
+      <w:pPr/>
+      <w:r>
+        <w:rPr>
+          <w:lang w:val="zh_TW" w:bidi="zh_TW"/>
+        </w:rPr>
+      </w:r>
+      <w:r>
+        <w:rPr>
+          <w:i/>
+          <w:lang w:val="zh_TW" w:bidi="zh_TW"/>
+        </w:rPr>
+        <w:t>另見</w:t>
+      </w:r>
+      <w:r>
+        <w:rPr>
+          <w:lang w:val="zh_TW" w:bidi="zh_TW"/>
+        </w:rPr>
+        <w:t xml:space="preserve"> </w:t>
+      </w:r>
+      <w:r>
+        <w:rPr>
+          <w:lang w:val="zh_TW" w:bidi="zh_TW"/>
+        </w:rPr>
+        <w:t>膏抹</w:t>
+      </w:r>
+      <w:r>
+        <w:rPr>
+          <w:lang w:val="zh_TW" w:bidi="zh_TW"/>
+        </w:rPr>
+        <w:t>；</w:t>
+      </w:r>
+      <w:r>
+        <w:rPr>
+          <w:lang w:val="zh_TW" w:bidi="zh_TW"/>
+        </w:rPr>
+        <w:t>食物和食物準備</w:t>
+      </w:r>
+      <w:r>
+        <w:rPr>
+          <w:lang w:val="zh_TW" w:bidi="zh_TW"/>
+        </w:rPr>
+        <w:t>；</w:t>
+      </w:r>
+      <w:r>
+        <w:rPr>
+          <w:lang w:val="zh_TW" w:bidi="zh_TW"/>
+        </w:rPr>
+        <w:t>藥物與醫療實踐</w:t>
+      </w:r>
+      <w:r>
+        <w:rPr>
+          <w:lang w:val="zh_TW" w:bidi="zh_TW"/>
+        </w:rPr>
+        <w:t>；</w:t>
+      </w:r>
+      <w:r>
+        <w:rPr>
+          <w:lang w:val="zh_TW" w:bidi="zh_TW"/>
+        </w:rPr>
+        <w:t>膏油</w:t>
+      </w:r>
+      <w:r>
+        <w:rPr>
+          <w:lang w:val="zh_TW" w:bidi="zh_TW"/>
+        </w:rPr>
+        <w:t>；</w:t>
+      </w:r>
+      <w:r>
+        <w:rPr>
+          <w:lang w:val="zh_TW" w:bidi="zh_TW"/>
+        </w:rPr>
+        <w:t>植物</w:t>
+      </w:r>
+      <w:r>
+        <w:rPr>
+          <w:lang w:val="zh_TW" w:bidi="zh_TW"/>
+        </w:rPr>
+        <w:t>（</w:t>
+      </w:r>
+      <w:r>
+        <w:rPr>
+          <w:lang w:val="zh_TW" w:bidi="zh_TW"/>
+        </w:rPr>
+        <w:t>橄欖、橄欖樹</w:t>
+      </w:r>
+      <w:r>
+        <w:rPr>
+          <w:lang w:val="zh_TW" w:bidi="zh_TW"/>
+        </w:rPr>
+        <w:t>）。</w:t>
+      </w:r>
+      <w:r>
+        <w:rPr>
+          <w:lang w:val="zh_TW" w:bidi="zh_TW"/>
+        </w:rPr>
+      </w:r>
+      <w:r>
+        <w:rPr>
+          <w:lang w:val="zh_TW" w:bidi="zh_TW"/>
+        </w:rPr>
+      </w:r>
+    </w:p>
+    <w:p>
+      <w:pPr/>
+      <w:r>
+        <w:rPr>
+          <w:lang w:val="zh_TW" w:bidi="zh_TW"/>
+        </w:rPr>
+      </w:r>
+    </w:p>
+    <w:p>
+      <w:pPr>
+        <w:pStyle w:val="Heading2"/>
+      </w:pPr>
+      <w:r>
+        <w:rPr>
+          <w:lang w:val="zh_TW" w:bidi="zh_TW"/>
+        </w:rPr>
+        <w:t>猶八</w:t>
+      </w:r>
+      <w:r>
+        <w:rPr>
+          <w:lang w:val="zh_TW" w:bidi="zh_TW"/>
+        </w:rPr>
+      </w:r>
+    </w:p>
+    <w:p>
+      <w:pPr/>
+      <w:r>
+        <w:rPr>
+          <w:lang w:val="zh_TW" w:bidi="zh_TW"/>
+        </w:rPr>
+      </w:r>
+      <w:r>
+        <w:rPr>
+          <w:lang w:val="zh_TW" w:bidi="zh_TW"/>
+        </w:rPr>
+        <w:t>拉麥妻子亞大所生的兒子，屬該隱的後裔。聖經記載他是第一位奏樂並製造樂器（如琴、簫）的人（</w:t>
+      </w:r>
+      <w:hyperlink r:id="rId38">
+        <w:r>
+          <w:rPr>
+            <w:lang w:val="zh_TW" w:bidi="zh_TW"/>
+          </w:rPr>
+          <w:rPr>
+            <w:color w:val="0000EE"/>
+            <w:u w:val="single"/>
+          </w:rPr>
+          <w:t>創4:19–21</w:t>
+        </w:r>
+      </w:hyperlink>
+      <w:r>
+        <w:rPr>
+          <w:lang w:val="zh_TW" w:bidi="zh_TW"/>
+        </w:rPr>
+        <w:t>）。</w:t>
+      </w:r>
+      <w:r>
+        <w:rPr>
+          <w:lang w:val="zh_TW" w:bidi="zh_TW"/>
+        </w:rPr>
+      </w:r>
+      <w:r>
+        <w:rPr>
+          <w:lang w:val="zh_TW" w:bidi="zh_TW"/>
+        </w:rPr>
+      </w:r>
+    </w:p>
+    <w:p>
+      <w:pPr/>
+      <w:r>
+        <w:rPr>
+          <w:lang w:val="zh_TW" w:bidi="zh_TW"/>
+        </w:rPr>
+      </w:r>
+    </w:p>
+    <w:p>
+      <w:pPr>
+        <w:pStyle w:val="Heading2"/>
+      </w:pPr>
+      <w:r>
+        <w:rPr>
+          <w:lang w:val="zh_TW" w:bidi="zh_TW"/>
+        </w:rPr>
+        <w:t>猶大</w:t>
+      </w:r>
+      <w:r>
+        <w:rPr>
+          <w:lang w:val="zh_TW" w:bidi="zh_TW"/>
+        </w:rPr>
+      </w:r>
+    </w:p>
+    <w:p>
+      <w:pPr>
+        <w:pStyle w:val="ListNumber"/>
+        <w:numPr>
+          <w:ilvl w:val="0"/>
+          <w:numId w:val="14"/>
+        </w:numPr>
+        <w:spacing w:line="240" w:lineRule="auto"/>
+        <w:ind w:left="720"/>
+      </w:pPr>
+      <w:r>
+        <w:rPr>
+          <w:lang w:val="zh_TW" w:bidi="zh_TW"/>
+        </w:rPr>
+      </w:r>
+      <w:r>
+        <w:rPr>
+          <w:lang w:val="zh_TW" w:bidi="zh_TW"/>
+        </w:rPr>
+        <w:t>西門的兒子，稱為加略人猶大；耶穌的十二門徒之一。關於「加略人」的詞源並不確定。很可能是指猶大的出生地基略城。他的童年家鄉可能是約旦河東的摩押的基略（</w:t>
+      </w:r>
+      <w:hyperlink r:id="rId39">
+        <w:r>
+          <w:rPr>
+            <w:lang w:val="zh_TW" w:bidi="zh_TW"/>
+          </w:rPr>
+          <w:rPr>
+            <w:color w:val="0000EE"/>
+            <w:u w:val="single"/>
+          </w:rPr>
+          <w:t>耶48:24</w:t>
+        </w:r>
+      </w:hyperlink>
+      <w:r>
+        <w:rPr>
+          <w:lang w:val="zh_TW" w:bidi="zh_TW"/>
+        </w:rPr>
+        <w:t>；</w:t>
+      </w:r>
+      <w:hyperlink r:id="rId40">
+        <w:r>
+          <w:rPr>
+            <w:lang w:val="zh_TW" w:bidi="zh_TW"/>
+          </w:rPr>
+          <w:rPr>
+            <w:color w:val="0000EE"/>
+            <w:u w:val="single"/>
+          </w:rPr>
+          <w:t>摩2:2</w:t>
+        </w:r>
+      </w:hyperlink>
+      <w:r>
+        <w:rPr>
+          <w:lang w:val="zh_TW" w:bidi="zh_TW"/>
+        </w:rPr>
+        <w:t>），或是南猶大的基列希斯崙，也稱為夏瑣（</w:t>
+      </w:r>
+      <w:hyperlink r:id="rId41">
+        <w:r>
+          <w:rPr>
+            <w:lang w:val="zh_TW" w:bidi="zh_TW"/>
+          </w:rPr>
+          <w:rPr>
+            <w:color w:val="0000EE"/>
+            <w:u w:val="single"/>
+          </w:rPr>
+          <w:t>書15:25</w:t>
+        </w:r>
+      </w:hyperlink>
+      <w:r>
+        <w:rPr>
+          <w:lang w:val="zh_TW" w:bidi="zh_TW"/>
+        </w:rPr>
+        <w:t>）。也有人認為，「加略人」這個稱呼源於亞蘭文中的「刺客」一詞，可能是後來由於猶大背叛耶穌的行為而被附加在他的名字上，但這種說法缺乏充分的依據。</w:t>
+        <w:br/>
+      </w:r>
+      <w:r>
+        <w:rPr>
+          <w:lang w:val="zh_TW" w:bidi="zh_TW"/>
+        </w:rPr>
+        <w:t>在門徒名單中，加略人猶大的名字總是列在最後（</w:t>
+      </w:r>
+      <w:hyperlink r:id="rId42">
+        <w:r>
+          <w:rPr>
+            <w:lang w:val="zh_TW" w:bidi="zh_TW"/>
+          </w:rPr>
+          <w:rPr>
+            <w:color w:val="0000EE"/>
+            <w:u w:val="single"/>
+          </w:rPr>
+          <w:t>太10:4</w:t>
+        </w:r>
+      </w:hyperlink>
+      <w:r>
+        <w:rPr>
+          <w:lang w:val="zh_TW" w:bidi="zh_TW"/>
+        </w:rPr>
+        <w:t>；</w:t>
+      </w:r>
+      <w:hyperlink r:id="rId43">
+        <w:r>
+          <w:rPr>
+            <w:lang w:val="zh_TW" w:bidi="zh_TW"/>
+          </w:rPr>
+          <w:rPr>
+            <w:color w:val="0000EE"/>
+            <w:u w:val="single"/>
+          </w:rPr>
+          <w:t>可3:19</w:t>
+        </w:r>
+      </w:hyperlink>
+      <w:r>
+        <w:rPr>
+          <w:lang w:val="zh_TW" w:bidi="zh_TW"/>
+        </w:rPr>
+        <w:t>；</w:t>
+      </w:r>
+      <w:hyperlink r:id="rId44">
+        <w:r>
+          <w:rPr>
+            <w:lang w:val="zh_TW" w:bidi="zh_TW"/>
+          </w:rPr>
+          <w:rPr>
+            <w:color w:val="0000EE"/>
+            <w:u w:val="single"/>
+          </w:rPr>
+          <w:t>路6:16</w:t>
+        </w:r>
+      </w:hyperlink>
+      <w:r>
+        <w:rPr>
+          <w:lang w:val="zh_TW" w:bidi="zh_TW"/>
+        </w:rPr>
+        <w:t>），這或許是因為後來的信徒對他的羞恥印象，而不是他原來在十二門徒中地位低微。在耶穌的公開事工中，猶大管理這群人的財務（</w:t>
+      </w:r>
+      <w:hyperlink r:id="rId45">
+        <w:r>
+          <w:rPr>
+            <w:lang w:val="zh_TW" w:bidi="zh_TW"/>
+          </w:rPr>
+          <w:rPr>
+            <w:color w:val="0000EE"/>
+            <w:u w:val="single"/>
+          </w:rPr>
+          <w:t>約13:29</w:t>
+        </w:r>
+      </w:hyperlink>
+      <w:r>
+        <w:rPr>
+          <w:lang w:val="zh_TW" w:bidi="zh_TW"/>
+        </w:rPr>
+        <w:t>），他也被指偷取錢財（</w:t>
+      </w:r>
+      <w:hyperlink r:id="rId46">
+        <w:r>
+          <w:rPr>
+            <w:lang w:val="zh_TW" w:bidi="zh_TW"/>
+          </w:rPr>
+          <w:rPr>
+            <w:color w:val="0000EE"/>
+            <w:u w:val="single"/>
+          </w:rPr>
+          <w:t>12:6</w:t>
+        </w:r>
+      </w:hyperlink>
+      <w:r>
+        <w:rPr>
+          <w:lang w:val="zh_TW" w:bidi="zh_TW"/>
+        </w:rPr>
+        <w:t>）。作為叛徒，猶大以三十塊銀子與祭司長們交易出賣耶穌，在客西馬尼園用親吻作為信號（</w:t>
+      </w:r>
+      <w:hyperlink r:id="rId47">
+        <w:r>
+          <w:rPr>
+            <w:lang w:val="zh_TW" w:bidi="zh_TW"/>
+          </w:rPr>
+          <w:rPr>
+            <w:color w:val="0000EE"/>
+            <w:u w:val="single"/>
+          </w:rPr>
+          <w:t>太26:14–47</w:t>
+        </w:r>
+      </w:hyperlink>
+      <w:r>
+        <w:rPr>
+          <w:lang w:val="zh_TW" w:bidi="zh_TW"/>
+        </w:rPr>
+        <w:t>；</w:t>
+      </w:r>
+      <w:hyperlink r:id="rId48">
+        <w:r>
+          <w:rPr>
+            <w:lang w:val="zh_TW" w:bidi="zh_TW"/>
+          </w:rPr>
+          <w:rPr>
+            <w:color w:val="0000EE"/>
+            <w:u w:val="single"/>
+          </w:rPr>
+          <w:t>可14:10–46</w:t>
+        </w:r>
+      </w:hyperlink>
+      <w:r>
+        <w:rPr>
+          <w:lang w:val="zh_TW" w:bidi="zh_TW"/>
+        </w:rPr>
+        <w:t>；</w:t>
+      </w:r>
+      <w:hyperlink r:id="rId49">
+        <w:r>
+          <w:rPr>
+            <w:lang w:val="zh_TW" w:bidi="zh_TW"/>
+          </w:rPr>
+          <w:rPr>
+            <w:color w:val="0000EE"/>
+            <w:u w:val="single"/>
+          </w:rPr>
+          <w:t>路22:3–48</w:t>
+        </w:r>
+      </w:hyperlink>
+      <w:r>
+        <w:rPr>
+          <w:lang w:val="zh_TW" w:bidi="zh_TW"/>
+        </w:rPr>
+        <w:t>；</w:t>
+      </w:r>
+      <w:hyperlink r:id="rId50">
+        <w:r>
+          <w:rPr>
+            <w:lang w:val="zh_TW" w:bidi="zh_TW"/>
+          </w:rPr>
+          <w:rPr>
+            <w:color w:val="0000EE"/>
+            <w:u w:val="single"/>
+          </w:rPr>
+          <w:t>約18:2–5</w:t>
         </w:r>
       </w:hyperlink>
       <w:r>
@@ -555,20 +1407,969 @@
           <w:lang w:val="zh_TW" w:bidi="zh_TW"/>
         </w:rPr>
         <w:t>）</w:t>
-      </w:r>
-    </w:p>
-    <w:p>
-      <w:pPr/>
-      <w:r>
-        <w:rPr>
-          <w:lang w:val="zh_TW" w:bidi="zh_TW"/>
-        </w:rPr>
-      </w:r>
-      <w:r>
-        <w:rPr>
-          <w:lang w:val="zh_TW" w:bidi="zh_TW"/>
-        </w:rPr>
-        <w:t>族長的社會有兩種類型：</w:t>
+        <w:br/>
+      </w:r>
+      <w:r>
+        <w:rPr>
+          <w:lang w:val="zh_TW" w:bidi="zh_TW"/>
+        </w:rPr>
+        <w:t>對於猶大為何背叛耶穌有多種解釋：（1）出於愛國情懷，猶大在意識到他的老師不打算推翻羅馬統治並建立猶太國後，將耶穌交給當局。（2）猶大相信耶穌是彌賽亞，並計劃逮捕耶穌，以促使祂建立祂的國度。（3）猶大是一個惡人，從耶穌公開事工開始就已經策劃邪惡的計劃。（4）猶大受撒但的誘惑而背叛耶穌；然而，之後認識到自己的錯誤，悔恨自殺。（5）猶大因耶穌耶穌對他的責備而心生不滿，從一個忠誠的門徒變為背叛者。（6）因貪愛財物，猶大屈服於自私的本能，並未意識到耶穌將因此被審判和被處死；當他得知自己行為的後果時，悔恨自殺。</w:t>
+        <w:br/>
+      </w:r>
+      <w:r>
+        <w:rPr>
+          <w:lang w:val="zh_TW" w:bidi="zh_TW"/>
+        </w:rPr>
+        <w:t>猶大因為自己的背叛而悔恨，於是出去在一塊用他那三十塊銀子買的田地上吊自盡（</w:t>
+      </w:r>
+      <w:hyperlink r:id="rId51">
+        <w:r>
+          <w:rPr>
+            <w:lang w:val="zh_TW" w:bidi="zh_TW"/>
+          </w:rPr>
+          <w:rPr>
+            <w:color w:val="0000EE"/>
+            <w:u w:val="single"/>
+          </w:rPr>
+          <w:t>太27:3–10</w:t>
+        </w:r>
+      </w:hyperlink>
+      <w:r>
+        <w:rPr>
+          <w:lang w:val="zh_TW" w:bidi="zh_TW"/>
+        </w:rPr>
+        <w:t>）。</w:t>
+      </w:r>
+      <w:hyperlink r:id="rId52">
+        <w:r>
+          <w:rPr>
+            <w:lang w:val="zh_TW" w:bidi="zh_TW"/>
+          </w:rPr>
+          <w:rPr>
+            <w:color w:val="0000EE"/>
+            <w:u w:val="single"/>
+          </w:rPr>
+          <w:t>使徒行傳一章18節</w:t>
+        </w:r>
+      </w:hyperlink>
+      <w:r>
+        <w:rPr>
+          <w:lang w:val="zh_TW" w:bidi="zh_TW"/>
+        </w:rPr>
+        <w:t>殘酷地補充說，他的身體裂開，內臟流出；因此那塊田被稱為「血田」（</w:t>
+      </w:r>
+      <w:hyperlink r:id="rId53">
+        <w:r>
+          <w:rPr>
+            <w:lang w:val="zh_TW" w:bidi="zh_TW"/>
+          </w:rPr>
+          <w:rPr>
+            <w:color w:val="0000EE"/>
+            <w:u w:val="single"/>
+          </w:rPr>
+          <w:t>徒1:19</w:t>
+        </w:r>
+      </w:hyperlink>
+      <w:r>
+        <w:rPr>
+          <w:lang w:val="zh_TW" w:bidi="zh_TW"/>
+        </w:rPr>
+        <w:t>）。後來馬提亞取代了加略人猶大的位置，成為十二門徒之一（見</w:t>
+      </w:r>
+      <w:hyperlink r:id="rId54">
+        <w:r>
+          <w:rPr>
+            <w:lang w:val="zh_TW" w:bidi="zh_TW"/>
+          </w:rPr>
+          <w:rPr>
+            <w:color w:val="0000EE"/>
+            <w:u w:val="single"/>
+          </w:rPr>
+          <w:t>26</w:t>
+        </w:r>
+      </w:hyperlink>
+      <w:r>
+        <w:rPr>
+          <w:lang w:val="zh_TW" w:bidi="zh_TW"/>
+        </w:rPr>
+        <w:t>節）。</w:t>
+      </w:r>
+    </w:p>
+    <w:p>
+      <w:pPr>
+        <w:pStyle w:val="ListNumber"/>
+        <w:spacing w:line="240" w:lineRule="auto"/>
+        <w:ind w:left="720"/>
+      </w:pPr>
+      <w:r>
+        <w:rPr>
+          <w:lang w:val="zh_TW" w:bidi="zh_TW"/>
+        </w:rPr>
+      </w:r>
+      <w:r>
+        <w:rPr>
+          <w:lang w:val="zh_TW" w:bidi="zh_TW"/>
+        </w:rPr>
+        <w:t>約瑟和馬利亞的兒子，耶穌的兄弟雅各、約瑟和西門的兄弟（</w:t>
+      </w:r>
+      <w:hyperlink r:id="rId55">
+        <w:r>
+          <w:rPr>
+            <w:lang w:val="zh_TW" w:bidi="zh_TW"/>
+          </w:rPr>
+          <w:rPr>
+            <w:color w:val="0000EE"/>
+            <w:u w:val="single"/>
+          </w:rPr>
+          <w:t>太13:55</w:t>
+        </w:r>
+      </w:hyperlink>
+      <w:r>
+        <w:rPr>
+          <w:lang w:val="zh_TW" w:bidi="zh_TW"/>
+        </w:rPr>
+        <w:t>；</w:t>
+      </w:r>
+      <w:hyperlink r:id="rId56">
+        <w:r>
+          <w:rPr>
+            <w:lang w:val="zh_TW" w:bidi="zh_TW"/>
+          </w:rPr>
+          <w:rPr>
+            <w:color w:val="0000EE"/>
+            <w:u w:val="single"/>
+          </w:rPr>
+          <w:t>可6:3</w:t>
+        </w:r>
+      </w:hyperlink>
+      <w:r>
+        <w:rPr>
+          <w:lang w:val="zh_TW" w:bidi="zh_TW"/>
+        </w:rPr>
+        <w:t>）。顯然，猶大和他的兄弟們起初並不相信接受耶穌是彌賽亞（</w:t>
+      </w:r>
+      <w:hyperlink r:id="rId57">
+        <w:r>
+          <w:rPr>
+            <w:lang w:val="zh_TW" w:bidi="zh_TW"/>
+          </w:rPr>
+          <w:rPr>
+            <w:color w:val="0000EE"/>
+            <w:u w:val="single"/>
+          </w:rPr>
+          <w:t>約7:5</w:t>
+        </w:r>
+      </w:hyperlink>
+      <w:r>
+        <w:rPr>
+          <w:lang w:val="zh_TW" w:bidi="zh_TW"/>
+        </w:rPr>
+        <w:t>），直到耶穌復活之後才改變（</w:t>
+      </w:r>
+      <w:hyperlink r:id="rId58">
+        <w:r>
+          <w:rPr>
+            <w:lang w:val="zh_TW" w:bidi="zh_TW"/>
+          </w:rPr>
+          <w:rPr>
+            <w:color w:val="0000EE"/>
+            <w:u w:val="single"/>
+          </w:rPr>
+          <w:t>徒1:14</w:t>
+        </w:r>
+      </w:hyperlink>
+      <w:r>
+        <w:rPr>
+          <w:lang w:val="zh_TW" w:bidi="zh_TW"/>
+        </w:rPr>
+        <w:t>）。後來，據說猶大（英文Jude）是猶大書的作者。</w:t>
+      </w:r>
+    </w:p>
+    <w:p>
+      <w:pPr>
+        <w:pStyle w:val="ListNumber"/>
+        <w:spacing w:line="240" w:lineRule="auto"/>
+        <w:ind w:left="720"/>
+      </w:pPr>
+      <w:r>
+        <w:rPr>
+          <w:lang w:val="zh_TW" w:bidi="zh_TW"/>
+        </w:rPr>
+      </w:r>
+      <w:r>
+        <w:rPr>
+          <w:lang w:val="zh_TW" w:bidi="zh_TW"/>
+        </w:rPr>
+        <w:t>雅各的兒子，十二門徒之一（</w:t>
+      </w:r>
+      <w:hyperlink r:id="rId44">
+        <w:r>
+          <w:rPr>
+            <w:lang w:val="zh_TW" w:bidi="zh_TW"/>
+          </w:rPr>
+          <w:rPr>
+            <w:color w:val="0000EE"/>
+            <w:u w:val="single"/>
+          </w:rPr>
+          <w:t>路6:16</w:t>
+        </w:r>
+      </w:hyperlink>
+      <w:r>
+        <w:rPr>
+          <w:lang w:val="zh_TW" w:bidi="zh_TW"/>
+        </w:rPr>
+        <w:t>；</w:t>
+      </w:r>
+      <w:hyperlink r:id="rId59">
+        <w:r>
+          <w:rPr>
+            <w:lang w:val="zh_TW" w:bidi="zh_TW"/>
+          </w:rPr>
+          <w:rPr>
+            <w:color w:val="0000EE"/>
+            <w:u w:val="single"/>
+          </w:rPr>
+          <w:t>約14:22</w:t>
+        </w:r>
+      </w:hyperlink>
+      <w:r>
+        <w:rPr>
+          <w:lang w:val="zh_TW" w:bidi="zh_TW"/>
+        </w:rPr>
+        <w:t>；</w:t>
+      </w:r>
+      <w:hyperlink r:id="rId60">
+        <w:r>
+          <w:rPr>
+            <w:lang w:val="zh_TW" w:bidi="zh_TW"/>
+          </w:rPr>
+          <w:rPr>
+            <w:color w:val="0000EE"/>
+            <w:u w:val="single"/>
+          </w:rPr>
+          <w:t>徒1:13</w:t>
+        </w:r>
+      </w:hyperlink>
+      <w:r>
+        <w:rPr>
+          <w:lang w:val="zh_TW" w:bidi="zh_TW"/>
+        </w:rPr>
+        <w:t>）。他與</w:t>
+      </w:r>
+      <w:hyperlink r:id="rId61">
+        <w:r>
+          <w:rPr>
+            <w:lang w:val="zh_TW" w:bidi="zh_TW"/>
+          </w:rPr>
+          <w:rPr>
+            <w:color w:val="0000EE"/>
+            <w:u w:val="single"/>
+          </w:rPr>
+          <w:t>馬太福音十章3節</w:t>
+        </w:r>
+      </w:hyperlink>
+      <w:r>
+        <w:rPr>
+          <w:lang w:val="zh_TW" w:bidi="zh_TW"/>
+        </w:rPr>
+        <w:t>和</w:t>
+      </w:r>
+      <w:hyperlink r:id="rId62">
+        <w:r>
+          <w:rPr>
+            <w:lang w:val="zh_TW" w:bidi="zh_TW"/>
+          </w:rPr>
+          <w:rPr>
+            <w:color w:val="0000EE"/>
+            <w:u w:val="single"/>
+          </w:rPr>
+          <w:t>馬可福音三章18節</w:t>
+        </w:r>
+      </w:hyperlink>
+      <w:r>
+        <w:rPr>
+          <w:lang w:val="zh_TW" w:bidi="zh_TW"/>
+        </w:rPr>
+        <w:t>中的達太是同一人。</w:t>
+      </w:r>
+      <w:r>
+        <w:rPr>
+          <w:i/>
+          <w:lang w:val="zh_TW" w:bidi="zh_TW"/>
+        </w:rPr>
+        <w:t>見</w:t>
+      </w:r>
+      <w:r>
+        <w:rPr>
+          <w:lang w:val="zh_TW" w:bidi="zh_TW"/>
+        </w:rPr>
+        <w:t xml:space="preserve"> </w:t>
+      </w:r>
+      <w:r>
+        <w:rPr>
+          <w:lang w:val="zh_TW" w:bidi="zh_TW"/>
+        </w:rPr>
+        <w:t>使徒達太</w:t>
+      </w:r>
+      <w:r>
+        <w:rPr>
+          <w:lang w:val="zh_TW" w:bidi="zh_TW"/>
+        </w:rPr>
+        <w:t>。</w:t>
+      </w:r>
+    </w:p>
+    <w:p>
+      <w:pPr>
+        <w:pStyle w:val="ListNumber"/>
+        <w:spacing w:line="240" w:lineRule="auto"/>
+        <w:ind w:left="720"/>
+      </w:pPr>
+      <w:r>
+        <w:rPr>
+          <w:lang w:val="zh_TW" w:bidi="zh_TW"/>
+        </w:rPr>
+      </w:r>
+      <w:r>
+        <w:rPr>
+          <w:lang w:val="zh_TW" w:bidi="zh_TW"/>
+        </w:rPr>
+        <w:t>一位加利利人，他因為居里扭在公元6年進行的戶口普查而發動了一場針對羅馬人的猶太人起義。在</w:t>
+      </w:r>
+      <w:hyperlink r:id="rId63">
+        <w:r>
+          <w:rPr>
+            <w:lang w:val="zh_TW" w:bidi="zh_TW"/>
+          </w:rPr>
+          <w:rPr>
+            <w:color w:val="0000EE"/>
+            <w:u w:val="single"/>
+          </w:rPr>
+          <w:t>使徒行傳五章37節</w:t>
+        </w:r>
+      </w:hyperlink>
+      <w:r>
+        <w:rPr>
+          <w:lang w:val="zh_TW" w:bidi="zh_TW"/>
+        </w:rPr>
+        <w:t>中，法利賽人迦瑪列提到猶大，作為一個未能成功獲得猶太人支持的例子。約瑟夫（Josephus）認為他是猶太奮銳黨的創始人：奮銳黨是一個極端的革命運動，試圖推翻羅馬統治，重新建立猶太自治（</w:t>
+      </w:r>
+      <w:r>
+        <w:rPr>
+          <w:i/>
+          <w:lang w:val="zh_TW" w:bidi="zh_TW"/>
+        </w:rPr>
+        <w:t>猶大戰史</w:t>
+      </w:r>
+      <w:r>
+        <w:rPr>
+          <w:lang w:val="zh_TW" w:bidi="zh_TW"/>
+        </w:rPr>
+        <w:t xml:space="preserve"> 2.8.1）。</w:t>
+      </w:r>
+    </w:p>
+    <w:p>
+      <w:pPr>
+        <w:pStyle w:val="ListNumber"/>
+        <w:spacing w:line="240" w:lineRule="auto"/>
+        <w:ind w:left="720"/>
+      </w:pPr>
+      <w:r>
+        <w:rPr>
+          <w:lang w:val="zh_TW" w:bidi="zh_TW"/>
+        </w:rPr>
+      </w:r>
+      <w:r>
+        <w:rPr>
+          <w:lang w:val="zh_TW" w:bidi="zh_TW"/>
+        </w:rPr>
+        <w:t>大馬士革「直街」上一間房子的主人。掃羅（保羅）歸信後，住在這裡，並在這裡接受亞拿尼亞的醫治，使他的視力恢復（</w:t>
+      </w:r>
+      <w:hyperlink r:id="rId64">
+        <w:r>
+          <w:rPr>
+            <w:lang w:val="zh_TW" w:bidi="zh_TW"/>
+          </w:rPr>
+          <w:rPr>
+            <w:color w:val="0000EE"/>
+            <w:u w:val="single"/>
+          </w:rPr>
+          <w:t>徒9:11</w:t>
+        </w:r>
+      </w:hyperlink>
+      <w:r>
+        <w:rPr>
+          <w:lang w:val="zh_TW" w:bidi="zh_TW"/>
+        </w:rPr>
+        <w:t>）。</w:t>
+      </w:r>
+    </w:p>
+    <w:p>
+      <w:pPr>
+        <w:pStyle w:val="ListNumber"/>
+        <w:spacing w:line="240" w:lineRule="auto"/>
+        <w:ind w:left="720"/>
+      </w:pPr>
+      <w:r>
+        <w:rPr>
+          <w:lang w:val="zh_TW" w:bidi="zh_TW"/>
+        </w:rPr>
+      </w:r>
+      <w:r>
+        <w:rPr>
+          <w:lang w:val="zh_TW" w:bidi="zh_TW"/>
+        </w:rPr>
+        <w:t>早期耶路撒冷教會的先知和領袖。這位猶大又稱為巴撒巴，被選為與西拉一起陪同保羅和巴拿巴前往安提阿，向那裡的信徒確認耶路撒冷會議關於外邦教會的決定，並鼓勵他們（</w:t>
+      </w:r>
+      <w:hyperlink r:id="rId65">
+        <w:r>
+          <w:rPr>
+            <w:lang w:val="zh_TW" w:bidi="zh_TW"/>
+          </w:rPr>
+          <w:rPr>
+            <w:color w:val="0000EE"/>
+            <w:u w:val="single"/>
+          </w:rPr>
+          <w:t>徒15:22–32</w:t>
+        </w:r>
+      </w:hyperlink>
+      <w:r>
+        <w:rPr>
+          <w:lang w:val="zh_TW" w:bidi="zh_TW"/>
+        </w:rPr>
+        <w:t>）。</w:t>
+      </w:r>
+      <w:r>
+        <w:rPr>
+          <w:i/>
+          <w:lang w:val="zh_TW" w:bidi="zh_TW"/>
+        </w:rPr>
+        <w:t>見</w:t>
+      </w:r>
+      <w:r>
+        <w:rPr>
+          <w:lang w:val="zh_TW" w:bidi="zh_TW"/>
+        </w:rPr>
+        <w:t>約瑟#12</w:t>
+      </w:r>
+      <w:r>
+        <w:rPr>
+          <w:lang w:val="zh_TW" w:bidi="zh_TW"/>
+        </w:rPr>
+        <w:t>。</w:t>
+      </w:r>
+    </w:p>
+    <w:p>
+      <w:pPr>
+        <w:pStyle w:val="ListNumber"/>
+        <w:spacing w:line="240" w:lineRule="auto"/>
+        <w:ind w:left="720"/>
+      </w:pPr>
+      <w:r>
+        <w:rPr>
+          <w:lang w:val="zh_TW" w:bidi="zh_TW"/>
+        </w:rPr>
+      </w:r>
+      <w:r>
+        <w:rPr>
+          <w:lang w:val="zh_TW" w:bidi="zh_TW"/>
+        </w:rPr>
+        <w:t>有英文譯本拼寫為Judah，是雅各的兒子（</w:t>
+      </w:r>
+      <w:hyperlink r:id="rId66">
+        <w:r>
+          <w:rPr>
+            <w:lang w:val="zh_TW" w:bidi="zh_TW"/>
+          </w:rPr>
+          <w:rPr>
+            <w:color w:val="0000EE"/>
+            <w:u w:val="single"/>
+          </w:rPr>
+          <w:t>太1:2–3</w:t>
+        </w:r>
+      </w:hyperlink>
+      <w:r>
+        <w:rPr>
+          <w:lang w:val="zh_TW" w:bidi="zh_TW"/>
+        </w:rPr>
+        <w:t>）。</w:t>
+      </w:r>
+      <w:r>
+        <w:rPr>
+          <w:i/>
+          <w:lang w:val="zh_TW" w:bidi="zh_TW"/>
+        </w:rPr>
+        <w:t>見</w:t>
+      </w:r>
+      <w:r>
+        <w:rPr>
+          <w:lang w:val="zh_TW" w:bidi="zh_TW"/>
+        </w:rPr>
+        <w:t xml:space="preserve"> </w:t>
+      </w:r>
+      <w:r>
+        <w:rPr>
+          <w:lang w:val="zh_TW" w:bidi="zh_TW"/>
+        </w:rPr>
+        <w:t>猶大（人物）#1</w:t>
+      </w:r>
+      <w:r>
+        <w:rPr>
+          <w:lang w:val="zh_TW" w:bidi="zh_TW"/>
+        </w:rPr>
+        <w:t>。</w:t>
+      </w:r>
+      <w:r>
+        <w:rPr>
+          <w:lang w:val="zh_TW" w:bidi="zh_TW"/>
+        </w:rPr>
+      </w:r>
+      <w:r>
+        <w:rPr>
+          <w:lang w:val="zh_TW" w:bidi="zh_TW"/>
+        </w:rPr>
+      </w:r>
+    </w:p>
+    <w:p>
+      <w:pPr/>
+      <w:r>
+        <w:rPr>
+          <w:lang w:val="zh_TW" w:bidi="zh_TW"/>
+        </w:rPr>
+      </w:r>
+    </w:p>
+    <w:p>
+      <w:pPr>
+        <w:pStyle w:val="Heading2"/>
+      </w:pPr>
+      <w:r>
+        <w:rPr>
+          <w:lang w:val="zh_TW" w:bidi="zh_TW"/>
+        </w:rPr>
+        <w:t>猶大（人物）</w:t>
+      </w:r>
+      <w:r>
+        <w:rPr>
+          <w:lang w:val="zh_TW" w:bidi="zh_TW"/>
+        </w:rPr>
+      </w:r>
+    </w:p>
+    <w:p>
+      <w:pPr>
+        <w:pStyle w:val="ListNumber"/>
+        <w:numPr>
+          <w:ilvl w:val="0"/>
+          <w:numId w:val="15"/>
+        </w:numPr>
+        <w:spacing w:line="240" w:lineRule="auto"/>
+        <w:ind w:left="720"/>
+      </w:pPr>
+      <w:r>
+        <w:rPr>
+          <w:lang w:val="zh_TW" w:bidi="zh_TW"/>
+        </w:rPr>
+      </w:r>
+      <w:r>
+        <w:rPr>
+          <w:lang w:val="zh_TW" w:bidi="zh_TW"/>
+        </w:rPr>
+        <w:t>譯註：和合本將所有原文和英文版本有關Juda、Jude、Judas、Joda和Judah均音譯為猶大。</w:t>
+      </w:r>
+    </w:p>
+    <w:p>
+      <w:pPr>
+        <w:pStyle w:val="ListNumber"/>
+        <w:spacing w:line="240" w:lineRule="auto"/>
+        <w:ind w:left="720"/>
+      </w:pPr>
+      <w:r>
+        <w:rPr>
+          <w:lang w:val="zh_TW" w:bidi="zh_TW"/>
+        </w:rPr>
+      </w:r>
+      <w:r>
+        <w:rPr>
+          <w:lang w:val="zh_TW" w:bidi="zh_TW"/>
+        </w:rPr>
+        <w:t>猶大是耶穌的兄弟在</w:t>
+      </w:r>
+      <w:hyperlink r:id="rId56">
+        <w:r>
+          <w:rPr>
+            <w:lang w:val="zh_TW" w:bidi="zh_TW"/>
+          </w:rPr>
+          <w:rPr>
+            <w:color w:val="0000EE"/>
+            <w:u w:val="single"/>
+          </w:rPr>
+          <w:t>馬可福音六章3節</w:t>
+        </w:r>
+      </w:hyperlink>
+      <w:r>
+        <w:rPr>
+          <w:lang w:val="zh_TW" w:bidi="zh_TW"/>
+        </w:rPr>
+        <w:t>。猶大（Judas）在</w:t>
+      </w:r>
+      <w:hyperlink r:id="rId67">
+        <w:r>
+          <w:rPr>
+            <w:lang w:val="zh_TW" w:bidi="zh_TW"/>
+          </w:rPr>
+          <w:rPr>
+            <w:color w:val="0000EE"/>
+            <w:u w:val="single"/>
+          </w:rPr>
+          <w:t>猶大書第1章</w:t>
+        </w:r>
+      </w:hyperlink>
+      <w:r>
+        <w:rPr>
+          <w:lang w:val="zh_TW" w:bidi="zh_TW"/>
+        </w:rPr>
+        <w:t>中也被稱為猶大（Jude）。</w:t>
+      </w:r>
+      <w:r>
+        <w:rPr>
+          <w:i/>
+          <w:lang w:val="zh_TW" w:bidi="zh_TW"/>
+        </w:rPr>
+        <w:t>見</w:t>
+      </w:r>
+      <w:r>
+        <w:rPr>
+          <w:lang w:val="zh_TW" w:bidi="zh_TW"/>
+        </w:rPr>
+        <w:t>猶大（人）</w:t>
+      </w:r>
+      <w:r>
+        <w:rPr>
+          <w:lang w:val="zh_TW" w:bidi="zh_TW"/>
+        </w:rPr>
+        <w:t>。</w:t>
+      </w:r>
+    </w:p>
+    <w:p>
+      <w:pPr>
+        <w:pStyle w:val="ListNumber"/>
+        <w:spacing w:line="240" w:lineRule="auto"/>
+        <w:ind w:left="720"/>
+      </w:pPr>
+      <w:r>
+        <w:rPr>
+          <w:lang w:val="zh_TW" w:bidi="zh_TW"/>
+        </w:rPr>
+      </w:r>
+      <w:r>
+        <w:rPr>
+          <w:lang w:val="zh_TW" w:bidi="zh_TW"/>
+        </w:rPr>
+        <w:t>在</w:t>
+      </w:r>
+      <w:hyperlink r:id="rId68">
+        <w:r>
+          <w:rPr>
+            <w:lang w:val="zh_TW" w:bidi="zh_TW"/>
+          </w:rPr>
+          <w:rPr>
+            <w:color w:val="0000EE"/>
+            <w:u w:val="single"/>
+          </w:rPr>
+          <w:t>路加福音三章26節，</w:t>
+        </w:r>
+      </w:hyperlink>
+      <w:r>
+        <w:rPr>
+          <w:lang w:val="zh_TW" w:bidi="zh_TW"/>
+        </w:rPr>
+        <w:t>約亞拿的兒子稱為猶大（Joda）。</w:t>
+      </w:r>
+      <w:r>
+        <w:rPr>
+          <w:i/>
+          <w:lang w:val="zh_TW" w:bidi="zh_TW"/>
+        </w:rPr>
+        <w:t>見</w:t>
+      </w:r>
+      <w:r>
+        <w:rPr>
+          <w:lang w:val="zh_TW" w:bidi="zh_TW"/>
+        </w:rPr>
+        <w:t xml:space="preserve">猶大（Joda） </w:t>
+      </w:r>
+      <w:r>
+        <w:rPr>
+          <w:lang w:val="zh_TW" w:bidi="zh_TW"/>
+        </w:rPr>
+        <w:t>。</w:t>
+      </w:r>
+    </w:p>
+    <w:p>
+      <w:pPr>
+        <w:pStyle w:val="ListNumber"/>
+        <w:spacing w:line="240" w:lineRule="auto"/>
+        <w:ind w:left="720"/>
+      </w:pPr>
+      <w:r>
+        <w:rPr>
+          <w:lang w:val="zh_TW" w:bidi="zh_TW"/>
+        </w:rPr>
+      </w:r>
+      <w:r>
+        <w:rPr>
+          <w:lang w:val="zh_TW" w:bidi="zh_TW"/>
+        </w:rPr>
+        <w:t>在</w:t>
+      </w:r>
+      <w:hyperlink r:id="rId69">
+        <w:r>
+          <w:rPr>
+            <w:lang w:val="zh_TW" w:bidi="zh_TW"/>
+          </w:rPr>
+          <w:rPr>
+            <w:color w:val="0000EE"/>
+            <w:u w:val="single"/>
+          </w:rPr>
+          <w:t>路加福音三章30節，</w:t>
+        </w:r>
+      </w:hyperlink>
+      <w:r>
+        <w:rPr>
+          <w:lang w:val="zh_TW" w:bidi="zh_TW"/>
+        </w:rPr>
+        <w:t>約瑟的兒子稱為猶大（Judah）。</w:t>
+      </w:r>
+      <w:r>
+        <w:rPr>
+          <w:i/>
+          <w:lang w:val="zh_TW" w:bidi="zh_TW"/>
+        </w:rPr>
+        <w:t>見</w:t>
+      </w:r>
+      <w:r>
+        <w:rPr>
+          <w:lang w:val="zh_TW" w:bidi="zh_TW"/>
+        </w:rPr>
+        <w:t>猶大（Judah）#8</w:t>
+      </w:r>
+      <w:r>
+        <w:rPr>
+          <w:lang w:val="zh_TW" w:bidi="zh_TW"/>
+        </w:rPr>
+        <w:t>。</w:t>
+      </w:r>
+    </w:p>
+    <w:p>
+      <w:pPr>
+        <w:pStyle w:val="ListNumber"/>
+        <w:spacing w:line="240" w:lineRule="auto"/>
+        <w:ind w:left="720"/>
+      </w:pPr>
+      <w:r>
+        <w:rPr>
+          <w:lang w:val="zh_TW" w:bidi="zh_TW"/>
+        </w:rPr>
+      </w:r>
+      <w:r>
+        <w:rPr>
+          <w:lang w:val="zh_TW" w:bidi="zh_TW"/>
+        </w:rPr>
+        <w:t>在</w:t>
+      </w:r>
+      <w:hyperlink r:id="rId70">
+        <w:r>
+          <w:rPr>
+            <w:lang w:val="zh_TW" w:bidi="zh_TW"/>
+          </w:rPr>
+          <w:rPr>
+            <w:color w:val="0000EE"/>
+            <w:u w:val="single"/>
+          </w:rPr>
+          <w:t>路加福音三章33節，</w:t>
+        </w:r>
+      </w:hyperlink>
+      <w:r>
+        <w:rPr>
+          <w:lang w:val="zh_TW" w:bidi="zh_TW"/>
+        </w:rPr>
+        <w:t>雅各的兒子也稱為猶大（Judah）。</w:t>
+      </w:r>
+      <w:r>
+        <w:rPr>
+          <w:i/>
+          <w:lang w:val="zh_TW" w:bidi="zh_TW"/>
+        </w:rPr>
+        <w:t>見</w:t>
+      </w:r>
+      <w:r>
+        <w:rPr>
+          <w:lang w:val="zh_TW" w:bidi="zh_TW"/>
+        </w:rPr>
+        <w:t>猶大（Judah）#1</w:t>
+      </w:r>
+      <w:r>
+        <w:rPr>
+          <w:lang w:val="zh_TW" w:bidi="zh_TW"/>
+        </w:rPr>
+        <w:t>。</w:t>
+      </w:r>
+    </w:p>
+    <w:p>
+      <w:pPr>
+        <w:pStyle w:val="ListNumber"/>
+        <w:spacing w:line="240" w:lineRule="auto"/>
+        <w:ind w:left="720"/>
+      </w:pPr>
+      <w:r>
+        <w:rPr>
+          <w:lang w:val="zh_TW" w:bidi="zh_TW"/>
+        </w:rPr>
+      </w:r>
+      <w:r>
+        <w:rPr>
+          <w:lang w:val="zh_TW" w:bidi="zh_TW"/>
+        </w:rPr>
+        <w:t>猶大支派（</w:t>
+      </w:r>
+      <w:hyperlink r:id="rId71">
+        <w:r>
+          <w:rPr>
+            <w:lang w:val="zh_TW" w:bidi="zh_TW"/>
+          </w:rPr>
+          <w:rPr>
+            <w:color w:val="0000EE"/>
+            <w:u w:val="single"/>
+          </w:rPr>
+          <w:t>來7:14</w:t>
+        </w:r>
+      </w:hyperlink>
+      <w:r>
+        <w:rPr>
+          <w:lang w:val="zh_TW" w:bidi="zh_TW"/>
+        </w:rPr>
+        <w:t>；</w:t>
+      </w:r>
+      <w:hyperlink r:id="rId72">
+        <w:r>
+          <w:rPr>
+            <w:lang w:val="zh_TW" w:bidi="zh_TW"/>
+          </w:rPr>
+          <w:rPr>
+            <w:color w:val="0000EE"/>
+            <w:u w:val="single"/>
+          </w:rPr>
+          <w:t>啟5:5</w:t>
+        </w:r>
+      </w:hyperlink>
+      <w:r>
+        <w:rPr>
+          <w:lang w:val="zh_TW" w:bidi="zh_TW"/>
+        </w:rPr>
+        <w:t>，</w:t>
+      </w:r>
+      <w:hyperlink r:id="rId73">
+        <w:r>
+          <w:rPr>
+            <w:lang w:val="zh_TW" w:bidi="zh_TW"/>
+          </w:rPr>
+          <w:rPr>
+            <w:color w:val="0000EE"/>
+            <w:u w:val="single"/>
+          </w:rPr>
+          <w:t>7:5</w:t>
+        </w:r>
+      </w:hyperlink>
+      <w:r>
+        <w:rPr>
+          <w:lang w:val="zh_TW" w:bidi="zh_TW"/>
+        </w:rPr>
+        <w:t>）。</w:t>
+      </w:r>
+      <w:r>
+        <w:rPr>
+          <w:i/>
+          <w:lang w:val="zh_TW" w:bidi="zh_TW"/>
+        </w:rPr>
+        <w:t>見</w:t>
+      </w:r>
+      <w:r>
+        <w:rPr>
+          <w:lang w:val="zh_TW" w:bidi="zh_TW"/>
+        </w:rPr>
+        <w:t xml:space="preserve"> </w:t>
+      </w:r>
+      <w:r>
+        <w:rPr>
+          <w:lang w:val="zh_TW" w:bidi="zh_TW"/>
+        </w:rPr>
+        <w:t>猶大支派</w:t>
+      </w:r>
+      <w:r>
+        <w:rPr>
+          <w:lang w:val="zh_TW" w:bidi="zh_TW"/>
+        </w:rPr>
+        <w:t>。</w:t>
+      </w:r>
+      <w:r>
+        <w:rPr>
+          <w:lang w:val="zh_TW" w:bidi="zh_TW"/>
+        </w:rPr>
+      </w:r>
+      <w:r>
+        <w:rPr>
+          <w:lang w:val="zh_TW" w:bidi="zh_TW"/>
+        </w:rPr>
+      </w:r>
+    </w:p>
+    <w:p>
+      <w:pPr/>
+      <w:r>
+        <w:rPr>
+          <w:lang w:val="zh_TW" w:bidi="zh_TW"/>
+        </w:rPr>
+      </w:r>
+    </w:p>
+    <w:p>
+      <w:pPr>
+        <w:pStyle w:val="Heading2"/>
+      </w:pPr>
+      <w:r>
+        <w:rPr>
+          <w:lang w:val="zh_TW" w:bidi="zh_TW"/>
+        </w:rPr>
+        <w:t>猶大書</w:t>
+      </w:r>
+      <w:r>
+        <w:rPr>
+          <w:lang w:val="zh_TW" w:bidi="zh_TW"/>
+        </w:rPr>
+      </w:r>
+    </w:p>
+    <w:p>
+      <w:pPr/>
+      <w:r>
+        <w:rPr>
+          <w:lang w:val="zh_TW" w:bidi="zh_TW"/>
+        </w:rPr>
+      </w:r>
+      <w:r>
+        <w:rPr>
+          <w:lang w:val="zh_TW" w:bidi="zh_TW"/>
+        </w:rPr>
+        <w:t>這是一封簡短而言辭激烈的信，寫給一個被各種道德邪惡的教師滲透的教會。猶大書揭示了猶太基督徒社群的內部情況，並且為基督教解經者帶來了一些重要的挑戰。</w:t>
+      </w:r>
+    </w:p>
+    <w:p>
+      <w:pPr/>
+      <w:r>
+        <w:rPr>
+          <w:lang w:val="zh_TW" w:bidi="zh_TW"/>
+        </w:rPr>
+      </w:r>
+      <w:r>
+        <w:rPr>
+          <w:lang w:val="zh_TW" w:bidi="zh_TW"/>
+        </w:rPr>
+        <w:t>概述</w:t>
       </w:r>
     </w:p>
     <w:p>
@@ -586,7 +2387,7 @@
         <w:rPr>
           <w:lang w:val="zh_TW" w:bidi="zh_TW"/>
         </w:rPr>
-        <w:t>城市社群</w:t>
+        <w:t>作者</w:t>
       </w:r>
     </w:p>
     <w:p>
@@ -604,21 +2405,61 @@
         <w:rPr>
           <w:lang w:val="zh_TW" w:bidi="zh_TW"/>
         </w:rPr>
-        <w:t>鄉村社群（或半游牧部族），在城市周圍遷徙</w:t>
-      </w:r>
-    </w:p>
-    <w:p>
-      <w:pPr/>
-      <w:r>
-        <w:rPr>
-          <w:lang w:val="zh_TW" w:bidi="zh_TW"/>
-        </w:rPr>
-      </w:r>
-      <w:r>
-        <w:rPr>
-          <w:lang w:val="zh_TW" w:bidi="zh_TW"/>
-        </w:rPr>
-        <w:t>約瑟生活在埃及，但聖經並未告訴我們那位法老的名字。</w:t>
+        <w:t>日期、來源和收信人</w:t>
+      </w:r>
+    </w:p>
+    <w:p>
+      <w:pPr>
+        <w:pStyle w:val="ListBullet"/>
+        <w:spacing w:line="240" w:lineRule="auto"/>
+        <w:ind w:left="720"/>
+      </w:pPr>
+      <w:r>
+        <w:rPr>
+          <w:lang w:val="zh_TW" w:bidi="zh_TW"/>
+        </w:rPr>
+      </w:r>
+      <w:r>
+        <w:rPr>
+          <w:lang w:val="zh_TW" w:bidi="zh_TW"/>
+        </w:rPr>
+        <w:t>背景</w:t>
+      </w:r>
+    </w:p>
+    <w:p>
+      <w:pPr>
+        <w:pStyle w:val="ListBullet"/>
+        <w:spacing w:line="240" w:lineRule="auto"/>
+        <w:ind w:left="720"/>
+      </w:pPr>
+      <w:r>
+        <w:rPr>
+          <w:lang w:val="zh_TW" w:bidi="zh_TW"/>
+        </w:rPr>
+      </w:r>
+      <w:r>
+        <w:rPr>
+          <w:lang w:val="zh_TW" w:bidi="zh_TW"/>
+        </w:rPr>
+        <w:t>目的和神學教導</w:t>
+      </w:r>
+    </w:p>
+    <w:p>
+      <w:pPr>
+        <w:pStyle w:val="ListBullet"/>
+        <w:spacing w:line="240" w:lineRule="auto"/>
+        <w:ind w:left="720"/>
+      </w:pPr>
+      <w:r>
+        <w:rPr>
+          <w:lang w:val="zh_TW" w:bidi="zh_TW"/>
+        </w:rPr>
+      </w:r>
+      <w:r>
+        <w:rPr>
+          <w:lang w:val="zh_TW" w:bidi="zh_TW"/>
+        </w:rPr>
+        <w:t>內容</w:t>
       </w:r>
     </w:p>
     <w:p>
@@ -629,68 +2470,4297 @@
         <w:rPr>
           <w:lang w:val="zh_TW" w:bidi="zh_TW"/>
         </w:rPr>
-        <w:t>族長住在哪裡？</w:t>
-      </w:r>
-    </w:p>
-    <w:p>
-      <w:pPr/>
-      <w:r>
-        <w:rPr>
-          <w:lang w:val="zh_TW" w:bidi="zh_TW"/>
-        </w:rPr>
-      </w:r>
-      <w:r>
-        <w:rPr>
-          <w:lang w:val="zh_TW" w:bidi="zh_TW"/>
-        </w:rPr>
-        <w:t>族長歷史涵蓋極廣的地理範圍，跨越數百英里。亞伯拉罕最初居住在吾珥，那是靠近波斯灣的古代蘇美（Sumer）城邦。然後他遷到北方的哈蘭，位於底格里斯河（Tigris）與幼發拉底河（Euphrates）之間。他從那裡向西南前往巴勒斯坦，期間又曾兩度回到哈蘭，也兩度下到埃及。即使在巴勒斯坦境內，族長也不斷遷徙，主要是沿著山地南北往來，有時會到跨過海岸到外約旦（Transjordan，約旦河東邊）。有些人融入城市文化（如羅得；</w:t>
-      </w:r>
-      <w:hyperlink r:id="rId22">
-        <w:r>
-          <w:rPr>
-            <w:lang w:val="zh_TW" w:bidi="zh_TW"/>
-          </w:rPr>
-          <w:rPr>
-            <w:color w:val="0000EE"/>
-            <w:u w:val="single"/>
-          </w:rPr>
-          <w:t>創13:12</w:t>
-        </w:r>
-      </w:hyperlink>
-      <w:r>
-        <w:rPr>
-          <w:lang w:val="zh_TW" w:bidi="zh_TW"/>
-        </w:rPr>
-        <w:t>），而其他人則移居到曠野（如以實瑪利；</w:t>
-      </w:r>
-      <w:hyperlink r:id="rId23">
-        <w:r>
-          <w:rPr>
-            <w:lang w:val="zh_TW" w:bidi="zh_TW"/>
-          </w:rPr>
-          <w:rPr>
-            <w:color w:val="0000EE"/>
-            <w:u w:val="single"/>
-          </w:rPr>
-          <w:t>創25:18</w:t>
-        </w:r>
-      </w:hyperlink>
-      <w:r>
-        <w:rPr>
-          <w:lang w:val="zh_TW" w:bidi="zh_TW"/>
-        </w:rPr>
-        <w:t>或以掃；</w:t>
-      </w:r>
-      <w:hyperlink r:id="rId24">
-        <w:r>
-          <w:rPr>
-            <w:lang w:val="zh_TW" w:bidi="zh_TW"/>
-          </w:rPr>
-          <w:rPr>
-            <w:color w:val="0000EE"/>
-            <w:u w:val="single"/>
-          </w:rPr>
-          <w:t>36:6</w:t>
+        <w:t>作者</w:t>
+      </w:r>
+    </w:p>
+    <w:p>
+      <w:pPr/>
+      <w:r>
+        <w:rPr>
+          <w:lang w:val="zh_TW" w:bidi="zh_TW"/>
+        </w:rPr>
+      </w:r>
+      <w:r>
+        <w:rPr>
+          <w:lang w:val="zh_TW" w:bidi="zh_TW"/>
+        </w:rPr>
+        <w:t>猶大書聲明它是由「雅各的弟兄猶大」（</w:t>
+      </w:r>
+      <w:hyperlink r:id="rId74">
+        <w:r>
+          <w:rPr>
+            <w:lang w:val="zh_TW" w:bidi="zh_TW"/>
+          </w:rPr>
+          <w:rPr>
+            <w:color w:val="0000EE"/>
+            <w:u w:val="single"/>
+          </w:rPr>
+          <w:t>1:1</w:t>
+        </w:r>
+      </w:hyperlink>
+      <w:r>
+        <w:rPr>
+          <w:lang w:val="zh_TW" w:bidi="zh_TW"/>
+        </w:rPr>
+        <w:t>）所寫。許多學者認為這個稱呼指的是猶大（希臘文「猶大」），即耶穌的兄弟，他的兄弟雅各成為耶路撒冷教會的領袖。但其他學者認為，也許是另一位猶大寫的，或者是某位後來的作者以他所崇敬的領袖的精神所寫的。另一個猶大寫這封信的假設似乎不太可能，因為使徒猶大（</w:t>
+      </w:r>
+      <w:hyperlink r:id="rId44">
+        <w:r>
+          <w:rPr>
+            <w:lang w:val="zh_TW" w:bidi="zh_TW"/>
+          </w:rPr>
+          <w:rPr>
+            <w:color w:val="0000EE"/>
+            <w:u w:val="single"/>
+          </w:rPr>
+          <w:t>路6:16</w:t>
+        </w:r>
+      </w:hyperlink>
+      <w:r>
+        <w:rPr>
+          <w:lang w:val="zh_TW" w:bidi="zh_TW"/>
+        </w:rPr>
+        <w:t>；</w:t>
+      </w:r>
+      <w:hyperlink r:id="rId60">
+        <w:r>
+          <w:rPr>
+            <w:lang w:val="zh_TW" w:bidi="zh_TW"/>
+          </w:rPr>
+          <w:rPr>
+            <w:color w:val="0000EE"/>
+            <w:u w:val="single"/>
+          </w:rPr>
+          <w:t>徒1:13</w:t>
+        </w:r>
+      </w:hyperlink>
+      <w:r>
+        <w:rPr>
+          <w:lang w:val="zh_TW" w:bidi="zh_TW"/>
+        </w:rPr>
+        <w:t>）是某個雅各的兒子，而不是雅各的兄弟；此外，</w:t>
+      </w:r>
+      <w:hyperlink r:id="rId75">
+        <w:r>
+          <w:rPr>
+            <w:lang w:val="zh_TW" w:bidi="zh_TW"/>
+          </w:rPr>
+          <w:rPr>
+            <w:color w:val="0000EE"/>
+            <w:u w:val="single"/>
+          </w:rPr>
+          <w:t>猶大書一章17節</w:t>
+        </w:r>
+      </w:hyperlink>
+      <w:r>
+        <w:rPr>
+          <w:lang w:val="zh_TW" w:bidi="zh_TW"/>
+        </w:rPr>
+        <w:t>似乎將猶大與使徒區分開來。因為在早期教會中只有一位著名的雅各，就是主的兄弟雅各，很難相信會有其他的猶大有一個名叫雅各的兄弟，並且會在書信中用這樣的稱呼，因這樣的稱呼會引起混淆。「雅各的兄弟」這個稱呼最有可能意味著猶大是耶路撒冷的雅各的兄弟，因此也是耶穌的兄弟；他沒有使用「我們主的兄弟」這個稱號，也許正如亞歷山大的革利免（Clement of Alexandria）所說，是出於謙虛。</w:t>
+      </w:r>
+    </w:p>
+    <w:p>
+      <w:pPr/>
+      <w:r>
+        <w:rPr>
+          <w:lang w:val="zh_TW" w:bidi="zh_TW"/>
+        </w:rPr>
+      </w:r>
+      <w:r>
+        <w:rPr>
+          <w:lang w:val="zh_TW" w:bidi="zh_TW"/>
+        </w:rPr>
+        <w:t>認為是後來的作者以猶大的名義寫作的觀點也存在一個重大問題：為什麼他會選擇這樣一個不太出名的名字，而不是保羅、彼得或雅各，並且為什麼他不會使用一個更崇高和有權威的稱號？因此，儘管在確定日期和背景方面存在困難，但我們必須得出結論：這封書信確實是主的兄弟猶大所寫的。</w:t>
+      </w:r>
+    </w:p>
+    <w:p>
+      <w:pPr>
+        <w:pStyle w:val="Heading3"/>
+      </w:pPr>
+      <w:r>
+        <w:rPr>
+          <w:lang w:val="zh_TW" w:bidi="zh_TW"/>
+        </w:rPr>
+        <w:t>日期、起源和收信人</w:t>
+      </w:r>
+    </w:p>
+    <w:p>
+      <w:pPr/>
+      <w:r>
+        <w:rPr>
+          <w:lang w:val="zh_TW" w:bidi="zh_TW"/>
+        </w:rPr>
+      </w:r>
+      <w:r>
+        <w:rPr>
+          <w:lang w:val="zh_TW" w:bidi="zh_TW"/>
+        </w:rPr>
+        <w:t>關於寫作日期、起源和收信人，這封信沒有直接說明。由於信仰的內容已經明確固定（</w:t>
+      </w:r>
+      <w:hyperlink r:id="rId76">
+        <w:r>
+          <w:rPr>
+            <w:lang w:val="zh_TW" w:bidi="zh_TW"/>
+          </w:rPr>
+          <w:rPr>
+            <w:color w:val="0000EE"/>
+            <w:u w:val="single"/>
+          </w:rPr>
+          <w:t>猶1:3</w:t>
+        </w:r>
+      </w:hyperlink>
+      <w:r>
+        <w:rPr>
+          <w:lang w:val="zh_TW" w:bidi="zh_TW"/>
+        </w:rPr>
+        <w:t>），而收信人可能親自聽過使徒的教導（他們可能已經去世，見</w:t>
+      </w:r>
+      <w:hyperlink r:id="rId75">
+        <w:r>
+          <w:rPr>
+            <w:lang w:val="zh_TW" w:bidi="zh_TW"/>
+          </w:rPr>
+          <w:rPr>
+            <w:color w:val="0000EE"/>
+            <w:u w:val="single"/>
+          </w:rPr>
+          <w:t>17</w:t>
+        </w:r>
+      </w:hyperlink>
+      <w:r>
+        <w:rPr>
+          <w:lang w:val="zh_TW" w:bidi="zh_TW"/>
+        </w:rPr>
+        <w:t>節），因此這封書信的寫作時間大概是在公元60年至100年之間。</w:t>
+      </w:r>
+    </w:p>
+    <w:p>
+      <w:pPr/>
+      <w:r>
+        <w:rPr>
+          <w:lang w:val="zh_TW" w:bidi="zh_TW"/>
+        </w:rPr>
+      </w:r>
+      <w:r>
+        <w:rPr>
+          <w:lang w:val="zh_TW" w:bidi="zh_TW"/>
+        </w:rPr>
+        <w:t>據推測，猶大與他的妻子和家人一起旅行以宣揚信仰（</w:t>
+      </w:r>
+      <w:hyperlink r:id="rId77">
+        <w:r>
+          <w:rPr>
+            <w:lang w:val="zh_TW" w:bidi="zh_TW"/>
+          </w:rPr>
+          <w:rPr>
+            <w:color w:val="0000EE"/>
+            <w:u w:val="single"/>
+          </w:rPr>
+          <w:t>林前9:5</w:t>
+        </w:r>
+      </w:hyperlink>
+      <w:r>
+        <w:rPr>
+          <w:lang w:val="zh_TW" w:bidi="zh_TW"/>
+        </w:rPr>
+        <w:t>）。在旅途中，他可能建立了一些教會——或者，他至少在各地的教會中教導過信徒。他可能聽說有假教師滲透到這些教會，於是促使他寫了這封書信。</w:t>
+      </w:r>
+    </w:p>
+    <w:p>
+      <w:pPr/>
+      <w:r>
+        <w:rPr>
+          <w:lang w:val="zh_TW" w:bidi="zh_TW"/>
+        </w:rPr>
+      </w:r>
+      <w:r>
+        <w:rPr>
+          <w:lang w:val="zh_TW" w:bidi="zh_TW"/>
+        </w:rPr>
+        <w:t>猶大可能是在晚年在加利利寫下這封信，也有可能是他已經返回了耶路撒冷。我們能做出的最佳猜測是，收件人可能是敘利亞的猶太基督教會成員。然而，這些地點仍然只是推測。</w:t>
+      </w:r>
+    </w:p>
+    <w:p>
+      <w:pPr>
+        <w:pStyle w:val="Heading3"/>
+      </w:pPr>
+      <w:r>
+        <w:rPr>
+          <w:lang w:val="zh_TW" w:bidi="zh_TW"/>
+        </w:rPr>
+        <w:t>背景</w:t>
+      </w:r>
+    </w:p>
+    <w:p>
+      <w:pPr/>
+      <w:r>
+        <w:rPr>
+          <w:lang w:val="zh_TW" w:bidi="zh_TW"/>
+        </w:rPr>
+      </w:r>
+      <w:r>
+        <w:rPr>
+          <w:lang w:val="zh_TW" w:bidi="zh_TW"/>
+        </w:rPr>
+        <w:t>對於猶大書的背景，有三個因素使其難以重建。首先，很難確定它在對抗的是哪種類型的異端。一些學者認為這是早期的諾斯底主義，另一些學者則認為這只是滲入了倫理錯誤的教導。如果異端是諾斯底主義者，他們相信天使或半神的等級制度。在這種情況下，他們可能將耶穌視為通往救恩的一個較低階的存在。他們可能認為神是較低等的創造者（造物主〔demiurge〕），並談論希望事奉真正的神（</w:t>
+      </w:r>
+      <w:hyperlink r:id="rId78">
+        <w:r>
+          <w:rPr>
+            <w:lang w:val="zh_TW" w:bidi="zh_TW"/>
+          </w:rPr>
+          <w:rPr>
+            <w:color w:val="0000EE"/>
+            <w:u w:val="single"/>
+          </w:rPr>
+          <w:t>猶1:4</w:t>
+        </w:r>
+      </w:hyperlink>
+      <w:r>
+        <w:rPr>
+          <w:lang w:val="zh_TW" w:bidi="zh_TW"/>
+        </w:rPr>
+        <w:t>）。這可能解釋了猶大書中對天使和惡魔的關注（見</w:t>
+      </w:r>
+      <w:hyperlink r:id="rId79">
+        <w:r>
+          <w:rPr>
+            <w:lang w:val="zh_TW" w:bidi="zh_TW"/>
+          </w:rPr>
+          <w:rPr>
+            <w:color w:val="0000EE"/>
+            <w:u w:val="single"/>
+          </w:rPr>
+          <w:t>8</w:t>
+        </w:r>
+      </w:hyperlink>
+      <w:r>
+        <w:rPr>
+          <w:lang w:val="zh_TW" w:bidi="zh_TW"/>
+        </w:rPr>
+        <w:t>節）以及對神合一的強調（見</w:t>
+      </w:r>
+      <w:hyperlink r:id="rId80">
+        <w:r>
+          <w:rPr>
+            <w:lang w:val="zh_TW" w:bidi="zh_TW"/>
+          </w:rPr>
+          <w:rPr>
+            <w:color w:val="0000EE"/>
+            <w:u w:val="single"/>
+          </w:rPr>
+          <w:t>25</w:t>
+        </w:r>
+      </w:hyperlink>
+      <w:r>
+        <w:rPr>
+          <w:lang w:val="zh_TW" w:bidi="zh_TW"/>
+        </w:rPr>
+        <w:t>節）。然而，更可能的是，這些人只是找到了一種合理化不道德行為的方法，並輕率地嘲弄邪惡的力量。沒有明確證據顯示他們是諾斯底主義者，但卻有大量證據顯示，有些人將福音的自由變成犯罪的藉口（例如，</w:t>
+      </w:r>
+      <w:hyperlink r:id="rId81">
+        <w:r>
+          <w:rPr>
+            <w:lang w:val="zh_TW" w:bidi="zh_TW"/>
+          </w:rPr>
+          <w:rPr>
+            <w:color w:val="0000EE"/>
+            <w:u w:val="single"/>
+          </w:rPr>
+          <w:t>羅6章</w:t>
+        </w:r>
+      </w:hyperlink>
+      <w:r>
+        <w:rPr>
+          <w:lang w:val="zh_TW" w:bidi="zh_TW"/>
+        </w:rPr>
+        <w:t>；</w:t>
+      </w:r>
+      <w:hyperlink r:id="rId82">
+        <w:r>
+          <w:rPr>
+            <w:lang w:val="zh_TW" w:bidi="zh_TW"/>
+          </w:rPr>
+          <w:rPr>
+            <w:color w:val="0000EE"/>
+            <w:u w:val="single"/>
+          </w:rPr>
+          <w:t>林前5–6章</w:t>
+        </w:r>
+      </w:hyperlink>
+      <w:r>
+        <w:rPr>
+          <w:lang w:val="zh_TW" w:bidi="zh_TW"/>
+        </w:rPr>
+        <w:t>）。這些教師可能因未遵循基督的倫理教導而否認基督，他們褻瀆天使（而他們自己卻深陷罪中）是另一種道德上的罪。這樣的墮落足以解釋這封信的背景；然而，考慮到教義和道德錯誤往往並存，我們不能排除這些人中也有教義上的錯誤。</w:t>
+      </w:r>
+    </w:p>
+    <w:p>
+      <w:pPr/>
+      <w:r>
+        <w:rPr>
+          <w:lang w:val="zh_TW" w:bidi="zh_TW"/>
+        </w:rPr>
+      </w:r>
+      <w:r>
+        <w:rPr>
+          <w:lang w:val="zh_TW" w:bidi="zh_TW"/>
+        </w:rPr>
+        <w:t>其次，猶大讓我們驚訝的是，他引用了兩卷次經，包括摩西升天記（the Assumption of Moses，</w:t>
+      </w:r>
+      <w:hyperlink r:id="rId78">
+        <w:r>
+          <w:rPr>
+            <w:lang w:val="zh_TW" w:bidi="zh_TW"/>
+          </w:rPr>
+          <w:rPr>
+            <w:color w:val="0000EE"/>
+            <w:u w:val="single"/>
+          </w:rPr>
+          <w:t>猶1:4</w:t>
+        </w:r>
+      </w:hyperlink>
+      <w:r>
+        <w:rPr>
+          <w:lang w:val="zh_TW" w:bidi="zh_TW"/>
+        </w:rPr>
+        <w:t>）和以諾一書（</w:t>
+      </w:r>
+      <w:hyperlink r:id="rId83">
+        <w:r>
+          <w:rPr>
+            <w:lang w:val="zh_TW" w:bidi="zh_TW"/>
+          </w:rPr>
+          <w:rPr>
+            <w:color w:val="0000EE"/>
+            <w:u w:val="single"/>
+          </w:rPr>
+          <w:t>猶1:14–15</w:t>
+        </w:r>
+      </w:hyperlink>
+      <w:r>
+        <w:rPr>
+          <w:lang w:val="zh_TW" w:bidi="zh_TW"/>
+        </w:rPr>
+        <w:t>引用了以諾一書1:9）。這一事實和書中的其它暗示表明，猶大和他的讀者很可能對猶太次典文獻非常熟悉。此外，這也顯示猶大認為正典以外的舊約書卷傳遞了真實的傳統和權威的預言。猶大接受這些書卷並不令人驚訝，因為在那個時期，許多猶太人將次經與舊約一起用作一種靈修文獻。早期基督徒經常將次經文獻與正典書卷一起納入他們的聖經中（有時他們也會省略尚未被認為是可信度的新約書卷）。新約聖經的正典直到公元三世紀才確立，遠在猶大書寫成之後。</w:t>
+      </w:r>
+    </w:p>
+    <w:p>
+      <w:pPr/>
+      <w:r>
+        <w:rPr>
+          <w:lang w:val="zh_TW" w:bidi="zh_TW"/>
+        </w:rPr>
+      </w:r>
+      <w:r>
+        <w:rPr>
+          <w:lang w:val="zh_TW" w:bidi="zh_TW"/>
+        </w:rPr>
+        <w:t>需要注意的是，雖然猶大可能相信這些引文的歷史性，但這封信的教導並不依賴於這些歷史性。猶大書並非在討論摩西或以諾，而是關於如何對待權威（</w:t>
+      </w:r>
+      <w:hyperlink r:id="rId79">
+        <w:r>
+          <w:rPr>
+            <w:lang w:val="zh_TW" w:bidi="zh_TW"/>
+          </w:rPr>
+          <w:rPr>
+            <w:color w:val="0000EE"/>
+            <w:u w:val="single"/>
+          </w:rPr>
+          <w:t>猶1:8</w:t>
+        </w:r>
+      </w:hyperlink>
+      <w:r>
+        <w:rPr>
+          <w:lang w:val="zh_TW" w:bidi="zh_TW"/>
+        </w:rPr>
+        <w:t>），以及神將如何對待不敬虔的人（</w:t>
+      </w:r>
+      <w:hyperlink r:id="rId84">
+        <w:r>
+          <w:rPr>
+            <w:lang w:val="zh_TW" w:bidi="zh_TW"/>
+          </w:rPr>
+          <w:rPr>
+            <w:color w:val="0000EE"/>
+            <w:u w:val="single"/>
+          </w:rPr>
+          <w:t>13</w:t>
+        </w:r>
+      </w:hyperlink>
+      <w:r>
+        <w:rPr>
+          <w:lang w:val="zh_TW" w:bidi="zh_TW"/>
+        </w:rPr>
+        <w:t>節）。這些引文說明了猶大的教導，並且可能對他的初期讀者有影響，但它們是次經這一事實，不應該比保羅引用異教作家或希伯來書作者提及馬加比二書更讓我們困擾（</w:t>
+      </w:r>
+      <w:hyperlink r:id="rId85">
+        <w:r>
+          <w:rPr>
+            <w:lang w:val="zh_TW" w:bidi="zh_TW"/>
+          </w:rPr>
+          <w:rPr>
+            <w:color w:val="0000EE"/>
+            <w:u w:val="single"/>
+          </w:rPr>
+          <w:t>徒17</w:t>
+        </w:r>
+      </w:hyperlink>
+      <w:r>
+        <w:rPr>
+          <w:lang w:val="zh_TW" w:bidi="zh_TW"/>
+        </w:rPr>
+        <w:t>；</w:t>
+      </w:r>
+      <w:hyperlink r:id="rId86">
+        <w:r>
+          <w:rPr>
+            <w:lang w:val="zh_TW" w:bidi="zh_TW"/>
+          </w:rPr>
+          <w:rPr>
+            <w:color w:val="0000EE"/>
+            <w:u w:val="single"/>
+          </w:rPr>
+          <w:t>多1:12</w:t>
+        </w:r>
+      </w:hyperlink>
+      <w:r>
+        <w:rPr>
+          <w:lang w:val="zh_TW" w:bidi="zh_TW"/>
+        </w:rPr>
+        <w:t>；</w:t>
+      </w:r>
+      <w:hyperlink r:id="rId87">
+        <w:r>
+          <w:rPr>
+            <w:lang w:val="zh_TW" w:bidi="zh_TW"/>
+          </w:rPr>
+          <w:rPr>
+            <w:color w:val="0000EE"/>
+            <w:u w:val="single"/>
+          </w:rPr>
+          <w:t>來11:35</w:t>
+        </w:r>
+      </w:hyperlink>
+      <w:r>
+        <w:rPr>
+          <w:lang w:val="zh_TW" w:bidi="zh_TW"/>
+        </w:rPr>
+        <w:t>）。聖經的權威在於作者所要表達的觀點。</w:t>
+      </w:r>
+    </w:p>
+    <w:p>
+      <w:pPr/>
+      <w:r>
+        <w:rPr>
+          <w:lang w:val="zh_TW" w:bidi="zh_TW"/>
+        </w:rPr>
+      </w:r>
+      <w:r>
+        <w:rPr>
+          <w:lang w:val="zh_TW" w:bidi="zh_TW"/>
+        </w:rPr>
+        <w:t>第三，猶大書與</w:t>
+      </w:r>
+      <w:hyperlink r:id="rId88">
+        <w:r>
+          <w:rPr>
+            <w:lang w:val="zh_TW" w:bidi="zh_TW"/>
+          </w:rPr>
+          <w:rPr>
+            <w:color w:val="0000EE"/>
+            <w:u w:val="single"/>
+          </w:rPr>
+          <w:t>彼得後書第二章</w:t>
+        </w:r>
+      </w:hyperlink>
+      <w:r>
+        <w:rPr>
+          <w:lang w:val="zh_TW" w:bidi="zh_TW"/>
+        </w:rPr>
+        <w:t>有著密切的關係，以至於猶大書要麼是彼得後書第二章的擴展，要麼彼得後書第二章是猶大書的簡縮版。兩卷書中使用的詞語、短語和比喻幾乎完全相同。雖然很難確定誰借用了誰的內容，但彼得後書的作者可能已經將猶大書中的強烈譴責改編為他作品中更具指導性的語氣。如果彼得後書已經存在，則很難想像有人會再寫猶大書。基督徒不應對這種借用感到困惑，因為沒有任何聖經作者認為自己必須完全原創，他們可以從其他經文、讚美詩或非正典文學中借用材料。對神而言，啟示一段引文或改編自其他著作的話語，與啟示一段全新創作的話語並無不同。事實上，聖經中的某些經文完全是對其他經文的重複（例如，</w:t>
+      </w:r>
+      <w:hyperlink r:id="rId89">
+        <w:r>
+          <w:rPr>
+            <w:lang w:val="zh_TW" w:bidi="zh_TW"/>
+          </w:rPr>
+          <w:rPr>
+            <w:color w:val="0000EE"/>
+            <w:u w:val="single"/>
+          </w:rPr>
+          <w:t>詩18篇</w:t>
+        </w:r>
+      </w:hyperlink>
+      <w:r>
+        <w:rPr>
+          <w:lang w:val="zh_TW" w:bidi="zh_TW"/>
+        </w:rPr>
+        <w:t>和</w:t>
+      </w:r>
+      <w:hyperlink r:id="rId90">
+        <w:r>
+          <w:rPr>
+            <w:lang w:val="zh_TW" w:bidi="zh_TW"/>
+          </w:rPr>
+          <w:rPr>
+            <w:color w:val="0000EE"/>
+            <w:u w:val="single"/>
+          </w:rPr>
+          <w:t>撒下22章</w:t>
+        </w:r>
+      </w:hyperlink>
+      <w:r>
+        <w:rPr>
+          <w:lang w:val="zh_TW" w:bidi="zh_TW"/>
+        </w:rPr>
+        <w:t>）。</w:t>
+      </w:r>
+    </w:p>
+    <w:p>
+      <w:pPr>
+        <w:pStyle w:val="Heading3"/>
+      </w:pPr>
+      <w:r>
+        <w:rPr>
+          <w:lang w:val="zh_TW" w:bidi="zh_TW"/>
+        </w:rPr>
+        <w:t>目的和神學教導</w:t>
+      </w:r>
+    </w:p>
+    <w:p>
+      <w:pPr/>
+      <w:r>
+        <w:rPr>
+          <w:lang w:val="zh_TW" w:bidi="zh_TW"/>
+        </w:rPr>
+      </w:r>
+      <w:r>
+        <w:rPr>
+          <w:lang w:val="zh_TW" w:bidi="zh_TW"/>
+        </w:rPr>
+        <w:t>猶大將他的工作描述為勸勉或鼓勵（</w:t>
+      </w:r>
+      <w:hyperlink r:id="rId76">
+        <w:r>
+          <w:rPr>
+            <w:lang w:val="zh_TW" w:bidi="zh_TW"/>
+          </w:rPr>
+          <w:rPr>
+            <w:color w:val="0000EE"/>
+            <w:u w:val="single"/>
+          </w:rPr>
+          <w:t>猶1:3</w:t>
+        </w:r>
+      </w:hyperlink>
+      <w:r>
+        <w:rPr>
+          <w:lang w:val="zh_TW" w:bidi="zh_TW"/>
+        </w:rPr>
+        <w:t>）。顯然，他希望堅固教會以對抗那些歪曲福音的假教師。因此，他一再敦促信徒堅守或保守他們的純潔和福音（</w:t>
+      </w:r>
+      <w:hyperlink r:id="rId76">
+        <w:r>
+          <w:rPr>
+            <w:lang w:val="zh_TW" w:bidi="zh_TW"/>
+          </w:rPr>
+          <w:rPr>
+            <w:color w:val="0000EE"/>
+            <w:u w:val="single"/>
+          </w:rPr>
+          <w:t>3、20–21、24</w:t>
+        </w:r>
+      </w:hyperlink>
+      <w:r>
+        <w:rPr>
+          <w:lang w:val="zh_TW" w:bidi="zh_TW"/>
+        </w:rPr>
+        <w:t>節）。然而，他並不希望只是把這些假教師趕走，因為他希望信徒能夠從這些危險中拯救一些人，雖然這拯救本身會是危險的工作（見</w:t>
+      </w:r>
+      <w:hyperlink r:id="rId91">
+        <w:r>
+          <w:rPr>
+            <w:lang w:val="zh_TW" w:bidi="zh_TW"/>
+          </w:rPr>
+          <w:rPr>
+            <w:color w:val="0000EE"/>
+            <w:u w:val="single"/>
+          </w:rPr>
+          <w:t>23</w:t>
+        </w:r>
+      </w:hyperlink>
+      <w:r>
+        <w:rPr>
+          <w:lang w:val="zh_TW" w:bidi="zh_TW"/>
+        </w:rPr>
+        <w:t>節）。</w:t>
+      </w:r>
+    </w:p>
+    <w:p>
+      <w:pPr/>
+      <w:r>
+        <w:rPr>
+          <w:lang w:val="zh_TW" w:bidi="zh_TW"/>
+        </w:rPr>
+      </w:r>
+      <w:r>
+        <w:rPr>
+          <w:lang w:val="zh_TW" w:bidi="zh_TW"/>
+        </w:rPr>
+        <w:t>在這些勸勉中，猶大並沒有提出任何新的教義；更確切的說，他重申了一些舊的教導：（1）他強調福音的倫理性質，以及在生活和言語中保持純潔的必要性。（2）他對基督的救恩表現出高度重視，並且堅信獨一的神。（3）他要求尊重權威，包括世俗和屬靈的權威（</w:t>
+      </w:r>
+      <w:hyperlink r:id="rId92">
+        <w:r>
+          <w:rPr>
+            <w:lang w:val="zh_TW" w:bidi="zh_TW"/>
+          </w:rPr>
+          <w:rPr>
+            <w:color w:val="0000EE"/>
+            <w:u w:val="single"/>
+          </w:rPr>
+          <w:t>8–11</w:t>
+        </w:r>
+      </w:hyperlink>
+      <w:r>
+        <w:rPr>
+          <w:lang w:val="zh_TW" w:bidi="zh_TW"/>
+        </w:rPr>
+        <w:t>節）。（4）他明確持有末世論的信仰，強調即將來臨的最後審判（第</w:t>
+      </w:r>
+      <w:hyperlink r:id="rId83">
+        <w:r>
+          <w:rPr>
+            <w:lang w:val="zh_TW" w:bidi="zh_TW"/>
+          </w:rPr>
+          <w:rPr>
+            <w:color w:val="0000EE"/>
+            <w:u w:val="single"/>
+          </w:rPr>
+          <w:t>14–15</w:t>
+        </w:r>
+      </w:hyperlink>
+      <w:r>
+        <w:rPr>
+          <w:lang w:val="zh_TW" w:bidi="zh_TW"/>
+        </w:rPr>
+        <w:t>節），並確認末世已經來臨（</w:t>
+      </w:r>
+      <w:hyperlink r:id="rId93">
+        <w:r>
+          <w:rPr>
+            <w:lang w:val="zh_TW" w:bidi="zh_TW"/>
+          </w:rPr>
+          <w:rPr>
+            <w:color w:val="0000EE"/>
+            <w:u w:val="single"/>
+          </w:rPr>
+          <w:t>18</w:t>
+        </w:r>
+      </w:hyperlink>
+      <w:r>
+        <w:rPr>
+          <w:lang w:val="zh_TW" w:bidi="zh_TW"/>
+        </w:rPr>
+        <w:t>節）。（5） 他警告說在信仰上無論是教義上還是倫理上都必須堅持到底（</w:t>
+      </w:r>
+      <w:hyperlink r:id="rId94">
+        <w:r>
+          <w:rPr>
+            <w:lang w:val="zh_TW" w:bidi="zh_TW"/>
+          </w:rPr>
+          <w:rPr>
+            <w:color w:val="0000EE"/>
+            <w:u w:val="single"/>
+          </w:rPr>
+          <w:t>19–21</w:t>
+        </w:r>
+      </w:hyperlink>
+      <w:r>
+        <w:rPr>
+          <w:lang w:val="zh_TW" w:bidi="zh_TW"/>
+        </w:rPr>
+        <w:t>節）。（6）他表現出熱忱，試圖挽回那些偏離正道的人，因為他們已經遠離了神的恩典（</w:t>
+      </w:r>
+      <w:hyperlink r:id="rId91">
+        <w:r>
+          <w:rPr>
+            <w:lang w:val="zh_TW" w:bidi="zh_TW"/>
+          </w:rPr>
+          <w:rPr>
+            <w:color w:val="0000EE"/>
+            <w:u w:val="single"/>
+          </w:rPr>
+          <w:t>23</w:t>
+        </w:r>
+      </w:hyperlink>
+      <w:r>
+        <w:rPr>
+          <w:lang w:val="zh_TW" w:bidi="zh_TW"/>
+        </w:rPr>
+        <w:t>節）。</w:t>
+      </w:r>
+    </w:p>
+    <w:p>
+      <w:pPr>
+        <w:pStyle w:val="Heading3"/>
+      </w:pPr>
+      <w:r>
+        <w:rPr>
+          <w:lang w:val="zh_TW" w:bidi="zh_TW"/>
+        </w:rPr>
+        <w:t>內容</w:t>
+      </w:r>
+    </w:p>
+    <w:p>
+      <w:pPr>
+        <w:pStyle w:val="Heading4"/>
+      </w:pPr>
+      <w:r>
+        <w:rPr>
+          <w:lang w:val="zh_TW" w:bidi="zh_TW"/>
+        </w:rPr>
+        <w:t>問候（</w:t>
+      </w:r>
+      <w:hyperlink r:id="rId95">
+        <w:r>
+          <w:rPr>
+            <w:lang w:val="zh_TW" w:bidi="zh_TW"/>
+          </w:rPr>
+          <w:rPr>
+            <w:color w:val="0000EE"/>
+            <w:u w:val="single"/>
+          </w:rPr>
+          <w:t>1:1–2</w:t>
+        </w:r>
+      </w:hyperlink>
+      <w:r>
+        <w:rPr>
+          <w:lang w:val="zh_TW" w:bidi="zh_TW"/>
+        </w:rPr>
+        <w:t>）</w:t>
+      </w:r>
+    </w:p>
+    <w:p>
+      <w:pPr/>
+      <w:r>
+        <w:rPr>
+          <w:lang w:val="zh_TW" w:bidi="zh_TW"/>
+        </w:rPr>
+      </w:r>
+      <w:r>
+        <w:rPr>
+          <w:lang w:val="zh_TW" w:bidi="zh_TW"/>
+        </w:rPr>
+        <w:t>作者謙卑地自稱為耶穌基督的僕人，並將這封信寫給教會中的信徒——那些被神和基督所愛、所保守和所召的人。</w:t>
+      </w:r>
+    </w:p>
+    <w:p>
+      <w:pPr>
+        <w:pStyle w:val="Heading4"/>
+      </w:pPr>
+      <w:r>
+        <w:rPr>
+          <w:lang w:val="zh_TW" w:bidi="zh_TW"/>
+        </w:rPr>
+        <w:t>勸勉持守信仰（</w:t>
+      </w:r>
+      <w:hyperlink r:id="rId96">
+        <w:r>
+          <w:rPr>
+            <w:lang w:val="zh_TW" w:bidi="zh_TW"/>
+          </w:rPr>
+          <w:rPr>
+            <w:color w:val="0000EE"/>
+            <w:u w:val="single"/>
+          </w:rPr>
+          <w:t>1:3–4</w:t>
+        </w:r>
+      </w:hyperlink>
+      <w:r>
+        <w:rPr>
+          <w:lang w:val="zh_TW" w:bidi="zh_TW"/>
+        </w:rPr>
+        <w:t>）</w:t>
+      </w:r>
+    </w:p>
+    <w:p>
+      <w:pPr/>
+      <w:r>
+        <w:rPr>
+          <w:lang w:val="zh_TW" w:bidi="zh_TW"/>
+        </w:rPr>
+      </w:r>
+      <w:r>
+        <w:rPr>
+          <w:lang w:val="zh_TW" w:bidi="zh_TW"/>
+        </w:rPr>
+        <w:t>猶大原本計劃寫信給這些基督徒，討論「我們同得救恩」（</w:t>
+      </w:r>
+      <w:hyperlink r:id="rId76">
+        <w:r>
+          <w:rPr>
+            <w:lang w:val="zh_TW" w:bidi="zh_TW"/>
+          </w:rPr>
+          <w:rPr>
+            <w:color w:val="0000EE"/>
+            <w:u w:val="single"/>
+          </w:rPr>
+          <w:t>3</w:t>
+        </w:r>
+      </w:hyperlink>
+      <w:r>
+        <w:rPr>
+          <w:lang w:val="zh_TW" w:bidi="zh_TW"/>
+        </w:rPr>
+        <w:t>節）。然而，我們永遠無法知道他原先打算給予的教導內容，因為在他準備期間，他聽到了一些消息，迫使他改變了計劃。相反，他寫了一封為「信仰」辯護的書信——也就是所有真正信徒所接受的關於耶穌基督的真正使徒教導。有些人加入教會，可能帶著別有用心的動機，對教會構成威脅。基督徒必須努力保持他們從猶大和使徒那裡所接受的教義（包括倫理和神學）的純潔。猶大對這些假信徒提出兩項指控：（1）他們將神的恩典歪曲成放縱情慾的藉口，可能公開炫耀性罪作為他們在基督裡擁有自由的象徵（參</w:t>
+      </w:r>
+      <w:hyperlink r:id="rId81">
+        <w:r>
+          <w:rPr>
+            <w:lang w:val="zh_TW" w:bidi="zh_TW"/>
+          </w:rPr>
+          <w:rPr>
+            <w:color w:val="0000EE"/>
+            <w:u w:val="single"/>
+          </w:rPr>
+          <w:t>羅6章</w:t>
+        </w:r>
+      </w:hyperlink>
+      <w:r>
+        <w:rPr>
+          <w:lang w:val="zh_TW" w:bidi="zh_TW"/>
+        </w:rPr>
+        <w:t>；</w:t>
+      </w:r>
+      <w:hyperlink r:id="rId82">
+        <w:r>
+          <w:rPr>
+            <w:lang w:val="zh_TW" w:bidi="zh_TW"/>
+          </w:rPr>
+          <w:rPr>
+            <w:color w:val="0000EE"/>
+            <w:u w:val="single"/>
+          </w:rPr>
+          <w:t>林前5–6章</w:t>
+        </w:r>
+      </w:hyperlink>
+      <w:r>
+        <w:rPr>
+          <w:lang w:val="zh_TW" w:bidi="zh_TW"/>
+        </w:rPr>
+        <w:t>）；以及（2）他們否認了主耶穌（因他們未能遵循祂的教導）。</w:t>
+      </w:r>
+    </w:p>
+    <w:p>
+      <w:pPr>
+        <w:pStyle w:val="Heading4"/>
+      </w:pPr>
+      <w:r>
+        <w:rPr>
+          <w:lang w:val="zh_TW" w:bidi="zh_TW"/>
+        </w:rPr>
+        <w:t>提醒神的審判（</w:t>
+      </w:r>
+      <w:hyperlink r:id="rId97">
+        <w:r>
+          <w:rPr>
+            <w:lang w:val="zh_TW" w:bidi="zh_TW"/>
+          </w:rPr>
+          <w:rPr>
+            <w:color w:val="0000EE"/>
+            <w:u w:val="single"/>
+          </w:rPr>
+          <w:t>1:5–7</w:t>
+        </w:r>
+      </w:hyperlink>
+      <w:r>
+        <w:rPr>
+          <w:lang w:val="zh_TW" w:bidi="zh_TW"/>
+        </w:rPr>
+        <w:t>）</w:t>
+      </w:r>
+    </w:p>
+    <w:p>
+      <w:pPr/>
+      <w:r>
+        <w:rPr>
+          <w:lang w:val="zh_TW" w:bidi="zh_TW"/>
+        </w:rPr>
+      </w:r>
+      <w:r>
+        <w:rPr>
+          <w:lang w:val="zh_TW" w:bidi="zh_TW"/>
+        </w:rPr>
+        <w:t>由於收信人可能是猶太基督徒，他們對舊約和猶太傳統應該相當熟悉。因此，作者選擇了三個例子來說明背道的後果：（1）審判可以臨到那些曾被視為神子民的人（就像那些從埃及「得救」的人一樣，</w:t>
+      </w:r>
+      <w:hyperlink r:id="rId98">
+        <w:r>
+          <w:rPr>
+            <w:lang w:val="zh_TW" w:bidi="zh_TW"/>
+          </w:rPr>
+          <w:rPr>
+            <w:color w:val="0000EE"/>
+            <w:u w:val="single"/>
+          </w:rPr>
+          <w:t>出32:28</w:t>
+        </w:r>
+      </w:hyperlink>
+      <w:r>
+        <w:rPr>
+          <w:lang w:val="zh_TW" w:bidi="zh_TW"/>
+        </w:rPr>
+        <w:t>；</w:t>
+      </w:r>
+      <w:hyperlink r:id="rId99">
+        <w:r>
+          <w:rPr>
+            <w:lang w:val="zh_TW" w:bidi="zh_TW"/>
+          </w:rPr>
+          <w:rPr>
+            <w:color w:val="0000EE"/>
+            <w:u w:val="single"/>
+          </w:rPr>
+          <w:t>民11:33–34</w:t>
+        </w:r>
+      </w:hyperlink>
+      <w:r>
+        <w:rPr>
+          <w:lang w:val="zh_TW" w:bidi="zh_TW"/>
+        </w:rPr>
+        <w:t>，</w:t>
+      </w:r>
+      <w:hyperlink r:id="rId100">
+        <w:r>
+          <w:rPr>
+            <w:lang w:val="zh_TW" w:bidi="zh_TW"/>
+          </w:rPr>
+          <w:rPr>
+            <w:color w:val="0000EE"/>
+            <w:u w:val="single"/>
+          </w:rPr>
+          <w:t>14:29–35</w:t>
+        </w:r>
+      </w:hyperlink>
+      <w:r>
+        <w:rPr>
+          <w:lang w:val="zh_TW" w:bidi="zh_TW"/>
+        </w:rPr>
+        <w:t>）。（2）背道的後果是永遠的定罪（如同以諾一書6–16章中墮落天使的情況——這些觀念也出現在其他猶太傳統中）。（3）道德腐敗實際上是一種背道，因此應該受到定罪（如所多瑪的情況——</w:t>
+      </w:r>
+      <w:hyperlink r:id="rId101">
+        <w:r>
+          <w:rPr>
+            <w:lang w:val="zh_TW" w:bidi="zh_TW"/>
+          </w:rPr>
+          <w:rPr>
+            <w:color w:val="0000EE"/>
+            <w:u w:val="single"/>
+          </w:rPr>
+          <w:t>創19章</w:t>
+        </w:r>
+      </w:hyperlink>
+      <w:r>
+        <w:rPr>
+          <w:lang w:val="zh_TW" w:bidi="zh_TW"/>
+        </w:rPr>
+        <w:t>；</w:t>
+      </w:r>
+      <w:hyperlink r:id="rId102">
+        <w:r>
+          <w:rPr>
+            <w:lang w:val="zh_TW" w:bidi="zh_TW"/>
+          </w:rPr>
+          <w:rPr>
+            <w:color w:val="0000EE"/>
+            <w:u w:val="single"/>
+          </w:rPr>
+          <w:t>彼後2:4–6</w:t>
+        </w:r>
+      </w:hyperlink>
+      <w:r>
+        <w:rPr>
+          <w:lang w:val="zh_TW" w:bidi="zh_TW"/>
+        </w:rPr>
+        <w:t>）。作者強調所多瑪的同性戀罪，而不是</w:t>
+      </w:r>
+      <w:hyperlink r:id="rId103">
+        <w:r>
+          <w:rPr>
+            <w:lang w:val="zh_TW" w:bidi="zh_TW"/>
+          </w:rPr>
+          <w:rPr>
+            <w:color w:val="0000EE"/>
+            <w:u w:val="single"/>
+          </w:rPr>
+          <w:t>以西結書十六章49節</w:t>
+        </w:r>
+      </w:hyperlink>
+      <w:r>
+        <w:rPr>
+          <w:lang w:val="zh_TW" w:bidi="zh_TW"/>
+        </w:rPr>
+        <w:t>所譴責的不義行為，這可能暗示假教師中存在性行為不端的問題。這三個例子強調了教會所面臨問題的嚴重性。</w:t>
+      </w:r>
+    </w:p>
+    <w:p>
+      <w:pPr>
+        <w:pStyle w:val="Heading4"/>
+      </w:pPr>
+      <w:r>
+        <w:rPr>
+          <w:lang w:val="zh_TW" w:bidi="zh_TW"/>
+        </w:rPr>
+        <w:t>譴責假教師（</w:t>
+      </w:r>
+      <w:hyperlink r:id="rId104">
+        <w:r>
+          <w:rPr>
+            <w:lang w:val="zh_TW" w:bidi="zh_TW"/>
+          </w:rPr>
+          <w:rPr>
+            <w:color w:val="0000EE"/>
+            <w:u w:val="single"/>
+          </w:rPr>
+          <w:t>1:8–16</w:t>
+        </w:r>
+      </w:hyperlink>
+      <w:r>
+        <w:rPr>
+          <w:lang w:val="zh_TW" w:bidi="zh_TW"/>
+        </w:rPr>
+        <w:t>；參</w:t>
+      </w:r>
+      <w:hyperlink r:id="rId105">
+        <w:r>
+          <w:rPr>
+            <w:lang w:val="zh_TW" w:bidi="zh_TW"/>
+          </w:rPr>
+          <w:rPr>
+            <w:color w:val="0000EE"/>
+            <w:u w:val="single"/>
+          </w:rPr>
+          <w:t>彼後2:10–17</w:t>
+        </w:r>
+      </w:hyperlink>
+      <w:r>
+        <w:rPr>
+          <w:lang w:val="zh_TW" w:bidi="zh_TW"/>
+        </w:rPr>
+        <w:t>）</w:t>
+      </w:r>
+    </w:p>
+    <w:p>
+      <w:pPr/>
+      <w:r>
+        <w:rPr>
+          <w:lang w:val="zh_TW" w:bidi="zh_TW"/>
+        </w:rPr>
+      </w:r>
+      <w:r>
+        <w:rPr>
+          <w:lang w:val="zh_TW" w:bidi="zh_TW"/>
+        </w:rPr>
+        <w:t>假教師聲稱在夢中得到啟示，並以此作為他們邪惡行為的依據。他們的罪包括（1）性不純潔（包括但不限於同性戀）；（2）拒絕基督的權威（體現在他的倫理教導中）；以及（3）對天使的惡言（無論是善良的天使，這可能是情況，還是邪惡的天使）。這種行為在摩西升天記中被證明是罪，因為即使是叱責魔鬼的天使長，也不會用這些教師對天使所用的語言。但由於這些人是不屬靈的，他們對自己所侮辱的事一無所知（參</w:t>
+      </w:r>
+      <w:hyperlink r:id="rId106">
+        <w:r>
+          <w:rPr>
+            <w:lang w:val="zh_TW" w:bidi="zh_TW"/>
+          </w:rPr>
+          <w:rPr>
+            <w:color w:val="0000EE"/>
+            <w:u w:val="single"/>
+          </w:rPr>
+          <w:t>林前2:7–16</w:t>
+        </w:r>
+      </w:hyperlink>
+      <w:r>
+        <w:rPr>
+          <w:lang w:val="zh_TW" w:bidi="zh_TW"/>
+        </w:rPr>
+        <w:t>），卻是肉體之罪的專家——像野獸一樣。他們的罪正在毀滅他們。</w:t>
+      </w:r>
+    </w:p>
+    <w:p>
+      <w:pPr/>
+      <w:r>
+        <w:rPr>
+          <w:lang w:val="zh_TW" w:bidi="zh_TW"/>
+        </w:rPr>
+      </w:r>
+      <w:r>
+        <w:rPr>
+          <w:lang w:val="zh_TW" w:bidi="zh_TW"/>
+        </w:rPr>
+        <w:t>因此，這些教師就像該隱（在猶太傳統中象徵暴力、情慾、貪婪和反叛神），巴蘭（試圖通過引導人們犯罪來謀財——</w:t>
+      </w:r>
+      <w:hyperlink r:id="rId107">
+        <w:r>
+          <w:rPr>
+            <w:lang w:val="zh_TW" w:bidi="zh_TW"/>
+          </w:rPr>
+          <w:rPr>
+            <w:color w:val="0000EE"/>
+            <w:u w:val="single"/>
+          </w:rPr>
+          <w:t>民31:16</w:t>
+        </w:r>
+      </w:hyperlink>
+      <w:r>
+        <w:rPr>
+          <w:lang w:val="zh_TW" w:bidi="zh_TW"/>
+        </w:rPr>
+        <w:t>；</w:t>
+      </w:r>
+      <w:hyperlink r:id="rId108">
+        <w:r>
+          <w:rPr>
+            <w:lang w:val="zh_TW" w:bidi="zh_TW"/>
+          </w:rPr>
+          <w:rPr>
+            <w:color w:val="0000EE"/>
+            <w:u w:val="single"/>
+          </w:rPr>
+          <w:t>申23:4</w:t>
+        </w:r>
+      </w:hyperlink>
+      <w:r>
+        <w:rPr>
+          <w:lang w:val="zh_TW" w:bidi="zh_TW"/>
+        </w:rPr>
+        <w:t>），和可拉（在摩西時期反叛神的權柄——</w:t>
+      </w:r>
+      <w:hyperlink r:id="rId109">
+        <w:r>
+          <w:rPr>
+            <w:lang w:val="zh_TW" w:bidi="zh_TW"/>
+          </w:rPr>
+          <w:rPr>
+            <w:color w:val="0000EE"/>
+            <w:u w:val="single"/>
+          </w:rPr>
+          <w:t>民16章</w:t>
+        </w:r>
+      </w:hyperlink>
+      <w:r>
+        <w:rPr>
+          <w:lang w:val="zh_TW" w:bidi="zh_TW"/>
+        </w:rPr>
+        <w:t>）。他們對信徒來說也是危險的，因為他們把愛筵和主的餐（聖餐）的一部分變成了淫亂的聚會（參</w:t>
+      </w:r>
+      <w:hyperlink r:id="rId110">
+        <w:r>
+          <w:rPr>
+            <w:lang w:val="zh_TW" w:bidi="zh_TW"/>
+          </w:rPr>
+          <w:rPr>
+            <w:color w:val="0000EE"/>
+            <w:u w:val="single"/>
+          </w:rPr>
+          <w:t>林前11:20–22</w:t>
+        </w:r>
+      </w:hyperlink>
+      <w:r>
+        <w:rPr>
+          <w:lang w:val="zh_TW" w:bidi="zh_TW"/>
+        </w:rPr>
+        <w:t>），從而玷污了教會的其他人。他們只關心自己，完全缺乏從神而來的真正屬靈恩賜（如沒有雨的雲彩或秋天沒有果子的樹，參</w:t>
+      </w:r>
+      <w:hyperlink r:id="rId111">
+        <w:r>
+          <w:rPr>
+            <w:lang w:val="zh_TW" w:bidi="zh_TW"/>
+          </w:rPr>
+          <w:rPr>
+            <w:color w:val="0000EE"/>
+            <w:u w:val="single"/>
+          </w:rPr>
+          <w:t>路13:6–9</w:t>
+        </w:r>
+      </w:hyperlink>
+      <w:r>
+        <w:rPr>
+          <w:lang w:val="zh_TW" w:bidi="zh_TW"/>
+        </w:rPr>
+        <w:t>），準備迎接第二次死亡（他們的命運是如此確定，以至於被視為已經發生）。他們只做惡事；在這方面，他們就像墮落的天使（在猶太傳統中，星星被認為是天使——以諾一書18:13–16，21:1–10）。</w:t>
+      </w:r>
+    </w:p>
+    <w:p>
+      <w:pPr/>
+      <w:r>
+        <w:rPr>
+          <w:lang w:val="zh_TW" w:bidi="zh_TW"/>
+        </w:rPr>
+      </w:r>
+      <w:r>
+        <w:rPr>
+          <w:lang w:val="zh_TW" w:bidi="zh_TW"/>
+        </w:rPr>
+        <w:t>以諾一書一章9節預言顯示了他們毀滅的確定性。最初，這個預言講的是神來施行審判，但猶大使其指向基督，對基督徒來說，祂是即將來臨的審判者（</w:t>
+      </w:r>
+      <w:hyperlink r:id="rId112">
+        <w:r>
+          <w:rPr>
+            <w:lang w:val="zh_TW" w:bidi="zh_TW"/>
+          </w:rPr>
+          <w:rPr>
+            <w:color w:val="0000EE"/>
+            <w:u w:val="single"/>
+          </w:rPr>
+          <w:t>太25:31</w:t>
+        </w:r>
+      </w:hyperlink>
+      <w:r>
+        <w:rPr>
+          <w:lang w:val="zh_TW" w:bidi="zh_TW"/>
+        </w:rPr>
+        <w:t>）。基督將與天使軍隊一起來臨，因著罪人的罪（包括邪惡的行為和邪惡的言語）施行正義。這個預言適用於那些像以色列一樣抱怨或指責神的人（</w:t>
+      </w:r>
+      <w:hyperlink r:id="rId113">
+        <w:r>
+          <w:rPr>
+            <w:lang w:val="zh_TW" w:bidi="zh_TW"/>
+          </w:rPr>
+          <w:rPr>
+            <w:color w:val="0000EE"/>
+            <w:u w:val="single"/>
+          </w:rPr>
+          <w:t>出16:7–12</w:t>
+        </w:r>
+      </w:hyperlink>
+      <w:r>
+        <w:rPr>
+          <w:lang w:val="zh_TW" w:bidi="zh_TW"/>
+        </w:rPr>
+        <w:t>，</w:t>
+      </w:r>
+      <w:hyperlink r:id="rId114">
+        <w:r>
+          <w:rPr>
+            <w:lang w:val="zh_TW" w:bidi="zh_TW"/>
+          </w:rPr>
+          <w:rPr>
+            <w:color w:val="0000EE"/>
+            <w:u w:val="single"/>
+          </w:rPr>
+          <w:t>17:3</w:t>
+        </w:r>
+      </w:hyperlink>
+      <w:r>
+        <w:rPr>
+          <w:lang w:val="zh_TW" w:bidi="zh_TW"/>
+        </w:rPr>
+        <w:t>）；也適用於那些隨心所欲、口出狂言、但在有利時討好他人的人。</w:t>
+      </w:r>
+    </w:p>
+    <w:p>
+      <w:pPr>
+        <w:pStyle w:val="Heading4"/>
+      </w:pPr>
+      <w:r>
+        <w:rPr>
+          <w:lang w:val="zh_TW" w:bidi="zh_TW"/>
+        </w:rPr>
+        <w:t>對信徒的指示（</w:t>
+      </w:r>
+      <w:hyperlink r:id="rId115">
+        <w:r>
+          <w:rPr>
+            <w:lang w:val="zh_TW" w:bidi="zh_TW"/>
+          </w:rPr>
+          <w:rPr>
+            <w:color w:val="0000EE"/>
+            <w:u w:val="single"/>
+          </w:rPr>
+          <w:t>1:17–23</w:t>
+        </w:r>
+      </w:hyperlink>
+      <w:r>
+        <w:rPr>
+          <w:lang w:val="zh_TW" w:bidi="zh_TW"/>
+        </w:rPr>
+        <w:t>）</w:t>
+      </w:r>
+    </w:p>
+    <w:p>
+      <w:pPr/>
+      <w:r>
+        <w:rPr>
+          <w:lang w:val="zh_TW" w:bidi="zh_TW"/>
+        </w:rPr>
+      </w:r>
+      <w:r>
+        <w:rPr>
+          <w:lang w:val="zh_TW" w:bidi="zh_TW"/>
+        </w:rPr>
+        <w:t>忠心的基督徒必須記住，使徒們（這裡指的是十二使徒，而不是包括保羅、巴拿巴等在內的更廣泛的使徒圈子）在世時曾預言過這樣的情況：在末後的日子，會有好譏誚的人，他們會做任何他們想做的不敬虔的事（</w:t>
+      </w:r>
+      <w:hyperlink r:id="rId116">
+        <w:r>
+          <w:rPr>
+            <w:lang w:val="zh_TW" w:bidi="zh_TW"/>
+          </w:rPr>
+          <w:rPr>
+            <w:color w:val="0000EE"/>
+            <w:u w:val="single"/>
+          </w:rPr>
+          <w:t>彼後3:3</w:t>
+        </w:r>
+      </w:hyperlink>
+      <w:r>
+        <w:rPr>
+          <w:lang w:val="zh_TW" w:bidi="zh_TW"/>
+        </w:rPr>
+        <w:t>）。這些假教師就是這樣的人。他們分裂教會，儘管他們自稱屬靈並從夢中得到啟示，但他們完全是屬世的，因為他們沒有聖靈。忠心的信徒必須小心，保持在神的愛中，不要像這些異端一樣陷入叛逆之中。這可以通過以下方式實現：（1）在信仰、使徒教導和榜樣的基礎上建立自己（而不是引起分裂）；（2）在聖靈裡禱告（</w:t>
+      </w:r>
+      <w:hyperlink r:id="rId117">
+        <w:r>
+          <w:rPr>
+            <w:lang w:val="zh_TW" w:bidi="zh_TW"/>
+          </w:rPr>
+          <w:rPr>
+            <w:color w:val="0000EE"/>
+            <w:u w:val="single"/>
+          </w:rPr>
+          <w:t>弗6:18</w:t>
+        </w:r>
+      </w:hyperlink>
+      <w:r>
+        <w:rPr>
+          <w:lang w:val="zh_TW" w:bidi="zh_TW"/>
+        </w:rPr>
+        <w:t>），這使他們與那些沒有聖靈的人區別開來；以及（3）期待耶穌在即將到來的最後審判中向他們顯示的憐憫（以諾一書27:3–4）。</w:t>
+      </w:r>
+    </w:p>
+    <w:p>
+      <w:pPr/>
+      <w:r>
+        <w:rPr>
+          <w:lang w:val="zh_TW" w:bidi="zh_TW"/>
+        </w:rPr>
+      </w:r>
+      <w:r>
+        <w:rPr>
+          <w:lang w:val="zh_TW" w:bidi="zh_TW"/>
+        </w:rPr>
+        <w:t>然而，基督徒仍然必須應對那些受錯誤教導影響的人。雖然這裡的希臘文經本非常不確定（不清楚猶大是指兩組還是三組人），但猶大可能是指教會應該對那些在是否追隨假教導上猶豫不決的人懷有憐憫之心，將那些可能被救回的人從假教導的追隨者中拯救出來，如同從地獄中搶救他們一樣，並且在保持憐憫態度的同時（如果他們悔改，準備迅速接納他們），出於對神審判的敬畏，嚴格避免與那些不悔改的人進行任何社交接觸。</w:t>
+      </w:r>
+    </w:p>
+    <w:p>
+      <w:pPr>
+        <w:pStyle w:val="Heading4"/>
+      </w:pPr>
+      <w:r>
+        <w:rPr>
+          <w:lang w:val="zh_TW" w:bidi="zh_TW"/>
+        </w:rPr>
+        <w:t>祝禱（</w:t>
+      </w:r>
+      <w:hyperlink r:id="rId118">
+        <w:r>
+          <w:rPr>
+            <w:lang w:val="zh_TW" w:bidi="zh_TW"/>
+          </w:rPr>
+          <w:rPr>
+            <w:color w:val="0000EE"/>
+            <w:u w:val="single"/>
+          </w:rPr>
+          <w:t>1:24–25</w:t>
+        </w:r>
+      </w:hyperlink>
+      <w:r>
+        <w:rPr>
+          <w:lang w:val="zh_TW" w:bidi="zh_TW"/>
+        </w:rPr>
+        <w:t>）</w:t>
+      </w:r>
+    </w:p>
+    <w:p>
+      <w:pPr/>
+      <w:r>
+        <w:rPr>
+          <w:lang w:val="zh_TW" w:bidi="zh_TW"/>
+        </w:rPr>
+      </w:r>
+      <w:r>
+        <w:rPr>
+          <w:lang w:val="zh_TW" w:bidi="zh_TW"/>
+        </w:rPr>
+        <w:t>猶大以一段非常類似於</w:t>
+      </w:r>
+      <w:hyperlink r:id="rId119">
+        <w:r>
+          <w:rPr>
+            <w:lang w:val="zh_TW" w:bidi="zh_TW"/>
+          </w:rPr>
+          <w:rPr>
+            <w:color w:val="0000EE"/>
+            <w:u w:val="single"/>
+          </w:rPr>
+          <w:t>羅馬書十六章25至27節</w:t>
+        </w:r>
+      </w:hyperlink>
+      <w:r>
+        <w:rPr>
+          <w:lang w:val="zh_TW" w:bidi="zh_TW"/>
+        </w:rPr>
+        <w:t>的頌讚結束此信。在許多人已經偏離信仰的情況下，神被頌讚為那位能保守信徒不致跌倒，並安全帶領他們進入祂榮耀之前的神。這位獨一的神，就是藉著耶穌基督救贖我們的救主（意思是神藉著耶穌拯救我們），擁有榮耀、威嚴、能力、權柄，從現在直到永遠。</w:t>
+      </w:r>
+    </w:p>
+    <w:p>
+      <w:pPr/>
+      <w:r>
+        <w:rPr>
+          <w:lang w:val="zh_TW" w:bidi="zh_TW"/>
+        </w:rPr>
+      </w:r>
+      <w:r>
+        <w:rPr>
+          <w:i/>
+          <w:lang w:val="zh_TW" w:bidi="zh_TW"/>
+        </w:rPr>
+        <w:t>另見</w:t>
+      </w:r>
+      <w:r>
+        <w:rPr>
+          <w:lang w:val="zh_TW" w:bidi="zh_TW"/>
+        </w:rPr>
+        <w:t xml:space="preserve"> </w:t>
+      </w:r>
+      <w:r>
+        <w:rPr>
+          <w:lang w:val="zh_TW" w:bidi="zh_TW"/>
+        </w:rPr>
+        <w:t>背道</w:t>
+      </w:r>
+      <w:r>
+        <w:rPr>
+          <w:lang w:val="zh_TW" w:bidi="zh_TW"/>
+        </w:rPr>
+        <w:t>；</w:t>
+      </w:r>
+      <w:r>
+        <w:rPr>
+          <w:lang w:val="zh_TW" w:bidi="zh_TW"/>
+        </w:rPr>
+        <w:t>耶穌的兄弟</w:t>
+      </w:r>
+      <w:r>
+        <w:rPr>
+          <w:lang w:val="zh_TW" w:bidi="zh_TW"/>
+        </w:rPr>
+        <w:t>。</w:t>
+      </w:r>
+      <w:r>
+        <w:rPr>
+          <w:lang w:val="zh_TW" w:bidi="zh_TW"/>
+        </w:rPr>
+      </w:r>
+      <w:r>
+        <w:rPr>
+          <w:lang w:val="zh_TW" w:bidi="zh_TW"/>
+        </w:rPr>
+      </w:r>
+    </w:p>
+    <w:p>
+      <w:pPr/>
+      <w:r>
+        <w:rPr>
+          <w:lang w:val="zh_TW" w:bidi="zh_TW"/>
+        </w:rPr>
+      </w:r>
+    </w:p>
+    <w:p>
+      <w:pPr>
+        <w:pStyle w:val="Heading2"/>
+      </w:pPr>
+      <w:r>
+        <w:rPr>
+          <w:lang w:val="zh_TW" w:bidi="zh_TW"/>
+        </w:rPr>
+        <w:t>猶太的斐洛</w:t>
+      </w:r>
+      <w:r>
+        <w:rPr>
+          <w:lang w:val="zh_TW" w:bidi="zh_TW"/>
+        </w:rPr>
+      </w:r>
+    </w:p>
+    <w:p>
+      <w:pPr/>
+      <w:r>
+        <w:rPr>
+          <w:lang w:val="zh_TW" w:bidi="zh_TW"/>
+        </w:rPr>
+      </w:r>
+      <w:r>
+        <w:rPr>
+          <w:lang w:val="zh_TW" w:bidi="zh_TW"/>
+        </w:rPr>
+        <w:t>猶太的斐洛（Philo Judaeus，或稱亞歷山大的斐羅〔Philo of Alexandria〕）是一位猶太哲學家，生活於大約公元前25年至公元40年。他是最早嘗試將猶太宗教信仰與希臘思想方式結合的人之一。</w:t>
+      </w:r>
+    </w:p>
+    <w:p>
+      <w:pPr>
+        <w:pStyle w:val="Heading3"/>
+      </w:pPr>
+      <w:r>
+        <w:rPr>
+          <w:lang w:val="zh_TW" w:bidi="zh_TW"/>
+        </w:rPr>
+        <w:t>誰是斐洛？</w:t>
+      </w:r>
+    </w:p>
+    <w:p>
+      <w:pPr/>
+      <w:r>
+        <w:rPr>
+          <w:lang w:val="zh_TW" w:bidi="zh_TW"/>
+        </w:rPr>
+      </w:r>
+      <w:r>
+        <w:rPr>
+          <w:lang w:val="zh_TW" w:bidi="zh_TW"/>
+        </w:rPr>
+        <w:t>斐洛出身於亞歷山大一個重要的家族。他在接受教育過程中同時學習了猶太信仰與希臘思想。我們對他的生平了解不多，但知道他在公元40年曾帶領一群猶太代表前往羅馬，會見皇帝卡理古拉（Caligula）。</w:t>
+      </w:r>
+    </w:p>
+    <w:p>
+      <w:pPr/>
+      <w:r>
+        <w:rPr>
+          <w:lang w:val="zh_TW" w:bidi="zh_TW"/>
+        </w:rPr>
+      </w:r>
+      <w:r>
+        <w:rPr>
+          <w:lang w:val="zh_TW" w:bidi="zh_TW"/>
+        </w:rPr>
+        <w:t>當時，亞歷山大城裡的希臘人和猶太人的關係愈趨緊張。猶太社群在當地規模日益壯大，並且在經商上愈加成功，特別是在小麥貿易方面，引起一些希臘人的忿怒與嫉妒。公元42年，希臘人開始騷亂，並強迫猶太人離開城中的某些區域。</w:t>
+      </w:r>
+    </w:p>
+    <w:p>
+      <w:pPr/>
+      <w:r>
+        <w:rPr>
+          <w:lang w:val="zh_TW" w:bidi="zh_TW"/>
+        </w:rPr>
+      </w:r>
+      <w:r>
+        <w:rPr>
+          <w:lang w:val="zh_TW" w:bidi="zh_TW"/>
+        </w:rPr>
+        <w:t>因著這些事件，斐洛寫了兩卷書來為猶太人辯護。其中一卷是「</w:t>
+      </w:r>
+      <w:r>
+        <w:rPr>
+          <w:lang w:val="zh_TW" w:bidi="zh_TW"/>
+        </w:rPr>
+        <w:t>反駁弗拉克斯」</w:t>
+      </w:r>
+      <w:r>
+        <w:rPr>
+          <w:lang w:val="zh_TW" w:bidi="zh_TW"/>
+        </w:rPr>
+        <w:t>（</w:t>
+      </w:r>
+      <w:r>
+        <w:rPr>
+          <w:i/>
+          <w:lang w:val="zh_TW" w:bidi="zh_TW"/>
+        </w:rPr>
+        <w:t>Against Flaccus</w:t>
+      </w:r>
+      <w:r>
+        <w:rPr>
+          <w:lang w:val="zh_TW" w:bidi="zh_TW"/>
+        </w:rPr>
+        <w:t>，關於亞歷山大的巡撫），另一卷是「致卡理古拉的使團」（</w:t>
+      </w:r>
+      <w:r>
+        <w:rPr>
+          <w:i/>
+          <w:lang w:val="zh_TW" w:bidi="zh_TW"/>
+        </w:rPr>
+        <w:t>Embassy to Caligula</w:t>
+      </w:r>
+      <w:r>
+        <w:rPr>
+          <w:lang w:val="zh_TW" w:bidi="zh_TW"/>
+        </w:rPr>
+        <w:t>，關於他在羅馬覲見皇帝的經過）。</w:t>
+      </w:r>
+    </w:p>
+    <w:p>
+      <w:pPr>
+        <w:pStyle w:val="Heading3"/>
+      </w:pPr>
+      <w:r>
+        <w:rPr>
+          <w:lang w:val="zh_TW" w:bidi="zh_TW"/>
+        </w:rPr>
+        <w:t>斐洛如何結合猶太與希臘的思想？</w:t>
+      </w:r>
+    </w:p>
+    <w:p>
+      <w:pPr/>
+      <w:r>
+        <w:rPr>
+          <w:lang w:val="zh_TW" w:bidi="zh_TW"/>
+        </w:rPr>
+      </w:r>
+      <w:r>
+        <w:rPr>
+          <w:lang w:val="zh_TW" w:bidi="zh_TW"/>
+        </w:rPr>
+        <w:t>在亞歷山大的猶太人深受希臘文化影響。他們甚至不使用希伯來文，而是以希臘文來讀他們的聖書。這種希臘文譯本稱為七十士譯本。</w:t>
+      </w:r>
+    </w:p>
+    <w:p>
+      <w:pPr/>
+      <w:r>
+        <w:rPr>
+          <w:lang w:val="zh_TW" w:bidi="zh_TW"/>
+        </w:rPr>
+      </w:r>
+      <w:r>
+        <w:rPr>
+          <w:lang w:val="zh_TW" w:bidi="zh_TW"/>
+        </w:rPr>
+        <w:t>雖然這些猶太人生活在希臘人的社會之中，並遵循了一些希臘習俗，但他們仍保有傳統的猶太信仰。斐洛也是如此。他謹慎遵行神的律法（見於聖經的首五卷書），並相信這是神完美的信息。他認為這律法對所有人都重要，不論是猶太人還是非猶太人。</w:t>
+      </w:r>
+    </w:p>
+    <w:p>
+      <w:pPr/>
+      <w:r>
+        <w:rPr>
+          <w:lang w:val="zh_TW" w:bidi="zh_TW"/>
+        </w:rPr>
+      </w:r>
+      <w:r>
+        <w:rPr>
+          <w:lang w:val="zh_TW" w:bidi="zh_TW"/>
+        </w:rPr>
+        <w:t>同時，斐洛的思維方式卻非常希臘化。他大概不太懂希伯來文（猶太聖經的原文），反而是向希臘教師學習。斐洛在閱讀聖經時，主要研究舊約聖經，尤其是首五卷書。他讀的是希臘文譯本，而不是希伯來文原文。斐洛相信，神曾引導這些書卷被翻譯成希臘文，因此他認為自己無需再查考希伯來文原文。</w:t>
+      </w:r>
+    </w:p>
+    <w:p>
+      <w:pPr/>
+      <w:r>
+        <w:rPr>
+          <w:lang w:val="zh_TW" w:bidi="zh_TW"/>
+        </w:rPr>
+      </w:r>
+      <w:r>
+        <w:rPr>
+          <w:lang w:val="zh_TW" w:bidi="zh_TW"/>
+        </w:rPr>
+        <w:t>要理解斐洛的著作，必須明白他接受希臘文化有兩個理由：</w:t>
+      </w:r>
+    </w:p>
+    <w:p>
+      <w:pPr>
+        <w:pStyle w:val="ListNumber"/>
+        <w:numPr>
+          <w:ilvl w:val="0"/>
+          <w:numId w:val="16"/>
+        </w:numPr>
+        <w:spacing w:line="240" w:lineRule="auto"/>
+        <w:ind w:left="720"/>
+      </w:pPr>
+      <w:r>
+        <w:rPr>
+          <w:lang w:val="zh_TW" w:bidi="zh_TW"/>
+        </w:rPr>
+      </w:r>
+      <w:r>
+        <w:rPr>
+          <w:lang w:val="zh_TW" w:bidi="zh_TW"/>
+        </w:rPr>
+        <w:t>住在希臘地區的猶太人必須了解希臘人的生活方式才能生存。</w:t>
+      </w:r>
+    </w:p>
+    <w:p>
+      <w:pPr>
+        <w:pStyle w:val="ListNumber"/>
+        <w:spacing w:line="240" w:lineRule="auto"/>
+        <w:ind w:left="720"/>
+      </w:pPr>
+      <w:r>
+        <w:rPr>
+          <w:lang w:val="zh_TW" w:bidi="zh_TW"/>
+        </w:rPr>
+      </w:r>
+      <w:r>
+        <w:rPr>
+          <w:lang w:val="zh_TW" w:bidi="zh_TW"/>
+        </w:rPr>
+        <w:t>猶太信仰本來就是要向外邦人伸展。古代的猶太先知曾說，以色列應當作光，將有關神的知識教導外邦人。</w:t>
+      </w:r>
+    </w:p>
+    <w:p>
+      <w:pPr/>
+      <w:r>
+        <w:rPr>
+          <w:lang w:val="zh_TW" w:bidi="zh_TW"/>
+        </w:rPr>
+      </w:r>
+      <w:r>
+        <w:rPr>
+          <w:lang w:val="zh_TW" w:bidi="zh_TW"/>
+        </w:rPr>
+        <w:t>斐洛透過研讀，在希臘哲學裡發現了許多有關真理的思想。他想展示這些希臘思想，如何與他在聖經裡找到的真理契合。這對他而言是一個巨大的挑戰。他需要思考如何在保持對信仰忠誠的同時，這有點像今日一些基督徒，努力理解現代科學如何與其宗教信仰相容。</w:t>
+      </w:r>
+    </w:p>
+    <w:p>
+      <w:pPr>
+        <w:pStyle w:val="Heading3"/>
+      </w:pPr>
+      <w:r>
+        <w:rPr>
+          <w:lang w:val="zh_TW" w:bidi="zh_TW"/>
+        </w:rPr>
+        <w:t>斐洛如何詮釋聖經？</w:t>
+      </w:r>
+    </w:p>
+    <w:p>
+      <w:pPr/>
+      <w:r>
+        <w:rPr>
+          <w:lang w:val="zh_TW" w:bidi="zh_TW"/>
+        </w:rPr>
+      </w:r>
+      <w:r>
+        <w:rPr>
+          <w:lang w:val="zh_TW" w:bidi="zh_TW"/>
+        </w:rPr>
+        <w:t>斐洛有一種特別的讀經方法，幫助他把聖經的教導與希臘思想聯繫起來。這種閱讀方式稱為寓意解釋（allegory）。使用寓意解釋時，讀者會尋找隱藏在故事背後更深層的意義。在斐洛之前，已經有人使用這方法；在他之後，也有許多人繼續使用。</w:t>
+      </w:r>
+    </w:p>
+    <w:p>
+      <w:pPr/>
+      <w:r>
+        <w:rPr>
+          <w:lang w:val="zh_TW" w:bidi="zh_TW"/>
+        </w:rPr>
+      </w:r>
+      <w:r>
+        <w:rPr>
+          <w:lang w:val="zh_TW" w:bidi="zh_TW"/>
+        </w:rPr>
+        <w:t>斐洛透過寓意解釋，能夠以新的方式閱讀創世記。他並不只是把它看作很久以前發生過的古老故事（希臘人可能就是這樣看的），而是把它看作講述所有人如何尋求神、並努力活出更好生命的故事。</w:t>
+      </w:r>
+    </w:p>
+    <w:p>
+      <w:pPr/>
+      <w:r>
+        <w:rPr>
+          <w:lang w:val="zh_TW" w:bidi="zh_TW"/>
+        </w:rPr>
+      </w:r>
+      <w:r>
+        <w:rPr>
+          <w:lang w:val="zh_TW" w:bidi="zh_TW"/>
+        </w:rPr>
+        <w:t>斐洛相信摩西以特別的方式寫下這些故事。他說神親自教導摩西，而摩西也吸收了哲學中最優秀的思想。不同於其他只會編造故事的教師，摩西能透過他的寫作幫助人領悟重要的真理。</w:t>
+      </w:r>
+    </w:p>
+    <w:p>
+      <w:pPr/>
+      <w:r>
+        <w:rPr>
+          <w:lang w:val="zh_TW" w:bidi="zh_TW"/>
+        </w:rPr>
+      </w:r>
+      <w:r>
+        <w:rPr>
+          <w:lang w:val="zh_TW" w:bidi="zh_TW"/>
+        </w:rPr>
+        <w:t>當斐洛用這種方式讀聖經時，他在故事和律法裡發現了更深層的屬靈意義。而這些更深層的意義，與他從希臘思想家那裡學到的許多真理是吻合的。</w:t>
+      </w:r>
+    </w:p>
+    <w:p>
+      <w:pPr/>
+      <w:r>
+        <w:rPr>
+          <w:lang w:val="zh_TW" w:bidi="zh_TW"/>
+        </w:rPr>
+      </w:r>
+      <w:r>
+        <w:rPr>
+          <w:lang w:val="zh_TW" w:bidi="zh_TW"/>
+        </w:rPr>
+        <w:t>當斐洛思考有關神的事時，他謹慎地將希臘思想與聖經的教導作比較。若希臘思想與聖經的教導不符，他就予以拒絕。</w:t>
+      </w:r>
+    </w:p>
+    <w:p>
+      <w:pPr/>
+      <w:r>
+        <w:rPr>
+          <w:lang w:val="zh_TW" w:bidi="zh_TW"/>
+        </w:rPr>
+      </w:r>
+      <w:r>
+        <w:rPr>
+          <w:lang w:val="zh_TW" w:bidi="zh_TW"/>
+        </w:rPr>
+        <w:t>聖經對於神如何創造世界、世界由什麼構成並沒有多加說明。基於這一點，斐洛就自由地採用希臘哲學家的思想來幫助解釋這些問題。斐洛相信，聖經的教導與希臘哲學中真實的部分同樣都來自於神。在古希臘哲學裡，「道（Logos）」指的是普遍的原理，包括秩序、理性與知識，它維繫著整個世界。人的心思是照著這位神聖的道的形像而造，因此在人心中也有某種能力，可以領受並發現超越感官經驗的真理。</w:t>
+      </w:r>
+    </w:p>
+    <w:p>
+      <w:pPr>
+        <w:pStyle w:val="Heading3"/>
+      </w:pPr>
+      <w:r>
+        <w:rPr>
+          <w:lang w:val="zh_TW" w:bidi="zh_TW"/>
+        </w:rPr>
+        <w:t>斐洛對神與世界的創造有何教導？</w:t>
+      </w:r>
+    </w:p>
+    <w:p>
+      <w:pPr/>
+      <w:r>
+        <w:rPr>
+          <w:lang w:val="zh_TW" w:bidi="zh_TW"/>
+        </w:rPr>
+      </w:r>
+      <w:r>
+        <w:rPr>
+          <w:lang w:val="zh_TW" w:bidi="zh_TW"/>
+        </w:rPr>
+        <w:t>在所有希臘思想家之中，斐洛認為柏拉圖對神的觀點最接近真理。他同意柏拉圖在幾方面的思想：</w:t>
+      </w:r>
+    </w:p>
+    <w:p>
+      <w:pPr/>
+      <w:r>
+        <w:rPr>
+          <w:lang w:val="zh_TW" w:bidi="zh_TW"/>
+        </w:rPr>
+      </w:r>
+      <w:r>
+        <w:rPr>
+          <w:lang w:val="zh_TW" w:bidi="zh_TW"/>
+        </w:rPr>
+        <w:t>神在創造世界之前就已經永遠存在。即使在創造世界之後，神仍與世界分別，並且超越於世界之上。世界本身不能獨立生存或運行，它需要神賜予生命並維繫其運行。當神這樣做時，世界才能運作得完美。</w:t>
+      </w:r>
+    </w:p>
+    <w:p>
+      <w:pPr/>
+      <w:r>
+        <w:rPr>
+          <w:lang w:val="zh_TW" w:bidi="zh_TW"/>
+        </w:rPr>
+      </w:r>
+      <w:r>
+        <w:rPr>
+          <w:lang w:val="zh_TW" w:bidi="zh_TW"/>
+        </w:rPr>
+        <w:t>斐洛相信神照顧祂所創造的一切。希臘人稱這種照顧為「護理」（providence），但他們認為這只是指神讓自然照常運行。斐洛卻有不同的看法。他相信神關心祂所造的每一個個體，甚至若神願意，祂也能改變自然平常的運行方式。神是獨一的，但祂創造了許多不同的事物。神永不改變，也不需要任何東西。神甚至不需要祂所創造的世界。神之所以創造萬物，是因祂本性良善，並願意分享祂的良善。</w:t>
+      </w:r>
+    </w:p>
+    <w:p>
+      <w:pPr/>
+      <w:r>
+        <w:rPr>
+          <w:lang w:val="zh_TW" w:bidi="zh_TW"/>
+        </w:rPr>
+      </w:r>
+      <w:r>
+        <w:rPr>
+          <w:lang w:val="zh_TW" w:bidi="zh_TW"/>
+        </w:rPr>
+        <w:t>摩西記載神用六日創造世界，但斐洛認為神其實是在同一時間創造了萬有。他相信六日的故事只是幫助我們明白神是以有秩序的方式創造一切。</w:t>
+      </w:r>
+    </w:p>
+    <w:p>
+      <w:pPr/>
+      <w:r>
+        <w:rPr>
+          <w:lang w:val="zh_TW" w:bidi="zh_TW"/>
+        </w:rPr>
+      </w:r>
+      <w:r>
+        <w:rPr>
+          <w:lang w:val="zh_TW" w:bidi="zh_TW"/>
+        </w:rPr>
+        <w:t>斐洛教導說，神是從無中創造世界的。在神創造之前，什麼都不存在。神在創造世界時，用盡了所有可用的材料，因此斐洛認為只有一個世界。神是因著祂自己的旨意而創造世界，而斐洛認為這可能意味著世界將永遠存在。</w:t>
+      </w:r>
+    </w:p>
+    <w:p>
+      <w:pPr/>
+      <w:r>
+        <w:rPr>
+          <w:lang w:val="zh_TW" w:bidi="zh_TW"/>
+        </w:rPr>
+      </w:r>
+      <w:r>
+        <w:rPr>
+          <w:lang w:val="zh_TW" w:bidi="zh_TW"/>
+        </w:rPr>
+        <w:t>斐洛注意到希臘哲學家柏拉圖（Plato）對於神創造世界也有相似的看法。他認為柏拉圖必定是從摩西的著作中學到這些思想。</w:t>
+      </w:r>
+    </w:p>
+    <w:p>
+      <w:pPr>
+        <w:pStyle w:val="Heading3"/>
+      </w:pPr>
+      <w:r>
+        <w:rPr>
+          <w:lang w:val="zh_TW" w:bidi="zh_TW"/>
+        </w:rPr>
+        <w:t>斐洛如何談論道？</w:t>
+      </w:r>
+    </w:p>
+    <w:p>
+      <w:pPr/>
+      <w:r>
+        <w:rPr>
+          <w:lang w:val="zh_TW" w:bidi="zh_TW"/>
+        </w:rPr>
+      </w:r>
+      <w:r>
+        <w:rPr>
+          <w:lang w:val="zh_TW" w:bidi="zh_TW"/>
+        </w:rPr>
+        <w:t>當斐洛發展有關道的思想時，他既採用又修正一些希臘哲學家的觀點。柏拉圖教導說，世上有一些永恆存在的完美理念，神在創造世界時，是以這些完美理念為藍本。但斐洛不同意這些教導中的一部分，他相信唯有神自己是永遠存在的。</w:t>
+      </w:r>
+    </w:p>
+    <w:p>
+      <w:pPr/>
+      <w:r>
+        <w:rPr>
+          <w:lang w:val="zh_TW" w:bidi="zh_TW"/>
+        </w:rPr>
+      </w:r>
+      <w:r>
+        <w:rPr>
+          <w:lang w:val="zh_TW" w:bidi="zh_TW"/>
+        </w:rPr>
+        <w:t>斐洛找到一種方法來結合這些不同的思想。他教導說，那些完美的理念雖然一直存在，但只是作為神心中的意念存在。當神決定要創造我們能看見的物質世界時，這些意念才成為完整的藍本。對斐洛而言，這些完美的理念只存在於神的心意之中，而神正是以這些理念作為模式，來創造我們的世界。</w:t>
+      </w:r>
+    </w:p>
+    <w:p>
+      <w:pPr/>
+      <w:r>
+        <w:rPr>
+          <w:lang w:val="zh_TW" w:bidi="zh_TW"/>
+        </w:rPr>
+      </w:r>
+      <w:r>
+        <w:rPr>
+          <w:lang w:val="zh_TW" w:bidi="zh_TW"/>
+        </w:rPr>
+        <w:t>斐洛相信道極其重要，它不只是神用來創造可見世界的工具，並試圖用幾種重要方式來解釋道。斐洛稱道為「理念中的理念」，視它為「未受造之父」的首生子，甚至稱它為「第二位神」。他認為道是人的心思應當效法的完美典範。</w:t>
+      </w:r>
+    </w:p>
+    <w:p>
+      <w:pPr/>
+      <w:r>
+        <w:rPr>
+          <w:lang w:val="zh_TW" w:bidi="zh_TW"/>
+        </w:rPr>
+      </w:r>
+      <w:r>
+        <w:rPr>
+          <w:lang w:val="zh_TW" w:bidi="zh_TW"/>
+        </w:rPr>
+        <w:t>根據斐洛的理解，道有一個特別的角色。它就像一種大能，使神所創造的一切能夠彼此運行、協調。它幫助人明白神的信息，作為神與祂所創造世界之間的橋樑。它像祭司一樣，把人的禱告帶到神面前。斐洛還相信，當神在燃燒的荊棘中向摩西說話時，道同在其中，並且住在摩西裡面，引導著他。</w:t>
+      </w:r>
+    </w:p>
+    <w:p>
+      <w:pPr/>
+      <w:r>
+        <w:rPr>
+          <w:lang w:val="zh_TW" w:bidi="zh_TW"/>
+        </w:rPr>
+      </w:r>
+      <w:r>
+        <w:rPr>
+          <w:lang w:val="zh_TW" w:bidi="zh_TW"/>
+        </w:rPr>
+        <w:t>雖然有些人想知道道是否與神相同，但斐羅表示它只是神的一個形象或意象。他並不認為道是一個人。即使在今天，也很難確切理解斐羅認為道是什麼或它如何與神相關。</w:t>
+      </w:r>
+    </w:p>
+    <w:p>
+      <w:pPr/>
+      <w:r>
+        <w:rPr>
+          <w:lang w:val="zh_TW" w:bidi="zh_TW"/>
+        </w:rPr>
+      </w:r>
+      <w:r>
+        <w:rPr>
+          <w:lang w:val="zh_TW" w:bidi="zh_TW"/>
+        </w:rPr>
+        <w:t>許多基督教作家後來採用斐洛關於道的一些思想。約翰福音的作者在這方面特別重要。在福音書的開頭，約翰稱Logos為「道」，並說神藉著它創造了世界（見</w:t>
+      </w:r>
+      <w:hyperlink r:id="rId120">
+        <w:r>
+          <w:rPr>
+            <w:lang w:val="zh_TW" w:bidi="zh_TW"/>
+          </w:rPr>
+          <w:rPr>
+            <w:color w:val="0000EE"/>
+            <w:u w:val="single"/>
+          </w:rPr>
+          <w:t>約1:1–4</w:t>
+        </w:r>
+      </w:hyperlink>
+      <w:r>
+        <w:rPr>
+          <w:lang w:val="zh_TW" w:bidi="zh_TW"/>
+        </w:rPr>
+        <w:t>）。</w:t>
+      </w:r>
+    </w:p>
+    <w:p>
+      <w:pPr/>
+      <w:r>
+        <w:rPr>
+          <w:lang w:val="zh_TW" w:bidi="zh_TW"/>
+        </w:rPr>
+      </w:r>
+      <w:r>
+        <w:rPr>
+          <w:lang w:val="zh_TW" w:bidi="zh_TW"/>
+        </w:rPr>
+        <w:t>我們並不確定這些有關道的思想最初源自哪裡。但我們知道，在斐洛的時代，其他住在希臘地區的猶太人也談論過道。當我們觀察斐洛如何使用這個概念時，可以看出他受到希臘哲學的影響，比起聖經的教導似乎更多。</w:t>
+      </w:r>
+    </w:p>
+    <w:p>
+      <w:pPr>
+        <w:pStyle w:val="Heading3"/>
+      </w:pPr>
+      <w:r>
+        <w:rPr>
+          <w:lang w:val="zh_TW" w:bidi="zh_TW"/>
+        </w:rPr>
+        <w:t>斐洛如何理解人類被造？</w:t>
+      </w:r>
+    </w:p>
+    <w:p>
+      <w:pPr/>
+      <w:r>
+        <w:rPr>
+          <w:lang w:val="zh_TW" w:bidi="zh_TW"/>
+        </w:rPr>
+      </w:r>
+      <w:r>
+        <w:rPr>
+          <w:lang w:val="zh_TW" w:bidi="zh_TW"/>
+        </w:rPr>
+        <w:t>斐洛對神的創造有一些有趣的見解。他相信星辰與行星是有生命的存在，並具有理性，而且永遠不會作惡。然而，他認為人則不同。人既可以行善，也可以作惡；既可以有智慧，也可以愚昧。</w:t>
+      </w:r>
+    </w:p>
+    <w:p>
+      <w:pPr/>
+      <w:r>
+        <w:rPr>
+          <w:lang w:val="zh_TW" w:bidi="zh_TW"/>
+        </w:rPr>
+      </w:r>
+      <w:r>
+        <w:rPr>
+          <w:lang w:val="zh_TW" w:bidi="zh_TW"/>
+        </w:rPr>
+        <w:t>斐洛相信，凡是美好的事物都是神親自創造的。但由於人類能行善也能作惡，他認為人必定是由地位較低的神性存在，協助神去創造的。這也是為什麼摩西記載神說：「我們要……造人」（</w:t>
+      </w:r>
+      <w:hyperlink r:id="rId121">
+        <w:r>
+          <w:rPr>
+            <w:lang w:val="zh_TW" w:bidi="zh_TW"/>
+          </w:rPr>
+          <w:rPr>
+            <w:color w:val="0000EE"/>
+            <w:u w:val="single"/>
+          </w:rPr>
+          <w:t>創1:26</w:t>
+        </w:r>
+      </w:hyperlink>
+      <w:r>
+        <w:rPr>
+          <w:lang w:val="zh_TW" w:bidi="zh_TW"/>
+        </w:rPr>
+        <w:t>）。對斐洛而言，「我們」這個字極其重要。</w:t>
+      </w:r>
+    </w:p>
+    <w:p>
+      <w:pPr/>
+      <w:r>
+        <w:rPr>
+          <w:lang w:val="zh_TW" w:bidi="zh_TW"/>
+        </w:rPr>
+      </w:r>
+      <w:r>
+        <w:rPr>
+          <w:lang w:val="zh_TW" w:bidi="zh_TW"/>
+        </w:rPr>
+        <w:t>斐洛認為神用兩個不同的步驟造人。第一步，神先造出一個人應當是怎樣的理念或藍本。這藍本不是物質的，沒有身體，也不是男或女，並且不會敗壞或毀滅（</w:t>
+      </w:r>
+      <w:hyperlink r:id="rId121">
+        <w:r>
+          <w:rPr>
+            <w:lang w:val="zh_TW" w:bidi="zh_TW"/>
+          </w:rPr>
+          <w:rPr>
+            <w:color w:val="0000EE"/>
+            <w:u w:val="single"/>
+          </w:rPr>
+          <w:t>創1:26</w:t>
+        </w:r>
+      </w:hyperlink>
+      <w:r>
+        <w:rPr>
+          <w:lang w:val="zh_TW" w:bidi="zh_TW"/>
+        </w:rPr>
+        <w:t>）。第二步，如</w:t>
+      </w:r>
+      <w:hyperlink r:id="rId122">
+        <w:r>
+          <w:rPr>
+            <w:lang w:val="zh_TW" w:bidi="zh_TW"/>
+          </w:rPr>
+          <w:rPr>
+            <w:color w:val="0000EE"/>
+            <w:u w:val="single"/>
+          </w:rPr>
+          <w:t>創世記二章7節</w:t>
+        </w:r>
+      </w:hyperlink>
+      <w:r>
+        <w:rPr>
+          <w:lang w:val="zh_TW" w:bidi="zh_TW"/>
+        </w:rPr>
+        <w:t>所描述：「神用地上的塵土造人，將生氣吹在他鼻孔裡。」</w:t>
+      </w:r>
+    </w:p>
+    <w:p>
+      <w:pPr/>
+      <w:r>
+        <w:rPr>
+          <w:lang w:val="zh_TW" w:bidi="zh_TW"/>
+        </w:rPr>
+      </w:r>
+      <w:r>
+        <w:rPr>
+          <w:lang w:val="zh_TW" w:bidi="zh_TW"/>
+        </w:rPr>
+        <w:t>這樣才有了第一個具體的人，他有身體和魂，也會死亡。從此，人有了男女之別。斐洛相信，當第一個男人和女人彼此看見時，他們生出了欲望，進而帶來肉體的快樂，斐洛認為，這就是人開始做錯事並違背神律法的起點。</w:t>
+      </w:r>
+    </w:p>
+    <w:p>
+      <w:pPr/>
+      <w:r>
+        <w:rPr>
+          <w:lang w:val="zh_TW" w:bidi="zh_TW"/>
+        </w:rPr>
+      </w:r>
+      <w:r>
+        <w:rPr>
+          <w:lang w:val="zh_TW" w:bidi="zh_TW"/>
+        </w:rPr>
+        <w:t>斐洛認為我們不應照字面意思，去理解伊甸園的故事。他不相信真的有生命樹或分別善惡樹，或這樣的樹會實際存在。相反地，他把它們看作象徵：</w:t>
+      </w:r>
+    </w:p>
+    <w:p>
+      <w:pPr>
+        <w:pStyle w:val="ListBullet"/>
+        <w:spacing w:line="240" w:lineRule="auto"/>
+        <w:ind w:left="720"/>
+      </w:pPr>
+      <w:r>
+        <w:rPr>
+          <w:lang w:val="zh_TW" w:bidi="zh_TW"/>
+        </w:rPr>
+      </w:r>
+      <w:r>
+        <w:rPr>
+          <w:lang w:val="zh_TW" w:bidi="zh_TW"/>
+        </w:rPr>
+        <w:t>生命樹代表對神的敬畏與愛</w:t>
+      </w:r>
+    </w:p>
+    <w:p>
+      <w:pPr>
+        <w:pStyle w:val="ListBullet"/>
+        <w:spacing w:line="240" w:lineRule="auto"/>
+        <w:ind w:left="720"/>
+      </w:pPr>
+      <w:r>
+        <w:rPr>
+          <w:lang w:val="zh_TW" w:bidi="zh_TW"/>
+        </w:rPr>
+      </w:r>
+      <w:r>
+        <w:rPr>
+          <w:lang w:val="zh_TW" w:bidi="zh_TW"/>
+        </w:rPr>
+        <w:t>分別善惡樹代表對是非的認識</w:t>
+      </w:r>
+    </w:p>
+    <w:p>
+      <w:pPr>
+        <w:pStyle w:val="Heading3"/>
+      </w:pPr>
+      <w:r>
+        <w:rPr>
+          <w:lang w:val="zh_TW" w:bidi="zh_TW"/>
+        </w:rPr>
+        <w:t>斐洛認為人應當如何與神聯繫？</w:t>
+      </w:r>
+    </w:p>
+    <w:p>
+      <w:pPr/>
+      <w:r>
+        <w:rPr>
+          <w:lang w:val="zh_TW" w:bidi="zh_TW"/>
+        </w:rPr>
+      </w:r>
+      <w:r>
+        <w:rPr>
+          <w:lang w:val="zh_TW" w:bidi="zh_TW"/>
+        </w:rPr>
+        <w:t>從斐洛的思想可以看出，他把世界分為兩個部分。他相信屬靈的是好的，而屬物質的是壞的。這樣的觀念源自柏拉圖的思想，一種稱為「柏拉圖主義（Platonism）」的思維方式。斐洛嘗試在舊約聖經裡尋找這些觀念。由於這樣的思想，斐洛也同意另一群希臘思想家──斯多葛派（Stoics）的觀點。他們認為，唯有對靈魂有益的才真正重要。斐洛相信，神賜給我們這世界只屬暫時使用，而不是永遠擁有。</w:t>
+      </w:r>
+    </w:p>
+    <w:p>
+      <w:pPr/>
+      <w:r>
+        <w:rPr>
+          <w:lang w:val="zh_TW" w:bidi="zh_TW"/>
+        </w:rPr>
+      </w:r>
+      <w:r>
+        <w:rPr>
+          <w:lang w:val="zh_TW" w:bidi="zh_TW"/>
+        </w:rPr>
+        <w:t>斐洛教導說，若要更親近神，人必須停止專注於周圍的物質世界。他大體上認為，人應當否定肉體的享樂，好使心思專注於屬靈的事。</w:t>
+      </w:r>
+    </w:p>
+    <w:p>
+      <w:pPr/>
+      <w:r>
+        <w:rPr>
+          <w:lang w:val="zh_TW" w:bidi="zh_TW"/>
+        </w:rPr>
+      </w:r>
+      <w:r>
+        <w:rPr>
+          <w:lang w:val="zh_TW" w:bidi="zh_TW"/>
+        </w:rPr>
+        <w:t>唯有清潔的心靈才是配得神的殿。斐洛認為，真正的信仰來自於我們內心的感受與思想，而不是外在的宗教活動。心靈就像亞伯拉罕，或像曠野漂流的以色列人。藉著屬靈的自我操練，心靈逐漸認識到，身體是邁向完全的一大阻礙。</w:t>
+      </w:r>
+    </w:p>
+    <w:p>
+      <w:pPr/>
+      <w:r>
+        <w:rPr>
+          <w:lang w:val="zh_TW" w:bidi="zh_TW"/>
+        </w:rPr>
+      </w:r>
+      <w:r>
+        <w:rPr>
+          <w:lang w:val="zh_TW" w:bidi="zh_TW"/>
+        </w:rPr>
+        <w:t>這種屬靈追求的目標，是要親近那位吸引人心歸向自己的神。神是可以用心思認識的；然而，神在祂自己裡面卻是不可測度的。我們只能知道祂是存在的，卻不能知道祂是什麼。</w:t>
+      </w:r>
+    </w:p>
+    <w:p>
+      <w:pPr/>
+      <w:r>
+        <w:rPr>
+          <w:lang w:val="zh_TW" w:bidi="zh_TW"/>
+        </w:rPr>
+      </w:r>
+      <w:r>
+        <w:rPr>
+          <w:lang w:val="zh_TW" w:bidi="zh_TW"/>
+        </w:rPr>
+        <w:t>斐洛相信，當人努力要變得更好時，最終會學到一件重要的事：人不能靠自己達到完全。他們會發現，良善是神所賜的禮物。當人明白自己的限制時，就開始真正認識神，並意識到自己何等需要神的幫助。</w:t>
+      </w:r>
+    </w:p>
+    <w:p>
+      <w:pPr>
+        <w:pStyle w:val="Heading3"/>
+      </w:pPr>
+      <w:r>
+        <w:rPr>
+          <w:lang w:val="zh_TW" w:bidi="zh_TW"/>
+        </w:rPr>
+        <w:t>斐洛的思想如何影響後來的宗教教師？</w:t>
+      </w:r>
+    </w:p>
+    <w:p>
+      <w:pPr/>
+      <w:r>
+        <w:rPr>
+          <w:lang w:val="zh_TW" w:bidi="zh_TW"/>
+        </w:rPr>
+      </w:r>
+      <w:r>
+        <w:rPr>
+          <w:lang w:val="zh_TW" w:bidi="zh_TW"/>
+        </w:rPr>
+        <w:t>猶太歷史學家約瑟夫（Josephus）在其著作中，使用過斐洛的一些思想。然而，斐洛對早期基督教作家與教師的影響更大。在接下來的200年間，這種將希臘思想與猶太思想結合的猶太思維方式（斐洛所代表的）逐漸式微，取而代之的是猶太拉比的教導，成為猶太教的主要形式。</w:t>
+      </w:r>
+    </w:p>
+    <w:p>
+      <w:pPr/>
+      <w:r>
+        <w:rPr>
+          <w:lang w:val="zh_TW" w:bidi="zh_TW"/>
+        </w:rPr>
+      </w:r>
+      <w:r>
+        <w:rPr>
+          <w:lang w:val="zh_TW" w:bidi="zh_TW"/>
+        </w:rPr>
+        <w:t>然而，在公元100年至300年間，基督徒卻發現斐洛的許多思想很有幫助。他的著作極為重要，因此有人將它們翻譯成不同的語言，包括拉丁文（羅馬的語言）和亞美尼亞文（Armenian）。幾位重要的早期基督教教師（稱為「教父（church fathers）」）在自己的著作中吸收了斐洛的思想。其中包括用希臘文寫作的革利免（Clement）與俄利根（Origen），以及用拉丁文寫作的安波羅修（Ambrose）。</w:t>
+      </w:r>
+      <w:r>
+        <w:rPr>
+          <w:lang w:val="zh_TW" w:bidi="zh_TW"/>
+        </w:rPr>
+      </w:r>
+      <w:r>
+        <w:rPr>
+          <w:lang w:val="zh_TW" w:bidi="zh_TW"/>
+        </w:rPr>
+      </w:r>
+    </w:p>
+    <w:p>
+      <w:pPr/>
+      <w:r>
+        <w:rPr>
+          <w:lang w:val="zh_TW" w:bidi="zh_TW"/>
+        </w:rPr>
+      </w:r>
+    </w:p>
+    <w:p>
+      <w:pPr>
+        <w:pStyle w:val="Heading2"/>
+      </w:pPr>
+      <w:r>
+        <w:rPr>
+          <w:lang w:val="zh_TW" w:bidi="zh_TW"/>
+        </w:rPr>
+        <w:t>猶太教</w:t>
+      </w:r>
+      <w:r>
+        <w:rPr>
+          <w:lang w:val="zh_TW" w:bidi="zh_TW"/>
+        </w:rPr>
+      </w:r>
+    </w:p>
+    <w:p>
+      <w:pPr/>
+      <w:r>
+        <w:rPr>
+          <w:lang w:val="zh_TW" w:bidi="zh_TW"/>
+        </w:rPr>
+      </w:r>
+      <w:r>
+        <w:rPr>
+          <w:lang w:val="zh_TW" w:bidi="zh_TW"/>
+        </w:rPr>
+        <w:t>從被擄歸回時期（公元前538年）開始到現代猶太人民的宗教與文化。「猶太教」一詞源自古代以色列南國的名稱「猶大」，而「猶太人」是「猶大人」的簡稱。</w:t>
+      </w:r>
+    </w:p>
+    <w:p>
+      <w:pPr>
+        <w:pStyle w:val="Heading3"/>
+      </w:pPr>
+      <w:r>
+        <w:rPr>
+          <w:lang w:val="zh_TW" w:bidi="zh_TW"/>
+        </w:rPr>
+        <w:t>第二聖殿時期（公元前515年–公元70年）</w:t>
+      </w:r>
+    </w:p>
+    <w:p>
+      <w:pPr>
+        <w:pStyle w:val="Heading4"/>
+      </w:pPr>
+      <w:r>
+        <w:rPr>
+          <w:lang w:val="zh_TW" w:bidi="zh_TW"/>
+        </w:rPr>
+        <w:t>歷史概覽</w:t>
+      </w:r>
+    </w:p>
+    <w:p>
+      <w:pPr/>
+      <w:r>
+        <w:rPr>
+          <w:lang w:val="zh_TW" w:bidi="zh_TW"/>
+        </w:rPr>
+      </w:r>
+      <w:r>
+        <w:rPr>
+          <w:lang w:val="zh_TW" w:bidi="zh_TW"/>
+        </w:rPr>
+        <w:t>掃羅、大衛和所羅門統治下的以色列統一王國，在所羅門去世後不久便結束了。所羅門的兒子羅波安在約公元前930年，因徵收過高的稅而引發了十個北方支派的叛亂（</w:t>
+      </w:r>
+      <w:hyperlink r:id="rId123">
+        <w:r>
+          <w:rPr>
+            <w:lang w:val="zh_TW" w:bidi="zh_TW"/>
+          </w:rPr>
+          <w:rPr>
+            <w:color w:val="0000EE"/>
+            <w:u w:val="single"/>
+          </w:rPr>
+          <w:t>王上十二章</w:t>
+        </w:r>
+      </w:hyperlink>
+      <w:r>
+        <w:rPr>
+          <w:lang w:val="zh_TW" w:bidi="zh_TW"/>
+        </w:rPr>
+        <w:t>）。從那時起，以色列（或北國撒馬利亞）和猶大（南國）開始兩國各自獨立存在。北國在公元前722年被亞述人征服，主要是由上層階級成員組成的數千名俘虜，被擄到亞述，在那裡他們可能因為與當地人通婚而從歷史中消失了。猶大王國作為一個獨立國家存續至公元前597年，在尼布甲尼撒統治下受巴比倫人控制。聖殿最終在公元前586年被摧毀，許多俘虜被帶到巴比倫，開始了一個持續兩代人的被擄時期。巴比倫人在公元前539年被波斯的</w:t>
+      </w:r>
+      <w:r>
+        <w:rPr>
+          <w:lang w:val="zh_TW" w:bidi="zh_TW"/>
+        </w:rPr>
+        <w:t>塞魯士</w:t>
+      </w:r>
+      <w:r>
+        <w:rPr>
+          <w:lang w:val="zh_TW" w:bidi="zh_TW"/>
+        </w:rPr>
+        <w:t>擊敗，次年波斯王頒布了一項法令，准許所有被擄的人民返回他們的原籍地（</w:t>
+      </w:r>
+      <w:hyperlink r:id="rId124">
+        <w:r>
+          <w:rPr>
+            <w:lang w:val="zh_TW" w:bidi="zh_TW"/>
+          </w:rPr>
+          <w:rPr>
+            <w:color w:val="0000EE"/>
+            <w:u w:val="single"/>
+          </w:rPr>
+          <w:t>代下36:22–23</w:t>
+        </w:r>
+      </w:hyperlink>
+      <w:r>
+        <w:rPr>
+          <w:lang w:val="zh_TW" w:bidi="zh_TW"/>
+        </w:rPr>
+        <w:t>；</w:t>
+      </w:r>
+      <w:hyperlink r:id="rId125">
+        <w:r>
+          <w:rPr>
+            <w:lang w:val="zh_TW" w:bidi="zh_TW"/>
+          </w:rPr>
+          <w:rPr>
+            <w:color w:val="0000EE"/>
+            <w:u w:val="single"/>
+          </w:rPr>
+          <w:t>拉1</w:t>
+        </w:r>
+      </w:hyperlink>
+      <w:r>
+        <w:rPr>
+          <w:lang w:val="zh_TW" w:bidi="zh_TW"/>
+        </w:rPr>
+        <w:t>）。塞魯士法令頒布後的一個世紀內，至少有四波猶太被擄者在設巴薩、所羅巴伯、以斯拉和尼希米等領袖的帶領下，從美索不達米亞回到猶大。然而，許多猶太人還是選擇留在他們的第二個家—美索不達米亞。公元前515年春季第二聖殿的奉獻禮，標著著長達70年的被擄時期正式結束（</w:t>
+      </w:r>
+      <w:hyperlink r:id="rId126">
+        <w:r>
+          <w:rPr>
+            <w:lang w:val="zh_TW" w:bidi="zh_TW"/>
+          </w:rPr>
+          <w:rPr>
+            <w:color w:val="0000EE"/>
+            <w:u w:val="single"/>
+          </w:rPr>
+          <w:t>耶29:10</w:t>
+        </w:r>
+      </w:hyperlink>
+      <w:r>
+        <w:rPr>
+          <w:lang w:val="zh_TW" w:bidi="zh_TW"/>
+        </w:rPr>
+        <w:t>），這應驗了哈該和撒迦利亞的先知性勸勉。</w:t>
+      </w:r>
+    </w:p>
+    <w:p>
+      <w:pPr/>
+      <w:r>
+        <w:rPr>
+          <w:lang w:val="zh_TW" w:bidi="zh_TW"/>
+        </w:rPr>
+      </w:r>
+      <w:r>
+        <w:rPr>
+          <w:lang w:val="zh_TW" w:bidi="zh_TW"/>
+        </w:rPr>
+        <w:t>在猶大地，猶太人由總督統治，總督則是在波斯王的意願下任職。所羅巴伯是早期的總督之一（</w:t>
+      </w:r>
+      <w:hyperlink r:id="rId127">
+        <w:r>
+          <w:rPr>
+            <w:lang w:val="zh_TW" w:bidi="zh_TW"/>
+          </w:rPr>
+          <w:rPr>
+            <w:color w:val="0000EE"/>
+            <w:u w:val="single"/>
+          </w:rPr>
+          <w:t>該1:1</w:t>
+        </w:r>
+      </w:hyperlink>
+      <w:r>
+        <w:rPr>
+          <w:lang w:val="zh_TW" w:bidi="zh_TW"/>
+        </w:rPr>
+        <w:t>，</w:t>
+      </w:r>
+      <w:hyperlink r:id="rId128">
+        <w:r>
+          <w:rPr>
+            <w:lang w:val="zh_TW" w:bidi="zh_TW"/>
+          </w:rPr>
+          <w:rPr>
+            <w:color w:val="0000EE"/>
+            <w:u w:val="single"/>
+          </w:rPr>
+          <w:t>2:1–2</w:t>
+        </w:r>
+      </w:hyperlink>
+      <w:r>
+        <w:rPr>
+          <w:lang w:val="zh_TW" w:bidi="zh_TW"/>
+        </w:rPr>
+        <w:t>），他是大衛的後裔（</w:t>
+      </w:r>
+      <w:hyperlink r:id="rId129">
+        <w:r>
+          <w:rPr>
+            <w:lang w:val="zh_TW" w:bidi="zh_TW"/>
+          </w:rPr>
+          <w:rPr>
+            <w:color w:val="0000EE"/>
+            <w:u w:val="single"/>
+          </w:rPr>
+          <w:t>代上3:10–19</w:t>
+        </w:r>
+      </w:hyperlink>
+      <w:r>
+        <w:rPr>
+          <w:lang w:val="zh_TW" w:bidi="zh_TW"/>
+        </w:rPr>
+        <w:t>）。在某種程度上，他與約撒達的兒子大祭司約書亞共同統治猶大地。巴勒斯坦是波斯帝國20個總督區之一，帝國從公元前539年持續到公元前331年，直到被亞歷山大大帝帶領的希臘人所征服。關於波斯時期大部分時間巴勒斯坦的歷史發展我們知之甚少。亞歷山大於公元前323年去世後，帝國被將軍們瓜分；埃及和巴勒斯坦歸屬於托勒密一世（Ptolemy I）。托勒密王朝秉持仁政，允許巴勒斯坦的猶太人享有適度地自由和自主性。公元前198年帕尼翁（Paneion）戰役後，巴勒斯坦歸屬於亞歷山大另一位將軍西流古一世（Seleucus I）創立的西流古帝國統治。</w:t>
+      </w:r>
+    </w:p>
+    <w:p>
+      <w:pPr/>
+      <w:r>
+        <w:rPr>
+          <w:lang w:val="zh_TW" w:bidi="zh_TW"/>
+        </w:rPr>
+      </w:r>
+      <w:r>
+        <w:rPr>
+          <w:lang w:val="zh_TW" w:bidi="zh_TW"/>
+        </w:rPr>
+        <w:t>西流古帝國地廣民多，從西邊的小亞細亞和巴勒斯坦延伸到東邊的印度邊界。</w:t>
+      </w:r>
+      <w:r>
+        <w:rPr>
+          <w:lang w:val="zh_TW" w:bidi="zh_TW"/>
+        </w:rPr>
+        <w:t>安提阿古</w:t>
+      </w:r>
+      <w:r>
+        <w:rPr>
+          <w:lang w:val="zh_TW" w:bidi="zh_TW"/>
+        </w:rPr>
+        <w:t>四世（</w:t>
+      </w:r>
+      <w:r>
+        <w:rPr>
+          <w:lang w:val="zh_TW" w:bidi="zh_TW"/>
+        </w:rPr>
+        <w:t>伊皮法尼，</w:t>
+      </w:r>
+      <w:r>
+        <w:rPr>
+          <w:lang w:val="zh_TW" w:bidi="zh_TW"/>
+        </w:rPr>
+        <w:t>Epiphanes）於公元前175年登上西流古王位，試圖通過希臘化（即強迫採用希臘語言和文化）來統一龐大的帝國。這政策一出，當地文化與宗教被強行壓制，巴勒斯坦的猶大</w:t>
+      </w:r>
+    </w:p>
+    <w:p>
+      <w:pPr/>
+      <w:r>
+        <w:rPr>
+          <w:lang w:val="zh_TW" w:bidi="zh_TW"/>
+        </w:rPr>
+      </w:r>
+      <w:r>
+        <w:rPr>
+          <w:lang w:val="zh_TW" w:bidi="zh_TW"/>
+        </w:rPr>
+        <w:t>國所受的打擊或許最大。公元前167年，安提阿古四世將耶路撒冷的聖殿獻給了奧林匹亞神明宙斯，在祭壇上獻了一頭母豬，摧毀了包含猶太聖經的卷軸，並禁止割禮。這一壓迫激發了一場由老祭司</w:t>
+      </w:r>
+      <w:r>
+        <w:rPr>
+          <w:lang w:val="zh_TW" w:bidi="zh_TW"/>
+        </w:rPr>
+        <w:t>馬他提亞（</w:t>
+      </w:r>
+      <w:r>
+        <w:rPr>
+          <w:lang w:val="zh_TW" w:bidi="zh_TW"/>
+        </w:rPr>
+        <w:t>Mattathias</w:t>
+      </w:r>
+      <w:r>
+        <w:rPr>
+          <w:lang w:val="zh_TW" w:bidi="zh_TW"/>
+        </w:rPr>
+        <w:t>）與他的</w:t>
+      </w:r>
+      <w:r>
+        <w:rPr>
+          <w:lang w:val="zh_TW" w:bidi="zh_TW"/>
+        </w:rPr>
+        <w:t>兒子們所領導的起義。西流古人被擊退，最終在公元前164年，聖殿被馬他提亞的兒子猶大·馬加比（Judas the Maccabee，綽號意為「鐵鎚」）奪回。這場猶太人的勝利每年都由光明節（Hanukkah，或譯為「修殿」）作為紀念。猶大和兄弟們被稱為馬加比或</w:t>
+      </w:r>
+      <w:r>
+        <w:rPr>
+          <w:lang w:val="zh_TW" w:bidi="zh_TW"/>
+        </w:rPr>
+        <w:t>哈斯蒙尼家族</w:t>
+      </w:r>
+      <w:r>
+        <w:rPr>
+          <w:lang w:val="zh_TW" w:bidi="zh_TW"/>
+        </w:rPr>
+        <w:t>（馬他提亞屬哈斯蒙家），以及他們的後代在公元前164年到公元前63年間統治猶大地，直到巴勒斯坦落在羅馬將軍龐培手中。此後，巴勒斯坦成為羅馬的附庸地。</w:t>
+      </w:r>
+    </w:p>
+    <w:p>
+      <w:pPr/>
+      <w:r>
+        <w:rPr>
+          <w:lang w:val="zh_TW" w:bidi="zh_TW"/>
+        </w:rPr>
+      </w:r>
+      <w:r>
+        <w:rPr>
+          <w:lang w:val="zh_TW" w:bidi="zh_TW"/>
+        </w:rPr>
+        <w:t>哈斯蒙尼家族的許爾堪（Hyrcanus），在羅馬人征服猶大地後出任大祭司，儘管在許爾堪背後掌權的是以土買人（Idumean）安提帕特（Antipater）。安提帕特的兒子——</w:t>
+      </w:r>
+      <w:r>
+        <w:rPr>
+          <w:lang w:val="zh_TW" w:bidi="zh_TW"/>
+        </w:rPr>
+        <w:t>法撒伊勒（</w:t>
+      </w:r>
+      <w:r>
+        <w:rPr>
+          <w:lang w:val="zh_TW" w:bidi="zh_TW"/>
+        </w:rPr>
+        <w:t>Phasael</w:t>
+      </w:r>
+      <w:r>
+        <w:rPr>
+          <w:lang w:val="zh_TW" w:bidi="zh_TW"/>
+        </w:rPr>
+        <w:t>）</w:t>
+      </w:r>
+      <w:r>
+        <w:rPr>
+          <w:lang w:val="zh_TW" w:bidi="zh_TW"/>
+        </w:rPr>
+        <w:t>和希律分別是耶路撒冷和加利利的總督。公元前43年安提帕特被暗殺後，因希律的羅馬人脈，希律（後來被稱為大希律）被羅馬元老院任命為猶大地的王；從公元前37年統治到公元前4年。希律去世後，巴勒斯坦被奧古斯都皇帝（公元前27年–公元14年）分割，並由希律的三個兒子治理：希律·亞基老（Herod Archelaus，公元前4年到公元6年擔任猶太、以土買和撒馬利亞的提督）、希律·安提帕（Herod Antipas，公元前4年到公元39年擔任加利利和比利亞的分封王）和希律·腓力（Herod Philip，公元前4年到公元34年擔任巴坦尼亞、特拉可尼和其它小地的分封王）。希律的眾子去世或被罷免後，這些地區通常由羅馬巡撫管理。在短期內（公元41年–44年），大希律的孫子希律·亞基帕一世統治了幾乎與他祖父相同的領土。當他去世後（記載於</w:t>
+      </w:r>
+      <w:hyperlink r:id="rId130">
+        <w:r>
+          <w:rPr>
+            <w:lang w:val="zh_TW" w:bidi="zh_TW"/>
+          </w:rPr>
+          <w:rPr>
+            <w:color w:val="0000EE"/>
+            <w:u w:val="single"/>
+          </w:rPr>
+          <w:t>徒12:20–23</w:t>
+        </w:r>
+      </w:hyperlink>
+      <w:r>
+        <w:rPr>
+          <w:lang w:val="zh_TW" w:bidi="zh_TW"/>
+        </w:rPr>
+        <w:t>），他的領土被置於羅馬巡撫的管理之下。這些巡撫的貪婪和無能激起了猶太人的叛變。公元66年至73年慘敗的猶太起義最終導致公元70年第二聖殿被提圖斯（Titus）率領的第十羅馬軍團摧毀。起義在公元73年徹底平息，當時在死海附近馬薩達（Masada）沙漠堡壘被圍困的900多名猶太人選擇集體自殺而不是落在羅馬人手中。這些悲慘事件永久結束了猶太教的聖殿崇拜和祭司制度。</w:t>
+      </w:r>
+    </w:p>
+    <w:p>
+      <w:pPr>
+        <w:pStyle w:val="Heading4"/>
+      </w:pPr>
+      <w:r>
+        <w:rPr>
+          <w:lang w:val="zh_TW" w:bidi="zh_TW"/>
+        </w:rPr>
+        <w:t>社會和宗教發展</w:t>
+      </w:r>
+    </w:p>
+    <w:p>
+      <w:pPr/>
+      <w:r>
+        <w:rPr>
+          <w:lang w:val="zh_TW" w:bidi="zh_TW"/>
+        </w:rPr>
+      </w:r>
+      <w:r>
+        <w:rPr>
+          <w:lang w:val="zh_TW" w:bidi="zh_TW"/>
+        </w:rPr>
+        <w:t>巴比倫征服猶大和公元前586年摧毀所羅門聖殿，對猶太人的社會和宗教生活產生了劇烈地改變。聖殿崇拜被终止對以色列宗教的核心造成了嚴重打擊，因為耶路撒冷聖殿是唯一合宜并神所指定的地方，用於履行摩西律法的許多禮儀要求，主要是獻祭崇拜。即使是三個年度朝聖節期：Succoth（住棚節）、Pesach（逾越節）和Shavuoth（七七節），在公元前586年後留在猶大的虔誠猶太人也無法再遵守。當公元前538年後許多被擄者選擇返回猶大時，許多人選擇留在他們的新家園。對於後者來說，即使在公元前516年重新恢復聖殿崇拜，也無法在他們的宗教生活中發揮重要作用了。</w:t>
+      </w:r>
+    </w:p>
+    <w:p>
+      <w:pPr/>
+      <w:r>
+        <w:rPr>
+          <w:lang w:val="zh_TW" w:bidi="zh_TW"/>
+        </w:rPr>
+      </w:r>
+      <w:r>
+        <w:rPr>
+          <w:lang w:val="zh_TW" w:bidi="zh_TW"/>
+        </w:rPr>
+        <w:t>在被擄期間和被擄後早期，猶太人獨特的會堂制度（希臘語意為「聚會所」）開始經歷演變。猶太會堂成為在巴勒斯坦以外猶太社區廣受歡迎且有用途的場所，以至於會堂在第二聖殿修殿後的幾個世紀裡在整個巴勒斯坦地區湧現，甚至出現在耶路撒冷。到了第二聖殿時期結束時，會堂在猶太人的生活中扮演了三個重要功能：它作為禱告的殿、學習的地方和聚會的場地。公元第一世紀的會堂崇拜在</w:t>
+      </w:r>
+      <w:hyperlink r:id="rId131">
+        <w:r>
+          <w:rPr>
+            <w:lang w:val="zh_TW" w:bidi="zh_TW"/>
+          </w:rPr>
+          <w:rPr>
+            <w:color w:val="0000EE"/>
+            <w:u w:val="single"/>
+          </w:rPr>
+          <w:t>路4:16–30</w:t>
+        </w:r>
+      </w:hyperlink>
+      <w:r>
+        <w:rPr>
+          <w:lang w:val="zh_TW" w:bidi="zh_TW"/>
+        </w:rPr>
+        <w:t>和</w:t>
+      </w:r>
+      <w:hyperlink r:id="rId132">
+        <w:r>
+          <w:rPr>
+            <w:lang w:val="zh_TW" w:bidi="zh_TW"/>
+          </w:rPr>
+          <w:rPr>
+            <w:color w:val="0000EE"/>
+            <w:u w:val="single"/>
+          </w:rPr>
+          <w:t>徒13:13–42</w:t>
+        </w:r>
+      </w:hyperlink>
+      <w:r>
+        <w:rPr>
+          <w:lang w:val="zh_TW" w:bidi="zh_TW"/>
+        </w:rPr>
+        <w:t>中有所說明。崇拜的重點是誦讀妥拉（摩西律法）的選篇，然後是</w:t>
+      </w:r>
+      <w:r>
+        <w:rPr>
+          <w:lang w:val="zh_TW" w:bidi="zh_TW"/>
+        </w:rPr>
+        <w:t>先知書選段</w:t>
+      </w:r>
+      <w:r>
+        <w:rPr>
+          <w:lang w:val="zh_TW" w:bidi="zh_TW"/>
+        </w:rPr>
+        <w:t>（Haphtorah，先知書）。誦讀之後有釋經講道。公元第一世紀會堂崇拜的其它元素包括誦讀示瑪（「以色列啊，你要聽」），這是一組包括</w:t>
+      </w:r>
+      <w:hyperlink r:id="rId133">
+        <w:r>
+          <w:rPr>
+            <w:lang w:val="zh_TW" w:bidi="zh_TW"/>
+          </w:rPr>
+          <w:rPr>
+            <w:color w:val="0000EE"/>
+            <w:u w:val="single"/>
+          </w:rPr>
+          <w:t>申6:4–9</w:t>
+        </w:r>
+      </w:hyperlink>
+      <w:r>
+        <w:rPr>
+          <w:lang w:val="zh_TW" w:bidi="zh_TW"/>
+        </w:rPr>
+        <w:t>，</w:t>
+      </w:r>
+      <w:hyperlink r:id="rId134">
+        <w:r>
+          <w:rPr>
+            <w:lang w:val="zh_TW" w:bidi="zh_TW"/>
+          </w:rPr>
+          <w:rPr>
+            <w:color w:val="0000EE"/>
+            <w:u w:val="single"/>
+          </w:rPr>
+          <w:t>11:13–21</w:t>
+        </w:r>
+      </w:hyperlink>
+      <w:r>
+        <w:rPr>
+          <w:lang w:val="zh_TW" w:bidi="zh_TW"/>
+        </w:rPr>
+        <w:t>和</w:t>
+      </w:r>
+      <w:hyperlink r:id="rId135">
+        <w:r>
+          <w:rPr>
+            <w:lang w:val="zh_TW" w:bidi="zh_TW"/>
+          </w:rPr>
+          <w:rPr>
+            <w:color w:val="0000EE"/>
+            <w:u w:val="single"/>
+          </w:rPr>
+          <w:t>民15:37–41</w:t>
+        </w:r>
+      </w:hyperlink>
+      <w:r>
+        <w:rPr>
+          <w:lang w:val="zh_TW" w:bidi="zh_TW"/>
+        </w:rPr>
+        <w:t>的聖經段落，以及十八首祝福辭（Shemoneh Esreh），稱為阿米達（「站立」），因為它是在站立時誦讀的。猶太人還在衣服上佩戴繸子，以遵守</w:t>
+      </w:r>
+      <w:hyperlink r:id="rId136">
+        <w:r>
+          <w:rPr>
+            <w:lang w:val="zh_TW" w:bidi="zh_TW"/>
+          </w:rPr>
+          <w:rPr>
+            <w:color w:val="0000EE"/>
+            <w:u w:val="single"/>
+          </w:rPr>
+          <w:t>民15:38–39</w:t>
+        </w:r>
+      </w:hyperlink>
+      <w:r>
+        <w:rPr>
+          <w:lang w:val="zh_TW" w:bidi="zh_TW"/>
+        </w:rPr>
+        <w:t>（</w:t>
+      </w:r>
+      <w:hyperlink r:id="rId137">
+        <w:r>
+          <w:rPr>
+            <w:lang w:val="zh_TW" w:bidi="zh_TW"/>
+          </w:rPr>
+          <w:rPr>
+            <w:color w:val="0000EE"/>
+            <w:u w:val="single"/>
+          </w:rPr>
+          <w:t>太23:5</w:t>
+        </w:r>
+      </w:hyperlink>
+      <w:r>
+        <w:rPr>
+          <w:lang w:val="zh_TW" w:bidi="zh_TW"/>
+        </w:rPr>
+        <w:t>），並在額頭和左臂上佩戴經文匣。經文匣是個小盒子，內含示瑪禱文裡誦讀的部分經文；為了遵守</w:t>
+      </w:r>
+      <w:hyperlink r:id="rId138">
+        <w:r>
+          <w:rPr>
+            <w:lang w:val="zh_TW" w:bidi="zh_TW"/>
+          </w:rPr>
+          <w:rPr>
+            <w:color w:val="0000EE"/>
+            <w:u w:val="single"/>
+          </w:rPr>
+          <w:t>申6:8</w:t>
+        </w:r>
+      </w:hyperlink>
+      <w:r>
+        <w:rPr>
+          <w:lang w:val="zh_TW" w:bidi="zh_TW"/>
+        </w:rPr>
+        <w:t>字面上的命令。考古學家在馬薩達遺址中發現了公元第一世紀的經文匣。</w:t>
+      </w:r>
+    </w:p>
+    <w:p>
+      <w:pPr/>
+      <w:r>
+        <w:rPr>
+          <w:lang w:val="zh_TW" w:bidi="zh_TW"/>
+        </w:rPr>
+      </w:r>
+      <w:r>
+        <w:rPr>
+          <w:lang w:val="zh_TW" w:bidi="zh_TW"/>
+        </w:rPr>
+        <w:t>在巴勒斯坦以外，美索不達米亞也成為猶太教的第二個重鎮。巴比倫的猶太社區被稱為Golah（「被擄」），其名義上的領袖被稱為Resh Galuta或Exilarch（這兩個詞都意為「被擄時期首領」）。到被擄時期結束時，古代原始被擄者的後代已經忘記了希伯來文並慣用亞蘭文為他們的第一語言，它是古近東的國際語言，也是希伯來文的姐妹語言。即便在巴勒斯坦，亞蘭文也是主要的會話語言。因此，在猶太會堂的禮拜中用希伯來文誦讀經文時，大多數在場的人都聽不懂內容。這個問題需要一位methurgeman（口譯員）來解決，他會口譯幾段簡短的經文。最終，這些</w:t>
+      </w:r>
+      <w:r>
+        <w:rPr>
+          <w:lang w:val="zh_TW" w:bidi="zh_TW"/>
+        </w:rPr>
+        <w:t>他爾根（targums）</w:t>
+      </w:r>
+      <w:r>
+        <w:rPr>
+          <w:lang w:val="zh_TW" w:bidi="zh_TW"/>
+        </w:rPr>
+        <w:t>（「譯文」）在公元第二世紀才開始被記錄下來。</w:t>
+      </w:r>
+    </w:p>
+    <w:p>
+      <w:pPr/>
+      <w:r>
+        <w:rPr>
+          <w:lang w:val="zh_TW" w:bidi="zh_TW"/>
+        </w:rPr>
+      </w:r>
+      <w:r>
+        <w:rPr>
+          <w:lang w:val="zh_TW" w:bidi="zh_TW"/>
+        </w:rPr>
+        <w:t>到了公元一世紀，在希臘羅馬世界裡估計有四百萬到七百萬名猶太人，可能是巴勒斯坦人口的三至四倍。住在巴勒斯坦以外地區的猶太人被統稱為散居者（the Diaspora，「分散」）。希臘人藉著亞歷山大及其繼承者主導地中海世界後，希臘文成為區域性通用語言。美索不達米亞猶太人如何以亞蘭文代替希伯來文，希臘羅馬世界的猶太人也開始講希臘文。到了公元前第三世紀中葉，希臘化猶太人開始將希伯來聖經翻譯成希臘文。這個譯本被稱為七十士譯本（意為「七十」，據說由七十位猶太學者同時翻譯而成），其經卷範疇比巴勒斯坦猶太教所承認的更廣，反映出希臘化猶太人較為開放自由的態度。</w:t>
+      </w:r>
+    </w:p>
+    <w:p>
+      <w:pPr/>
+      <w:r>
+        <w:rPr>
+          <w:lang w:val="zh_TW" w:bidi="zh_TW"/>
+        </w:rPr>
+      </w:r>
+      <w:r>
+        <w:rPr>
+          <w:lang w:val="zh_TW" w:bidi="zh_TW"/>
+        </w:rPr>
+        <w:t>公元前第二世紀期間，巴勒斯坦猶太教內的多數主要派別開始形成。</w:t>
+      </w:r>
+      <w:r>
+        <w:rPr>
+          <w:lang w:val="zh_TW" w:bidi="zh_TW"/>
+        </w:rPr>
+        <w:t>哈西典人</w:t>
+      </w:r>
+      <w:r>
+        <w:rPr>
+          <w:lang w:val="zh_TW" w:bidi="zh_TW"/>
+        </w:rPr>
+        <w:t>（「虔誠者」）是起初協助哈斯蒙尼人在起義中對抗西流古王朝的宗教團體成員（</w:t>
+      </w:r>
+      <w:hyperlink r:id="rId139">
+        <w:r>
+          <w:rPr>
+            <w:lang w:val="zh_TW" w:bidi="zh_TW"/>
+          </w:rPr>
+          <w:rPr>
+            <w:color w:val="0000EE"/>
+            <w:u w:val="single"/>
+          </w:rPr>
+          <w:t>馬加比一書2:42</w:t>
+        </w:r>
+      </w:hyperlink>
+      <w:r>
+        <w:rPr>
+          <w:lang w:val="zh_TW" w:bidi="zh_TW"/>
+        </w:rPr>
+        <w:t>，</w:t>
+      </w:r>
+      <w:hyperlink r:id="rId140">
+        <w:r>
+          <w:rPr>
+            <w:lang w:val="zh_TW" w:bidi="zh_TW"/>
+          </w:rPr>
+          <w:rPr>
+            <w:color w:val="0000EE"/>
+            <w:u w:val="single"/>
+          </w:rPr>
+          <w:t>7:13</w:t>
+        </w:r>
+      </w:hyperlink>
+      <w:r>
+        <w:rPr>
+          <w:lang w:val="zh_TW" w:bidi="zh_TW"/>
+        </w:rPr>
+        <w:t>），但後來當他們聲稱獨享祭司職位時反招來哈西典的反對。法利賽派和愛色尼派可能起源於這個教派。撒都該人可能與大衛任命的大祭司撒督有關。撒督的後裔被視為唯一合法的祭司血脈；他們在</w:t>
+      </w:r>
+      <w:hyperlink r:id="rId141">
+        <w:r>
+          <w:rPr>
+            <w:lang w:val="zh_TW" w:bidi="zh_TW"/>
+          </w:rPr>
+          <w:rPr>
+            <w:color w:val="0000EE"/>
+            <w:u w:val="single"/>
+          </w:rPr>
+          <w:t>以西結書四十至四十八章</w:t>
+        </w:r>
+      </w:hyperlink>
+      <w:r>
+        <w:rPr>
+          <w:lang w:val="zh_TW" w:bidi="zh_TW"/>
+        </w:rPr>
+        <w:t>中被提升至利未人之上。撒都該人是富裕的貴族階級，壟斷了大祭司職位。他們不相信天使、靈魂、死後的生命或復活（</w:t>
+      </w:r>
+      <w:hyperlink r:id="rId142">
+        <w:r>
+          <w:rPr>
+            <w:lang w:val="zh_TW" w:bidi="zh_TW"/>
+          </w:rPr>
+          <w:rPr>
+            <w:color w:val="0000EE"/>
+            <w:u w:val="single"/>
+          </w:rPr>
+          <w:t>徒23:8</w:t>
+        </w:r>
+      </w:hyperlink>
+      <w:r>
+        <w:rPr>
+          <w:lang w:val="zh_TW" w:bidi="zh_TW"/>
+        </w:rPr>
+        <w:t>），也不接受法利賽人發展的口述律法。他們沒有留下任何著作，並在公元70年聖殿被毀時消聲匿跡。</w:t>
+      </w:r>
+    </w:p>
+    <w:p>
+      <w:pPr/>
+      <w:r>
+        <w:rPr>
+          <w:lang w:val="zh_TW" w:bidi="zh_TW"/>
+        </w:rPr>
+      </w:r>
+      <w:r>
+        <w:rPr>
+          <w:lang w:val="zh_TW" w:bidi="zh_TW"/>
+        </w:rPr>
+        <w:t>法利賽人（「分別出來者」）在公元前第二世紀末期首次出現在我們資料中，主要參與政治事務。他們代表平民百姓反對哈斯蒙尼王亞歷山大·詹納烏斯（公元前103–76年）的暴虐，後者為了報復而處決了數百名法利賽人。到公元第一世紀，法利賽人似乎完全專注於宗教事務，以恪守傳統解釋的摩西律法而聞名。為了保持儀式上的潔淨，他們將自己與其他不那麼嚴謹且可能使他們污穢的猶太人分開。法利賽人以稱為哈博鄰（Haberim）（「同伴」）的團體形式出現，確保他們與宗教鬆懈之士隔絕。為了保持對摩西律法的忠誠，法利賽人發展出一套口述律法（後來被誤認為是出自摩西），作為對律法的防護欄。這套口述律法是對摩西律法中613條誡命的解釋和擴充，最後在公元第二世紀末被編輯成書寫形式，稱為米示拿（「教導」）。保羅（</w:t>
+      </w:r>
+      <w:hyperlink r:id="rId143">
+        <w:r>
+          <w:rPr>
+            <w:lang w:val="zh_TW" w:bidi="zh_TW"/>
+          </w:rPr>
+          <w:rPr>
+            <w:color w:val="0000EE"/>
+            <w:u w:val="single"/>
+          </w:rPr>
+          <w:t>徒22:3</w:t>
+        </w:r>
+      </w:hyperlink>
+      <w:r>
+        <w:rPr>
+          <w:lang w:val="zh_TW" w:bidi="zh_TW"/>
+        </w:rPr>
+        <w:t>，</w:t>
+      </w:r>
+      <w:hyperlink r:id="rId144">
+        <w:r>
+          <w:rPr>
+            <w:lang w:val="zh_TW" w:bidi="zh_TW"/>
+          </w:rPr>
+          <w:rPr>
+            <w:color w:val="0000EE"/>
+            <w:u w:val="single"/>
+          </w:rPr>
+          <w:t>23:6</w:t>
+        </w:r>
+      </w:hyperlink>
+      <w:r>
+        <w:rPr>
+          <w:lang w:val="zh_TW" w:bidi="zh_TW"/>
+        </w:rPr>
+        <w:t>，</w:t>
+      </w:r>
+      <w:hyperlink r:id="rId145">
+        <w:r>
+          <w:rPr>
+            <w:lang w:val="zh_TW" w:bidi="zh_TW"/>
+          </w:rPr>
+          <w:rPr>
+            <w:color w:val="0000EE"/>
+            <w:u w:val="single"/>
+          </w:rPr>
+          <w:t>26:5</w:t>
+        </w:r>
+      </w:hyperlink>
+      <w:r>
+        <w:rPr>
+          <w:lang w:val="zh_TW" w:bidi="zh_TW"/>
+        </w:rPr>
+        <w:t>；</w:t>
+      </w:r>
+      <w:hyperlink r:id="rId146">
+        <w:r>
+          <w:rPr>
+            <w:lang w:val="zh_TW" w:bidi="zh_TW"/>
+          </w:rPr>
+          <w:rPr>
+            <w:color w:val="0000EE"/>
+            <w:u w:val="single"/>
+          </w:rPr>
+          <w:t>腓3:5</w:t>
+        </w:r>
+      </w:hyperlink>
+      <w:r>
+        <w:rPr>
+          <w:lang w:val="zh_TW" w:bidi="zh_TW"/>
+        </w:rPr>
+        <w:t xml:space="preserve"> ）和許多其他早期基督徒都是從法利賽教門出來的（</w:t>
+      </w:r>
+      <w:hyperlink r:id="rId147">
+        <w:r>
+          <w:rPr>
+            <w:lang w:val="zh_TW" w:bidi="zh_TW"/>
+          </w:rPr>
+          <w:rPr>
+            <w:color w:val="0000EE"/>
+            <w:u w:val="single"/>
+          </w:rPr>
+          <w:t>徒15:5</w:t>
+        </w:r>
+      </w:hyperlink>
+      <w:r>
+        <w:rPr>
+          <w:lang w:val="zh_TW" w:bidi="zh_TW"/>
+        </w:rPr>
+        <w:t>）。法利賽猶太教在公元70年耶路撒冷被毀後倖存下來，形成了公元二世紀到現代主導猶太宗教生活的拉比猶太教。</w:t>
+      </w:r>
+    </w:p>
+    <w:p>
+      <w:pPr/>
+      <w:r>
+        <w:rPr>
+          <w:lang w:val="zh_TW" w:bidi="zh_TW"/>
+        </w:rPr>
+      </w:r>
+      <w:r>
+        <w:rPr>
+          <w:lang w:val="zh_TW" w:bidi="zh_TW"/>
+        </w:rPr>
+        <w:t>愛色尼派是猶太教內的另一個宗教派別，其起源可追溯到公元前第二世紀。與法利賽人一樣，愛色尼派主要想要遵守摩西律法以維護禮儀上的純潔。愛色尼派生活並工作於猶太社會中；他們試圖通過所遵循的簡樸和無私的生活方式來影響人們。一些愛色尼人也生活在自己的社群中，每天工作後回到這些社群。猶太教內有許多宗教派系，其中一個可能與愛色尼派只有模糊關聯的團體在死海西岸建立了一個社群。這個團體將自己視為真以色列，並在曠野中通過保持自身遠離一切污穢來準備迎接神的最終眷顧。許多由這個派別成員撰寫的文件在死海附近的洞穴中被發現，都是在羅馬人摧毀該定居點前被隱藏起來的。這些文件，即死海古卷，提供了關於這個宗教派別及其信仰的詳細信息。</w:t>
+      </w:r>
+    </w:p>
+    <w:p>
+      <w:pPr/>
+      <w:r>
+        <w:rPr>
+          <w:lang w:val="zh_TW" w:bidi="zh_TW"/>
+        </w:rPr>
+      </w:r>
+      <w:r>
+        <w:rPr>
+          <w:lang w:val="zh_TW" w:bidi="zh_TW"/>
+        </w:rPr>
+        <w:t>奮銳黨是另一個猶太教派，可能與西卡里黨（「匕首人」）有關。這群政治行動主義者在公元6至66年間興盛。他們只承認神是他們的君主，並試圖通過暴力手段推翻羅馬人和其合作者，包括施行暗殺。他們協助煽動了公元66至73年的猶太起義，並在公元70年與耶路撒冷一起滅亡。</w:t>
+      </w:r>
+    </w:p>
+    <w:p>
+      <w:pPr/>
+      <w:r>
+        <w:rPr>
+          <w:lang w:val="zh_TW" w:bidi="zh_TW"/>
+        </w:rPr>
+      </w:r>
+      <w:r>
+        <w:rPr>
+          <w:lang w:val="zh_TW" w:bidi="zh_TW"/>
+        </w:rPr>
+        <w:t>在公元一世紀的巴勒斯坦，社會階級和地位是根據禮儀的純潔度來決定的。上層階級由宗教機構人士組成，如撒都該人、文士、法利賽人和耶路撒冷的祭司。公會是由這些團體成員組成的審議組織。實際上，中產階級並不存在。下層階級主要由Am Ha Arez（「聖地之民」）組成——這些猶太人因缺乏教育而不通律法，並且對他們所熟悉的誡命也沒有嚴格遵守。法利賽人對聖地之民的普遍仇視態度在</w:t>
+      </w:r>
+      <w:hyperlink r:id="rId148">
+        <w:r>
+          <w:rPr>
+            <w:lang w:val="zh_TW" w:bidi="zh_TW"/>
+          </w:rPr>
+          <w:rPr>
+            <w:color w:val="0000EE"/>
+            <w:u w:val="single"/>
+          </w:rPr>
+          <w:t>約7:49</w:t>
+        </w:r>
+      </w:hyperlink>
+      <w:r>
+        <w:rPr>
+          <w:lang w:val="zh_TW" w:bidi="zh_TW"/>
+        </w:rPr>
+        <w:t>中顯而易見：「</w:t>
+      </w:r>
+      <w:r>
+        <w:rPr>
+          <w:lang w:val="zh_TW" w:bidi="zh_TW"/>
+        </w:rPr>
+        <w:t>但這些不明白律法的百姓是被咒詛的</w:t>
+      </w:r>
+      <w:r>
+        <w:rPr>
+          <w:lang w:val="zh_TW" w:bidi="zh_TW"/>
+        </w:rPr>
+        <w:t>」（《和合本》）。第一世紀的巴勒斯坦還有另一個社會階級，被稱為「不可接觸者」。這些人由撒馬利亞人、稅吏、妓女、牧羊人、痲瘋病人、外邦人，以及或許最糟糕的是成了外邦人的猶太人（例如，</w:t>
+      </w:r>
+      <w:hyperlink r:id="rId149">
+        <w:r>
+          <w:rPr>
+            <w:lang w:val="zh_TW" w:bidi="zh_TW"/>
+          </w:rPr>
+          <w:rPr>
+            <w:color w:val="0000EE"/>
+            <w:u w:val="single"/>
+          </w:rPr>
+          <w:t>路15:11–32</w:t>
+        </w:r>
+      </w:hyperlink>
+      <w:r>
+        <w:rPr>
+          <w:lang w:val="zh_TW" w:bidi="zh_TW"/>
+        </w:rPr>
+        <w:t>中的浪子）所組成。一般遵循的禮儀純潔規則阻隔了上層階級與不可接觸者之間任何形式的社交接觸，更是極其迴避與聖地之民的接觸。在這種背景下，法利賽人對耶穌與稅吏和罪人來往的恐懼，是完全可以理解的（</w:t>
+      </w:r>
+      <w:hyperlink r:id="rId150">
+        <w:r>
+          <w:rPr>
+            <w:lang w:val="zh_TW" w:bidi="zh_TW"/>
+          </w:rPr>
+          <w:rPr>
+            <w:color w:val="0000EE"/>
+            <w:u w:val="single"/>
+          </w:rPr>
+          <w:t>可2:15–17</w:t>
+        </w:r>
+      </w:hyperlink>
+      <w:r>
+        <w:rPr>
+          <w:lang w:val="zh_TW" w:bidi="zh_TW"/>
+        </w:rPr>
+        <w:t>）。</w:t>
+      </w:r>
+    </w:p>
+    <w:p>
+      <w:pPr/>
+      <w:r>
+        <w:rPr>
+          <w:lang w:val="zh_TW" w:bidi="zh_TW"/>
+        </w:rPr>
+      </w:r>
+      <w:r>
+        <w:rPr>
+          <w:lang w:val="zh_TW" w:bidi="zh_TW"/>
+        </w:rPr>
+        <w:t>在第二聖殿時期的最後兩個世紀裡，這種以宗教標準來決定社會階級和地位的結果，使耶路撒冷與巴勒斯坦農村一帶之間造成了不安的緊張關係，特別是在加利利。耶路撒冷的人認為加利利是一個對律法無知的地方（</w:t>
+      </w:r>
+      <w:hyperlink r:id="rId151">
+        <w:r>
+          <w:rPr>
+            <w:lang w:val="zh_TW" w:bidi="zh_TW"/>
+          </w:rPr>
+          <w:rPr>
+            <w:color w:val="0000EE"/>
+            <w:u w:val="single"/>
+          </w:rPr>
+          <w:t>約1:46</w:t>
+        </w:r>
+      </w:hyperlink>
+      <w:r>
+        <w:rPr>
+          <w:lang w:val="zh_TW" w:bidi="zh_TW"/>
+        </w:rPr>
+        <w:t>）。耶路撒冷主要是一個宗教中心，主要以聖殿崇拜為業。公元第一世紀耶路撒冷的總人口估計介於25,000到40,000之間。其中大多數是致力於建造和裝潢聖殿的師傅和工匠（在被摧毀之前聖殿仍未竣工；見</w:t>
+      </w:r>
+      <w:hyperlink r:id="rId152">
+        <w:r>
+          <w:rPr>
+            <w:lang w:val="zh_TW" w:bidi="zh_TW"/>
+          </w:rPr>
+          <w:rPr>
+            <w:color w:val="0000EE"/>
+            <w:u w:val="single"/>
+          </w:rPr>
+          <w:t>約2:20</w:t>
+        </w:r>
+      </w:hyperlink>
+      <w:r>
+        <w:rPr>
+          <w:lang w:val="zh_TW" w:bidi="zh_TW"/>
+        </w:rPr>
+        <w:t>），或參與聖殿許多禮儀活動的祭司和利未人。雖然猶太人理當每年在三個朝聖節期前往耶路撒冷，但這一要求對於巴勒斯坦鄉間的農民來說是困難的。</w:t>
+      </w:r>
+    </w:p>
+    <w:p>
+      <w:pPr/>
+      <w:r>
+        <w:rPr>
+          <w:lang w:val="zh_TW" w:bidi="zh_TW"/>
+        </w:rPr>
+      </w:r>
+      <w:r>
+        <w:rPr>
+          <w:lang w:val="zh_TW" w:bidi="zh_TW"/>
+        </w:rPr>
+        <w:t>此外，摩西律法要求的十一奉獻僅限於田產，不包括工資或以物易物。因此，鄉村的農民肩負著這種稅收的重擔，自然對城內的工匠、商人和免於納十一的祭司特權感到不滿。不納田產的十一奉獻其誘惑極大，許多農民屈服於此。他們的田產如果不納十一就不算為可食（kosher），諸如法利賽人謹守教規的人會避免使用這些農產品。除了要求農民納第一和第二次十一（第二次十一必須在耶路撒冷附近使用）之外，羅馬的稅收據估計相當於個人收入的10%到15%。聖殿稅加上羅馬稅，使稅收負擔達到25%到30%的壓力。猶太人在公元66年最終反抗羅馬壓迫者的事實並不難理解。事實上，整個公元第一世紀，巴勒斯坦經常發生小規模的叛亂。許多叛亂發生在耶路撒冷的三個年度朝聖節期間，當時正常人口從25,000到40,000激增至500,000或更多。這些節期為起義製造了理想機會，羅馬人特別警惕這種情況。耶穌被處決時也是在一次這樣的逾越節期間，因為祂被懷疑要鬧政治革命（</w:t>
+      </w:r>
+      <w:hyperlink r:id="rId153">
+        <w:r>
+          <w:rPr>
+            <w:lang w:val="zh_TW" w:bidi="zh_TW"/>
+          </w:rPr>
+          <w:rPr>
+            <w:color w:val="0000EE"/>
+            <w:u w:val="single"/>
+          </w:rPr>
+          <w:t>可15:26</w:t>
+        </w:r>
+      </w:hyperlink>
+      <w:r>
+        <w:rPr>
+          <w:lang w:val="zh_TW" w:bidi="zh_TW"/>
+        </w:rPr>
+        <w:t>）。</w:t>
+      </w:r>
+    </w:p>
+    <w:p>
+      <w:pPr/>
+      <w:r>
+        <w:rPr>
+          <w:lang w:val="zh_TW" w:bidi="zh_TW"/>
+        </w:rPr>
+      </w:r>
+      <w:r>
+        <w:rPr>
+          <w:lang w:val="zh_TW" w:bidi="zh_TW"/>
+        </w:rPr>
+        <w:t>第二聖殿時期，就是出現在猶太教裡天啓主義興衰的背景。天啟主義（來自希臘文「啟示」一詞）是一種末世論（「最終事件的記述」），其假設是除非神首先以決定性的方式介入摧毀邪惡（特別是外邦壓迫者）並為義人（以色列）伸冤，否則世上無法恢復理想的狀況。心懷天啟主義的人士撰寫了許多文獻，稱為天啟文學，試圖解讀時代的徵兆並預測神眷顧的到來。由於普遍意識到預言時代已經結束，這些天啟主義者不以本名寫作，而是仿用古代以色列偉人的名字寫作，如摩西、亞伯拉罕、以諾和以斯拉。在猶太天啟主義裡更重要的盼望包括（1）彌賽亞的到來；（2）大災難的來臨，有時稱為彌賽亞之禍；（3）義人的復活；（4）惡人的審判和義人的賞賜。天啟主義或多或少醞釀了猶太人反抗羅馬人的起義。</w:t>
+      </w:r>
+    </w:p>
+    <w:p>
+      <w:pPr/>
+      <w:r>
+        <w:rPr>
+          <w:lang w:val="zh_TW" w:bidi="zh_TW"/>
+        </w:rPr>
+      </w:r>
+      <w:r>
+        <w:rPr>
+          <w:lang w:val="zh_TW" w:bidi="zh_TW"/>
+        </w:rPr>
+        <w:t>在第二聖殿時期開始時，希伯來聖經的一些部分經卷仍在編寫過程中。最後三卷先知書——哈該書、撒迦利亞書和瑪拉基書——寫於公元前第六世紀末至五世紀中葉。後來的拉比們表示，當這些先知停止工作時，神的靈已經從以色列收回。歷代志作者以塞魯士的詔令（公元前538年）結束他的作品，而以斯拉記-尼希米記和以斯帖記似乎是在公元前第五世紀寫成的。</w:t>
+      </w:r>
+    </w:p>
+    <w:p>
+      <w:pPr/>
+      <w:r>
+        <w:rPr>
+          <w:lang w:val="zh_TW" w:bidi="zh_TW"/>
+        </w:rPr>
+      </w:r>
+      <w:r>
+        <w:rPr>
+          <w:lang w:val="zh_TW" w:bidi="zh_TW"/>
+        </w:rPr>
+        <w:t>第二聖殿時期不僅見證了那些後來在猶太教中被視為啟示和權威的著作的完成，也見證了所有 24 卷經卷的全部被承認。在公元前586年耶路撒冷被毀之前，摩西律法並未得到一致的遵行（根據</w:t>
+      </w:r>
+      <w:hyperlink r:id="rId154">
+        <w:r>
+          <w:rPr>
+            <w:lang w:val="zh_TW" w:bidi="zh_TW"/>
+          </w:rPr>
+          <w:rPr>
+            <w:color w:val="0000EE"/>
+            <w:u w:val="single"/>
+          </w:rPr>
+          <w:t>王下二十二章</w:t>
+        </w:r>
+      </w:hyperlink>
+      <w:r>
+        <w:rPr>
+          <w:lang w:val="zh_TW" w:bidi="zh_TW"/>
+        </w:rPr>
+        <w:t>，它曾在一段不明時間內遺失了），古典先知也並不總是能夠得到適當的認可。但在公元前586年之後，妥拉在猶太民族的生活和思想上佔據了無可置疑的神聖地位，甚至在公元70年最終解體之前在許多方面取代了聖殿崇拜。</w:t>
+      </w:r>
+    </w:p>
+    <w:p>
+      <w:pPr/>
+      <w:r>
+        <w:rPr>
+          <w:lang w:val="zh_TW" w:bidi="zh_TW"/>
+        </w:rPr>
+      </w:r>
+      <w:r>
+        <w:rPr>
+          <w:lang w:val="zh_TW" w:bidi="zh_TW"/>
+        </w:rPr>
+        <w:t>猶太聖經分為三個部分，猶太人用首字母縮略詞「塔納赫（Tanak）」來表示：（1）Torah（「律法」或「啟示」），（2）Nebi’im（「先知書」），以及（3）Kethubim（「聖卷」）。一般認為律法和先知書在公元前第二世紀前已享有正典地位，但聖卷最終是在</w:t>
+      </w:r>
+      <w:r>
+        <w:rPr>
+          <w:lang w:val="zh_TW" w:bidi="zh_TW"/>
+        </w:rPr>
+        <w:t>雅麥尼亞（</w:t>
+      </w:r>
+      <w:r>
+        <w:rPr>
+          <w:lang w:val="zh_TW" w:bidi="zh_TW"/>
+        </w:rPr>
+        <w:t>Jamnia</w:t>
+      </w:r>
+      <w:r>
+        <w:rPr>
+          <w:lang w:val="zh_TW" w:bidi="zh_TW"/>
+        </w:rPr>
+        <w:t>）的</w:t>
+      </w:r>
+      <w:r>
+        <w:rPr>
+          <w:lang w:val="zh_TW" w:bidi="zh_TW"/>
+        </w:rPr>
+        <w:t>拉比大會（約公元90年）上被宣布為正典，然而這一歷史性事件的真實性深具爭議。據認為，拉比們討論了某些聖經書卷是否應繼續成為聖經的一部分。實際上，猶太聖經的正典早在公元前第一世紀已由傳統使用完全確定。律法由五卷書組成：創世記、出埃及記、利未記、民數記和申命記。先知書分為兩部分，前先知書（約書亞記、士師記、撒母耳記和列王紀）和後先知書（以賽亞書、耶利米書、以西結書和十二小先知書）。聖卷包括歷代志、以斯拉記-尼希米記、以斯帖記、約伯記、詩篇、箴言、傳道書、雅歌、耶利米哀歌、路得記和但以理書。正典的書卷總數為24卷，與新教正典的39卷書相同，因為撒母耳記、列王紀、歷代志、以斯拉記-尼希米記和十二小先知書各自只算作一卷書。希臘化猶太教的亞歷山大正典更為廣泛，額外的書籍（新教徒稱為次經〔Apocrypha〕）都收錄在羅馬天主教舊約正典的46卷書中。</w:t>
+      </w:r>
+    </w:p>
+    <w:p>
+      <w:pPr>
+        <w:pStyle w:val="Heading3"/>
+      </w:pPr>
+      <w:r>
+        <w:rPr>
+          <w:lang w:val="zh_TW" w:bidi="zh_TW"/>
+        </w:rPr>
+        <w:t>塔木德時期（公元73–425年）</w:t>
+      </w:r>
+    </w:p>
+    <w:p>
+      <w:pPr>
+        <w:pStyle w:val="Heading4"/>
+      </w:pPr>
+      <w:r>
+        <w:rPr>
+          <w:lang w:val="zh_TW" w:bidi="zh_TW"/>
+        </w:rPr>
+        <w:t>歷史概覽</w:t>
+      </w:r>
+    </w:p>
+    <w:p>
+      <w:pPr/>
+      <w:r>
+        <w:rPr>
+          <w:lang w:val="zh_TW" w:bidi="zh_TW"/>
+        </w:rPr>
+      </w:r>
+      <w:r>
+        <w:rPr>
+          <w:lang w:val="zh_TW" w:bidi="zh_TW"/>
+        </w:rPr>
+        <w:t>據猶太傳說，當羅馬人在公元66至73年起義中即將征服耶路撒冷時，一位著名的法利賽人，拉比約哈難·便撒該（Johanan ben Zakkai）裝死，門徒們獲准將他裝在棺材裡抬出被圍困的城市。更可能的情況是，他獲得了羅馬人的許可，將他的學校從耶路撒冷遷至巴勒斯坦海岸的雅麥尼亞。聖殿崇拜和祭司制度久已消失，像拉比約哈難這樣的拉比學校承擔了重建猶太教的重任。古舊的公會被重新設立為伯丁（Beth Din，「法庭」），希列的孫子迦瑪列二世成為其領袖，沿用納西（Nasi，「王子」）或族長的頭銜。族長制持續到公元425年，當時皇帝狄奧多西二世（Theodosius II）在最後一位族長迦瑪列六世去世後廢除了這一職份。在美索不達米亞，巴比倫猶太教經歷了一次復興，持續到公元五世紀末。這一時期被稱為加昂（Gaonim）時期（「超群派」），以蘇拉（Sura）和龐本地他（Pumpeditha）兩大拉比學校的領袖命名。正是在那裡，偉大的巴比倫塔木德在公元五世紀編纂完成。</w:t>
+      </w:r>
+    </w:p>
+    <w:p>
+      <w:pPr/>
+      <w:r>
+        <w:rPr>
+          <w:lang w:val="zh_TW" w:bidi="zh_TW"/>
+        </w:rPr>
+      </w:r>
+      <w:r>
+        <w:rPr>
+          <w:lang w:val="zh_TW" w:bidi="zh_TW"/>
+        </w:rPr>
+        <w:t>公元115年，地中海東部的各猶太社區，包括埃及、塞浦路斯和古利奈，都起義反抗羅馬皇帝圖拉真（Trajan）。這些反抗無一例外地被羅馬軍團鎮壓。最後，當皇帝哈德良（Hadrian）即將在舊耶路撒冷的遺址上建立新城市</w:t>
+      </w:r>
+      <w:r>
+        <w:rPr>
+          <w:lang w:val="zh_TW" w:bidi="zh_TW"/>
+        </w:rPr>
+        <w:t>艾莉亞·卡皮托林納（</w:t>
+      </w:r>
+      <w:r>
+        <w:rPr>
+          <w:lang w:val="zh_TW" w:bidi="zh_TW"/>
+        </w:rPr>
+        <w:t>Aelia Capitolina</w:t>
+      </w:r>
+      <w:r>
+        <w:rPr>
+          <w:lang w:val="zh_TW" w:bidi="zh_TW"/>
+        </w:rPr>
+        <w:t>）</w:t>
+      </w:r>
+      <w:r>
+        <w:rPr>
+          <w:lang w:val="zh_TW" w:bidi="zh_TW"/>
+        </w:rPr>
+        <w:t>時，猶太人在公元132年再次起義，由自稱為彌賽亞的西門·巴科西巴（Simeon Bar Koziba）領導，他的跟從者稱他為巴柯巴（Bar-Kochba，「星之子」），以此暗指在</w:t>
+      </w:r>
+      <w:hyperlink r:id="rId155">
+        <w:r>
+          <w:rPr>
+            <w:lang w:val="zh_TW" w:bidi="zh_TW"/>
+          </w:rPr>
+          <w:rPr>
+            <w:color w:val="0000EE"/>
+            <w:u w:val="single"/>
+          </w:rPr>
+          <w:t>民數記24:17</w:t>
+        </w:r>
+      </w:hyperlink>
+      <w:r>
+        <w:rPr>
+          <w:lang w:val="zh_TW" w:bidi="zh_TW"/>
+        </w:rPr>
+        <w:t>中的彌賽亞經文。巴柯巴得到了著名的拉比學者阿奇巴的幫助。這次反抗雖然初嚐成功，但在135年被猶流·塞維魯斯（Julius Severus ）率領的羅馬人鎮壓。此後不久，哈德良頒布了一項法令，禁止所有猶太人進入新城艾莉亞·卡皮托林納。</w:t>
+      </w:r>
+    </w:p>
+    <w:p>
+      <w:pPr>
+        <w:pStyle w:val="Heading4"/>
+      </w:pPr>
+      <w:r>
+        <w:rPr>
+          <w:lang w:val="zh_TW" w:bidi="zh_TW"/>
+        </w:rPr>
+        <w:t>社會與宗教的發展</w:t>
+      </w:r>
+    </w:p>
+    <w:p>
+      <w:pPr/>
+      <w:r>
+        <w:rPr>
+          <w:lang w:val="zh_TW" w:bidi="zh_TW"/>
+        </w:rPr>
+      </w:r>
+      <w:r>
+        <w:rPr>
+          <w:lang w:val="zh_TW" w:bidi="zh_TW"/>
+        </w:rPr>
+        <w:t>在這段時期，經過幾代拉比學者的努力，終於隨著巴比倫和耶路撒冷塔木德的編纂成功而開花結果。拉比智者自覺地將自己視為古代以色列眾先知的繼承者，而這些先知又是摩西律法的繼承者。他們有意識地區分了自己對摩西律法的司法解釋（他們稱之為Halakah，或「行走」，即生活指南）和律法本身的命令（稱為Mitvah，或「誡命」）。經過幾代拉比討論發展的口述律法，最終在猶大哈納西（Judah ha-Nasi，約公元135–220年）的努力下於公元二世紀末被編纂成書，並被稱為《米示拿》（「教導」），這是拉比討論安息日、初熟果子、祭物和婦女等主題的專題安排。《米示拿》成為巴勒斯坦和巴比倫進一步有關拉比討論的基礎。在《米示拿》寫成後而興盛的智者之眾決定，約在公元450年在巴勒斯坦和約公元500年在巴比倫編纂。這超越《米示拿》的第二階段被稱為《革馬拉》（Gemara）（意為「完成」或「重複」）。《米示拿》和巴比倫的《革馬拉》構成了《巴比倫塔木德》，而同樣的《米示拿》與耶路撒冷或巴勒斯坦的《革馬拉》組成了《耶路撒冷塔木德》。還有另一種類型的拉比文獻是米大示（Midrashim）（「解釋」），它們或是按照某一特定聖經書卷的順序，也可能是對特定聖經書卷順序而排列的講道組成。最後，將聖經意譯成亞蘭文的他爾根（Targums）在公元第二世紀末也開始被撰寫下來。</w:t>
+      </w:r>
+    </w:p>
+    <w:p>
+      <w:pPr/>
+      <w:r>
+        <w:rPr>
+          <w:lang w:val="zh_TW" w:bidi="zh_TW"/>
+        </w:rPr>
+      </w:r>
+      <w:r>
+        <w:rPr>
+          <w:lang w:val="zh_TW" w:bidi="zh_TW"/>
+        </w:rPr>
+        <w:t>聖殿被毀後，拉比猶太教專注於妥拉的宗教意義，並將學術提升到猶太教核心角色的地位直到今日。拉比猶太教在拉比約哈難的初期領導下，逐漸對散居的猶太教產生影響，直到在第二世紀期間某種拉比正統派興起。意識形態上，基督教是拉比猶太教的主要夙敵之一。為了將猶太基督徒從他們中間清除，拉比們在會堂禮拜中一般會誦讀的</w:t>
+      </w:r>
+      <w:r>
+        <w:rPr>
+          <w:lang w:val="zh_TW" w:bidi="zh_TW"/>
+        </w:rPr>
+        <w:t>十八首祝福辭</w:t>
+      </w:r>
+      <w:r>
+        <w:rPr>
+          <w:lang w:val="zh_TW" w:bidi="zh_TW"/>
+        </w:rPr>
+        <w:t>中加入了一個額外的禱文。這第十九個禱文是對</w:t>
+      </w:r>
+      <w:r>
+        <w:rPr>
+          <w:i/>
+          <w:lang w:val="zh_TW" w:bidi="zh_TW"/>
+        </w:rPr>
+        <w:t>minim</w:t>
+      </w:r>
+      <w:r>
+        <w:rPr>
+          <w:lang w:val="zh_TW" w:bidi="zh_TW"/>
+        </w:rPr>
+        <w:t>（基督徒和其它異端）的咒詛，參加會堂禮拜的猶太基督徒就不可能誦讀了。這一機制在第一世紀末被採用，明確地劃分了猶太教和基督教之間的界線。</w:t>
+      </w:r>
+    </w:p>
+    <w:p>
+      <w:pPr/>
+      <w:r>
+        <w:rPr>
+          <w:lang w:val="zh_TW" w:bidi="zh_TW"/>
+        </w:rPr>
+      </w:r>
+      <w:r>
+        <w:rPr>
+          <w:i/>
+          <w:lang w:val="zh_TW" w:bidi="zh_TW"/>
+        </w:rPr>
+        <w:t>另見</w:t>
+      </w:r>
+      <w:r>
+        <w:rPr>
+          <w:lang w:val="zh_TW" w:bidi="zh_TW"/>
+        </w:rPr>
+        <w:t>死海古卷</w:t>
+      </w:r>
+      <w:r>
+        <w:rPr>
+          <w:lang w:val="zh_TW" w:bidi="zh_TW"/>
+        </w:rPr>
+        <w:t>；</w:t>
+      </w:r>
+      <w:r>
+        <w:rPr>
+          <w:lang w:val="zh_TW" w:bidi="zh_TW"/>
+        </w:rPr>
+        <w:t>愛色尼人</w:t>
+      </w:r>
+      <w:r>
+        <w:rPr>
+          <w:lang w:val="zh_TW" w:bidi="zh_TW"/>
+        </w:rPr>
+        <w:t>；</w:t>
+      </w:r>
+      <w:r>
+        <w:rPr>
+          <w:lang w:val="zh_TW" w:bidi="zh_TW"/>
+        </w:rPr>
+        <w:t>猶太人的散居</w:t>
+      </w:r>
+      <w:r>
+        <w:rPr>
+          <w:lang w:val="zh_TW" w:bidi="zh_TW"/>
+        </w:rPr>
+        <w:t>；</w:t>
+      </w:r>
+      <w:r>
+        <w:rPr>
+          <w:lang w:val="zh_TW" w:bidi="zh_TW"/>
+        </w:rPr>
+        <w:t>第一次猶太起義</w:t>
+      </w:r>
+      <w:r>
+        <w:rPr>
+          <w:lang w:val="zh_TW" w:bidi="zh_TW"/>
+        </w:rPr>
+        <w:t>；</w:t>
+      </w:r>
+      <w:r>
+        <w:rPr>
+          <w:lang w:val="zh_TW" w:bidi="zh_TW"/>
+        </w:rPr>
+        <w:t>以色列歷史</w:t>
+      </w:r>
+      <w:r>
+        <w:rPr>
+          <w:lang w:val="zh_TW" w:bidi="zh_TW"/>
+        </w:rPr>
+        <w:t>；</w:t>
+      </w:r>
+      <w:r>
+        <w:rPr>
+          <w:lang w:val="zh_TW" w:bidi="zh_TW"/>
+        </w:rPr>
+        <w:t>猶太人</w:t>
+      </w:r>
+      <w:r>
+        <w:rPr>
+          <w:lang w:val="zh_TW" w:bidi="zh_TW"/>
+        </w:rPr>
+        <w:t>；</w:t>
+      </w:r>
+      <w:r>
+        <w:rPr>
+          <w:lang w:val="zh_TW" w:bidi="zh_TW"/>
+        </w:rPr>
+        <w:t>猶大支派</w:t>
+      </w:r>
+      <w:r>
+        <w:rPr>
+          <w:lang w:val="zh_TW" w:bidi="zh_TW"/>
+        </w:rPr>
+        <w:t>；</w:t>
+      </w:r>
+      <w:r>
+        <w:rPr>
+          <w:lang w:val="zh_TW" w:bidi="zh_TW"/>
+        </w:rPr>
+        <w:t>法利賽人</w:t>
+      </w:r>
+      <w:r>
+        <w:rPr>
+          <w:lang w:val="zh_TW" w:bidi="zh_TW"/>
+        </w:rPr>
+        <w:t>；</w:t>
+      </w:r>
+      <w:r>
+        <w:rPr>
+          <w:lang w:val="zh_TW" w:bidi="zh_TW"/>
+        </w:rPr>
+        <w:t>猶太的斐洛</w:t>
+      </w:r>
+      <w:r>
+        <w:rPr>
+          <w:lang w:val="zh_TW" w:bidi="zh_TW"/>
+        </w:rPr>
+        <w:t>；</w:t>
+      </w:r>
+      <w:r>
+        <w:rPr>
+          <w:lang w:val="zh_TW" w:bidi="zh_TW"/>
+        </w:rPr>
+        <w:t>被擄歸回後時期</w:t>
+      </w:r>
+      <w:r>
+        <w:rPr>
+          <w:lang w:val="zh_TW" w:bidi="zh_TW"/>
+        </w:rPr>
+        <w:t>；</w:t>
+      </w:r>
+      <w:r>
+        <w:rPr>
+          <w:lang w:val="zh_TW" w:bidi="zh_TW"/>
+        </w:rPr>
+        <w:t>公會</w:t>
+      </w:r>
+      <w:r>
+        <w:rPr>
+          <w:lang w:val="zh_TW" w:bidi="zh_TW"/>
+        </w:rPr>
+        <w:t>；</w:t>
+      </w:r>
+      <w:r>
+        <w:rPr>
+          <w:lang w:val="zh_TW" w:bidi="zh_TW"/>
+        </w:rPr>
+        <w:t>塔木德</w:t>
+      </w:r>
+      <w:r>
+        <w:rPr>
+          <w:lang w:val="zh_TW" w:bidi="zh_TW"/>
+        </w:rPr>
+        <w:t>；</w:t>
+      </w:r>
+      <w:r>
+        <w:rPr>
+          <w:lang w:val="zh_TW" w:bidi="zh_TW"/>
+        </w:rPr>
+        <w:t>妥拉</w:t>
+      </w:r>
+      <w:r>
+        <w:rPr>
+          <w:lang w:val="zh_TW" w:bidi="zh_TW"/>
+        </w:rPr>
+        <w:t>；</w:t>
+      </w:r>
+      <w:r>
+        <w:rPr>
+          <w:lang w:val="zh_TW" w:bidi="zh_TW"/>
+        </w:rPr>
+        <w:t>傳統</w:t>
+      </w:r>
+      <w:r>
+        <w:rPr>
+          <w:lang w:val="zh_TW" w:bidi="zh_TW"/>
+        </w:rPr>
+        <w:t>；</w:t>
+      </w:r>
+      <w:r>
+        <w:rPr>
+          <w:lang w:val="zh_TW" w:bidi="zh_TW"/>
+        </w:rPr>
+        <w:t>口述傳統</w:t>
+      </w:r>
+      <w:r>
+        <w:rPr>
+          <w:lang w:val="zh_TW" w:bidi="zh_TW"/>
+        </w:rPr>
+        <w:t>。</w:t>
+      </w:r>
+      <w:r>
+        <w:rPr>
+          <w:lang w:val="zh_TW" w:bidi="zh_TW"/>
+        </w:rPr>
+      </w:r>
+      <w:r>
+        <w:rPr>
+          <w:lang w:val="zh_TW" w:bidi="zh_TW"/>
+        </w:rPr>
+      </w:r>
+    </w:p>
+    <w:p>
+      <w:pPr/>
+      <w:r>
+        <w:rPr>
+          <w:lang w:val="zh_TW" w:bidi="zh_TW"/>
+        </w:rPr>
+      </w:r>
+    </w:p>
+    <w:p>
+      <w:pPr>
+        <w:pStyle w:val="Heading2"/>
+      </w:pPr>
+      <w:r>
+        <w:rPr>
+          <w:lang w:val="zh_TW" w:bidi="zh_TW"/>
+        </w:rPr>
+        <w:t>猶太人</w:t>
+      </w:r>
+      <w:r>
+        <w:rPr>
+          <w:lang w:val="zh_TW" w:bidi="zh_TW"/>
+        </w:rPr>
+      </w:r>
+    </w:p>
+    <w:p>
+      <w:pPr/>
+      <w:r>
+        <w:rPr>
+          <w:lang w:val="zh_TW" w:bidi="zh_TW"/>
+        </w:rPr>
+      </w:r>
+      <w:r>
+        <w:rPr>
+          <w:lang w:val="zh_TW" w:bidi="zh_TW"/>
+        </w:rPr>
+        <w:t>猶太人，或屬於猶大國的人。這個英文單詞（Jew）源於法文。</w:t>
+      </w:r>
+    </w:p>
+    <w:p>
+      <w:pPr>
+        <w:pStyle w:val="Heading4"/>
+      </w:pPr>
+      <w:r>
+        <w:rPr>
+          <w:lang w:val="zh_TW" w:bidi="zh_TW"/>
+        </w:rPr>
+        <w:t>舊約聖經（譯註：和合本舊約聖經將英文Jew/Jewish一詞通譯為猶大）</w:t>
+      </w:r>
+    </w:p>
+    <w:p>
+      <w:pPr/>
+      <w:r>
+        <w:rPr>
+          <w:lang w:val="zh_TW" w:bidi="zh_TW"/>
+        </w:rPr>
+      </w:r>
+      <w:r>
+        <w:rPr>
+          <w:lang w:val="zh_TW" w:bidi="zh_TW"/>
+        </w:rPr>
+        <w:t>「猶大人」這個詞首次出現在</w:t>
+      </w:r>
+      <w:hyperlink r:id="rId156">
+        <w:r>
+          <w:rPr>
+            <w:lang w:val="zh_TW" w:bidi="zh_TW"/>
+          </w:rPr>
+          <w:rPr>
+            <w:color w:val="0000EE"/>
+            <w:u w:val="single"/>
+          </w:rPr>
+          <w:t>列王紀下十六章6節，</w:t>
+        </w:r>
+      </w:hyperlink>
+      <w:r>
+        <w:rPr>
+          <w:lang w:val="zh_TW" w:bidi="zh_TW"/>
+        </w:rPr>
+        <w:t>意思是「猶大的公民」。在公元前六世紀末的巴比倫被擄時代之前的耶利米時期，這個用字變得相對流行（</w:t>
+      </w:r>
+      <w:hyperlink r:id="rId157">
+        <w:r>
+          <w:rPr>
+            <w:lang w:val="zh_TW" w:bidi="zh_TW"/>
+          </w:rPr>
+          <w:rPr>
+            <w:color w:val="0000EE"/>
+            <w:u w:val="single"/>
+          </w:rPr>
+          <w:t>耶32:12</w:t>
+        </w:r>
+      </w:hyperlink>
+      <w:r>
+        <w:rPr>
+          <w:lang w:val="zh_TW" w:bidi="zh_TW"/>
+        </w:rPr>
+        <w:t>），顯示了各外國民族中，日益增強的民族和身份認同感。</w:t>
+      </w:r>
+      <w:hyperlink r:id="rId158">
+        <w:r>
+          <w:rPr>
+            <w:lang w:val="zh_TW" w:bidi="zh_TW"/>
+          </w:rPr>
+          <w:rPr>
+            <w:color w:val="0000EE"/>
+            <w:u w:val="single"/>
+          </w:rPr>
+          <w:t>耶利米書三十四章9節</w:t>
+        </w:r>
+      </w:hyperlink>
+      <w:r>
+        <w:rPr>
+          <w:lang w:val="zh_TW" w:bidi="zh_TW"/>
+        </w:rPr>
+        <w:t>在一個強調公民有權享有免於奴役的自由的聲明中，使用了「猶大弟兄」一詞。</w:t>
+      </w:r>
+      <w:hyperlink r:id="rId159">
+        <w:r>
+          <w:rPr>
+            <w:lang w:val="zh_TW" w:bidi="zh_TW"/>
+          </w:rPr>
+          <w:rPr>
+            <w:color w:val="0000EE"/>
+            <w:u w:val="single"/>
+          </w:rPr>
+          <w:t>耶利米書五十二章28節</w:t>
+        </w:r>
+      </w:hyperlink>
+      <w:r>
+        <w:rPr>
+          <w:lang w:val="zh_TW" w:bidi="zh_TW"/>
+        </w:rPr>
+        <w:t>在統計被驅逐的公民時也使用了這個詞。</w:t>
+      </w:r>
+    </w:p>
+    <w:p>
+      <w:pPr/>
+      <w:r>
+        <w:rPr>
+          <w:lang w:val="zh_TW" w:bidi="zh_TW"/>
+        </w:rPr>
+      </w:r>
+      <w:r>
+        <w:rPr>
+          <w:lang w:val="zh_TW" w:bidi="zh_TW"/>
+        </w:rPr>
+        <w:t>一旦人民被擄（進入了被擄時期），這個詞就具有了宗教意義。猶大人與周圍的民族不同，因為他們相信唯一的真神。猶大人和外邦人（或非猶大人）互不干涉。在</w:t>
+      </w:r>
+      <w:hyperlink r:id="rId160">
+        <w:r>
+          <w:rPr>
+            <w:lang w:val="zh_TW" w:bidi="zh_TW"/>
+          </w:rPr>
+          <w:rPr>
+            <w:color w:val="0000EE"/>
+            <w:u w:val="single"/>
+          </w:rPr>
+          <w:t>但以理書三章8至12節</w:t>
+        </w:r>
+      </w:hyperlink>
+      <w:r>
+        <w:rPr>
+          <w:lang w:val="zh_TW" w:bidi="zh_TW"/>
+        </w:rPr>
+        <w:t>中，一些猶大人被指控從事不當的巴比倫宗教活動。以斯帖記討論了猶大人的身份認同以及在異國生存的問題。</w:t>
+      </w:r>
+      <w:hyperlink r:id="rId161">
+        <w:r>
+          <w:rPr>
+            <w:lang w:val="zh_TW" w:bidi="zh_TW"/>
+          </w:rPr>
+          <w:rPr>
+            <w:color w:val="0000EE"/>
+            <w:u w:val="single"/>
+          </w:rPr>
+          <w:t>以斯帖記八章17節</w:t>
+        </w:r>
+      </w:hyperlink>
+      <w:r>
+        <w:rPr>
+          <w:lang w:val="zh_TW" w:bidi="zh_TW"/>
+        </w:rPr>
+        <w:t>提到外邦人歸信成為猶大人。</w:t>
+      </w:r>
+    </w:p>
+    <w:p>
+      <w:pPr/>
+      <w:r>
+        <w:rPr>
+          <w:lang w:val="zh_TW" w:bidi="zh_TW"/>
+        </w:rPr>
+      </w:r>
+      <w:r>
+        <w:rPr>
+          <w:lang w:val="zh_TW" w:bidi="zh_TW"/>
+        </w:rPr>
+        <w:t>被擄之後，</w:t>
+      </w:r>
+      <w:hyperlink r:id="rId162">
+        <w:r>
+          <w:rPr>
+            <w:lang w:val="zh_TW" w:bidi="zh_TW"/>
+          </w:rPr>
+          <w:rPr>
+            <w:color w:val="0000EE"/>
+            <w:u w:val="single"/>
+          </w:rPr>
+          <w:t>撒迦利亞書八章23節</w:t>
+        </w:r>
+      </w:hyperlink>
+      <w:r>
+        <w:rPr>
+          <w:lang w:val="zh_TW" w:bidi="zh_TW"/>
+        </w:rPr>
+        <w:t>中表達了「猶大人」的宗教意義，這段經文說到外邦人會尋求猶大人，因為神與他們同在。在</w:t>
+      </w:r>
+      <w:hyperlink r:id="rId163">
+        <w:r>
+          <w:rPr>
+            <w:lang w:val="zh_TW" w:bidi="zh_TW"/>
+          </w:rPr>
+          <w:rPr>
+            <w:color w:val="0000EE"/>
+            <w:u w:val="single"/>
+          </w:rPr>
+          <w:t>以斯拉記四章12節</w:t>
+        </w:r>
+      </w:hyperlink>
+      <w:r>
+        <w:rPr>
+          <w:lang w:val="zh_TW" w:bidi="zh_TW"/>
+        </w:rPr>
+        <w:t>中，「猶大人」這個詞用來指代歸回的被擄者。尼希米也以這種方式使用這個詞（</w:t>
+      </w:r>
+      <w:hyperlink r:id="rId164">
+        <w:r>
+          <w:rPr>
+            <w:lang w:val="zh_TW" w:bidi="zh_TW"/>
+          </w:rPr>
+          <w:rPr>
+            <w:color w:val="0000EE"/>
+            <w:u w:val="single"/>
+          </w:rPr>
+          <w:t>尼1:2，</w:t>
+        </w:r>
+      </w:hyperlink>
+      <w:hyperlink r:id="rId165">
+        <w:r>
+          <w:rPr>
+            <w:lang w:val="zh_TW" w:bidi="zh_TW"/>
+          </w:rPr>
+          <w:rPr>
+            <w:color w:val="0000EE"/>
+            <w:u w:val="single"/>
+          </w:rPr>
+          <w:t>4:2</w:t>
+        </w:r>
+      </w:hyperlink>
+      <w:r>
+        <w:rPr>
+          <w:lang w:val="zh_TW" w:bidi="zh_TW"/>
+        </w:rPr>
+        <w:t>）。</w:t>
+      </w:r>
+      <w:hyperlink r:id="rId166">
+        <w:r>
+          <w:rPr>
+            <w:lang w:val="zh_TW" w:bidi="zh_TW"/>
+          </w:rPr>
+          <w:rPr>
+            <w:color w:val="0000EE"/>
+            <w:u w:val="single"/>
+          </w:rPr>
+          <w:t>尼希米記十三章24節</w:t>
+        </w:r>
+      </w:hyperlink>
+      <w:r>
+        <w:rPr>
+          <w:lang w:val="zh_TW" w:bidi="zh_TW"/>
+        </w:rPr>
+        <w:t>強調與其它社會保持分離對猶太人的重要性。它教導猶太人不應該因為外國人的信仰而與其通婚。尼希米對這種婚姻表示強烈的反對。</w:t>
+      </w:r>
+    </w:p>
+    <w:p>
+      <w:pPr>
+        <w:pStyle w:val="Heading4"/>
+      </w:pPr>
+      <w:r>
+        <w:rPr>
+          <w:lang w:val="zh_TW" w:bidi="zh_TW"/>
+        </w:rPr>
+        <w:t>新約聖經（譯註：和合本新約聖經將英文Jew/Jewish一詞通譯為「猶太」）</w:t>
+      </w:r>
+    </w:p>
+    <w:p>
+      <w:pPr/>
+      <w:r>
+        <w:rPr>
+          <w:lang w:val="zh_TW" w:bidi="zh_TW"/>
+        </w:rPr>
+      </w:r>
+      <w:r>
+        <w:rPr>
+          <w:lang w:val="zh_TW" w:bidi="zh_TW"/>
+        </w:rPr>
+        <w:t>在新約聖經中，「猶太人」具有類似的意義。新約聖經記錄了向外邦人介紹的某些猶太習俗（</w:t>
+      </w:r>
+      <w:hyperlink r:id="rId167">
+        <w:r>
+          <w:rPr>
+            <w:lang w:val="zh_TW" w:bidi="zh_TW"/>
+          </w:rPr>
+          <w:rPr>
+            <w:color w:val="0000EE"/>
+            <w:u w:val="single"/>
+          </w:rPr>
+          <w:t>可7:3</w:t>
+        </w:r>
+      </w:hyperlink>
+      <w:r>
+        <w:rPr>
+          <w:lang w:val="zh_TW" w:bidi="zh_TW"/>
+        </w:rPr>
+        <w:t>；</w:t>
+      </w:r>
+      <w:hyperlink r:id="rId168">
+        <w:r>
+          <w:rPr>
+            <w:lang w:val="zh_TW" w:bidi="zh_TW"/>
+          </w:rPr>
+          <w:rPr>
+            <w:color w:val="0000EE"/>
+            <w:u w:val="single"/>
+          </w:rPr>
+          <w:t>約5:1</w:t>
+        </w:r>
+      </w:hyperlink>
+      <w:r>
+        <w:rPr>
+          <w:lang w:val="zh_TW" w:bidi="zh_TW"/>
+        </w:rPr>
+        <w:t>，</w:t>
+      </w:r>
+      <w:hyperlink r:id="rId169">
+        <w:r>
+          <w:rPr>
+            <w:lang w:val="zh_TW" w:bidi="zh_TW"/>
+          </w:rPr>
+          <w:rPr>
+            <w:color w:val="0000EE"/>
+            <w:u w:val="single"/>
+          </w:rPr>
+          <w:t>19:40</w:t>
+        </w:r>
+      </w:hyperlink>
+      <w:r>
+        <w:rPr>
+          <w:lang w:val="zh_TW" w:bidi="zh_TW"/>
+        </w:rPr>
+        <w:t>）。新約聖經將猶太人與外邦人（</w:t>
+      </w:r>
+      <w:hyperlink r:id="rId170">
+        <w:r>
+          <w:rPr>
+            <w:lang w:val="zh_TW" w:bidi="zh_TW"/>
+          </w:rPr>
+          <w:rPr>
+            <w:color w:val="0000EE"/>
+            <w:u w:val="single"/>
+          </w:rPr>
+          <w:t>徒11:19</w:t>
+        </w:r>
+      </w:hyperlink>
+      <w:r>
+        <w:rPr>
+          <w:lang w:val="zh_TW" w:bidi="zh_TW"/>
+        </w:rPr>
+        <w:t>）、撒馬利亞人（</w:t>
+      </w:r>
+      <w:hyperlink r:id="rId171">
+        <w:r>
+          <w:rPr>
+            <w:lang w:val="zh_TW" w:bidi="zh_TW"/>
+          </w:rPr>
+          <w:rPr>
+            <w:color w:val="0000EE"/>
+            <w:u w:val="single"/>
+          </w:rPr>
+          <w:t>約4:9、22</w:t>
+        </w:r>
+      </w:hyperlink>
+      <w:r>
+        <w:rPr>
+          <w:lang w:val="zh_TW" w:bidi="zh_TW"/>
+        </w:rPr>
+        <w:t>）和改信者（</w:t>
+      </w:r>
+      <w:hyperlink r:id="rId172">
+        <w:r>
+          <w:rPr>
+            <w:lang w:val="zh_TW" w:bidi="zh_TW"/>
+          </w:rPr>
+          <w:rPr>
+            <w:color w:val="0000EE"/>
+            <w:u w:val="single"/>
+          </w:rPr>
+          <w:t>徒2:10</w:t>
+        </w:r>
+      </w:hyperlink>
+      <w:r>
+        <w:rPr>
+          <w:lang w:val="zh_TW" w:bidi="zh_TW"/>
+        </w:rPr>
+        <w:t>）區分開來。雖然猶太基督徒可以被稱為「猶太人」（</w:t>
+      </w:r>
+      <w:hyperlink r:id="rId173">
+        <w:r>
+          <w:rPr>
+            <w:lang w:val="zh_TW" w:bidi="zh_TW"/>
+          </w:rPr>
+          <w:rPr>
+            <w:color w:val="0000EE"/>
+            <w:u w:val="single"/>
+          </w:rPr>
+          <w:t>加2:13</w:t>
+        </w:r>
+      </w:hyperlink>
+      <w:r>
+        <w:rPr>
+          <w:lang w:val="zh_TW" w:bidi="zh_TW"/>
+        </w:rPr>
+        <w:t>），但猶太人和基督徒之間的宗教區別則受到刻意的強調。</w:t>
+      </w:r>
+    </w:p>
+    <w:p>
+      <w:pPr/>
+      <w:r>
+        <w:rPr>
+          <w:lang w:val="zh_TW" w:bidi="zh_TW"/>
+        </w:rPr>
+      </w:r>
+      <w:r>
+        <w:rPr>
+          <w:lang w:val="zh_TW" w:bidi="zh_TW"/>
+        </w:rPr>
+        <w:t>在</w:t>
+      </w:r>
+      <w:hyperlink r:id="rId174">
+        <w:r>
+          <w:rPr>
+            <w:lang w:val="zh_TW" w:bidi="zh_TW"/>
+          </w:rPr>
+          <w:rPr>
+            <w:color w:val="0000EE"/>
+            <w:u w:val="single"/>
+          </w:rPr>
+          <w:t>羅馬書二章17至29節</w:t>
+        </w:r>
+      </w:hyperlink>
+      <w:r>
+        <w:rPr>
+          <w:lang w:val="zh_TW" w:bidi="zh_TW"/>
+        </w:rPr>
+        <w:t>中，保羅分析了「猶太人」這個詞。他強調這個詞的真正意義在於對神的內心態度，而不是在於儀式。保羅可能在反思他在轉信基督教教之前作為猶太人的失敗（參</w:t>
+      </w:r>
+      <w:hyperlink r:id="rId175">
+        <w:r>
+          <w:rPr>
+            <w:lang w:val="zh_TW" w:bidi="zh_TW"/>
+          </w:rPr>
+          <w:rPr>
+            <w:color w:val="0000EE"/>
+            <w:u w:val="single"/>
+          </w:rPr>
+          <w:t>腓3:3</w:t>
         </w:r>
       </w:hyperlink>
       <w:r>
@@ -699,16 +6769,70 @@
         </w:rPr>
         <w:t>–</w:t>
       </w:r>
-      <w:hyperlink r:id="rId24">
-        <w:r>
-          <w:rPr>
-            <w:lang w:val="zh_TW" w:bidi="zh_TW"/>
-          </w:rPr>
-          <w:rPr>
-            <w:color w:val="0000EE"/>
-            <w:u w:val="single"/>
-          </w:rPr>
-          <w:t>8</w:t>
+      <w:hyperlink r:id="rId175">
+        <w:r>
+          <w:rPr>
+            <w:lang w:val="zh_TW" w:bidi="zh_TW"/>
+          </w:rPr>
+          <w:rPr>
+            <w:color w:val="0000EE"/>
+            <w:u w:val="single"/>
+          </w:rPr>
+          <w:t>6</w:t>
+        </w:r>
+      </w:hyperlink>
+      <w:r>
+        <w:rPr>
+          <w:lang w:val="zh_TW" w:bidi="zh_TW"/>
+        </w:rPr>
+        <w:t>）。他在</w:t>
+      </w:r>
+      <w:hyperlink r:id="rId176">
+        <w:r>
+          <w:rPr>
+            <w:lang w:val="zh_TW" w:bidi="zh_TW"/>
+          </w:rPr>
+          <w:rPr>
+            <w:color w:val="0000EE"/>
+            <w:u w:val="single"/>
+          </w:rPr>
+          <w:t>羅馬書二章29節</w:t>
+        </w:r>
+      </w:hyperlink>
+      <w:r>
+        <w:rPr>
+          <w:lang w:val="zh_TW" w:bidi="zh_TW"/>
+        </w:rPr>
+        <w:t>中提到的「稱讚」是這段經文中最重要的部份。這是一個有力的文字遊戲：在希伯來文中，猶大意為「讚美」（</w:t>
+      </w:r>
+      <w:hyperlink r:id="rId177">
+        <w:r>
+          <w:rPr>
+            <w:lang w:val="zh_TW" w:bidi="zh_TW"/>
+          </w:rPr>
+          <w:rPr>
+            <w:color w:val="0000EE"/>
+            <w:u w:val="single"/>
+          </w:rPr>
+          <w:t>創 29:35</w:t>
+        </w:r>
+      </w:hyperlink>
+      <w:r>
+        <w:rPr>
+          <w:lang w:val="zh_TW" w:bidi="zh_TW"/>
+        </w:rPr>
+        <w:t>；參</w:t>
+      </w:r>
+      <w:hyperlink r:id="rId178">
+        <w:r>
+          <w:rPr>
+            <w:lang w:val="zh_TW" w:bidi="zh_TW"/>
+          </w:rPr>
+          <w:rPr>
+            <w:color w:val="0000EE"/>
+            <w:u w:val="single"/>
+          </w:rPr>
+          <w:t>49:8</w:t>
         </w:r>
       </w:hyperlink>
       <w:r>
@@ -719,75 +6843,208 @@
       </w:r>
     </w:p>
     <w:p>
-      <w:pPr>
-        <w:pStyle w:val="Heading3"/>
-      </w:pPr>
-      <w:r>
-        <w:rPr>
-          <w:lang w:val="zh_TW" w:bidi="zh_TW"/>
-        </w:rPr>
-        <w:t>為什麼族長如此重要？</w:t>
-      </w:r>
-    </w:p>
-    <w:p>
-      <w:pPr/>
-      <w:r>
-        <w:rPr>
-          <w:lang w:val="zh_TW" w:bidi="zh_TW"/>
-        </w:rPr>
-      </w:r>
-      <w:r>
-        <w:rPr>
-          <w:lang w:val="zh_TW" w:bidi="zh_TW"/>
-        </w:rPr>
-        <w:t>族長在神的救贖計畫中具有核心地位。始於亞伯拉罕，族長引向基督降臨的救恩（</w:t>
-      </w:r>
-      <w:hyperlink r:id="rId25">
-        <w:r>
-          <w:rPr>
-            <w:lang w:val="zh_TW" w:bidi="zh_TW"/>
-          </w:rPr>
-          <w:rPr>
-            <w:color w:val="0000EE"/>
-            <w:u w:val="single"/>
-          </w:rPr>
-          <w:t>約8:56</w:t>
-        </w:r>
-      </w:hyperlink>
-      <w:r>
-        <w:rPr>
-          <w:lang w:val="zh_TW" w:bidi="zh_TW"/>
-        </w:rPr>
-        <w:t>）。當然，神的救贖計畫早在創世記前幾章就已展開，但祂在</w:t>
-      </w:r>
-      <w:hyperlink r:id="rId26">
-        <w:r>
-          <w:rPr>
-            <w:lang w:val="zh_TW" w:bidi="zh_TW"/>
-          </w:rPr>
-          <w:rPr>
-            <w:color w:val="0000EE"/>
-            <w:u w:val="single"/>
-          </w:rPr>
-          <w:t>創世記十二章1至3節</w:t>
-        </w:r>
-      </w:hyperlink>
-      <w:r>
-        <w:rPr>
-          <w:lang w:val="zh_TW" w:bidi="zh_TW"/>
-        </w:rPr>
-        <w:t>中對亞伯拉罕的呼召變得清晰，並透過所有族長的生命繼續推展。聖經多次稱呼祂為「亞伯拉罕的神、以撒的神和雅各的神」，就是因為神在族長身上的啟示，將成為往後一切的基礎。新約中，基督徒也稱亞伯拉罕為他們的「父」（</w:t>
-      </w:r>
-      <w:hyperlink r:id="rId27">
-        <w:r>
-          <w:rPr>
-            <w:lang w:val="zh_TW" w:bidi="zh_TW"/>
-          </w:rPr>
-          <w:rPr>
-            <w:color w:val="0000EE"/>
-            <w:u w:val="single"/>
-          </w:rPr>
-          <w:t>羅4:16</w:t>
+      <w:pPr/>
+      <w:r>
+        <w:rPr>
+          <w:lang w:val="zh_TW" w:bidi="zh_TW"/>
+        </w:rPr>
+      </w:r>
+      <w:r>
+        <w:rPr>
+          <w:lang w:val="zh_TW" w:bidi="zh_TW"/>
+        </w:rPr>
+        <w:t>保羅認為基督教是舊約聖經信仰真正的繼承者。</w:t>
+      </w:r>
+      <w:hyperlink r:id="rId179">
+        <w:r>
+          <w:rPr>
+            <w:lang w:val="zh_TW" w:bidi="zh_TW"/>
+          </w:rPr>
+          <w:rPr>
+            <w:color w:val="0000EE"/>
+            <w:u w:val="single"/>
+          </w:rPr>
+          <w:t>啟示錄二章9節</w:t>
+        </w:r>
+      </w:hyperlink>
+      <w:r>
+        <w:rPr>
+          <w:lang w:val="zh_TW" w:bidi="zh_TW"/>
+        </w:rPr>
+        <w:t>和</w:t>
+      </w:r>
+      <w:hyperlink r:id="rId180">
+        <w:r>
+          <w:rPr>
+            <w:lang w:val="zh_TW" w:bidi="zh_TW"/>
+          </w:rPr>
+          <w:rPr>
+            <w:color w:val="0000EE"/>
+            <w:u w:val="single"/>
+          </w:rPr>
+          <w:t>三章9節</w:t>
+        </w:r>
+      </w:hyperlink>
+      <w:r>
+        <w:rPr>
+          <w:lang w:val="zh_TW" w:bidi="zh_TW"/>
+        </w:rPr>
+        <w:t>認同成為猶太人不僅僅是出生和遵守猶太會堂的儀式而已。這些經文指出耶穌是神所揀選的彌賽亞（比較：</w:t>
+      </w:r>
+      <w:hyperlink r:id="rId181">
+        <w:r>
+          <w:rPr>
+            <w:lang w:val="zh_TW" w:bidi="zh_TW"/>
+          </w:rPr>
+          <w:rPr>
+            <w:color w:val="0000EE"/>
+            <w:u w:val="single"/>
+          </w:rPr>
+          <w:t>羅9:3</w:t>
+        </w:r>
+      </w:hyperlink>
+      <w:r>
+        <w:rPr>
+          <w:lang w:val="zh_TW" w:bidi="zh_TW"/>
+        </w:rPr>
+        <w:t>–</w:t>
+      </w:r>
+      <w:hyperlink r:id="rId181">
+        <w:r>
+          <w:rPr>
+            <w:lang w:val="zh_TW" w:bidi="zh_TW"/>
+          </w:rPr>
+          <w:rPr>
+            <w:color w:val="0000EE"/>
+            <w:u w:val="single"/>
+          </w:rPr>
+          <w:t>5</w:t>
+        </w:r>
+      </w:hyperlink>
+      <w:r>
+        <w:rPr>
+          <w:lang w:val="zh_TW" w:bidi="zh_TW"/>
+        </w:rPr>
+        <w:t>，</w:t>
+      </w:r>
+      <w:hyperlink r:id="rId182">
+        <w:r>
+          <w:rPr>
+            <w:lang w:val="zh_TW" w:bidi="zh_TW"/>
+          </w:rPr>
+          <w:rPr>
+            <w:color w:val="0000EE"/>
+            <w:u w:val="single"/>
+          </w:rPr>
+          <w:t>10:1</w:t>
+        </w:r>
+      </w:hyperlink>
+      <w:r>
+        <w:rPr>
+          <w:lang w:val="zh_TW" w:bidi="zh_TW"/>
+        </w:rPr>
+        <w:t>–</w:t>
+      </w:r>
+      <w:hyperlink r:id="rId182">
+        <w:r>
+          <w:rPr>
+            <w:lang w:val="zh_TW" w:bidi="zh_TW"/>
+          </w:rPr>
+          <w:rPr>
+            <w:color w:val="0000EE"/>
+            <w:u w:val="single"/>
+          </w:rPr>
+          <w:t>4</w:t>
+        </w:r>
+      </w:hyperlink>
+      <w:r>
+        <w:rPr>
+          <w:lang w:val="zh_TW" w:bidi="zh_TW"/>
+        </w:rPr>
+        <w:t>）。新約聖經顯示了猶太人對基督教信息的反對。福音對猶太人來說是令人反感的（</w:t>
+      </w:r>
+      <w:hyperlink r:id="rId183">
+        <w:r>
+          <w:rPr>
+            <w:lang w:val="zh_TW" w:bidi="zh_TW"/>
+          </w:rPr>
+          <w:rPr>
+            <w:color w:val="0000EE"/>
+            <w:u w:val="single"/>
+          </w:rPr>
+          <w:t>林前1:23</w:t>
+        </w:r>
+      </w:hyperlink>
+      <w:r>
+        <w:rPr>
+          <w:lang w:val="zh_TW" w:bidi="zh_TW"/>
+        </w:rPr>
+        <w:t>）。保羅有很強的猶太背景（</w:t>
+      </w:r>
+      <w:hyperlink r:id="rId184">
+        <w:r>
+          <w:rPr>
+            <w:lang w:val="zh_TW" w:bidi="zh_TW"/>
+          </w:rPr>
+          <w:rPr>
+            <w:color w:val="0000EE"/>
+            <w:u w:val="single"/>
+          </w:rPr>
+          <w:t>徒26:4</w:t>
+        </w:r>
+      </w:hyperlink>
+      <w:r>
+        <w:rPr>
+          <w:lang w:val="zh_TW" w:bidi="zh_TW"/>
+        </w:rPr>
+        <w:t>–</w:t>
+      </w:r>
+      <w:hyperlink r:id="rId184">
+        <w:r>
+          <w:rPr>
+            <w:lang w:val="zh_TW" w:bidi="zh_TW"/>
+          </w:rPr>
+          <w:rPr>
+            <w:color w:val="0000EE"/>
+            <w:u w:val="single"/>
+          </w:rPr>
+          <w:t>7</w:t>
+        </w:r>
+      </w:hyperlink>
+      <w:r>
+        <w:rPr>
+          <w:lang w:val="zh_TW" w:bidi="zh_TW"/>
+        </w:rPr>
+        <w:t>），但仍然受到猶太人激烈的攻擊（</w:t>
+      </w:r>
+      <w:hyperlink r:id="rId185">
+        <w:r>
+          <w:rPr>
+            <w:lang w:val="zh_TW" w:bidi="zh_TW"/>
+          </w:rPr>
+          <w:rPr>
+            <w:color w:val="0000EE"/>
+            <w:u w:val="single"/>
+          </w:rPr>
+          <w:t>徒21:11</w:t>
+        </w:r>
+      </w:hyperlink>
+      <w:r>
+        <w:rPr>
+          <w:lang w:val="zh_TW" w:bidi="zh_TW"/>
+        </w:rPr>
+        <w:t>，</w:t>
+      </w:r>
+      <w:hyperlink r:id="rId186">
+        <w:r>
+          <w:rPr>
+            <w:lang w:val="zh_TW" w:bidi="zh_TW"/>
+          </w:rPr>
+          <w:rPr>
+            <w:color w:val="0000EE"/>
+            <w:u w:val="single"/>
+          </w:rPr>
+          <w:t>23:12、27</w:t>
         </w:r>
       </w:hyperlink>
       <w:r>
@@ -796,6 +7053,304 @@
         </w:rPr>
         <w:t>）。</w:t>
       </w:r>
+      <w:hyperlink r:id="rId179">
+        <w:r>
+          <w:rPr>
+            <w:lang w:val="zh_TW" w:bidi="zh_TW"/>
+          </w:rPr>
+          <w:rPr>
+            <w:color w:val="0000EE"/>
+            <w:u w:val="single"/>
+          </w:rPr>
+          <w:t>啟示錄二章9節</w:t>
+        </w:r>
+      </w:hyperlink>
+      <w:r>
+        <w:rPr>
+          <w:lang w:val="zh_TW" w:bidi="zh_TW"/>
+        </w:rPr>
+        <w:t>和</w:t>
+      </w:r>
+      <w:hyperlink r:id="rId180">
+        <w:r>
+          <w:rPr>
+            <w:lang w:val="zh_TW" w:bidi="zh_TW"/>
+          </w:rPr>
+          <w:rPr>
+            <w:color w:val="0000EE"/>
+            <w:u w:val="single"/>
+          </w:rPr>
+          <w:t>三章9節</w:t>
+        </w:r>
+      </w:hyperlink>
+      <w:r>
+        <w:rPr>
+          <w:lang w:val="zh_TW" w:bidi="zh_TW"/>
+        </w:rPr>
+        <w:t>將猶太人的反對定性為屬於撒但的：他們正在執行撒但的工作。</w:t>
+      </w:r>
+    </w:p>
+    <w:p>
+      <w:pPr/>
+      <w:r>
+        <w:rPr>
+          <w:lang w:val="zh_TW" w:bidi="zh_TW"/>
+        </w:rPr>
+      </w:r>
+      <w:r>
+        <w:rPr>
+          <w:lang w:val="zh_TW" w:bidi="zh_TW"/>
+        </w:rPr>
+        <w:t>約翰福音使用「猶太人」約70次，相較於其它福音書中的5–6次明顯為多。雖然有些用法是中性的，但約翰常用「猶太人」來指宗教當局，特別是在耶路撒冷反對耶穌的這些人（</w:t>
+      </w:r>
+      <w:hyperlink r:id="rId187">
+        <w:r>
+          <w:rPr>
+            <w:lang w:val="zh_TW" w:bidi="zh_TW"/>
+          </w:rPr>
+          <w:rPr>
+            <w:color w:val="0000EE"/>
+            <w:u w:val="single"/>
+          </w:rPr>
+          <w:t>約5:18</w:t>
+        </w:r>
+      </w:hyperlink>
+      <w:r>
+        <w:rPr>
+          <w:lang w:val="zh_TW" w:bidi="zh_TW"/>
+        </w:rPr>
+        <w:t>，</w:t>
+      </w:r>
+      <w:hyperlink r:id="rId188">
+        <w:r>
+          <w:rPr>
+            <w:lang w:val="zh_TW" w:bidi="zh_TW"/>
+          </w:rPr>
+          <w:rPr>
+            <w:color w:val="0000EE"/>
+            <w:u w:val="single"/>
+          </w:rPr>
+          <w:t>9:18</w:t>
+        </w:r>
+      </w:hyperlink>
+      <w:r>
+        <w:rPr>
+          <w:lang w:val="zh_TW" w:bidi="zh_TW"/>
+        </w:rPr>
+        <w:t>，</w:t>
+      </w:r>
+      <w:hyperlink r:id="rId189">
+        <w:r>
+          <w:rPr>
+            <w:lang w:val="zh_TW" w:bidi="zh_TW"/>
+          </w:rPr>
+          <w:rPr>
+            <w:color w:val="0000EE"/>
+            <w:u w:val="single"/>
+          </w:rPr>
+          <w:t>11:8</w:t>
+        </w:r>
+      </w:hyperlink>
+      <w:r>
+        <w:rPr>
+          <w:lang w:val="zh_TW" w:bidi="zh_TW"/>
+        </w:rPr>
+        <w:t>，</w:t>
+      </w:r>
+      <w:hyperlink r:id="rId190">
+        <w:r>
+          <w:rPr>
+            <w:lang w:val="zh_TW" w:bidi="zh_TW"/>
+          </w:rPr>
+          <w:rPr>
+            <w:color w:val="0000EE"/>
+            <w:u w:val="single"/>
+          </w:rPr>
+          <w:t>18:36</w:t>
+        </w:r>
+      </w:hyperlink>
+      <w:r>
+        <w:rPr>
+          <w:lang w:val="zh_TW" w:bidi="zh_TW"/>
+        </w:rPr>
+        <w:t>）。</w:t>
+      </w:r>
+    </w:p>
+    <w:p>
+      <w:pPr/>
+      <w:r>
+        <w:rPr>
+          <w:lang w:val="zh_TW" w:bidi="zh_TW"/>
+        </w:rPr>
+      </w:r>
+      <w:r>
+        <w:rPr>
+          <w:lang w:val="zh_TW" w:bidi="zh_TW"/>
+        </w:rPr>
+        <w:t>在</w:t>
+      </w:r>
+      <w:hyperlink r:id="rId191">
+        <w:r>
+          <w:rPr>
+            <w:lang w:val="zh_TW" w:bidi="zh_TW"/>
+          </w:rPr>
+          <w:rPr>
+            <w:color w:val="0000EE"/>
+            <w:u w:val="single"/>
+          </w:rPr>
+          <w:t>約翰福音九章22節</w:t>
+        </w:r>
+      </w:hyperlink>
+      <w:r>
+        <w:rPr>
+          <w:lang w:val="zh_TW" w:bidi="zh_TW"/>
+        </w:rPr>
+        <w:t>，瞎子的猶太人父母害怕「猶太人」調查他們。在</w:t>
+      </w:r>
+      <w:hyperlink r:id="rId192">
+        <w:r>
+          <w:rPr>
+            <w:lang w:val="zh_TW" w:bidi="zh_TW"/>
+          </w:rPr>
+          <w:rPr>
+            <w:color w:val="0000EE"/>
+            <w:u w:val="single"/>
+          </w:rPr>
+          <w:t>約翰福音十八章14節</w:t>
+        </w:r>
+      </w:hyperlink>
+      <w:r>
+        <w:rPr>
+          <w:lang w:val="zh_TW" w:bidi="zh_TW"/>
+        </w:rPr>
+        <w:t>，「猶太人」用來指祭司長和法利賽人。需要注意的是，作者其實也是猶太人，他並不是在表達對所有猶太人的仇恨。他譴責的是那些反對耶穌的人，而不是整個種族。他也曾欣然提到相信耶穌的猶太人（</w:t>
+      </w:r>
+      <w:hyperlink r:id="rId193">
+        <w:r>
+          <w:rPr>
+            <w:lang w:val="zh_TW" w:bidi="zh_TW"/>
+          </w:rPr>
+          <w:rPr>
+            <w:color w:val="0000EE"/>
+            <w:u w:val="single"/>
+          </w:rPr>
+          <w:t>約8:31</w:t>
+        </w:r>
+      </w:hyperlink>
+      <w:r>
+        <w:rPr>
+          <w:lang w:val="zh_TW" w:bidi="zh_TW"/>
+        </w:rPr>
+        <w:t>，</w:t>
+      </w:r>
+      <w:hyperlink r:id="rId194">
+        <w:r>
+          <w:rPr>
+            <w:lang w:val="zh_TW" w:bidi="zh_TW"/>
+          </w:rPr>
+          <w:rPr>
+            <w:color w:val="0000EE"/>
+            <w:u w:val="single"/>
+          </w:rPr>
+          <w:t>11:45</w:t>
+        </w:r>
+      </w:hyperlink>
+      <w:r>
+        <w:rPr>
+          <w:lang w:val="zh_TW" w:bidi="zh_TW"/>
+        </w:rPr>
+        <w:t>，</w:t>
+      </w:r>
+      <w:hyperlink r:id="rId195">
+        <w:r>
+          <w:rPr>
+            <w:lang w:val="zh_TW" w:bidi="zh_TW"/>
+          </w:rPr>
+          <w:rPr>
+            <w:color w:val="0000EE"/>
+            <w:u w:val="single"/>
+          </w:rPr>
+          <w:t>12:11</w:t>
+        </w:r>
+      </w:hyperlink>
+      <w:r>
+        <w:rPr>
+          <w:lang w:val="zh_TW" w:bidi="zh_TW"/>
+        </w:rPr>
+        <w:t>）。拿但業被描繪為猶太基督徒的榜樣，一個「心裡沒有詭詐」的真以色列人（</w:t>
+      </w:r>
+      <w:hyperlink r:id="rId196">
+        <w:r>
+          <w:rPr>
+            <w:lang w:val="zh_TW" w:bidi="zh_TW"/>
+          </w:rPr>
+          <w:rPr>
+            <w:color w:val="0000EE"/>
+            <w:u w:val="single"/>
+          </w:rPr>
+          <w:t>約1:47</w:t>
+        </w:r>
+      </w:hyperlink>
+      <w:r>
+        <w:rPr>
+          <w:lang w:val="zh_TW" w:bidi="zh_TW"/>
+        </w:rPr>
+        <w:t>；比較：</w:t>
+      </w:r>
+      <w:hyperlink r:id="rId197">
+        <w:r>
+          <w:rPr>
+            <w:lang w:val="zh_TW" w:bidi="zh_TW"/>
+          </w:rPr>
+          <w:rPr>
+            <w:color w:val="0000EE"/>
+            <w:u w:val="single"/>
+          </w:rPr>
+          <w:t>1:31</w:t>
+        </w:r>
+      </w:hyperlink>
+      <w:r>
+        <w:rPr>
+          <w:lang w:val="zh_TW" w:bidi="zh_TW"/>
+        </w:rPr>
+        <w:t>；見：</w:t>
+      </w:r>
+      <w:hyperlink r:id="rId198">
+        <w:r>
+          <w:rPr>
+            <w:lang w:val="zh_TW" w:bidi="zh_TW"/>
+          </w:rPr>
+          <w:rPr>
+            <w:color w:val="0000EE"/>
+            <w:u w:val="single"/>
+          </w:rPr>
+          <w:t>創世記27:35</w:t>
+        </w:r>
+      </w:hyperlink>
+      <w:r>
+        <w:rPr>
+          <w:lang w:val="zh_TW" w:bidi="zh_TW"/>
+        </w:rPr>
+        <w:t>，</w:t>
+      </w:r>
+      <w:hyperlink r:id="rId199">
+        <w:r>
+          <w:rPr>
+            <w:lang w:val="zh_TW" w:bidi="zh_TW"/>
+          </w:rPr>
+          <w:rPr>
+            <w:color w:val="0000EE"/>
+            <w:u w:val="single"/>
+          </w:rPr>
+          <w:t>32:28</w:t>
+        </w:r>
+      </w:hyperlink>
+      <w:r>
+        <w:rPr>
+          <w:lang w:val="zh_TW" w:bidi="zh_TW"/>
+        </w:rPr>
+        <w:t>）。</w:t>
+      </w:r>
     </w:p>
     <w:p>
       <w:pPr/>
@@ -815,7 +7370,13 @@
         <w:rPr>
           <w:lang w:val="zh_TW" w:bidi="zh_TW"/>
         </w:rPr>
-        <w:t>亞伯拉罕</w:t>
+        <w:t xml:space="preserve"> </w:t>
+      </w:r>
+      <w:r>
+        <w:rPr>
+          <w:lang w:val="zh_TW" w:bidi="zh_TW"/>
+        </w:rPr>
+        <w:t>散居的猶太人</w:t>
       </w:r>
       <w:r>
         <w:rPr>
@@ -827,7 +7388,7 @@
         <w:rPr>
           <w:lang w:val="zh_TW" w:bidi="zh_TW"/>
         </w:rPr>
-        <w:t>聖經年表（舊約）</w:t>
+        <w:t>以色列的歷史</w:t>
       </w:r>
       <w:r>
         <w:rPr>
@@ -839,7 +7400,7 @@
         <w:rPr>
           <w:lang w:val="zh_TW" w:bidi="zh_TW"/>
         </w:rPr>
-        <w:t>以撒</w:t>
+        <w:t>猶太教</w:t>
       </w:r>
       <w:r>
         <w:rPr>
@@ -851,7 +7412,7 @@
         <w:rPr>
           <w:lang w:val="zh_TW" w:bidi="zh_TW"/>
         </w:rPr>
-        <w:t>以色列歷史</w:t>
+        <w:t>猶太主義者或猶太派基督徒</w:t>
       </w:r>
       <w:r>
         <w:rPr>
@@ -863,7 +7424,7 @@
         <w:rPr>
           <w:lang w:val="zh_TW" w:bidi="zh_TW"/>
         </w:rPr>
-        <w:t>雅各 #1</w:t>
+        <w:t>法利賽人</w:t>
       </w:r>
       <w:r>
         <w:rPr>
@@ -875,7 +7436,967 @@
         <w:rPr>
           <w:lang w:val="zh_TW" w:bidi="zh_TW"/>
         </w:rPr>
-        <w:t>約瑟 #1</w:t>
+        <w:t>被擄歸回時期</w:t>
+      </w:r>
+      <w:r>
+        <w:rPr>
+          <w:lang w:val="zh_TW" w:bidi="zh_TW"/>
+        </w:rPr>
+        <w:t>。</w:t>
+      </w:r>
+      <w:r>
+        <w:rPr>
+          <w:lang w:val="zh_TW" w:bidi="zh_TW"/>
+        </w:rPr>
+      </w:r>
+      <w:r>
+        <w:rPr>
+          <w:lang w:val="zh_TW" w:bidi="zh_TW"/>
+        </w:rPr>
+      </w:r>
+    </w:p>
+    <w:p>
+      <w:pPr/>
+      <w:r>
+        <w:rPr>
+          <w:lang w:val="zh_TW" w:bidi="zh_TW"/>
+        </w:rPr>
+      </w:r>
+    </w:p>
+    <w:p>
+      <w:pPr>
+        <w:pStyle w:val="Heading2"/>
+      </w:pPr>
+      <w:r>
+        <w:rPr>
+          <w:lang w:val="zh_TW" w:bidi="zh_TW"/>
+        </w:rPr>
+        <w:t>右手</w:t>
+      </w:r>
+      <w:r>
+        <w:rPr>
+          <w:lang w:val="zh_TW" w:bidi="zh_TW"/>
+        </w:rPr>
+      </w:r>
+    </w:p>
+    <w:p>
+      <w:pPr/>
+      <w:r>
+        <w:rPr>
+          <w:lang w:val="zh_TW" w:bidi="zh_TW"/>
+        </w:rPr>
+      </w:r>
+      <w:r>
+        <w:rPr>
+          <w:lang w:val="zh_TW" w:bidi="zh_TW"/>
+        </w:rPr>
+        <w:t>在聖經中，「右手」一詞有兩個主要意義。首先，它指的是一個人身體的右側。其次，它常被用為表示特殊意義的記號。</w:t>
+      </w:r>
+    </w:p>
+    <w:p>
+      <w:pPr/>
+      <w:r>
+        <w:rPr>
+          <w:lang w:val="zh_TW" w:bidi="zh_TW"/>
+        </w:rPr>
+      </w:r>
+      <w:r>
+        <w:rPr>
+          <w:lang w:val="zh_TW" w:bidi="zh_TW"/>
+        </w:rPr>
+        <w:t>在聖經中，「右」這個詞通常意味著「正確」或「好的」。當某事在「右」方時，意味著它是公義的、並遵循神的方式（</w:t>
+      </w:r>
+      <w:hyperlink r:id="rId200">
+        <w:r>
+          <w:rPr>
+            <w:lang w:val="zh_TW" w:bidi="zh_TW"/>
+          </w:rPr>
+          <w:rPr>
+            <w:color w:val="0000EE"/>
+            <w:u w:val="single"/>
+          </w:rPr>
+          <w:t>創18:25</w:t>
+        </w:r>
+      </w:hyperlink>
+      <w:r>
+        <w:rPr>
+          <w:lang w:val="zh_TW" w:bidi="zh_TW"/>
+        </w:rPr>
+        <w:t>）。在聖經中的許多地方，神的右手都是用來象徵祂的能力。例如：</w:t>
+      </w:r>
+    </w:p>
+    <w:p>
+      <w:pPr>
+        <w:pStyle w:val="ListBullet"/>
+        <w:spacing w:line="240" w:lineRule="auto"/>
+        <w:ind w:left="720"/>
+      </w:pPr>
+      <w:r>
+        <w:rPr>
+          <w:lang w:val="zh_TW" w:bidi="zh_TW"/>
+        </w:rPr>
+      </w:r>
+      <w:r>
+        <w:rPr>
+          <w:lang w:val="zh_TW" w:bidi="zh_TW"/>
+        </w:rPr>
+        <w:t>這代表神如何幫助祂的百姓得勝（</w:t>
+      </w:r>
+      <w:hyperlink r:id="rId201">
+        <w:r>
+          <w:rPr>
+            <w:lang w:val="zh_TW" w:bidi="zh_TW"/>
+          </w:rPr>
+          <w:rPr>
+            <w:color w:val="0000EE"/>
+            <w:u w:val="single"/>
+          </w:rPr>
+          <w:t>詩17:7</w:t>
+        </w:r>
+      </w:hyperlink>
+      <w:r>
+        <w:rPr>
+          <w:lang w:val="zh_TW" w:bidi="zh_TW"/>
+        </w:rPr>
+        <w:t>，</w:t>
+      </w:r>
+      <w:hyperlink r:id="rId201">
+        <w:r>
+          <w:rPr>
+            <w:lang w:val="zh_TW" w:bidi="zh_TW"/>
+          </w:rPr>
+          <w:rPr>
+            <w:color w:val="0000EE"/>
+            <w:u w:val="single"/>
+          </w:rPr>
+          <w:t>98:1</w:t>
+        </w:r>
+      </w:hyperlink>
+      <w:r>
+        <w:rPr>
+          <w:lang w:val="zh_TW" w:bidi="zh_TW"/>
+        </w:rPr>
+        <w:t>）</w:t>
+      </w:r>
+    </w:p>
+    <w:p>
+      <w:pPr>
+        <w:pStyle w:val="ListBullet"/>
+        <w:spacing w:line="240" w:lineRule="auto"/>
+        <w:ind w:left="720"/>
+      </w:pPr>
+      <w:r>
+        <w:rPr>
+          <w:lang w:val="zh_TW" w:bidi="zh_TW"/>
+        </w:rPr>
+      </w:r>
+      <w:r>
+        <w:rPr>
+          <w:lang w:val="zh_TW" w:bidi="zh_TW"/>
+        </w:rPr>
+        <w:t>這顯示出神如何懲罰那些作惡的人（</w:t>
+      </w:r>
+      <w:hyperlink r:id="rId202">
+        <w:r>
+          <w:rPr>
+            <w:lang w:val="zh_TW" w:bidi="zh_TW"/>
+          </w:rPr>
+          <w:rPr>
+            <w:color w:val="0000EE"/>
+            <w:u w:val="single"/>
+          </w:rPr>
+          <w:t>來2:16</w:t>
+        </w:r>
+      </w:hyperlink>
+      <w:r>
+        <w:rPr>
+          <w:lang w:val="zh_TW" w:bidi="zh_TW"/>
+        </w:rPr>
+        <w:t>）</w:t>
+      </w:r>
+    </w:p>
+    <w:p>
+      <w:pPr>
+        <w:pStyle w:val="ListBullet"/>
+        <w:spacing w:line="240" w:lineRule="auto"/>
+        <w:ind w:left="720"/>
+      </w:pPr>
+      <w:r>
+        <w:rPr>
+          <w:lang w:val="zh_TW" w:bidi="zh_TW"/>
+        </w:rPr>
+      </w:r>
+      <w:r>
+        <w:rPr>
+          <w:lang w:val="zh_TW" w:bidi="zh_TW"/>
+        </w:rPr>
+        <w:t>這顯示出神如何</w:t>
+      </w:r>
+      <w:r>
+        <w:rPr>
+          <w:lang w:val="zh_TW" w:bidi="zh_TW"/>
+        </w:rPr>
+        <w:t>幫助那些信靠祂的人</w:t>
+      </w:r>
+      <w:r>
+        <w:rPr>
+          <w:lang w:val="zh_TW" w:bidi="zh_TW"/>
+        </w:rPr>
+        <w:t>（</w:t>
+      </w:r>
+      <w:hyperlink r:id="rId203">
+        <w:r>
+          <w:rPr>
+            <w:lang w:val="zh_TW" w:bidi="zh_TW"/>
+          </w:rPr>
+          <w:rPr>
+            <w:color w:val="0000EE"/>
+            <w:u w:val="single"/>
+          </w:rPr>
+          <w:t>詩139:10</w:t>
+        </w:r>
+      </w:hyperlink>
+      <w:r>
+        <w:rPr>
+          <w:lang w:val="zh_TW" w:bidi="zh_TW"/>
+        </w:rPr>
+        <w:t>）。</w:t>
+      </w:r>
+    </w:p>
+    <w:p>
+      <w:pPr/>
+      <w:r>
+        <w:rPr>
+          <w:lang w:val="zh_TW" w:bidi="zh_TW"/>
+        </w:rPr>
+      </w:r>
+      <w:r>
+        <w:rPr>
+          <w:lang w:val="zh_TW" w:bidi="zh_TW"/>
+        </w:rPr>
+        <w:t>雖然人無法靠自己的力量拯救自己，但神應許，當祂定意施行幫助的時候，會使百姓剛強（</w:t>
+      </w:r>
+      <w:hyperlink r:id="rId204">
+        <w:r>
+          <w:rPr>
+            <w:lang w:val="zh_TW" w:bidi="zh_TW"/>
+          </w:rPr>
+          <w:rPr>
+            <w:color w:val="0000EE"/>
+            <w:u w:val="single"/>
+          </w:rPr>
+          <w:t>伯40:14</w:t>
+        </w:r>
+      </w:hyperlink>
+      <w:r>
+        <w:rPr>
+          <w:lang w:val="zh_TW" w:bidi="zh_TW"/>
+        </w:rPr>
+        <w:t>；</w:t>
+      </w:r>
+      <w:hyperlink r:id="rId205">
+        <w:r>
+          <w:rPr>
+            <w:lang w:val="zh_TW" w:bidi="zh_TW"/>
+          </w:rPr>
+          <w:rPr>
+            <w:color w:val="0000EE"/>
+            <w:u w:val="single"/>
+          </w:rPr>
+          <w:t>賽41:13</w:t>
+        </w:r>
+      </w:hyperlink>
+      <w:r>
+        <w:rPr>
+          <w:lang w:val="zh_TW" w:bidi="zh_TW"/>
+        </w:rPr>
+        <w:t>）。</w:t>
+      </w:r>
+    </w:p>
+    <w:p>
+      <w:pPr/>
+      <w:r>
+        <w:rPr>
+          <w:lang w:val="zh_TW" w:bidi="zh_TW"/>
+        </w:rPr>
+      </w:r>
+      <w:r>
+        <w:rPr>
+          <w:lang w:val="zh_TW" w:bidi="zh_TW"/>
+        </w:rPr>
+        <w:t>在神的右手邊是極大的祝福之地（</w:t>
+      </w:r>
+      <w:hyperlink r:id="rId206">
+        <w:r>
+          <w:rPr>
+            <w:lang w:val="zh_TW" w:bidi="zh_TW"/>
+          </w:rPr>
+          <w:rPr>
+            <w:color w:val="0000EE"/>
+            <w:u w:val="single"/>
+          </w:rPr>
+          <w:t>詩16:11</w:t>
+        </w:r>
+      </w:hyperlink>
+      <w:r>
+        <w:rPr>
+          <w:lang w:val="zh_TW" w:bidi="zh_TW"/>
+        </w:rPr>
+        <w:t>）。主耶穌基督是在神的右邊，在榮耀中掌權，並為祂所救贖的人代求（</w:t>
+      </w:r>
+      <w:hyperlink r:id="rId207">
+        <w:r>
+          <w:rPr>
+            <w:lang w:val="zh_TW" w:bidi="zh_TW"/>
+          </w:rPr>
+          <w:rPr>
+            <w:color w:val="0000EE"/>
+            <w:u w:val="single"/>
+          </w:rPr>
+          <w:t>羅8:34</w:t>
+        </w:r>
+      </w:hyperlink>
+      <w:r>
+        <w:rPr>
+          <w:lang w:val="zh_TW" w:bidi="zh_TW"/>
+        </w:rPr>
+        <w:t>）。</w:t>
+      </w:r>
+    </w:p>
+    <w:p>
+      <w:pPr/>
+      <w:r>
+        <w:rPr>
+          <w:lang w:val="zh_TW" w:bidi="zh_TW"/>
+        </w:rPr>
+      </w:r>
+      <w:r>
+        <w:rPr>
+          <w:lang w:val="zh_TW" w:bidi="zh_TW"/>
+        </w:rPr>
+        <w:t>用右手行相交之禮</w:t>
+      </w:r>
+      <w:r>
+        <w:rPr>
+          <w:lang w:val="zh_TW" w:bidi="zh_TW"/>
+        </w:rPr>
+        <w:t>表示接納和恩典（</w:t>
+      </w:r>
+      <w:hyperlink r:id="rId208">
+        <w:r>
+          <w:rPr>
+            <w:lang w:val="zh_TW" w:bidi="zh_TW"/>
+          </w:rPr>
+          <w:rPr>
+            <w:color w:val="0000EE"/>
+            <w:u w:val="single"/>
+          </w:rPr>
+          <w:t>加2:9</w:t>
+        </w:r>
+      </w:hyperlink>
+      <w:r>
+        <w:rPr>
+          <w:lang w:val="zh_TW" w:bidi="zh_TW"/>
+        </w:rPr>
+        <w:t>）。在聖經時代，人們會握右手以示他們正在做出嚴肅的承諾或協議。這種用右手做出承諾的做法在聖經時代也被使用，並延續至今（</w:t>
+      </w:r>
+      <w:hyperlink r:id="rId209">
+        <w:r>
+          <w:rPr>
+            <w:lang w:val="zh_TW" w:bidi="zh_TW"/>
+          </w:rPr>
+          <w:rPr>
+            <w:color w:val="0000EE"/>
+            <w:u w:val="single"/>
+          </w:rPr>
+          <w:t>王下10:15</w:t>
+        </w:r>
+      </w:hyperlink>
+      <w:r>
+        <w:rPr>
+          <w:lang w:val="zh_TW" w:bidi="zh_TW"/>
+        </w:rPr>
+        <w:t>）。</w:t>
+      </w:r>
+    </w:p>
+    <w:p>
+      <w:pPr/>
+      <w:r>
+        <w:rPr>
+          <w:lang w:val="zh_TW" w:bidi="zh_TW"/>
+        </w:rPr>
+      </w:r>
+      <w:r>
+        <w:rPr>
+          <w:lang w:val="zh_TW" w:bidi="zh_TW"/>
+        </w:rPr>
+        <w:t>左手有時與祝福有關聯（</w:t>
+      </w:r>
+      <w:hyperlink r:id="rId210">
+        <w:r>
+          <w:rPr>
+            <w:lang w:val="zh_TW" w:bidi="zh_TW"/>
+          </w:rPr>
+          <w:rPr>
+            <w:color w:val="0000EE"/>
+            <w:u w:val="single"/>
+          </w:rPr>
+          <w:t>箴3:16</w:t>
+        </w:r>
+      </w:hyperlink>
+      <w:r>
+        <w:rPr>
+          <w:lang w:val="zh_TW" w:bidi="zh_TW"/>
+        </w:rPr>
+        <w:t>）。然而，它也可能與某人背叛或做錯事有關（</w:t>
+      </w:r>
+      <w:hyperlink r:id="rId211">
+        <w:r>
+          <w:rPr>
+            <w:lang w:val="zh_TW" w:bidi="zh_TW"/>
+          </w:rPr>
+          <w:rPr>
+            <w:color w:val="0000EE"/>
+            <w:u w:val="single"/>
+          </w:rPr>
+          <w:t>傳10:2</w:t>
+        </w:r>
+      </w:hyperlink>
+      <w:r>
+        <w:rPr>
+          <w:lang w:val="zh_TW" w:bidi="zh_TW"/>
+        </w:rPr>
+        <w:t>）。</w:t>
+      </w:r>
+    </w:p>
+    <w:p>
+      <w:pPr/>
+      <w:r>
+        <w:rPr>
+          <w:lang w:val="zh_TW" w:bidi="zh_TW"/>
+        </w:rPr>
+      </w:r>
+      <w:r>
+        <w:rPr>
+          <w:i/>
+          <w:lang w:val="zh_TW" w:bidi="zh_TW"/>
+        </w:rPr>
+        <w:t xml:space="preserve">另見 </w:t>
+      </w:r>
+      <w:r>
+        <w:rPr>
+          <w:lang w:val="zh_TW" w:bidi="zh_TW"/>
+        </w:rPr>
+        <w:t>手</w:t>
+      </w:r>
+      <w:r>
+        <w:rPr>
+          <w:lang w:val="zh_TW" w:bidi="zh_TW"/>
+        </w:rPr>
+        <w:t>。</w:t>
+      </w:r>
+      <w:r>
+        <w:rPr>
+          <w:lang w:val="zh_TW" w:bidi="zh_TW"/>
+        </w:rPr>
+      </w:r>
+      <w:r>
+        <w:rPr>
+          <w:lang w:val="zh_TW" w:bidi="zh_TW"/>
+        </w:rPr>
+      </w:r>
+    </w:p>
+    <w:p>
+      <w:pPr/>
+      <w:r>
+        <w:rPr>
+          <w:lang w:val="zh_TW" w:bidi="zh_TW"/>
+        </w:rPr>
+      </w:r>
+    </w:p>
+    <w:p>
+      <w:pPr>
+        <w:pStyle w:val="Heading2"/>
+      </w:pPr>
+      <w:r>
+        <w:rPr>
+          <w:lang w:val="zh_TW" w:bidi="zh_TW"/>
+        </w:rPr>
+        <w:t>幼發拉底河</w:t>
+      </w:r>
+      <w:r>
+        <w:rPr>
+          <w:lang w:val="zh_TW" w:bidi="zh_TW"/>
+        </w:rPr>
+      </w:r>
+    </w:p>
+    <w:p>
+      <w:pPr/>
+      <w:r>
+        <w:rPr>
+          <w:lang w:val="zh_TW" w:bidi="zh_TW"/>
+        </w:rPr>
+      </w:r>
+      <w:r>
+        <w:rPr>
+          <w:lang w:val="zh_TW" w:bidi="zh_TW"/>
+        </w:rPr>
+        <w:t>幼發拉底河是小亞細亞西部最大的河流。它發源於亞美尼亞中部的山區，由兩條支流（卡拉蘇河〔Kara-Su〕和穆拉特蘇尤河〔Murat-Suyu〕）匯合而成。</w:t>
+      </w:r>
+    </w:p>
+    <w:p>
+      <w:pPr/>
+      <w:r>
+        <w:rPr>
+          <w:lang w:val="zh_TW" w:bidi="zh_TW"/>
+        </w:rPr>
+      </w:r>
+      <w:r>
+        <w:rPr>
+          <w:lang w:val="zh_TW" w:bidi="zh_TW"/>
+        </w:rPr>
+        <w:t>這條河向東南流，長約2,900公里（1,800英里），在距波斯灣約160公里（100英里）處的可爾納（Korna）地區與底格里斯河匯合。</w:t>
+      </w:r>
+    </w:p>
+    <w:p>
+      <w:pPr/>
+      <w:r>
+        <w:rPr>
+          <w:lang w:val="zh_TW" w:bidi="zh_TW"/>
+        </w:rPr>
+      </w:r>
+      <w:r>
+        <w:rPr>
+          <w:lang w:val="zh_TW" w:bidi="zh_TW"/>
+        </w:rPr>
+        <w:t>幼發拉底河大部分的河段水淺，小船可航行約1,930公里（1,200英里）；而大型船隻（如遠洋輪船），僅能在幼發拉底河與底格里斯河匯流之後航行至巴士拉（</w:t>
+      </w:r>
+      <w:r>
+        <w:rPr>
+          <w:lang w:val="zh_TW" w:bidi="zh_TW"/>
+        </w:rPr>
+        <w:t>Basra</w:t>
+      </w:r>
+      <w:r>
+        <w:rPr>
+          <w:lang w:val="zh_TW" w:bidi="zh_TW"/>
+        </w:rPr>
+        <w:t>）城。</w:t>
+      </w:r>
+    </w:p>
+    <w:p>
+      <w:pPr/>
+      <w:r>
+        <w:rPr>
+          <w:lang w:val="zh_TW" w:bidi="zh_TW"/>
+        </w:rPr>
+      </w:r>
+      <w:r>
+        <w:rPr>
+          <w:lang w:val="zh_TW" w:bidi="zh_TW"/>
+        </w:rPr>
+        <w:t>每年春季（三月至六月）因山中積雪融化，河水上漲。古時人們會在這期間修築運河以儲水，藉此防止氾濫並促進農業，使土地得以供養大量人口。</w:t>
+      </w:r>
+    </w:p>
+    <w:p>
+      <w:pPr/>
+      <w:r>
+        <w:rPr>
+          <w:lang w:val="zh_TW" w:bidi="zh_TW"/>
+        </w:rPr>
+      </w:r>
+      <w:r>
+        <w:rPr>
+          <w:lang w:val="zh_TW" w:bidi="zh_TW"/>
+        </w:rPr>
+        <w:t>幼發拉底河是滋潤伊甸園的四條河之一（</w:t>
+      </w:r>
+      <w:hyperlink r:id="rId212">
+        <w:r>
+          <w:rPr>
+            <w:lang w:val="zh_TW" w:bidi="zh_TW"/>
+          </w:rPr>
+          <w:rPr>
+            <w:color w:val="0000EE"/>
+            <w:u w:val="single"/>
+          </w:rPr>
+          <w:t>創2:14</w:t>
+        </w:r>
+      </w:hyperlink>
+      <w:r>
+        <w:rPr>
+          <w:lang w:val="zh_TW" w:bidi="zh_TW"/>
+        </w:rPr>
+        <w:t>）。神曾應許亞伯拉罕，他的地業要直達幼發拉底河的上游（</w:t>
+      </w:r>
+      <w:hyperlink r:id="rId213">
+        <w:r>
+          <w:rPr>
+            <w:lang w:val="zh_TW" w:bidi="zh_TW"/>
+          </w:rPr>
+          <w:rPr>
+            <w:color w:val="0000EE"/>
+            <w:u w:val="single"/>
+          </w:rPr>
+          <w:t>創15:18</w:t>
+        </w:r>
+      </w:hyperlink>
+      <w:r>
+        <w:rPr>
+          <w:lang w:val="zh_TW" w:bidi="zh_TW"/>
+        </w:rPr>
+        <w:t>；</w:t>
+      </w:r>
+      <w:hyperlink r:id="rId214">
+        <w:r>
+          <w:rPr>
+            <w:lang w:val="zh_TW" w:bidi="zh_TW"/>
+          </w:rPr>
+          <w:rPr>
+            <w:color w:val="0000EE"/>
+            <w:u w:val="single"/>
+          </w:rPr>
+          <w:t>申1:7</w:t>
+        </w:r>
+      </w:hyperlink>
+      <w:r>
+        <w:rPr>
+          <w:lang w:val="zh_TW" w:bidi="zh_TW"/>
+        </w:rPr>
+        <w:t>，</w:t>
+      </w:r>
+      <w:hyperlink r:id="rId215">
+        <w:r>
+          <w:rPr>
+            <w:lang w:val="zh_TW" w:bidi="zh_TW"/>
+          </w:rPr>
+          <w:rPr>
+            <w:color w:val="0000EE"/>
+            <w:u w:val="single"/>
+          </w:rPr>
+          <w:t>11:24</w:t>
+        </w:r>
+      </w:hyperlink>
+      <w:r>
+        <w:rPr>
+          <w:lang w:val="zh_TW" w:bidi="zh_TW"/>
+        </w:rPr>
+        <w:t>）。在大衛與所羅門執政期間，以色列的疆域幾乎延伸到這條邊界（</w:t>
+      </w:r>
+      <w:hyperlink r:id="rId216">
+        <w:r>
+          <w:rPr>
+            <w:lang w:val="zh_TW" w:bidi="zh_TW"/>
+          </w:rPr>
+          <w:rPr>
+            <w:color w:val="0000EE"/>
+            <w:u w:val="single"/>
+          </w:rPr>
+          <w:t>撒下8:3</w:t>
+        </w:r>
+      </w:hyperlink>
+      <w:r>
+        <w:rPr>
+          <w:lang w:val="zh_TW" w:bidi="zh_TW"/>
+        </w:rPr>
+        <w:t>，</w:t>
+      </w:r>
+      <w:hyperlink r:id="rId217">
+        <w:r>
+          <w:rPr>
+            <w:lang w:val="zh_TW" w:bidi="zh_TW"/>
+          </w:rPr>
+          <w:rPr>
+            <w:color w:val="0000EE"/>
+            <w:u w:val="single"/>
+          </w:rPr>
+          <w:t>10:16</w:t>
+        </w:r>
+      </w:hyperlink>
+      <w:r>
+        <w:rPr>
+          <w:lang w:val="zh_TW" w:bidi="zh_TW"/>
+        </w:rPr>
+        <w:t>；</w:t>
+      </w:r>
+      <w:hyperlink r:id="rId218">
+        <w:r>
+          <w:rPr>
+            <w:lang w:val="zh_TW" w:bidi="zh_TW"/>
+          </w:rPr>
+          <w:rPr>
+            <w:color w:val="0000EE"/>
+            <w:u w:val="single"/>
+          </w:rPr>
+          <w:t>王上4:24</w:t>
+        </w:r>
+      </w:hyperlink>
+      <w:r>
+        <w:rPr>
+          <w:lang w:val="zh_TW" w:bidi="zh_TW"/>
+        </w:rPr>
+        <w:t>）。</w:t>
+      </w:r>
+    </w:p>
+    <w:p>
+      <w:pPr/>
+      <w:r>
+        <w:rPr>
+          <w:lang w:val="zh_TW" w:bidi="zh_TW"/>
+        </w:rPr>
+      </w:r>
+      <w:r>
+        <w:rPr>
+          <w:lang w:val="zh_TW" w:bidi="zh_TW"/>
+        </w:rPr>
+        <w:t>聖經中常稱幼發拉底河為「那河」（</w:t>
+      </w:r>
+      <w:hyperlink r:id="rId219">
+        <w:r>
+          <w:rPr>
+            <w:lang w:val="zh_TW" w:bidi="zh_TW"/>
+          </w:rPr>
+          <w:rPr>
+            <w:color w:val="0000EE"/>
+            <w:u w:val="single"/>
+          </w:rPr>
+          <w:t>民22:5</w:t>
+        </w:r>
+      </w:hyperlink>
+      <w:r>
+        <w:rPr>
+          <w:lang w:val="zh_TW" w:bidi="zh_TW"/>
+        </w:rPr>
+        <w:t>；</w:t>
+      </w:r>
+      <w:hyperlink r:id="rId215">
+        <w:r>
+          <w:rPr>
+            <w:lang w:val="zh_TW" w:bidi="zh_TW"/>
+          </w:rPr>
+          <w:rPr>
+            <w:color w:val="0000EE"/>
+            <w:u w:val="single"/>
+          </w:rPr>
+          <w:t>申11:24</w:t>
+        </w:r>
+      </w:hyperlink>
+      <w:r>
+        <w:rPr>
+          <w:lang w:val="zh_TW" w:bidi="zh_TW"/>
+        </w:rPr>
+        <w:t>；</w:t>
+      </w:r>
+      <w:hyperlink r:id="rId220">
+        <w:r>
+          <w:rPr>
+            <w:lang w:val="zh_TW" w:bidi="zh_TW"/>
+          </w:rPr>
+          <w:rPr>
+            <w:color w:val="0000EE"/>
+            <w:u w:val="single"/>
+          </w:rPr>
+          <w:t>書24:3</w:t>
+        </w:r>
+      </w:hyperlink>
+      <w:r>
+        <w:rPr>
+          <w:lang w:val="zh_TW" w:bidi="zh_TW"/>
+        </w:rPr>
+        <w:t>、</w:t>
+      </w:r>
+      <w:hyperlink r:id="rId220">
+        <w:r>
+          <w:rPr>
+            <w:lang w:val="zh_TW" w:bidi="zh_TW"/>
+          </w:rPr>
+          <w:rPr>
+            <w:color w:val="0000EE"/>
+            <w:u w:val="single"/>
+          </w:rPr>
+          <w:t>14</w:t>
+        </w:r>
+      </w:hyperlink>
+      <w:r>
+        <w:rPr>
+          <w:lang w:val="zh_TW" w:bidi="zh_TW"/>
+        </w:rPr>
+        <w:t>，譯註：和合本譯為「大河」），也稱它為「大河」（</w:t>
+      </w:r>
+      <w:hyperlink r:id="rId221">
+        <w:r>
+          <w:rPr>
+            <w:lang w:val="zh_TW" w:bidi="zh_TW"/>
+          </w:rPr>
+          <w:rPr>
+            <w:color w:val="0000EE"/>
+            <w:u w:val="single"/>
+          </w:rPr>
+          <w:t>書1:4</w:t>
+        </w:r>
+      </w:hyperlink>
+      <w:r>
+        <w:rPr>
+          <w:lang w:val="zh_TW" w:bidi="zh_TW"/>
+        </w:rPr>
+        <w:t>，譯註：和合本譯為「幼發拉底大河」）。住在幼發拉底河以東的人稱以色列地為「大河西」（</w:t>
+      </w:r>
+      <w:hyperlink r:id="rId222">
+        <w:r>
+          <w:rPr>
+            <w:lang w:val="zh_TW" w:bidi="zh_TW"/>
+          </w:rPr>
+          <w:rPr>
+            <w:color w:val="0000EE"/>
+            <w:u w:val="single"/>
+          </w:rPr>
+          <w:t>拉4:10</w:t>
+        </w:r>
+      </w:hyperlink>
+      <w:r>
+        <w:rPr>
+          <w:lang w:val="zh_TW" w:bidi="zh_TW"/>
+        </w:rPr>
+        <w:t>；</w:t>
+      </w:r>
+      <w:hyperlink r:id="rId223">
+        <w:r>
+          <w:rPr>
+            <w:lang w:val="zh_TW" w:bidi="zh_TW"/>
+          </w:rPr>
+          <w:rPr>
+            <w:color w:val="0000EE"/>
+            <w:u w:val="single"/>
+          </w:rPr>
+          <w:t>尼2:7–9</w:t>
+        </w:r>
+      </w:hyperlink>
+      <w:r>
+        <w:rPr>
+          <w:lang w:val="zh_TW" w:bidi="zh_TW"/>
+        </w:rPr>
+        <w:t>）。</w:t>
+      </w:r>
+    </w:p>
+    <w:p>
+      <w:pPr/>
+      <w:r>
+        <w:rPr>
+          <w:lang w:val="zh_TW" w:bidi="zh_TW"/>
+        </w:rPr>
+      </w:r>
+      <w:r>
+        <w:rPr>
+          <w:lang w:val="zh_TW" w:bidi="zh_TW"/>
+        </w:rPr>
+        <w:t>先知耶利米差遣一位名叫西萊雅的人，帶著一本預言書前往這條河。那書預言了巴比倫將會毀滅。西萊雅誦讀完這些話後，耶利米吩咐他把書拋入幼發拉底河中，象徵巴比倫必永不再興起（</w:t>
+      </w:r>
+      <w:hyperlink r:id="rId224">
+        <w:r>
+          <w:rPr>
+            <w:lang w:val="zh_TW" w:bidi="zh_TW"/>
+          </w:rPr>
+          <w:rPr>
+            <w:color w:val="0000EE"/>
+            <w:u w:val="single"/>
+          </w:rPr>
+          <w:t>耶51:63</w:t>
+        </w:r>
+      </w:hyperlink>
+      <w:r>
+        <w:rPr>
+          <w:lang w:val="zh_TW" w:bidi="zh_TW"/>
+        </w:rPr>
+        <w:t>）。</w:t>
+      </w:r>
+    </w:p>
+    <w:p>
+      <w:pPr/>
+      <w:r>
+        <w:rPr>
+          <w:lang w:val="zh_TW" w:bidi="zh_TW"/>
+        </w:rPr>
+      </w:r>
+      <w:r>
+        <w:rPr>
+          <w:lang w:val="zh_TW" w:bidi="zh_TW"/>
+        </w:rPr>
+        <w:t>啟示錄也提到幼發拉底河，書中描述有天使在此被釋放，又提到河水乾涸，好為來自東方的眾王預備道路（</w:t>
+      </w:r>
+      <w:hyperlink r:id="rId225">
+        <w:r>
+          <w:rPr>
+            <w:lang w:val="zh_TW" w:bidi="zh_TW"/>
+          </w:rPr>
+          <w:rPr>
+            <w:color w:val="0000EE"/>
+            <w:u w:val="single"/>
+          </w:rPr>
+          <w:t>啟9:14</w:t>
+        </w:r>
+      </w:hyperlink>
+      <w:r>
+        <w:rPr>
+          <w:lang w:val="zh_TW" w:bidi="zh_TW"/>
+        </w:rPr>
+        <w:t>，</w:t>
+      </w:r>
+      <w:hyperlink r:id="rId226">
+        <w:r>
+          <w:rPr>
+            <w:lang w:val="zh_TW" w:bidi="zh_TW"/>
+          </w:rPr>
+          <w:rPr>
+            <w:color w:val="0000EE"/>
+            <w:u w:val="single"/>
+          </w:rPr>
+          <w:t>16:12</w:t>
+        </w:r>
+      </w:hyperlink>
+      <w:r>
+        <w:rPr>
+          <w:lang w:val="zh_TW" w:bidi="zh_TW"/>
+        </w:rPr>
+        <w:t>）。</w:t>
+      </w:r>
+    </w:p>
+    <w:p>
+      <w:pPr/>
+      <w:r>
+        <w:rPr>
+          <w:lang w:val="zh_TW" w:bidi="zh_TW"/>
+        </w:rPr>
+      </w:r>
+      <w:r>
+        <w:rPr>
+          <w:i/>
+          <w:lang w:val="zh_TW" w:bidi="zh_TW"/>
+        </w:rPr>
+        <w:t>另見</w:t>
+      </w:r>
+      <w:r>
+        <w:rPr>
+          <w:lang w:val="zh_TW" w:bidi="zh_TW"/>
+        </w:rPr>
+        <w:t xml:space="preserve"> </w:t>
+      </w:r>
+      <w:r>
+        <w:rPr>
+          <w:lang w:val="zh_TW" w:bidi="zh_TW"/>
+        </w:rPr>
+        <w:t>巴比倫</w:t>
+      </w:r>
+      <w:r>
+        <w:rPr>
+          <w:lang w:val="zh_TW" w:bidi="zh_TW"/>
+        </w:rPr>
+        <w:t>；</w:t>
+      </w:r>
+      <w:r>
+        <w:rPr>
+          <w:lang w:val="zh_TW" w:bidi="zh_TW"/>
+        </w:rPr>
+        <w:t>美索不達米亞</w:t>
       </w:r>
       <w:r>
         <w:rPr>
@@ -2784,6 +10305,24 @@
   <w:num w:numId="13" w16cid:durableId="592781308">
     <w:abstractNumId w:val="11"/>
   </w:num>
+  <w:num w:numId="14">
+    <w:abstractNumId w:val="3"/>
+    <w:lvlOverride w:ilvl="0">
+      <w:startOverride w:val="1"/>
+    </w:lvlOverride>
+  </w:num>
+  <w:num w:numId="15">
+    <w:abstractNumId w:val="3"/>
+    <w:lvlOverride w:ilvl="0">
+      <w:startOverride w:val="1"/>
+    </w:lvlOverride>
+  </w:num>
+  <w:num w:numId="16">
+    <w:abstractNumId w:val="3"/>
+    <w:lvlOverride w:ilvl="0">
+      <w:startOverride w:val="1"/>
+    </w:lvlOverride>
+  </w:num>
   <w:numIdMacAtCleanup w:val="10"/>
 </w:numbering>
 </file>

--- a/zht/docx/190.content.docx
+++ b/zht/docx/190.content.docx
@@ -149,7 +149,7 @@
         <w:rPr>
           <w:lang w:val="zh_TW" w:bidi="zh_TW"/>
         </w:rPr>
-        <w:t>yong</w:t>
+        <w:t>xuan</w:t>
       </w:r>
       <w:r>
         <w:rPr>
@@ -212,7 +212,7 @@
         <w:rPr>
           <w:lang w:val="zh_TW" w:bidi="zh_TW"/>
         </w:rPr>
-        <w:t>永恆</w:t>
+        <w:t>選舉</w:t>
       </w:r>
       <w:r>
         <w:rPr>
@@ -231,18 +231,7 @@
         <w:rPr>
           <w:lang w:val="zh_TW" w:bidi="zh_TW"/>
         </w:rPr>
-        <w:t>指無始無終的時間。</w:t>
-      </w:r>
-    </w:p>
-    <w:p>
-      <w:pPr>
-        <w:pStyle w:val="Heading3"/>
-      </w:pPr>
-      <w:r>
-        <w:rPr>
-          <w:lang w:val="zh_TW" w:bidi="zh_TW"/>
-        </w:rPr>
-        <w:t>舊約聖經中的永恆</w:t>
+        <w:t>在現代英文中，這些詞語指的是一群人選擇領袖或代表的過程，通常涉及從幾個候選人中做出選擇。</w:t>
       </w:r>
     </w:p>
     <w:p>
@@ -256,7 +245,7 @@
         <w:rPr>
           <w:lang w:val="zh_TW" w:bidi="zh_TW"/>
         </w:rPr>
-        <w:t>舊約聖經中並沒有一個與英文 「eternity（永恆）」完全對應的單字。相反，聖經多以「世世代代」、「從永遠到永遠」等片語來表達這一概念。由於人們認為神是創造並掌管歷史的神的這個概念，人們因此相信神的生命沒有終結，故聖經稱神為「永生的」（見</w:t>
+        <w:t>當「揀選（elect）」這個動詞在聖經中以神學意義使用時，通常是指神的行動，指神在做出選擇。在舊約中，它是用來指神揀選以色列成為祂的子民（參</w:t>
       </w:r>
       <w:hyperlink r:id="rId13">
         <w:r>
@@ -267,14 +256,14 @@
             <w:color w:val="0000EE"/>
             <w:u w:val="single"/>
           </w:rPr>
-          <w:t>創21:33</w:t>
+          <w:t>徒13:17</w:t>
         </w:r>
       </w:hyperlink>
       <w:r>
         <w:rPr>
           <w:lang w:val="zh_TW" w:bidi="zh_TW"/>
         </w:rPr>
-        <w:t>；</w:t>
+        <w:t>）。以色列成為神的子民，不是因為他們決定要屬於神，而是因為神揀選了他們。神這樣做是因為祂對亞伯拉罕的應許，而不是因為以色列有什麼特別之處（</w:t>
       </w:r>
       <w:hyperlink r:id="rId14">
         <w:r>
@@ -285,14 +274,14 @@
             <w:color w:val="0000EE"/>
             <w:u w:val="single"/>
           </w:rPr>
-          <w:t>賽26:4</w:t>
+          <w:t>申7:7–8</w:t>
         </w:r>
       </w:hyperlink>
       <w:r>
         <w:rPr>
           <w:lang w:val="zh_TW" w:bidi="zh_TW"/>
         </w:rPr>
-        <w:t>，</w:t>
+        <w:t>）。神也揀選他們的領袖，如掃羅和大衛（</w:t>
       </w:r>
       <w:hyperlink r:id="rId15">
         <w:r>
@@ -303,25 +292,32 @@
             <w:color w:val="0000EE"/>
             <w:u w:val="single"/>
           </w:rPr>
-          <w:t>40:28</w:t>
+          <w:t>撒上10:24</w:t>
         </w:r>
       </w:hyperlink>
       <w:r>
         <w:rPr>
           <w:lang w:val="zh_TW" w:bidi="zh_TW"/>
         </w:rPr>
-        <w:t>）。希伯來人清楚知道神是永生的，與人不同；人的生命在地上則是有限的。</w:t>
-      </w:r>
-    </w:p>
-    <w:p>
-      <w:pPr>
-        <w:pStyle w:val="Heading3"/>
-      </w:pPr>
-      <w:r>
-        <w:rPr>
-          <w:lang w:val="zh_TW" w:bidi="zh_TW"/>
-        </w:rPr>
-        <w:t>新約聖經中的永恆</w:t>
+        <w:t>；</w:t>
+      </w:r>
+      <w:hyperlink r:id="rId16">
+        <w:r>
+          <w:rPr>
+            <w:lang w:val="zh_TW" w:bidi="zh_TW"/>
+          </w:rPr>
+          <w:rPr>
+            <w:color w:val="0000EE"/>
+            <w:u w:val="single"/>
+          </w:rPr>
+          <w:t>撒下6:21</w:t>
+        </w:r>
+      </w:hyperlink>
+      <w:r>
+        <w:rPr>
+          <w:lang w:val="zh_TW" w:bidi="zh_TW"/>
+        </w:rPr>
+        <w:t>）。這些揀選是由神單獨決定的，而不是由人們投票決定的。因此，這個詞表示神的權柄，神有權決定將會發生的事情，這是獨立於人的選擇之外。</w:t>
       </w:r>
     </w:p>
     <w:p>
@@ -335,9 +331,9 @@
         <w:rPr>
           <w:lang w:val="zh_TW" w:bidi="zh_TW"/>
         </w:rPr>
-        <w:t>新約聖經延續了猶太教與舊約聖經的觀念。在希臘文中，有一個詞既可用來描述時間的時代，也可用來表達神永恆的本性。例如，</w:t>
-      </w:r>
-      <w:hyperlink r:id="rId16">
+        <w:t>新約聖經也有類似的概念。神的子民被描述為祂的「選民（his elect）」或「神的選民（chosen ones）」。耶穌在談到未來人子（Son of Man，耶穌用來稱呼自己的稱號）要來並聚集神的子民時，使用了這個詞語（</w:t>
+      </w:r>
+      <w:hyperlink r:id="rId17">
         <w:r>
           <w:rPr>
             <w:lang w:val="zh_TW" w:bidi="zh_TW"/>
@@ -346,14 +342,68 @@
             <w:color w:val="0000EE"/>
             <w:u w:val="single"/>
           </w:rPr>
-          <w:t>羅馬書十六章26節</w:t>
+          <w:t>可13:20、27</w:t>
         </w:r>
       </w:hyperlink>
       <w:r>
         <w:rPr>
           <w:lang w:val="zh_TW" w:bidi="zh_TW"/>
         </w:rPr>
-        <w:t>中譯為「永生」的詞，源自希臘文「eon」，其含義為「時代」或「長久的時期」。</w:t>
+        <w:t>）。耶穌將顯明，神的子民受苦並耐心等待祂是正確的（</w:t>
+      </w:r>
+      <w:hyperlink r:id="rId18">
+        <w:r>
+          <w:rPr>
+            <w:lang w:val="zh_TW" w:bidi="zh_TW"/>
+          </w:rPr>
+          <w:rPr>
+            <w:color w:val="0000EE"/>
+            <w:u w:val="single"/>
+          </w:rPr>
+          <w:t>路18:7</w:t>
+        </w:r>
+      </w:hyperlink>
+      <w:r>
+        <w:rPr>
+          <w:lang w:val="zh_TW" w:bidi="zh_TW"/>
+        </w:rPr>
+        <w:t>）。在</w:t>
+      </w:r>
+      <w:hyperlink r:id="rId19">
+        <w:r>
+          <w:rPr>
+            <w:lang w:val="zh_TW" w:bidi="zh_TW"/>
+          </w:rPr>
+          <w:rPr>
+            <w:color w:val="0000EE"/>
+            <w:u w:val="single"/>
+          </w:rPr>
+          <w:t>彼得前書二章9節</w:t>
+        </w:r>
+      </w:hyperlink>
+      <w:r>
+        <w:rPr>
+          <w:lang w:val="zh_TW" w:bidi="zh_TW"/>
+        </w:rPr>
+        <w:t>，神的子民被稱為「被揀選的族類（chosen [elect] people）」。這句話最初是用在以色列民身上的（</w:t>
+      </w:r>
+      <w:hyperlink r:id="rId20">
+        <w:r>
+          <w:rPr>
+            <w:lang w:val="zh_TW" w:bidi="zh_TW"/>
+          </w:rPr>
+          <w:rPr>
+            <w:color w:val="0000EE"/>
+            <w:u w:val="single"/>
+          </w:rPr>
+          <w:t>賽43:20</w:t>
+        </w:r>
+      </w:hyperlink>
+      <w:r>
+        <w:rPr>
+          <w:lang w:val="zh_TW" w:bidi="zh_TW"/>
+        </w:rPr>
+        <w:t>），這表明舊約中神的子民與新約中的基督教會是相聯繫的。神對以色列人的應許，現在在教會中得以實現。</w:t>
       </w:r>
     </w:p>
     <w:p>
@@ -367,7 +417,43 @@
         <w:rPr>
           <w:lang w:val="zh_TW" w:bidi="zh_TW"/>
         </w:rPr>
-        <w:t>神掌管一切時代，祂無始無終，並為人有限的生命賦予秩序與意義。新約聖經也教導我們，時間終將有終結；這一點補充了舊約聖經中關於神創造萬物的教導，使人更加明白神的永恆——祂在萬物之前存有，也必在萬物之後仍然存有。</w:t>
+        <w:t>在</w:t>
+      </w:r>
+      <w:hyperlink r:id="rId21">
+        <w:r>
+          <w:rPr>
+            <w:lang w:val="zh_TW" w:bidi="zh_TW"/>
+          </w:rPr>
+          <w:rPr>
+            <w:color w:val="0000EE"/>
+            <w:u w:val="single"/>
+          </w:rPr>
+          <w:t>羅馬書九至十一章</w:t>
+        </w:r>
+      </w:hyperlink>
+      <w:r>
+        <w:rPr>
+          <w:lang w:val="zh_TW" w:bidi="zh_TW"/>
+        </w:rPr>
+        <w:t>，保羅談到一個問題：為什麼大多數猶太人拒絕了關於耶穌的好消息，而許多外邦人卻接受了呢？他說，現在有一小群（或餘民）的猶太人相信。神揀選了這群人是因著神的恩典，這群人是「選民」。這小群人得到了神原本為整個以色列所預備的福分。保羅說，許多人沒有接受這個信息，因為他們對此漸漸不再敏感。他將此描述為「頑梗不化」，這與人類普遍背離神的傾向有關（</w:t>
+      </w:r>
+      <w:hyperlink r:id="rId22">
+        <w:r>
+          <w:rPr>
+            <w:lang w:val="zh_TW" w:bidi="zh_TW"/>
+          </w:rPr>
+          <w:rPr>
+            <w:color w:val="0000EE"/>
+            <w:u w:val="single"/>
+          </w:rPr>
+          <w:t>羅11:5–7</w:t>
+        </w:r>
+      </w:hyperlink>
+      <w:r>
+        <w:rPr>
+          <w:lang w:val="zh_TW" w:bidi="zh_TW"/>
+        </w:rPr>
+        <w:t>）。</w:t>
       </w:r>
     </w:p>
     <w:p>
@@ -381,7 +467,269 @@
         <w:rPr>
           <w:lang w:val="zh_TW" w:bidi="zh_TW"/>
         </w:rPr>
-        <w:t xml:space="preserve">新約聖經論及神如何藉著耶穌基督向人顯現，其方式與舊約聖經中神向以色列顯現的方式相似。新約聖經中在談論時間時，常以不同介詞搭配「eon（時代）」一詞，例如： </w:t>
+        <w:t>然而，保羅說神並沒有取消祂揀選以色列作為祂的子民。保羅解釋說，雖然許多猶太人沒有接受關於耶穌的信息，但這使得外邦人也能接受神的祝福。保羅強調神仍然愛猶太人，並且不會收回對他們的應許（</w:t>
+      </w:r>
+      <w:hyperlink r:id="rId23">
+        <w:r>
+          <w:rPr>
+            <w:lang w:val="zh_TW" w:bidi="zh_TW"/>
+          </w:rPr>
+          <w:rPr>
+            <w:color w:val="0000EE"/>
+            <w:u w:val="single"/>
+          </w:rPr>
+          <w:t>羅11:28</w:t>
+        </w:r>
+      </w:hyperlink>
+      <w:r>
+        <w:rPr>
+          <w:lang w:val="zh_TW" w:bidi="zh_TW"/>
+        </w:rPr>
+        <w:t>）。正因如此，保羅相信將來會有許多猶太人歸向神。</w:t>
+      </w:r>
+    </w:p>
+    <w:p>
+      <w:pPr/>
+      <w:r>
+        <w:rPr>
+          <w:lang w:val="zh_TW" w:bidi="zh_TW"/>
+        </w:rPr>
+      </w:r>
+      <w:r>
+        <w:rPr>
+          <w:lang w:val="zh_TW" w:bidi="zh_TW"/>
+        </w:rPr>
+        <w:t>聖經中翻譯為「選民」的詞語通常以複數形式出現，指的是所有神的子民或特定地方教會的成員（</w:t>
+      </w:r>
+      <w:hyperlink r:id="rId24">
+        <w:r>
+          <w:rPr>
+            <w:lang w:val="zh_TW" w:bidi="zh_TW"/>
+          </w:rPr>
+          <w:rPr>
+            <w:color w:val="0000EE"/>
+            <w:u w:val="single"/>
+          </w:rPr>
+          <w:t>羅8:33</w:t>
+        </w:r>
+      </w:hyperlink>
+      <w:r>
+        <w:rPr>
+          <w:lang w:val="zh_TW" w:bidi="zh_TW"/>
+        </w:rPr>
+        <w:t>；</w:t>
+      </w:r>
+      <w:hyperlink r:id="rId25">
+        <w:r>
+          <w:rPr>
+            <w:lang w:val="zh_TW" w:bidi="zh_TW"/>
+          </w:rPr>
+          <w:rPr>
+            <w:color w:val="0000EE"/>
+            <w:u w:val="single"/>
+          </w:rPr>
+          <w:t>西3:12</w:t>
+        </w:r>
+      </w:hyperlink>
+      <w:r>
+        <w:rPr>
+          <w:lang w:val="zh_TW" w:bidi="zh_TW"/>
+        </w:rPr>
+        <w:t>；</w:t>
+      </w:r>
+      <w:hyperlink r:id="rId26">
+        <w:r>
+          <w:rPr>
+            <w:lang w:val="zh_TW" w:bidi="zh_TW"/>
+          </w:rPr>
+          <w:rPr>
+            <w:color w:val="0000EE"/>
+            <w:u w:val="single"/>
+          </w:rPr>
+          <w:t>帖前1:4</w:t>
+        </w:r>
+      </w:hyperlink>
+      <w:r>
+        <w:rPr>
+          <w:lang w:val="zh_TW" w:bidi="zh_TW"/>
+        </w:rPr>
+        <w:t>；</w:t>
+      </w:r>
+      <w:hyperlink r:id="rId27">
+        <w:r>
+          <w:rPr>
+            <w:lang w:val="zh_TW" w:bidi="zh_TW"/>
+          </w:rPr>
+          <w:rPr>
+            <w:color w:val="0000EE"/>
+            <w:u w:val="single"/>
+          </w:rPr>
+          <w:t>提後2:10</w:t>
+        </w:r>
+      </w:hyperlink>
+      <w:r>
+        <w:rPr>
+          <w:lang w:val="zh_TW" w:bidi="zh_TW"/>
+        </w:rPr>
+        <w:t>；</w:t>
+      </w:r>
+      <w:hyperlink r:id="rId28">
+        <w:r>
+          <w:rPr>
+            <w:lang w:val="zh_TW" w:bidi="zh_TW"/>
+          </w:rPr>
+          <w:rPr>
+            <w:color w:val="0000EE"/>
+            <w:u w:val="single"/>
+          </w:rPr>
+          <w:t>多1:1</w:t>
+        </w:r>
+      </w:hyperlink>
+      <w:r>
+        <w:rPr>
+          <w:lang w:val="zh_TW" w:bidi="zh_TW"/>
+        </w:rPr>
+        <w:t>；</w:t>
+      </w:r>
+      <w:hyperlink r:id="rId29">
+        <w:r>
+          <w:rPr>
+            <w:lang w:val="zh_TW" w:bidi="zh_TW"/>
+          </w:rPr>
+          <w:rPr>
+            <w:color w:val="0000EE"/>
+            <w:u w:val="single"/>
+          </w:rPr>
+          <w:t>彼前1:1–2</w:t>
+        </w:r>
+      </w:hyperlink>
+      <w:r>
+        <w:rPr>
+          <w:lang w:val="zh_TW" w:bidi="zh_TW"/>
+        </w:rPr>
+        <w:t>；</w:t>
+      </w:r>
+      <w:hyperlink r:id="rId30">
+        <w:r>
+          <w:rPr>
+            <w:lang w:val="zh_TW" w:bidi="zh_TW"/>
+          </w:rPr>
+          <w:rPr>
+            <w:color w:val="0000EE"/>
+            <w:u w:val="single"/>
+          </w:rPr>
+          <w:t>彼後1:10</w:t>
+        </w:r>
+      </w:hyperlink>
+      <w:r>
+        <w:rPr>
+          <w:lang w:val="zh_TW" w:bidi="zh_TW"/>
+        </w:rPr>
+        <w:t>；</w:t>
+      </w:r>
+      <w:hyperlink r:id="rId31">
+        <w:r>
+          <w:rPr>
+            <w:lang w:val="zh_TW" w:bidi="zh_TW"/>
+          </w:rPr>
+          <w:rPr>
+            <w:color w:val="0000EE"/>
+            <w:u w:val="single"/>
+          </w:rPr>
+          <w:t>啟17:14</w:t>
+        </w:r>
+      </w:hyperlink>
+      <w:r>
+        <w:rPr>
+          <w:lang w:val="zh_TW" w:bidi="zh_TW"/>
+        </w:rPr>
+        <w:t>；參</w:t>
+      </w:r>
+      <w:hyperlink r:id="rId32">
+        <w:r>
+          <w:rPr>
+            <w:lang w:val="zh_TW" w:bidi="zh_TW"/>
+          </w:rPr>
+          <w:rPr>
+            <w:color w:val="0000EE"/>
+            <w:u w:val="single"/>
+          </w:rPr>
+          <w:t>羅16:13</w:t>
+        </w:r>
+      </w:hyperlink>
+      <w:r>
+        <w:rPr>
+          <w:lang w:val="zh_TW" w:bidi="zh_TW"/>
+        </w:rPr>
+        <w:t>和</w:t>
+      </w:r>
+      <w:hyperlink r:id="rId33">
+        <w:r>
+          <w:rPr>
+            <w:lang w:val="zh_TW" w:bidi="zh_TW"/>
+          </w:rPr>
+          <w:rPr>
+            <w:color w:val="0000EE"/>
+            <w:u w:val="single"/>
+          </w:rPr>
+          <w:t>約二1:13</w:t>
+        </w:r>
+      </w:hyperlink>
+      <w:r>
+        <w:rPr>
+          <w:lang w:val="zh_TW" w:bidi="zh_TW"/>
+        </w:rPr>
+        <w:t>，這兩處經文中使用的是單數形式）。使用複數形式可能有兩個原因。一個原因是，大部分新約書信是寫給團體而非個人的。更有可能的原因是，這顯示神揀選的是一個群體，而不僅僅只是個別的人。</w:t>
+      </w:r>
+    </w:p>
+    <w:p>
+      <w:pPr/>
+      <w:r>
+        <w:rPr>
+          <w:lang w:val="zh_TW" w:bidi="zh_TW"/>
+        </w:rPr>
+      </w:r>
+      <w:r>
+        <w:rPr>
+          <w:lang w:val="zh_TW" w:bidi="zh_TW"/>
+        </w:rPr>
+        <w:t>「揀選」這個詞顯示了成為神的子民始於神的揀選。這個揀選發生在時間開始之前，在任何人能夠回應之前（</w:t>
+      </w:r>
+      <w:hyperlink r:id="rId34">
+        <w:r>
+          <w:rPr>
+            <w:lang w:val="zh_TW" w:bidi="zh_TW"/>
+          </w:rPr>
+          <w:rPr>
+            <w:color w:val="0000EE"/>
+            <w:u w:val="single"/>
+          </w:rPr>
+          <w:t>弗1:4</w:t>
+        </w:r>
+      </w:hyperlink>
+      <w:r>
+        <w:rPr>
+          <w:lang w:val="zh_TW" w:bidi="zh_TW"/>
+        </w:rPr>
+        <w:t>；參</w:t>
+      </w:r>
+      <w:hyperlink r:id="rId35">
+        <w:r>
+          <w:rPr>
+            <w:lang w:val="zh_TW" w:bidi="zh_TW"/>
+          </w:rPr>
+          <w:rPr>
+            <w:color w:val="0000EE"/>
+            <w:u w:val="single"/>
+          </w:rPr>
+          <w:t>約15:16、19</w:t>
+        </w:r>
+      </w:hyperlink>
+      <w:r>
+        <w:rPr>
+          <w:lang w:val="zh_TW" w:bidi="zh_TW"/>
+        </w:rPr>
+        <w:t>）。是神呼召了男人和女人成為祂的子民，凡回應的人就是選民。神揀選人並不是因為他們善良或值得揀選。事實上，祂常常會揀選：</w:t>
       </w:r>
     </w:p>
     <w:p>
@@ -395,35 +743,11 @@
           <w:lang w:val="zh_TW" w:bidi="zh_TW"/>
         </w:rPr>
       </w:r>
-      <w:hyperlink r:id="rId17">
-        <w:r>
-          <w:rPr>
-            <w:lang w:val="zh_TW" w:bidi="zh_TW"/>
-          </w:rPr>
-          <w:rPr>
-            <w:color w:val="0000EE"/>
-            <w:u w:val="single"/>
-          </w:rPr>
-          <w:t>約翰福音九章32節</w:t>
-        </w:r>
-      </w:hyperlink>
-      <w:r>
-        <w:rPr>
-          <w:lang w:val="zh_TW" w:bidi="zh_TW"/>
-        </w:rPr>
-        <w:t>所説的「</w:t>
-      </w:r>
-      <w:r>
-        <w:rPr>
-          <w:lang w:val="zh_TW" w:bidi="zh_TW"/>
-        </w:rPr>
-        <w:t>未曾</w:t>
-      </w:r>
-      <w:r>
-        <w:rPr>
-          <w:lang w:val="zh_TW" w:bidi="zh_TW"/>
-        </w:rPr>
-        <w:t>」，原文直譯為「從這時代之外」</w:t>
+      <w:r>
+        <w:rPr>
+          <w:lang w:val="zh_TW" w:bidi="zh_TW"/>
+        </w:rPr>
+        <w:t>世上愚拙的，叫有智慧的羞愧</w:t>
       </w:r>
     </w:p>
     <w:p>
@@ -437,35 +761,11 @@
           <w:lang w:val="zh_TW" w:bidi="zh_TW"/>
         </w:rPr>
       </w:r>
-      <w:hyperlink r:id="rId18">
-        <w:r>
-          <w:rPr>
-            <w:lang w:val="zh_TW" w:bidi="zh_TW"/>
-          </w:rPr>
-          <w:rPr>
-            <w:color w:val="0000EE"/>
-            <w:u w:val="single"/>
-          </w:rPr>
-          <w:t>路加福音一章70節</w:t>
-        </w:r>
-      </w:hyperlink>
-      <w:r>
-        <w:rPr>
-          <w:lang w:val="zh_TW" w:bidi="zh_TW"/>
-        </w:rPr>
-        <w:t>所説的「</w:t>
-      </w:r>
-      <w:r>
-        <w:rPr>
-          <w:lang w:val="zh_TW" w:bidi="zh_TW"/>
-        </w:rPr>
-        <w:t>從創世以來</w:t>
-      </w:r>
-      <w:r>
-        <w:rPr>
-          <w:lang w:val="zh_TW" w:bidi="zh_TW"/>
-        </w:rPr>
-        <w:t>」，原文直譯為「從那時代起」</w:t>
+      <w:r>
+        <w:rPr>
+          <w:lang w:val="zh_TW" w:bidi="zh_TW"/>
+        </w:rPr>
+        <w:t>世上軟弱的，叫那強壯的羞愧</w:t>
       </w:r>
     </w:p>
     <w:p>
@@ -479,7 +779,13 @@
           <w:lang w:val="zh_TW" w:bidi="zh_TW"/>
         </w:rPr>
       </w:r>
-      <w:hyperlink r:id="rId19">
+      <w:r>
+        <w:rPr>
+          <w:lang w:val="zh_TW" w:bidi="zh_TW"/>
+        </w:rPr>
+        <w:t>世上卑賤的，被人厭惡的，以及那無有的，為要廢掉那有的（</w:t>
+      </w:r>
+      <w:hyperlink r:id="rId36">
         <w:r>
           <w:rPr>
             <w:lang w:val="zh_TW" w:bidi="zh_TW"/>
@@ -488,14 +794,42 @@
             <w:color w:val="0000EE"/>
             <w:u w:val="single"/>
           </w:rPr>
-          <w:t>猶大書一章13節</w:t>
+          <w:t>林前1:27–28</w:t>
         </w:r>
       </w:hyperlink>
       <w:r>
         <w:rPr>
           <w:lang w:val="zh_TW" w:bidi="zh_TW"/>
         </w:rPr>
-        <w:t>所説的「永遠」，原文直譯為「直到那時代之中」</w:t>
+        <w:t>）</w:t>
+      </w:r>
+    </w:p>
+    <w:p>
+      <w:pPr/>
+      <w:r>
+        <w:rPr>
+          <w:lang w:val="zh_TW" w:bidi="zh_TW"/>
+        </w:rPr>
+      </w:r>
+      <w:r>
+        <w:rPr>
+          <w:lang w:val="zh_TW" w:bidi="zh_TW"/>
+        </w:rPr>
+        <w:t>這意味著，選民不能因自己的成就或地位而誇耀。他們的一切都來自神，他們不能自誇或認為自己比別人強。</w:t>
+      </w:r>
+    </w:p>
+    <w:p>
+      <w:pPr/>
+      <w:r>
+        <w:rPr>
+          <w:lang w:val="zh_TW" w:bidi="zh_TW"/>
+        </w:rPr>
+      </w:r>
+      <w:r>
+        <w:rPr>
+          <w:lang w:val="zh_TW" w:bidi="zh_TW"/>
+        </w:rPr>
+        <w:t>神揀選的子民有特別的好處：</w:t>
       </w:r>
     </w:p>
     <w:p>
@@ -509,7 +843,13 @@
           <w:lang w:val="zh_TW" w:bidi="zh_TW"/>
         </w:rPr>
       </w:r>
-      <w:hyperlink r:id="rId20">
+      <w:r>
+        <w:rPr>
+          <w:lang w:val="zh_TW" w:bidi="zh_TW"/>
+        </w:rPr>
+        <w:t>神幫助他們，因此沒有人可以控告他們以至於讓神拒絕他們（</w:t>
+      </w:r>
+      <w:hyperlink r:id="rId24">
         <w:r>
           <w:rPr>
             <w:lang w:val="zh_TW" w:bidi="zh_TW"/>
@@ -518,14 +858,86 @@
             <w:color w:val="0000EE"/>
             <w:u w:val="single"/>
           </w:rPr>
-          <w:t>約翰福音四章14節</w:t>
+          <w:t>羅8:33</w:t>
         </w:r>
       </w:hyperlink>
       <w:r>
         <w:rPr>
           <w:lang w:val="zh_TW" w:bidi="zh_TW"/>
         </w:rPr>
-        <w:t>所説的「直到永生」，原文直譯為「進入諸世代之中」</w:t>
+        <w:t xml:space="preserve">）。 </w:t>
+      </w:r>
+    </w:p>
+    <w:p>
+      <w:pPr>
+        <w:pStyle w:val="ListBullet"/>
+        <w:spacing w:line="240" w:lineRule="auto"/>
+        <w:ind w:left="720"/>
+      </w:pPr>
+      <w:r>
+        <w:rPr>
+          <w:lang w:val="zh_TW" w:bidi="zh_TW"/>
+        </w:rPr>
+      </w:r>
+      <w:r>
+        <w:rPr>
+          <w:lang w:val="zh_TW" w:bidi="zh_TW"/>
+        </w:rPr>
+        <w:t>他們如同君尊的祭司，這意味著他們可以直接來到神面前（</w:t>
+      </w:r>
+      <w:hyperlink r:id="rId19">
+        <w:r>
+          <w:rPr>
+            <w:lang w:val="zh_TW" w:bidi="zh_TW"/>
+          </w:rPr>
+          <w:rPr>
+            <w:color w:val="0000EE"/>
+            <w:u w:val="single"/>
+          </w:rPr>
+          <w:t>彼前2:9</w:t>
+        </w:r>
+      </w:hyperlink>
+      <w:r>
+        <w:rPr>
+          <w:lang w:val="zh_TW" w:bidi="zh_TW"/>
+        </w:rPr>
+        <w:t xml:space="preserve">）。 </w:t>
+      </w:r>
+    </w:p>
+    <w:p>
+      <w:pPr>
+        <w:pStyle w:val="ListBullet"/>
+        <w:spacing w:line="240" w:lineRule="auto"/>
+        <w:ind w:left="720"/>
+      </w:pPr>
+      <w:r>
+        <w:rPr>
+          <w:lang w:val="zh_TW" w:bidi="zh_TW"/>
+        </w:rPr>
+      </w:r>
+      <w:r>
+        <w:rPr>
+          <w:lang w:val="zh_TW" w:bidi="zh_TW"/>
+        </w:rPr>
+        <w:t>被稱為使徒的早期基督教領袖經歷了艱難時期。他們這樣做是為了讓神的子民可以得救，並與神永遠同在（</w:t>
+      </w:r>
+      <w:hyperlink r:id="rId27">
+        <w:r>
+          <w:rPr>
+            <w:lang w:val="zh_TW" w:bidi="zh_TW"/>
+          </w:rPr>
+          <w:rPr>
+            <w:color w:val="0000EE"/>
+            <w:u w:val="single"/>
+          </w:rPr>
+          <w:t>提後2:10</w:t>
+        </w:r>
+      </w:hyperlink>
+      <w:r>
+        <w:rPr>
+          <w:lang w:val="zh_TW" w:bidi="zh_TW"/>
+        </w:rPr>
+        <w:t>）。</w:t>
       </w:r>
     </w:p>
     <w:p>
@@ -539,18 +951,79 @@
         <w:rPr>
           <w:lang w:val="zh_TW" w:bidi="zh_TW"/>
         </w:rPr>
-        <w:t>前兩個片語指的是遙遠的過去；後兩個則指向未定的未來，通常譯為「永遠」。</w:t>
-      </w:r>
-    </w:p>
-    <w:p>
-      <w:pPr>
-        <w:pStyle w:val="Heading3"/>
-      </w:pPr>
-      <w:r>
-        <w:rPr>
-          <w:lang w:val="zh_TW" w:bidi="zh_TW"/>
-        </w:rPr>
-        <w:t>不同文化對時間與永恆的看法</w:t>
+        <w:t>選民是以他們對神的信心著稱（</w:t>
+      </w:r>
+      <w:hyperlink r:id="rId28">
+        <w:r>
+          <w:rPr>
+            <w:lang w:val="zh_TW" w:bidi="zh_TW"/>
+          </w:rPr>
+          <w:rPr>
+            <w:color w:val="0000EE"/>
+            <w:u w:val="single"/>
+          </w:rPr>
+          <w:t>多1:1</w:t>
+        </w:r>
+      </w:hyperlink>
+      <w:r>
+        <w:rPr>
+          <w:lang w:val="zh_TW" w:bidi="zh_TW"/>
+        </w:rPr>
+        <w:t>）。他們的行為應該顯示出他們是神的子民（</w:t>
+      </w:r>
+      <w:hyperlink r:id="rId25">
+        <w:r>
+          <w:rPr>
+            <w:lang w:val="zh_TW" w:bidi="zh_TW"/>
+          </w:rPr>
+          <w:rPr>
+            <w:color w:val="0000EE"/>
+            <w:u w:val="single"/>
+          </w:rPr>
+          <w:t>西3:12</w:t>
+        </w:r>
+      </w:hyperlink>
+      <w:r>
+        <w:rPr>
+          <w:lang w:val="zh_TW" w:bidi="zh_TW"/>
+        </w:rPr>
+        <w:t>）。他們必須堅定自己的呼召和揀選，也就是說，他們必須通過他們的生活方式來顯示他們屬於神（</w:t>
+      </w:r>
+      <w:hyperlink r:id="rId30">
+        <w:r>
+          <w:rPr>
+            <w:lang w:val="zh_TW" w:bidi="zh_TW"/>
+          </w:rPr>
+          <w:rPr>
+            <w:color w:val="0000EE"/>
+            <w:u w:val="single"/>
+          </w:rPr>
+          <w:t>彼後1:10</w:t>
+        </w:r>
+      </w:hyperlink>
+      <w:r>
+        <w:rPr>
+          <w:lang w:val="zh_TW" w:bidi="zh_TW"/>
+        </w:rPr>
+        <w:t>）。他們必須繼續忠於那位呼召他們的主（</w:t>
+      </w:r>
+      <w:hyperlink r:id="rId31">
+        <w:r>
+          <w:rPr>
+            <w:lang w:val="zh_TW" w:bidi="zh_TW"/>
+          </w:rPr>
+          <w:rPr>
+            <w:color w:val="0000EE"/>
+            <w:u w:val="single"/>
+          </w:rPr>
+          <w:t>啟17:14</w:t>
+        </w:r>
+      </w:hyperlink>
+      <w:r>
+        <w:rPr>
+          <w:lang w:val="zh_TW" w:bidi="zh_TW"/>
+        </w:rPr>
+        <w:t>）。</w:t>
       </w:r>
     </w:p>
     <w:p>
@@ -560,11 +1033,23 @@
           <w:lang w:val="zh_TW" w:bidi="zh_TW"/>
         </w:rPr>
       </w:r>
-      <w:r>
-        <w:rPr>
-          <w:lang w:val="zh_TW" w:bidi="zh_TW"/>
-        </w:rPr>
-        <w:t>聖經對永恆的看法，與當時其它文化的觀念有所不同。許多文化認為時間是循環的，事件會不斷重演；在希臘文化中尤其明顯，時間被視為一個不斷重複的圓圈。</w:t>
+      <w:hyperlink r:id="rId37">
+        <w:r>
+          <w:rPr>
+            <w:lang w:val="zh_TW" w:bidi="zh_TW"/>
+          </w:rPr>
+          <w:rPr>
+            <w:color w:val="0000EE"/>
+            <w:u w:val="single"/>
+          </w:rPr>
+          <w:t>馬太福音二十二章14節</w:t>
+        </w:r>
+      </w:hyperlink>
+      <w:r>
+        <w:rPr>
+          <w:lang w:val="zh_TW" w:bidi="zh_TW"/>
+        </w:rPr>
+        <w:t>解釋了神的呼召與人的回應之間的關係：「因為被召的人多，選上的人少。」雖然神通過福音呼召了許多人，但只有一部分人回應這個呼召並成為祂的選民。</w:t>
       </w:r>
     </w:p>
     <w:p>
@@ -578,7 +1063,25 @@
         <w:rPr>
           <w:lang w:val="zh_TW" w:bidi="zh_TW"/>
         </w:rPr>
-        <w:t>在希臘思想中，救恩意味著逃離這無盡的時間循環，進入一種無時間存在的境界；然而，聖經對時間的理解截然不同。聖經將時間描繪為一條具有起點與終點的直線，並完全置於神的主權之下。</w:t>
+        <w:t>聖經並未完全解釋為什麼只有一些人成為神的子民。當然，當一個人確實回應神的呼召時，那是因為福音臨到了他或她「不獨在乎言語，也在乎權能和聖靈，並充足的信心」（</w:t>
+      </w:r>
+      <w:hyperlink r:id="rId38">
+        <w:r>
+          <w:rPr>
+            <w:lang w:val="zh_TW" w:bidi="zh_TW"/>
+          </w:rPr>
+          <w:rPr>
+            <w:color w:val="0000EE"/>
+            <w:u w:val="single"/>
+          </w:rPr>
+          <w:t>帖前1:4–5</w:t>
+        </w:r>
+      </w:hyperlink>
+      <w:r>
+        <w:rPr>
+          <w:lang w:val="zh_TW" w:bidi="zh_TW"/>
+        </w:rPr>
+        <w:t>）。人們拒絕福音，是因為他們因罪和過分相信自己的作為而變得心硬。聖經並未進一步解釋，所以基督徒不應該嘗試添加自己的解釋。</w:t>
       </w:r>
     </w:p>
     <w:p>
@@ -592,7 +1095,133 @@
         <w:rPr>
           <w:lang w:val="zh_TW" w:bidi="zh_TW"/>
         </w:rPr>
-        <w:t>因此，這也表示聖經對救恩的看法不同：救恩並非藉著是逃避時間而成就，而是在每個人的生命中經歷神的過程中成就，並邁向神所預備的最終完全。</w:t>
+        <w:t>「揀選」也可以意味著神揀選人來完成特殊的任務。耶穌從一大群跟隨祂的人中選擇了十二個門徒（</w:t>
+      </w:r>
+      <w:hyperlink r:id="rId39">
+        <w:r>
+          <w:rPr>
+            <w:lang w:val="zh_TW" w:bidi="zh_TW"/>
+          </w:rPr>
+          <w:rPr>
+            <w:color w:val="0000EE"/>
+            <w:u w:val="single"/>
+          </w:rPr>
+          <w:t>路6:13</w:t>
+        </w:r>
+      </w:hyperlink>
+      <w:r>
+        <w:rPr>
+          <w:lang w:val="zh_TW" w:bidi="zh_TW"/>
+        </w:rPr>
+        <w:t>；</w:t>
+      </w:r>
+      <w:hyperlink r:id="rId40">
+        <w:r>
+          <w:rPr>
+            <w:lang w:val="zh_TW" w:bidi="zh_TW"/>
+          </w:rPr>
+          <w:rPr>
+            <w:color w:val="0000EE"/>
+            <w:u w:val="single"/>
+          </w:rPr>
+          <w:t>徒1:2</w:t>
+        </w:r>
+      </w:hyperlink>
+      <w:r>
+        <w:rPr>
+          <w:lang w:val="zh_TW" w:bidi="zh_TW"/>
+        </w:rPr>
+        <w:t>）。同樣，在約翰福音中，耶穌說祂雖然揀選了十二個門徒，但祂稱出賣祂的猶大為「魔鬼」（</w:t>
+      </w:r>
+      <w:hyperlink r:id="rId41">
+        <w:r>
+          <w:rPr>
+            <w:lang w:val="zh_TW" w:bidi="zh_TW"/>
+          </w:rPr>
+          <w:rPr>
+            <w:color w:val="0000EE"/>
+            <w:u w:val="single"/>
+          </w:rPr>
+          <w:t>約6:70</w:t>
+        </w:r>
+      </w:hyperlink>
+      <w:r>
+        <w:rPr>
+          <w:lang w:val="zh_TW" w:bidi="zh_TW"/>
+        </w:rPr>
+        <w:t>，</w:t>
+      </w:r>
+      <w:hyperlink r:id="rId42">
+        <w:r>
+          <w:rPr>
+            <w:lang w:val="zh_TW" w:bidi="zh_TW"/>
+          </w:rPr>
+          <w:rPr>
+            <w:color w:val="0000EE"/>
+            <w:u w:val="single"/>
+          </w:rPr>
+          <w:t>13:18</w:t>
+        </w:r>
+      </w:hyperlink>
+      <w:r>
+        <w:rPr>
+          <w:lang w:val="zh_TW" w:bidi="zh_TW"/>
+        </w:rPr>
+        <w:t>）。當需要選出另一位門徒來取代猶大時，教會向耶穌祈禱，請耶穌指示他們應該從兩個人中挑選哪一個加入十二使徒（</w:t>
+      </w:r>
+      <w:hyperlink r:id="rId43">
+        <w:r>
+          <w:rPr>
+            <w:lang w:val="zh_TW" w:bidi="zh_TW"/>
+          </w:rPr>
+          <w:rPr>
+            <w:color w:val="0000EE"/>
+            <w:u w:val="single"/>
+          </w:rPr>
+          <w:t>徒1:24</w:t>
+        </w:r>
+      </w:hyperlink>
+      <w:r>
+        <w:rPr>
+          <w:lang w:val="zh_TW" w:bidi="zh_TW"/>
+        </w:rPr>
+        <w:t>）。彼得說神揀選了他向外邦人傳福音（</w:t>
+      </w:r>
+      <w:hyperlink r:id="rId44">
+        <w:r>
+          <w:rPr>
+            <w:lang w:val="zh_TW" w:bidi="zh_TW"/>
+          </w:rPr>
+          <w:rPr>
+            <w:color w:val="0000EE"/>
+            <w:u w:val="single"/>
+          </w:rPr>
+          <w:t>15:7</w:t>
+        </w:r>
+      </w:hyperlink>
+      <w:r>
+        <w:rPr>
+          <w:lang w:val="zh_TW" w:bidi="zh_TW"/>
+        </w:rPr>
+        <w:t>）。 同樣，保羅說神揀選他將信息帶給外邦人（</w:t>
+      </w:r>
+      <w:hyperlink r:id="rId45">
+        <w:r>
+          <w:rPr>
+            <w:lang w:val="zh_TW" w:bidi="zh_TW"/>
+          </w:rPr>
+          <w:rPr>
+            <w:color w:val="0000EE"/>
+            <w:u w:val="single"/>
+          </w:rPr>
+          <w:t>9:15</w:t>
+        </w:r>
+      </w:hyperlink>
+      <w:r>
+        <w:rPr>
+          <w:lang w:val="zh_TW" w:bidi="zh_TW"/>
+        </w:rPr>
+        <w:t>）。這些例子顯示神在基督徒宣教中採取的第一步，祂揀選人以不同的方式來事奉祂。</w:t>
       </w:r>
     </w:p>
     <w:p>
@@ -604,321 +1233,6 @@
       </w:r>
       <w:r>
         <w:rPr>
-          <w:lang w:val="zh_TW" w:bidi="zh_TW"/>
-        </w:rPr>
-        <w:t>希臘文化與聖經對時間的看法不同，也引發了一個問題：永恆究竟是什麼？它只是無盡的時間嗎？還是另一種存在，例如超越時間？聖經指出，永恆並不等同於無時間狀態，也不是現今時間的對立面；當下的時間與永恆在某些基本特徵上是相通的。</w:t>
-      </w:r>
-    </w:p>
-    <w:p>
-      <w:pPr>
-        <w:pStyle w:val="Heading3"/>
-      </w:pPr>
-      <w:r>
-        <w:rPr>
-          <w:lang w:val="zh_TW" w:bidi="zh_TW"/>
-        </w:rPr>
-        <w:t>時間的兩個時代</w:t>
-      </w:r>
-    </w:p>
-    <w:p>
-      <w:pPr/>
-      <w:r>
-        <w:rPr>
-          <w:lang w:val="zh_TW" w:bidi="zh_TW"/>
-        </w:rPr>
-      </w:r>
-      <w:r>
-        <w:rPr>
-          <w:lang w:val="zh_TW" w:bidi="zh_TW"/>
-        </w:rPr>
-        <w:t>新約聖經（承襲猶太教的教導）將時間劃分為兩個部分：</w:t>
-      </w:r>
-    </w:p>
-    <w:p>
-      <w:pPr>
-        <w:pStyle w:val="ListBullet"/>
-        <w:spacing w:line="240" w:lineRule="auto"/>
-        <w:ind w:left="720"/>
-      </w:pPr>
-      <w:r>
-        <w:rPr>
-          <w:lang w:val="zh_TW" w:bidi="zh_TW"/>
-        </w:rPr>
-      </w:r>
-      <w:r>
-        <w:rPr>
-          <w:lang w:val="zh_TW" w:bidi="zh_TW"/>
-        </w:rPr>
-        <w:t>「現今的世代」（我們現在所處的時代）</w:t>
-      </w:r>
-    </w:p>
-    <w:p>
-      <w:pPr>
-        <w:pStyle w:val="ListBullet"/>
-        <w:spacing w:line="240" w:lineRule="auto"/>
-        <w:ind w:left="720"/>
-      </w:pPr>
-      <w:r>
-        <w:rPr>
-          <w:lang w:val="zh_TW" w:bidi="zh_TW"/>
-        </w:rPr>
-      </w:r>
-      <w:r>
-        <w:rPr>
-          <w:lang w:val="zh_TW" w:bidi="zh_TW"/>
-        </w:rPr>
-        <w:t>「將來的世代」（神所應許的未來時期）</w:t>
-      </w:r>
-    </w:p>
-    <w:p>
-      <w:pPr/>
-      <w:r>
-        <w:rPr>
-          <w:lang w:val="zh_TW" w:bidi="zh_TW"/>
-        </w:rPr>
-      </w:r>
-      <w:r>
-        <w:rPr>
-          <w:lang w:val="zh_TW" w:bidi="zh_TW"/>
-        </w:rPr>
-        <w:t>這兩個時代的區別，並不僅僅在於有時間與無時間的對立。「將來的世代」將是一個真實展開的未來時代，具有其獨特的屬性。聖經在描述這新時代的來臨時，也呈現了許多關於未來將發生之事的細節。</w:t>
-      </w:r>
-    </w:p>
-    <w:p>
-      <w:pPr/>
-      <w:r>
-        <w:rPr>
-          <w:lang w:val="zh_TW" w:bidi="zh_TW"/>
-        </w:rPr>
-      </w:r>
-      <w:r>
-        <w:rPr>
-          <w:lang w:val="zh_TW" w:bidi="zh_TW"/>
-        </w:rPr>
-        <w:t>此外，這個新時代並非只是單純回到萬物起初的狀態，而是要完成神對萬有的計畫。正如</w:t>
-      </w:r>
-      <w:hyperlink r:id="rId21">
-        <w:r>
-          <w:rPr>
-            <w:lang w:val="zh_TW" w:bidi="zh_TW"/>
-          </w:rPr>
-          <w:rPr>
-            <w:color w:val="0000EE"/>
-            <w:u w:val="single"/>
-          </w:rPr>
-          <w:t>啓示錄一章4節</w:t>
-        </w:r>
-      </w:hyperlink>
-      <w:r>
-        <w:rPr>
-          <w:lang w:val="zh_TW" w:bidi="zh_TW"/>
-        </w:rPr>
-        <w:t>所宣告的，神是「昔在、今在、以後永在的」；因此，聖經稱之為「新造」。</w:t>
-      </w:r>
-    </w:p>
-    <w:p>
-      <w:pPr>
-        <w:pStyle w:val="Heading3"/>
-      </w:pPr>
-      <w:r>
-        <w:rPr>
-          <w:lang w:val="zh_TW" w:bidi="zh_TW"/>
-        </w:rPr>
-        <w:t>新時代與現今的世代的並存</w:t>
-      </w:r>
-    </w:p>
-    <w:p>
-      <w:pPr/>
-      <w:r>
-        <w:rPr>
-          <w:lang w:val="zh_TW" w:bidi="zh_TW"/>
-        </w:rPr>
-      </w:r>
-      <w:r>
-        <w:rPr>
-          <w:lang w:val="zh_TW" w:bidi="zh_TW"/>
-        </w:rPr>
-        <w:t>新約聖經教導我們，「將來的世代」其實已經開始了。從基督的生平與服事開始，雖然我們仍然生活在現今的世代之中，但這兩個時代在當下是同時並存的。</w:t>
-      </w:r>
-    </w:p>
-    <w:p>
-      <w:pPr/>
-      <w:r>
-        <w:rPr>
-          <w:lang w:val="zh_TW" w:bidi="zh_TW"/>
-        </w:rPr>
-      </w:r>
-      <w:r>
-        <w:rPr>
-          <w:lang w:val="zh_TW" w:bidi="zh_TW"/>
-        </w:rPr>
-        <w:t>聖經以多種方式表達這一概念，例如：</w:t>
-      </w:r>
-    </w:p>
-    <w:p>
-      <w:pPr>
-        <w:pStyle w:val="ListBullet"/>
-        <w:spacing w:line="240" w:lineRule="auto"/>
-        <w:ind w:left="720"/>
-      </w:pPr>
-      <w:r>
-        <w:rPr>
-          <w:lang w:val="zh_TW" w:bidi="zh_TW"/>
-        </w:rPr>
-      </w:r>
-      <w:r>
-        <w:rPr>
-          <w:lang w:val="zh_TW" w:bidi="zh_TW"/>
-        </w:rPr>
-        <w:t>「初熟的果子」</w:t>
-      </w:r>
-    </w:p>
-    <w:p>
-      <w:pPr>
-        <w:pStyle w:val="ListBullet"/>
-        <w:spacing w:line="240" w:lineRule="auto"/>
-        <w:ind w:left="720"/>
-      </w:pPr>
-      <w:r>
-        <w:rPr>
-          <w:lang w:val="zh_TW" w:bidi="zh_TW"/>
-        </w:rPr>
-      </w:r>
-      <w:r>
-        <w:rPr>
-          <w:lang w:val="zh_TW" w:bidi="zh_TW"/>
-        </w:rPr>
-        <w:t>「得基業的憑據」</w:t>
-      </w:r>
-    </w:p>
-    <w:p>
-      <w:pPr>
-        <w:pStyle w:val="ListBullet"/>
-        <w:spacing w:line="240" w:lineRule="auto"/>
-        <w:ind w:left="720"/>
-      </w:pPr>
-      <w:r>
-        <w:rPr>
-          <w:lang w:val="zh_TW" w:bidi="zh_TW"/>
-        </w:rPr>
-      </w:r>
-      <w:r>
-        <w:rPr>
-          <w:lang w:val="zh_TW" w:bidi="zh_TW"/>
-        </w:rPr>
-        <w:t>「末後的日子」</w:t>
-      </w:r>
-    </w:p>
-    <w:p>
-      <w:pPr/>
-      <w:r>
-        <w:rPr>
-          <w:lang w:val="zh_TW" w:bidi="zh_TW"/>
-        </w:rPr>
-      </w:r>
-      <w:r>
-        <w:rPr>
-          <w:lang w:val="zh_TW" w:bidi="zh_TW"/>
-        </w:rPr>
-        <w:t>例如，</w:t>
-      </w:r>
-      <w:hyperlink r:id="rId22">
-        <w:r>
-          <w:rPr>
-            <w:lang w:val="zh_TW" w:bidi="zh_TW"/>
-          </w:rPr>
-          <w:rPr>
-            <w:color w:val="0000EE"/>
-            <w:u w:val="single"/>
-          </w:rPr>
-          <w:t>希伯來書六章5節</w:t>
-        </w:r>
-      </w:hyperlink>
-      <w:r>
-        <w:rPr>
-          <w:lang w:val="zh_TW" w:bidi="zh_TW"/>
-        </w:rPr>
-        <w:t>提到，有人已經「嘗過神善道的滋味</w:t>
-      </w:r>
-      <w:r>
-        <w:rPr>
-          <w:lang w:val="zh_TW" w:bidi="zh_TW"/>
-        </w:rPr>
-        <w:t>、覺悟</w:t>
-      </w:r>
-      <w:r>
-        <w:rPr>
-          <w:lang w:val="zh_TW" w:bidi="zh_TW"/>
-        </w:rPr>
-        <w:t>來世權能」，這表示因著耶穌的救恩，信徒如今就能享受將來的時代的一部分祝福。</w:t>
-      </w:r>
-    </w:p>
-    <w:p>
-      <w:pPr>
-        <w:pStyle w:val="Heading3"/>
-      </w:pPr>
-      <w:r>
-        <w:rPr>
-          <w:lang w:val="zh_TW" w:bidi="zh_TW"/>
-        </w:rPr>
-        <w:t>對時間與永恆的理解</w:t>
-      </w:r>
-    </w:p>
-    <w:p>
-      <w:pPr/>
-      <w:r>
-        <w:rPr>
-          <w:lang w:val="zh_TW" w:bidi="zh_TW"/>
-        </w:rPr>
-      </w:r>
-      <w:r>
-        <w:rPr>
-          <w:lang w:val="zh_TW" w:bidi="zh_TW"/>
-        </w:rPr>
-        <w:t>永恆並非時間的對立面，也不是一種沒有時間的狀態；相反，永恆是無界限的時間。它隨著耶穌所帶來的神國開始，並向未來延伸。</w:t>
-      </w:r>
-    </w:p>
-    <w:p>
-      <w:pPr/>
-      <w:r>
-        <w:rPr>
-          <w:lang w:val="zh_TW" w:bidi="zh_TW"/>
-        </w:rPr>
-      </w:r>
-      <w:r>
-        <w:rPr>
-          <w:lang w:val="zh_TW" w:bidi="zh_TW"/>
-        </w:rPr>
-        <w:t>神既掌管我們現今的時間（</w:t>
-      </w:r>
-      <w:hyperlink r:id="rId23">
-        <w:r>
-          <w:rPr>
-            <w:lang w:val="zh_TW" w:bidi="zh_TW"/>
-          </w:rPr>
-          <w:rPr>
-            <w:color w:val="0000EE"/>
-            <w:u w:val="single"/>
-          </w:rPr>
-          <w:t>加1:4</w:t>
-        </w:r>
-      </w:hyperlink>
-      <w:r>
-        <w:rPr>
-          <w:lang w:val="zh_TW" w:bidi="zh_TW"/>
-        </w:rPr>
-        <w:t>中稱之為「這罪惡的世代」），也掌管永恆。作為所有時間的神，神賦予兩者目的與意義</w:t>
-      </w:r>
-    </w:p>
-    <w:p>
-      <w:pPr/>
-      <w:r>
-        <w:rPr>
-          <w:lang w:val="zh_TW" w:bidi="zh_TW"/>
-        </w:rPr>
-      </w:r>
-      <w:r>
-        <w:rPr>
           <w:i/>
           <w:lang w:val="zh_TW" w:bidi="zh_TW"/>
         </w:rPr>
@@ -934,7 +1248,7 @@
         <w:rPr>
           <w:lang w:val="zh_TW" w:bidi="zh_TW"/>
         </w:rPr>
-        <w:t>時代</w:t>
+        <w:t>預知</w:t>
       </w:r>
       <w:r>
         <w:rPr>
@@ -946,800 +1260,7 @@
         <w:rPr>
           <w:lang w:val="zh_TW" w:bidi="zh_TW"/>
         </w:rPr>
-        <w:t>神的存在與屬性</w:t>
-      </w:r>
-      <w:r>
-        <w:rPr>
-          <w:lang w:val="zh_TW" w:bidi="zh_TW"/>
-        </w:rPr>
-        <w:t>。</w:t>
-      </w:r>
-      <w:r>
-        <w:rPr>
-          <w:lang w:val="zh_TW" w:bidi="zh_TW"/>
-        </w:rPr>
-      </w:r>
-      <w:r>
-        <w:rPr>
-          <w:lang w:val="zh_TW" w:bidi="zh_TW"/>
-        </w:rPr>
-      </w:r>
-    </w:p>
-    <w:p>
-      <w:pPr/>
-      <w:r>
-        <w:rPr>
-          <w:lang w:val="zh_TW" w:bidi="zh_TW"/>
-        </w:rPr>
-      </w:r>
-    </w:p>
-    <w:p>
-      <w:pPr>
-        <w:pStyle w:val="Heading2"/>
-      </w:pPr>
-      <w:r>
-        <w:rPr>
-          <w:lang w:val="zh_TW" w:bidi="zh_TW"/>
-        </w:rPr>
-        <w:t>永生</w:t>
-      </w:r>
-      <w:r>
-        <w:rPr>
-          <w:lang w:val="zh_TW" w:bidi="zh_TW"/>
-        </w:rPr>
-      </w:r>
-    </w:p>
-    <w:p>
-      <w:pPr/>
-      <w:r>
-        <w:rPr>
-          <w:lang w:val="zh_TW" w:bidi="zh_TW"/>
-        </w:rPr>
-      </w:r>
-      <w:r>
-        <w:rPr>
-          <w:lang w:val="zh_TW" w:bidi="zh_TW"/>
-        </w:rPr>
-        <w:t>聖經中所描述的一種存在模式，具有永恆或不朽的特性，是從神來並賜予信徒的生命。聖經作者認識到有一位活的神，在世界創造之前就存在，並當時間的終結來到時，祂仍然持續存在。神賜給那些順服並對祂負責之人的禮物被稱為「永生」或類似的同義詞。約翰福音提供了對永生最清楚的教導。</w:t>
-      </w:r>
-    </w:p>
-    <w:p>
-      <w:pPr/>
-      <w:r>
-        <w:rPr>
-          <w:lang w:val="zh_TW" w:bidi="zh_TW"/>
-        </w:rPr>
-      </w:r>
-      <w:r>
-        <w:rPr>
-          <w:lang w:val="zh_TW" w:bidi="zh_TW"/>
-        </w:rPr>
-        <w:t>「永生」這個詞在希臘文舊約中僅出現一次（</w:t>
-      </w:r>
-      <w:hyperlink r:id="rId24">
-        <w:r>
-          <w:rPr>
-            <w:lang w:val="zh_TW" w:bidi="zh_TW"/>
-          </w:rPr>
-          <w:rPr>
-            <w:color w:val="0000EE"/>
-            <w:u w:val="single"/>
-          </w:rPr>
-          <w:t>但12:2</w:t>
-        </w:r>
-      </w:hyperlink>
-      <w:r>
-        <w:rPr>
-          <w:lang w:val="zh_TW" w:bidi="zh_TW"/>
-        </w:rPr>
-        <w:t>，基本意思是「那個時代的生命（the life of the age）」，指的是超越死人復活時代的生命）。然而，舊約中「生命」的主要意義是地上生活的福祉。</w:t>
-      </w:r>
-    </w:p>
-    <w:p>
-      <w:pPr/>
-      <w:r>
-        <w:rPr>
-          <w:lang w:val="zh_TW" w:bidi="zh_TW"/>
-        </w:rPr>
-      </w:r>
-      <w:r>
-        <w:rPr>
-          <w:lang w:val="zh_TW" w:bidi="zh_TW"/>
-        </w:rPr>
-        <w:t>在兩約之間的時期，猶太拉比清楚地區分了「今世」和「將來的世代」。他們強調，將來世代的生命不僅僅是在數量上的延續，而是質量上的區別。</w:t>
-      </w:r>
-    </w:p>
-    <w:p>
-      <w:pPr/>
-      <w:r>
-        <w:rPr>
-          <w:lang w:val="zh_TW" w:bidi="zh_TW"/>
-        </w:rPr>
-      </w:r>
-      <w:r>
-        <w:rPr>
-          <w:lang w:val="zh_TW" w:bidi="zh_TW"/>
-        </w:rPr>
-        <w:t>希臘文中「永恆」一詞的詞源與「世代」或「永遠」相關。將新約置於猶太教的背景下，結合永活神和「將來世代」的應許，使「永恆」這個形容詞具有更深的意義。耶穌基督作為神的最終啟示，使未來彌賽亞世代的生命品質在現在的現實中成為可能。</w:t>
-      </w:r>
-    </w:p>
-    <w:p>
-      <w:pPr/>
-      <w:r>
-        <w:rPr>
-          <w:lang w:val="zh_TW" w:bidi="zh_TW"/>
-        </w:rPr>
-      </w:r>
-      <w:r>
-        <w:rPr>
-          <w:lang w:val="zh_TW" w:bidi="zh_TW"/>
-        </w:rPr>
-        <w:t>那位富有的年輕官員來到耶穌面前，詢問如何承受永生（</w:t>
-      </w:r>
-      <w:hyperlink r:id="rId25">
-        <w:r>
-          <w:rPr>
-            <w:lang w:val="zh_TW" w:bidi="zh_TW"/>
-          </w:rPr>
-          <w:rPr>
-            <w:color w:val="0000EE"/>
-            <w:u w:val="single"/>
-          </w:rPr>
-          <w:t>可10:17</w:t>
-        </w:r>
-      </w:hyperlink>
-      <w:r>
-        <w:rPr>
-          <w:lang w:val="zh_TW" w:bidi="zh_TW"/>
-        </w:rPr>
-        <w:t>）。顯然，他想到的是將來世代的復活生命。耶穌的回答以相同的概念來應對（</w:t>
-      </w:r>
-      <w:hyperlink r:id="rId26">
-        <w:r>
-          <w:rPr>
-            <w:lang w:val="zh_TW" w:bidi="zh_TW"/>
-          </w:rPr>
-          <w:rPr>
-            <w:color w:val="0000EE"/>
-            <w:u w:val="single"/>
-          </w:rPr>
-          <w:t>30</w:t>
-        </w:r>
-      </w:hyperlink>
-      <w:r>
-        <w:rPr>
-          <w:lang w:val="zh_TW" w:bidi="zh_TW"/>
-        </w:rPr>
-        <w:t>節）。</w:t>
-      </w:r>
-    </w:p>
-    <w:p>
-      <w:pPr/>
-      <w:r>
-        <w:rPr>
-          <w:lang w:val="zh_TW" w:bidi="zh_TW"/>
-        </w:rPr>
-      </w:r>
-      <w:r>
-        <w:rPr>
-          <w:lang w:val="zh_TW" w:bidi="zh_TW"/>
-        </w:rPr>
-        <w:t>耶穌對富有年輕人的回答中，把接受永生等同於進入神的國（</w:t>
-      </w:r>
-      <w:hyperlink r:id="rId27">
-        <w:r>
-          <w:rPr>
-            <w:lang w:val="zh_TW" w:bidi="zh_TW"/>
-          </w:rPr>
-          <w:rPr>
-            <w:color w:val="0000EE"/>
-            <w:u w:val="single"/>
-          </w:rPr>
-          <w:t>可10:23–25</w:t>
-        </w:r>
-      </w:hyperlink>
-      <w:r>
-        <w:rPr>
-          <w:lang w:val="zh_TW" w:bidi="zh_TW"/>
-        </w:rPr>
-        <w:t>）。神的國不僅僅是一個未來的事件，而是已經在耶穌的生命、事工和教導中開始實現。神的國是現在這個當下（present）生命的禮物，信徒在現今世代中便能領受。耶穌的許多比喻強調了這一點（例如，</w:t>
-      </w:r>
-      <w:hyperlink r:id="rId28">
-        <w:r>
-          <w:rPr>
-            <w:lang w:val="zh_TW" w:bidi="zh_TW"/>
-          </w:rPr>
-          <w:rPr>
-            <w:color w:val="0000EE"/>
-            <w:u w:val="single"/>
-          </w:rPr>
-          <w:t>太13章</w:t>
-        </w:r>
-      </w:hyperlink>
-      <w:r>
-        <w:rPr>
-          <w:lang w:val="zh_TW" w:bidi="zh_TW"/>
-        </w:rPr>
-        <w:t>中的比喻）。登山寶訓中的八福（</w:t>
-      </w:r>
-      <w:hyperlink r:id="rId29">
-        <w:r>
-          <w:rPr>
-            <w:lang w:val="zh_TW" w:bidi="zh_TW"/>
-          </w:rPr>
-          <w:rPr>
-            <w:color w:val="0000EE"/>
-            <w:u w:val="single"/>
-          </w:rPr>
-          <w:t>5:3–12</w:t>
-        </w:r>
-      </w:hyperlink>
-      <w:r>
-        <w:rPr>
-          <w:lang w:val="zh_TW" w:bidi="zh_TW"/>
-        </w:rPr>
-        <w:t>）進一步闡明了當下的祝福，包括救恩、赦罪和公義。因此，永生是一種現今的祝福，賜予那些順服神的統治並在這新救恩時代的祝福中生活的人，在現今世代結束之前，便能享受這恩典。</w:t>
-      </w:r>
-    </w:p>
-    <w:p>
-      <w:pPr/>
-      <w:r>
-        <w:rPr>
-          <w:lang w:val="zh_TW" w:bidi="zh_TW"/>
-        </w:rPr>
-      </w:r>
-      <w:r>
-        <w:rPr>
-          <w:lang w:val="zh_TW" w:bidi="zh_TW"/>
-        </w:rPr>
-        <w:t>關於永生最全面的討論出現在約翰福音。約翰的目是突出這一概念的關鍵重要性：「但記這些事要叫你們信耶穌是基督，是神的兒子，並且叫你們信了他，就可以因他的名得生命。」（</w:t>
-      </w:r>
-      <w:hyperlink r:id="rId30">
-        <w:r>
-          <w:rPr>
-            <w:lang w:val="zh_TW" w:bidi="zh_TW"/>
-          </w:rPr>
-          <w:rPr>
-            <w:color w:val="0000EE"/>
-            <w:u w:val="single"/>
-          </w:rPr>
-          <w:t>約20:31</w:t>
-        </w:r>
-      </w:hyperlink>
-      <w:r>
-        <w:rPr>
-          <w:lang w:val="zh_TW" w:bidi="zh_TW"/>
-        </w:rPr>
-        <w:t>）。約翰中最早提及永生見於</w:t>
-      </w:r>
-      <w:hyperlink r:id="rId31">
-        <w:r>
-          <w:rPr>
-            <w:lang w:val="zh_TW" w:bidi="zh_TW"/>
-          </w:rPr>
-          <w:rPr>
-            <w:color w:val="0000EE"/>
-            <w:u w:val="single"/>
-          </w:rPr>
-          <w:t>約翰福音三章15節</w:t>
-        </w:r>
-      </w:hyperlink>
-      <w:r>
-        <w:rPr>
-          <w:lang w:val="zh_TW" w:bidi="zh_TW"/>
-        </w:rPr>
-        <w:t>。</w:t>
-      </w:r>
-    </w:p>
-    <w:p>
-      <w:pPr/>
-      <w:r>
-        <w:rPr>
-          <w:lang w:val="zh_TW" w:bidi="zh_TW"/>
-        </w:rPr>
-      </w:r>
-      <w:r>
-        <w:rPr>
-          <w:lang w:val="zh_TW" w:bidi="zh_TW"/>
-        </w:rPr>
-        <w:t>約翰明顯地認同猶太人對將來世代及其祝福的期盼（例如，</w:t>
-      </w:r>
-      <w:hyperlink r:id="rId32">
-        <w:r>
-          <w:rPr>
-            <w:lang w:val="zh_TW" w:bidi="zh_TW"/>
-          </w:rPr>
-          <w:rPr>
-            <w:color w:val="0000EE"/>
-            <w:u w:val="single"/>
-          </w:rPr>
-          <w:t>約3:36，</w:t>
-        </w:r>
-      </w:hyperlink>
-      <w:hyperlink r:id="rId20">
-        <w:r>
-          <w:rPr>
-            <w:lang w:val="zh_TW" w:bidi="zh_TW"/>
-          </w:rPr>
-          <w:rPr>
-            <w:color w:val="0000EE"/>
-            <w:u w:val="single"/>
-          </w:rPr>
-          <w:t>4:14，</w:t>
-        </w:r>
-      </w:hyperlink>
-      <w:hyperlink r:id="rId33">
-        <w:r>
-          <w:rPr>
-            <w:lang w:val="zh_TW" w:bidi="zh_TW"/>
-          </w:rPr>
-          <w:rPr>
-            <w:color w:val="0000EE"/>
-            <w:u w:val="single"/>
-          </w:rPr>
-          <w:t>5:29、39，</w:t>
-        </w:r>
-      </w:hyperlink>
-      <w:hyperlink r:id="rId34">
-        <w:r>
-          <w:rPr>
-            <w:lang w:val="zh_TW" w:bidi="zh_TW"/>
-          </w:rPr>
-          <w:rPr>
-            <w:color w:val="0000EE"/>
-            <w:u w:val="single"/>
-          </w:rPr>
-          <w:t>6:27，</w:t>
-        </w:r>
-      </w:hyperlink>
-      <w:hyperlink r:id="rId35">
-        <w:r>
-          <w:rPr>
-            <w:lang w:val="zh_TW" w:bidi="zh_TW"/>
-          </w:rPr>
-          <w:rPr>
-            <w:color w:val="0000EE"/>
-            <w:u w:val="single"/>
-          </w:rPr>
-          <w:t>12:25</w:t>
-        </w:r>
-      </w:hyperlink>
-      <w:r>
-        <w:rPr>
-          <w:lang w:val="zh_TW" w:bidi="zh_TW"/>
-        </w:rPr>
-        <w:t>）。永生被定義為彌賽亞世代到來時，所賜予的特別恩典。拉撒路的復活（</w:t>
-      </w:r>
-      <w:hyperlink r:id="rId36">
-        <w:r>
-          <w:rPr>
-            <w:lang w:val="zh_TW" w:bidi="zh_TW"/>
-          </w:rPr>
-          <w:rPr>
-            <w:color w:val="0000EE"/>
-            <w:u w:val="single"/>
-          </w:rPr>
-          <w:t>11</w:t>
-        </w:r>
-      </w:hyperlink>
-      <w:r>
-        <w:rPr>
-          <w:lang w:val="zh_TW" w:bidi="zh_TW"/>
-        </w:rPr>
-        <w:t>章）是一個活生生的比喻，顯明那些相信基督之人將來可以享有的生命。在拉撒路復活之前，馬大表明了她對拉撒路將會在末日復活的信心（</w:t>
-      </w:r>
-      <w:hyperlink r:id="rId37">
-        <w:r>
-          <w:rPr>
-            <w:lang w:val="zh_TW" w:bidi="zh_TW"/>
-          </w:rPr>
-          <w:rPr>
-            <w:color w:val="0000EE"/>
-            <w:u w:val="single"/>
-          </w:rPr>
-          <w:t>24</w:t>
-        </w:r>
-      </w:hyperlink>
-      <w:r>
-        <w:rPr>
-          <w:lang w:val="zh_TW" w:bidi="zh_TW"/>
-        </w:rPr>
-        <w:t>節）。耶穌回應她，表明祂自己就是復活和生命，並宣告相信祂的人雖然死了也必復活（</w:t>
-      </w:r>
-      <w:hyperlink r:id="rId38">
-        <w:r>
-          <w:rPr>
-            <w:lang w:val="zh_TW" w:bidi="zh_TW"/>
-          </w:rPr>
-          <w:rPr>
-            <w:color w:val="0000EE"/>
-            <w:u w:val="single"/>
-          </w:rPr>
-          <w:t>25–26</w:t>
-        </w:r>
-      </w:hyperlink>
-      <w:r>
-        <w:rPr>
-          <w:lang w:val="zh_TW" w:bidi="zh_TW"/>
-        </w:rPr>
-        <w:t>節）。</w:t>
-      </w:r>
-    </w:p>
-    <w:p>
-      <w:pPr/>
-      <w:r>
-        <w:rPr>
-          <w:lang w:val="zh_TW" w:bidi="zh_TW"/>
-        </w:rPr>
-      </w:r>
-      <w:r>
-        <w:rPr>
-          <w:lang w:val="zh_TW" w:bidi="zh_TW"/>
-        </w:rPr>
-        <w:t>然而，約翰福音的主要焦點並不在於對未來生命的期待，而在於當下就能經歷這未來的生命。在基督裡，信徒已經可以獲得那屬於將來世代的生命。耶穌用來定義祂使命的比喻，強調了這新的生命已然開始：活水，如泉源直湧到永生（</w:t>
-      </w:r>
-      <w:hyperlink r:id="rId39">
-        <w:r>
-          <w:rPr>
-            <w:lang w:val="zh_TW" w:bidi="zh_TW"/>
-          </w:rPr>
-          <w:rPr>
-            <w:color w:val="0000EE"/>
-            <w:u w:val="single"/>
-          </w:rPr>
-          <w:t>約4:10–14</w:t>
-        </w:r>
-      </w:hyperlink>
-      <w:r>
-        <w:rPr>
-          <w:lang w:val="zh_TW" w:bidi="zh_TW"/>
-        </w:rPr>
-        <w:t>）；生命的糧，滿足世人靈性的飢渴（</w:t>
-      </w:r>
-      <w:hyperlink r:id="rId40">
-        <w:r>
-          <w:rPr>
-            <w:lang w:val="zh_TW" w:bidi="zh_TW"/>
-          </w:rPr>
-          <w:rPr>
-            <w:color w:val="0000EE"/>
-            <w:u w:val="single"/>
-          </w:rPr>
-          <w:t>6:35–40</w:t>
-        </w:r>
-      </w:hyperlink>
-      <w:r>
-        <w:rPr>
-          <w:lang w:val="zh_TW" w:bidi="zh_TW"/>
-        </w:rPr>
-        <w:t>）；世界的光，引領跟隨者進入生命的光中（</w:t>
-      </w:r>
-      <w:hyperlink r:id="rId41">
-        <w:r>
-          <w:rPr>
-            <w:lang w:val="zh_TW" w:bidi="zh_TW"/>
-          </w:rPr>
-          <w:rPr>
-            <w:color w:val="0000EE"/>
-            <w:u w:val="single"/>
-          </w:rPr>
-          <w:t>8:12</w:t>
-        </w:r>
-      </w:hyperlink>
-      <w:r>
-        <w:rPr>
-          <w:lang w:val="zh_TW" w:bidi="zh_TW"/>
-        </w:rPr>
-        <w:t>）；好牧人，賜給豐盛的生命（</w:t>
-      </w:r>
-      <w:hyperlink r:id="rId42">
-        <w:r>
-          <w:rPr>
-            <w:lang w:val="zh_TW" w:bidi="zh_TW"/>
-          </w:rPr>
-          <w:rPr>
-            <w:color w:val="0000EE"/>
-            <w:u w:val="single"/>
-          </w:rPr>
-          <w:t>10:10</w:t>
-        </w:r>
-      </w:hyperlink>
-      <w:r>
-        <w:rPr>
-          <w:lang w:val="zh_TW" w:bidi="zh_TW"/>
-        </w:rPr>
-        <w:t>）；生命之主，使死人復活（</w:t>
-      </w:r>
-      <w:hyperlink r:id="rId43">
-        <w:r>
-          <w:rPr>
-            <w:lang w:val="zh_TW" w:bidi="zh_TW"/>
-          </w:rPr>
-          <w:rPr>
-            <w:color w:val="0000EE"/>
-            <w:u w:val="single"/>
-          </w:rPr>
-          <w:t>11:25</w:t>
-        </w:r>
-      </w:hyperlink>
-      <w:r>
-        <w:rPr>
-          <w:lang w:val="zh_TW" w:bidi="zh_TW"/>
-        </w:rPr>
-        <w:t>）；道路、真理、生命（</w:t>
-      </w:r>
-      <w:hyperlink r:id="rId44">
-        <w:r>
-          <w:rPr>
-            <w:lang w:val="zh_TW" w:bidi="zh_TW"/>
-          </w:rPr>
-          <w:rPr>
-            <w:color w:val="0000EE"/>
-            <w:u w:val="single"/>
-          </w:rPr>
-          <w:t>14:6</w:t>
-        </w:r>
-      </w:hyperlink>
-      <w:r>
-        <w:rPr>
-          <w:lang w:val="zh_TW" w:bidi="zh_TW"/>
-        </w:rPr>
-        <w:t>）；真葡萄樹，使住在祂裡面的枝子得以維持生命（</w:t>
-      </w:r>
-      <w:hyperlink r:id="rId45">
-        <w:r>
-          <w:rPr>
-            <w:lang w:val="zh_TW" w:bidi="zh_TW"/>
-          </w:rPr>
-          <w:rPr>
-            <w:color w:val="0000EE"/>
-            <w:u w:val="single"/>
-          </w:rPr>
-          <w:t>5:5</w:t>
-        </w:r>
-      </w:hyperlink>
-      <w:r>
-        <w:rPr>
-          <w:lang w:val="zh_TW" w:bidi="zh_TW"/>
-        </w:rPr>
-        <w:t>）。</w:t>
-      </w:r>
-    </w:p>
-    <w:p>
-      <w:pPr/>
-      <w:r>
-        <w:rPr>
-          <w:lang w:val="zh_TW" w:bidi="zh_TW"/>
-        </w:rPr>
-      </w:r>
-      <w:r>
-        <w:rPr>
-          <w:lang w:val="zh_TW" w:bidi="zh_TW"/>
-        </w:rPr>
-        <w:t>耶穌特別指出，祂使命的成就並非憑靠祂自己的本性或大能，而是藉著差祂來的父。耶穌對父的順服再次表明生命是神的恩賜。相信神兒子的人就是那接受神所賜生命——永生——的人。因此，所有信徒得享復活的應許，乃是神恩賜的自然結果（</w:t>
-      </w:r>
-      <w:hyperlink r:id="rId46">
-        <w:r>
-          <w:rPr>
-            <w:lang w:val="zh_TW" w:bidi="zh_TW"/>
-          </w:rPr>
-          <w:rPr>
-            <w:color w:val="0000EE"/>
-            <w:u w:val="single"/>
-          </w:rPr>
-          <w:t>約5:26–29</w:t>
-        </w:r>
-      </w:hyperlink>
-      <w:r>
-        <w:rPr>
-          <w:lang w:val="zh_TW" w:bidi="zh_TW"/>
-        </w:rPr>
-        <w:t>）。這在拉撒路的復活中得以明示，也因基督的復活作為「初熟的果子」（用保羅的術語，</w:t>
-      </w:r>
-      <w:hyperlink r:id="rId47">
-        <w:r>
-          <w:rPr>
-            <w:lang w:val="zh_TW" w:bidi="zh_TW"/>
-          </w:rPr>
-          <w:rPr>
-            <w:color w:val="0000EE"/>
-            <w:u w:val="single"/>
-          </w:rPr>
-          <w:t>林前15:23</w:t>
-        </w:r>
-      </w:hyperlink>
-      <w:r>
-        <w:rPr>
-          <w:lang w:val="zh_TW" w:bidi="zh_TW"/>
-        </w:rPr>
-        <w:t>）而得到保證。</w:t>
-      </w:r>
-    </w:p>
-    <w:p>
-      <w:pPr/>
-      <w:r>
-        <w:rPr>
-          <w:lang w:val="zh_TW" w:bidi="zh_TW"/>
-        </w:rPr>
-      </w:r>
-      <w:r>
-        <w:rPr>
-          <w:lang w:val="zh_TW" w:bidi="zh_TW"/>
-        </w:rPr>
-        <w:t>耶穌為永生的概念添加了進一步的內容，將其與認識真神聯繫起來（</w:t>
-      </w:r>
-      <w:hyperlink r:id="rId48">
-        <w:r>
-          <w:rPr>
-            <w:lang w:val="zh_TW" w:bidi="zh_TW"/>
-          </w:rPr>
-          <w:rPr>
-            <w:color w:val="0000EE"/>
-            <w:u w:val="single"/>
-          </w:rPr>
-          <w:t>約17:3</w:t>
-        </w:r>
-      </w:hyperlink>
-      <w:r>
-        <w:rPr>
-          <w:lang w:val="zh_TW" w:bidi="zh_TW"/>
-        </w:rPr>
-        <w:t>）。在希臘思想中，知識指的是經由沉思或神秘入神經驗（mystical ecstasy）所達成的結果。然而，在舊約中，知識意指經歷、關係、相交（fellowship）和關懷（參</w:t>
-      </w:r>
-      <w:hyperlink r:id="rId49">
-        <w:r>
-          <w:rPr>
-            <w:lang w:val="zh_TW" w:bidi="zh_TW"/>
-          </w:rPr>
-          <w:rPr>
-            <w:color w:val="0000EE"/>
-            <w:u w:val="single"/>
-          </w:rPr>
-          <w:t>耶31:34</w:t>
-        </w:r>
-      </w:hyperlink>
-      <w:r>
-        <w:rPr>
-          <w:lang w:val="zh_TW" w:bidi="zh_TW"/>
-        </w:rPr>
-        <w:t>）。這種將知識視同為親密關係的含義，從其動詞形式的用法中得到強調，因其用來指男性與女性之間親密的性關係（參</w:t>
-      </w:r>
-      <w:hyperlink r:id="rId50">
-        <w:r>
-          <w:rPr>
-            <w:lang w:val="zh_TW" w:bidi="zh_TW"/>
-          </w:rPr>
-          <w:rPr>
-            <w:color w:val="0000EE"/>
-            <w:u w:val="single"/>
-          </w:rPr>
-          <w:t>創4:1</w:t>
-        </w:r>
-      </w:hyperlink>
-      <w:r>
-        <w:rPr>
-          <w:lang w:val="zh_TW" w:bidi="zh_TW"/>
-        </w:rPr>
-        <w:t>）。耶穌說：「我是好牧人；我認識我的羊，我的羊也認識我，正如父認識我，我也認識父一樣」（</w:t>
-      </w:r>
-      <w:hyperlink r:id="rId51">
-        <w:r>
-          <w:rPr>
-            <w:lang w:val="zh_TW" w:bidi="zh_TW"/>
-          </w:rPr>
-          <w:rPr>
-            <w:color w:val="0000EE"/>
-            <w:u w:val="single"/>
-          </w:rPr>
-          <w:t>約10:14–15</w:t>
-        </w:r>
-      </w:hyperlink>
-      <w:r>
-        <w:rPr>
-          <w:lang w:val="zh_TW" w:bidi="zh_TW"/>
-        </w:rPr>
-        <w:t>）。父與子的親密互動，成為子與其門徒之間關係的典範。這種知識並非藉由教育或思維操縱而來，而是藉著子啟示而來（</w:t>
-      </w:r>
-      <w:hyperlink r:id="rId52">
-        <w:r>
-          <w:rPr>
-            <w:lang w:val="zh_TW" w:bidi="zh_TW"/>
-          </w:rPr>
-          <w:rPr>
-            <w:color w:val="0000EE"/>
-            <w:u w:val="single"/>
-          </w:rPr>
-          <w:t>1:18，</w:t>
-        </w:r>
-      </w:hyperlink>
-      <w:r>
-        <w:rPr>
-          <w:lang w:val="zh_TW" w:bidi="zh_TW"/>
-        </w:rPr>
-        <w:t>參</w:t>
-      </w:r>
-      <w:hyperlink r:id="rId53">
-        <w:r>
-          <w:rPr>
-            <w:lang w:val="zh_TW" w:bidi="zh_TW"/>
-          </w:rPr>
-          <w:rPr>
-            <w:color w:val="0000EE"/>
-            <w:u w:val="single"/>
-          </w:rPr>
-          <w:t>14:7</w:t>
-        </w:r>
-      </w:hyperlink>
-      <w:r>
-        <w:rPr>
-          <w:lang w:val="zh_TW" w:bidi="zh_TW"/>
-        </w:rPr>
-        <w:t>）。</w:t>
-      </w:r>
-    </w:p>
-    <w:p>
-      <w:pPr/>
-      <w:r>
-        <w:rPr>
-          <w:lang w:val="zh_TW" w:bidi="zh_TW"/>
-        </w:rPr>
-      </w:r>
-      <w:r>
-        <w:rPr>
-          <w:lang w:val="zh_TW" w:bidi="zh_TW"/>
-        </w:rPr>
-        <w:t>對永生概念中的主要元素進行簡要回顧，清楚地表明永生並不僅僅是無盡或永恆的生命。儘管永生沒有終極的界限，但聖經的重點主要是放在生命的質量上，特別是其神聖的屬性。永生是透過在基督裡啟示一位實的神，把將來世代的屬性引入當下，並帶來對神的認識以及其與神的關係。</w:t>
-      </w:r>
-    </w:p>
-    <w:p>
-      <w:pPr/>
-      <w:r>
-        <w:rPr>
-          <w:lang w:val="zh_TW" w:bidi="zh_TW"/>
-        </w:rPr>
-      </w:r>
-      <w:r>
-        <w:rPr>
-          <w:i/>
-          <w:lang w:val="zh_TW" w:bidi="zh_TW"/>
-        </w:rPr>
-        <w:t>另見</w:t>
-      </w:r>
-      <w:r>
-        <w:rPr>
-          <w:lang w:val="zh_TW" w:bidi="zh_TW"/>
-        </w:rPr>
-        <w:t xml:space="preserve"> </w:t>
-      </w:r>
-      <w:r>
-        <w:rPr>
-          <w:lang w:val="zh_TW" w:bidi="zh_TW"/>
-        </w:rPr>
-        <w:t>生命</w:t>
-      </w:r>
-      <w:r>
-        <w:rPr>
-          <w:lang w:val="zh_TW" w:bidi="zh_TW"/>
-        </w:rPr>
-        <w:t>；</w:t>
-      </w:r>
-      <w:r>
-        <w:rPr>
-          <w:lang w:val="zh_TW" w:bidi="zh_TW"/>
-        </w:rPr>
-        <w:t>新的創造，新的受造物</w:t>
-      </w:r>
-      <w:r>
-        <w:rPr>
-          <w:lang w:val="zh_TW" w:bidi="zh_TW"/>
-        </w:rPr>
-        <w:t>；</w:t>
-      </w:r>
-      <w:r>
-        <w:rPr>
-          <w:lang w:val="zh_TW" w:bidi="zh_TW"/>
-        </w:rPr>
-        <w:t>重生</w:t>
+        <w:t>預定</w:t>
       </w:r>
       <w:r>
         <w:rPr>

--- a/zht/docx/190.content.docx
+++ b/zht/docx/190.content.docx
@@ -149,7 +149,7 @@
         <w:rPr>
           <w:lang w:val="zh_TW" w:bidi="zh_TW"/>
         </w:rPr>
-        <w:t>xuan</w:t>
+        <w:t>xing</w:t>
       </w:r>
       <w:r>
         <w:rPr>
@@ -212,7 +212,7 @@
         <w:rPr>
           <w:lang w:val="zh_TW" w:bidi="zh_TW"/>
         </w:rPr>
-        <w:t>選舉</w:t>
+        <w:t>刑法和懲罰</w:t>
       </w:r>
       <w:r>
         <w:rPr>
@@ -231,7 +231,7 @@
         <w:rPr>
           <w:lang w:val="zh_TW" w:bidi="zh_TW"/>
         </w:rPr>
-        <w:t>在現代英文中，這些詞語指的是一群人選擇領袖或代表的過程，通常涉及從幾個候選人中做出選擇。</w:t>
+        <w:t>研究法律的科學或哲學稱為法理學（jurisprudence）。雖然現代法理學與聖經中的法律觀念相去甚遠，但聖經確實在法理學發展過程中發揮了一定作用。今天，人們清楚地區分刑法（criminal law）與民法（civil law）；但在聖經時代，這種區分並不明顯。今天，人們也把違反民法的行為（民事侵權〔torts〕）與較輕的罪行（輕罪〔misdemeanors〕）以及較嚴重的罪行（重罪〔felonies〕）區分開來。在聖經中，「罪（crimes）」包括了一切會受到懲罰的行為，甚至包括宗教方面的罪，例如拜偶像（敬拜假神）或褻瀆神（以輕蔑的言語或行為對待神）。</w:t>
       </w:r>
     </w:p>
     <w:p>
@@ -245,491 +245,7 @@
         <w:rPr>
           <w:lang w:val="zh_TW" w:bidi="zh_TW"/>
         </w:rPr>
-        <w:t>當「揀選（elect）」這個動詞在聖經中以神學意義使用時，通常是指神的行動，指神在做出選擇。在舊約中，它是用來指神揀選以色列成為祂的子民（參</w:t>
-      </w:r>
-      <w:hyperlink r:id="rId13">
-        <w:r>
-          <w:rPr>
-            <w:lang w:val="zh_TW" w:bidi="zh_TW"/>
-          </w:rPr>
-          <w:rPr>
-            <w:color w:val="0000EE"/>
-            <w:u w:val="single"/>
-          </w:rPr>
-          <w:t>徒13:17</w:t>
-        </w:r>
-      </w:hyperlink>
-      <w:r>
-        <w:rPr>
-          <w:lang w:val="zh_TW" w:bidi="zh_TW"/>
-        </w:rPr>
-        <w:t>）。以色列成為神的子民，不是因為他們決定要屬於神，而是因為神揀選了他們。神這樣做是因為祂對亞伯拉罕的應許，而不是因為以色列有什麼特別之處（</w:t>
-      </w:r>
-      <w:hyperlink r:id="rId14">
-        <w:r>
-          <w:rPr>
-            <w:lang w:val="zh_TW" w:bidi="zh_TW"/>
-          </w:rPr>
-          <w:rPr>
-            <w:color w:val="0000EE"/>
-            <w:u w:val="single"/>
-          </w:rPr>
-          <w:t>申7:7–8</w:t>
-        </w:r>
-      </w:hyperlink>
-      <w:r>
-        <w:rPr>
-          <w:lang w:val="zh_TW" w:bidi="zh_TW"/>
-        </w:rPr>
-        <w:t>）。神也揀選他們的領袖，如掃羅和大衛（</w:t>
-      </w:r>
-      <w:hyperlink r:id="rId15">
-        <w:r>
-          <w:rPr>
-            <w:lang w:val="zh_TW" w:bidi="zh_TW"/>
-          </w:rPr>
-          <w:rPr>
-            <w:color w:val="0000EE"/>
-            <w:u w:val="single"/>
-          </w:rPr>
-          <w:t>撒上10:24</w:t>
-        </w:r>
-      </w:hyperlink>
-      <w:r>
-        <w:rPr>
-          <w:lang w:val="zh_TW" w:bidi="zh_TW"/>
-        </w:rPr>
-        <w:t>；</w:t>
-      </w:r>
-      <w:hyperlink r:id="rId16">
-        <w:r>
-          <w:rPr>
-            <w:lang w:val="zh_TW" w:bidi="zh_TW"/>
-          </w:rPr>
-          <w:rPr>
-            <w:color w:val="0000EE"/>
-            <w:u w:val="single"/>
-          </w:rPr>
-          <w:t>撒下6:21</w:t>
-        </w:r>
-      </w:hyperlink>
-      <w:r>
-        <w:rPr>
-          <w:lang w:val="zh_TW" w:bidi="zh_TW"/>
-        </w:rPr>
-        <w:t>）。這些揀選是由神單獨決定的，而不是由人們投票決定的。因此，這個詞表示神的權柄，神有權決定將會發生的事情，這是獨立於人的選擇之外。</w:t>
-      </w:r>
-    </w:p>
-    <w:p>
-      <w:pPr/>
-      <w:r>
-        <w:rPr>
-          <w:lang w:val="zh_TW" w:bidi="zh_TW"/>
-        </w:rPr>
-      </w:r>
-      <w:r>
-        <w:rPr>
-          <w:lang w:val="zh_TW" w:bidi="zh_TW"/>
-        </w:rPr>
-        <w:t>新約聖經也有類似的概念。神的子民被描述為祂的「選民（his elect）」或「神的選民（chosen ones）」。耶穌在談到未來人子（Son of Man，耶穌用來稱呼自己的稱號）要來並聚集神的子民時，使用了這個詞語（</w:t>
-      </w:r>
-      <w:hyperlink r:id="rId17">
-        <w:r>
-          <w:rPr>
-            <w:lang w:val="zh_TW" w:bidi="zh_TW"/>
-          </w:rPr>
-          <w:rPr>
-            <w:color w:val="0000EE"/>
-            <w:u w:val="single"/>
-          </w:rPr>
-          <w:t>可13:20、27</w:t>
-        </w:r>
-      </w:hyperlink>
-      <w:r>
-        <w:rPr>
-          <w:lang w:val="zh_TW" w:bidi="zh_TW"/>
-        </w:rPr>
-        <w:t>）。耶穌將顯明，神的子民受苦並耐心等待祂是正確的（</w:t>
-      </w:r>
-      <w:hyperlink r:id="rId18">
-        <w:r>
-          <w:rPr>
-            <w:lang w:val="zh_TW" w:bidi="zh_TW"/>
-          </w:rPr>
-          <w:rPr>
-            <w:color w:val="0000EE"/>
-            <w:u w:val="single"/>
-          </w:rPr>
-          <w:t>路18:7</w:t>
-        </w:r>
-      </w:hyperlink>
-      <w:r>
-        <w:rPr>
-          <w:lang w:val="zh_TW" w:bidi="zh_TW"/>
-        </w:rPr>
-        <w:t>）。在</w:t>
-      </w:r>
-      <w:hyperlink r:id="rId19">
-        <w:r>
-          <w:rPr>
-            <w:lang w:val="zh_TW" w:bidi="zh_TW"/>
-          </w:rPr>
-          <w:rPr>
-            <w:color w:val="0000EE"/>
-            <w:u w:val="single"/>
-          </w:rPr>
-          <w:t>彼得前書二章9節</w:t>
-        </w:r>
-      </w:hyperlink>
-      <w:r>
-        <w:rPr>
-          <w:lang w:val="zh_TW" w:bidi="zh_TW"/>
-        </w:rPr>
-        <w:t>，神的子民被稱為「被揀選的族類（chosen [elect] people）」。這句話最初是用在以色列民身上的（</w:t>
-      </w:r>
-      <w:hyperlink r:id="rId20">
-        <w:r>
-          <w:rPr>
-            <w:lang w:val="zh_TW" w:bidi="zh_TW"/>
-          </w:rPr>
-          <w:rPr>
-            <w:color w:val="0000EE"/>
-            <w:u w:val="single"/>
-          </w:rPr>
-          <w:t>賽43:20</w:t>
-        </w:r>
-      </w:hyperlink>
-      <w:r>
-        <w:rPr>
-          <w:lang w:val="zh_TW" w:bidi="zh_TW"/>
-        </w:rPr>
-        <w:t>），這表明舊約中神的子民與新約中的基督教會是相聯繫的。神對以色列人的應許，現在在教會中得以實現。</w:t>
-      </w:r>
-    </w:p>
-    <w:p>
-      <w:pPr/>
-      <w:r>
-        <w:rPr>
-          <w:lang w:val="zh_TW" w:bidi="zh_TW"/>
-        </w:rPr>
-      </w:r>
-      <w:r>
-        <w:rPr>
-          <w:lang w:val="zh_TW" w:bidi="zh_TW"/>
-        </w:rPr>
-        <w:t>在</w:t>
-      </w:r>
-      <w:hyperlink r:id="rId21">
-        <w:r>
-          <w:rPr>
-            <w:lang w:val="zh_TW" w:bidi="zh_TW"/>
-          </w:rPr>
-          <w:rPr>
-            <w:color w:val="0000EE"/>
-            <w:u w:val="single"/>
-          </w:rPr>
-          <w:t>羅馬書九至十一章</w:t>
-        </w:r>
-      </w:hyperlink>
-      <w:r>
-        <w:rPr>
-          <w:lang w:val="zh_TW" w:bidi="zh_TW"/>
-        </w:rPr>
-        <w:t>，保羅談到一個問題：為什麼大多數猶太人拒絕了關於耶穌的好消息，而許多外邦人卻接受了呢？他說，現在有一小群（或餘民）的猶太人相信。神揀選了這群人是因著神的恩典，這群人是「選民」。這小群人得到了神原本為整個以色列所預備的福分。保羅說，許多人沒有接受這個信息，因為他們對此漸漸不再敏感。他將此描述為「頑梗不化」，這與人類普遍背離神的傾向有關（</w:t>
-      </w:r>
-      <w:hyperlink r:id="rId22">
-        <w:r>
-          <w:rPr>
-            <w:lang w:val="zh_TW" w:bidi="zh_TW"/>
-          </w:rPr>
-          <w:rPr>
-            <w:color w:val="0000EE"/>
-            <w:u w:val="single"/>
-          </w:rPr>
-          <w:t>羅11:5–7</w:t>
-        </w:r>
-      </w:hyperlink>
-      <w:r>
-        <w:rPr>
-          <w:lang w:val="zh_TW" w:bidi="zh_TW"/>
-        </w:rPr>
-        <w:t>）。</w:t>
-      </w:r>
-    </w:p>
-    <w:p>
-      <w:pPr/>
-      <w:r>
-        <w:rPr>
-          <w:lang w:val="zh_TW" w:bidi="zh_TW"/>
-        </w:rPr>
-      </w:r>
-      <w:r>
-        <w:rPr>
-          <w:lang w:val="zh_TW" w:bidi="zh_TW"/>
-        </w:rPr>
-        <w:t>然而，保羅說神並沒有取消祂揀選以色列作為祂的子民。保羅解釋說，雖然許多猶太人沒有接受關於耶穌的信息，但這使得外邦人也能接受神的祝福。保羅強調神仍然愛猶太人，並且不會收回對他們的應許（</w:t>
-      </w:r>
-      <w:hyperlink r:id="rId23">
-        <w:r>
-          <w:rPr>
-            <w:lang w:val="zh_TW" w:bidi="zh_TW"/>
-          </w:rPr>
-          <w:rPr>
-            <w:color w:val="0000EE"/>
-            <w:u w:val="single"/>
-          </w:rPr>
-          <w:t>羅11:28</w:t>
-        </w:r>
-      </w:hyperlink>
-      <w:r>
-        <w:rPr>
-          <w:lang w:val="zh_TW" w:bidi="zh_TW"/>
-        </w:rPr>
-        <w:t>）。正因如此，保羅相信將來會有許多猶太人歸向神。</w:t>
-      </w:r>
-    </w:p>
-    <w:p>
-      <w:pPr/>
-      <w:r>
-        <w:rPr>
-          <w:lang w:val="zh_TW" w:bidi="zh_TW"/>
-        </w:rPr>
-      </w:r>
-      <w:r>
-        <w:rPr>
-          <w:lang w:val="zh_TW" w:bidi="zh_TW"/>
-        </w:rPr>
-        <w:t>聖經中翻譯為「選民」的詞語通常以複數形式出現，指的是所有神的子民或特定地方教會的成員（</w:t>
-      </w:r>
-      <w:hyperlink r:id="rId24">
-        <w:r>
-          <w:rPr>
-            <w:lang w:val="zh_TW" w:bidi="zh_TW"/>
-          </w:rPr>
-          <w:rPr>
-            <w:color w:val="0000EE"/>
-            <w:u w:val="single"/>
-          </w:rPr>
-          <w:t>羅8:33</w:t>
-        </w:r>
-      </w:hyperlink>
-      <w:r>
-        <w:rPr>
-          <w:lang w:val="zh_TW" w:bidi="zh_TW"/>
-        </w:rPr>
-        <w:t>；</w:t>
-      </w:r>
-      <w:hyperlink r:id="rId25">
-        <w:r>
-          <w:rPr>
-            <w:lang w:val="zh_TW" w:bidi="zh_TW"/>
-          </w:rPr>
-          <w:rPr>
-            <w:color w:val="0000EE"/>
-            <w:u w:val="single"/>
-          </w:rPr>
-          <w:t>西3:12</w:t>
-        </w:r>
-      </w:hyperlink>
-      <w:r>
-        <w:rPr>
-          <w:lang w:val="zh_TW" w:bidi="zh_TW"/>
-        </w:rPr>
-        <w:t>；</w:t>
-      </w:r>
-      <w:hyperlink r:id="rId26">
-        <w:r>
-          <w:rPr>
-            <w:lang w:val="zh_TW" w:bidi="zh_TW"/>
-          </w:rPr>
-          <w:rPr>
-            <w:color w:val="0000EE"/>
-            <w:u w:val="single"/>
-          </w:rPr>
-          <w:t>帖前1:4</w:t>
-        </w:r>
-      </w:hyperlink>
-      <w:r>
-        <w:rPr>
-          <w:lang w:val="zh_TW" w:bidi="zh_TW"/>
-        </w:rPr>
-        <w:t>；</w:t>
-      </w:r>
-      <w:hyperlink r:id="rId27">
-        <w:r>
-          <w:rPr>
-            <w:lang w:val="zh_TW" w:bidi="zh_TW"/>
-          </w:rPr>
-          <w:rPr>
-            <w:color w:val="0000EE"/>
-            <w:u w:val="single"/>
-          </w:rPr>
-          <w:t>提後2:10</w:t>
-        </w:r>
-      </w:hyperlink>
-      <w:r>
-        <w:rPr>
-          <w:lang w:val="zh_TW" w:bidi="zh_TW"/>
-        </w:rPr>
-        <w:t>；</w:t>
-      </w:r>
-      <w:hyperlink r:id="rId28">
-        <w:r>
-          <w:rPr>
-            <w:lang w:val="zh_TW" w:bidi="zh_TW"/>
-          </w:rPr>
-          <w:rPr>
-            <w:color w:val="0000EE"/>
-            <w:u w:val="single"/>
-          </w:rPr>
-          <w:t>多1:1</w:t>
-        </w:r>
-      </w:hyperlink>
-      <w:r>
-        <w:rPr>
-          <w:lang w:val="zh_TW" w:bidi="zh_TW"/>
-        </w:rPr>
-        <w:t>；</w:t>
-      </w:r>
-      <w:hyperlink r:id="rId29">
-        <w:r>
-          <w:rPr>
-            <w:lang w:val="zh_TW" w:bidi="zh_TW"/>
-          </w:rPr>
-          <w:rPr>
-            <w:color w:val="0000EE"/>
-            <w:u w:val="single"/>
-          </w:rPr>
-          <w:t>彼前1:1–2</w:t>
-        </w:r>
-      </w:hyperlink>
-      <w:r>
-        <w:rPr>
-          <w:lang w:val="zh_TW" w:bidi="zh_TW"/>
-        </w:rPr>
-        <w:t>；</w:t>
-      </w:r>
-      <w:hyperlink r:id="rId30">
-        <w:r>
-          <w:rPr>
-            <w:lang w:val="zh_TW" w:bidi="zh_TW"/>
-          </w:rPr>
-          <w:rPr>
-            <w:color w:val="0000EE"/>
-            <w:u w:val="single"/>
-          </w:rPr>
-          <w:t>彼後1:10</w:t>
-        </w:r>
-      </w:hyperlink>
-      <w:r>
-        <w:rPr>
-          <w:lang w:val="zh_TW" w:bidi="zh_TW"/>
-        </w:rPr>
-        <w:t>；</w:t>
-      </w:r>
-      <w:hyperlink r:id="rId31">
-        <w:r>
-          <w:rPr>
-            <w:lang w:val="zh_TW" w:bidi="zh_TW"/>
-          </w:rPr>
-          <w:rPr>
-            <w:color w:val="0000EE"/>
-            <w:u w:val="single"/>
-          </w:rPr>
-          <w:t>啟17:14</w:t>
-        </w:r>
-      </w:hyperlink>
-      <w:r>
-        <w:rPr>
-          <w:lang w:val="zh_TW" w:bidi="zh_TW"/>
-        </w:rPr>
-        <w:t>；參</w:t>
-      </w:r>
-      <w:hyperlink r:id="rId32">
-        <w:r>
-          <w:rPr>
-            <w:lang w:val="zh_TW" w:bidi="zh_TW"/>
-          </w:rPr>
-          <w:rPr>
-            <w:color w:val="0000EE"/>
-            <w:u w:val="single"/>
-          </w:rPr>
-          <w:t>羅16:13</w:t>
-        </w:r>
-      </w:hyperlink>
-      <w:r>
-        <w:rPr>
-          <w:lang w:val="zh_TW" w:bidi="zh_TW"/>
-        </w:rPr>
-        <w:t>和</w:t>
-      </w:r>
-      <w:hyperlink r:id="rId33">
-        <w:r>
-          <w:rPr>
-            <w:lang w:val="zh_TW" w:bidi="zh_TW"/>
-          </w:rPr>
-          <w:rPr>
-            <w:color w:val="0000EE"/>
-            <w:u w:val="single"/>
-          </w:rPr>
-          <w:t>約二1:13</w:t>
-        </w:r>
-      </w:hyperlink>
-      <w:r>
-        <w:rPr>
-          <w:lang w:val="zh_TW" w:bidi="zh_TW"/>
-        </w:rPr>
-        <w:t>，這兩處經文中使用的是單數形式）。使用複數形式可能有兩個原因。一個原因是，大部分新約書信是寫給團體而非個人的。更有可能的原因是，這顯示神揀選的是一個群體，而不僅僅只是個別的人。</w:t>
-      </w:r>
-    </w:p>
-    <w:p>
-      <w:pPr/>
-      <w:r>
-        <w:rPr>
-          <w:lang w:val="zh_TW" w:bidi="zh_TW"/>
-        </w:rPr>
-      </w:r>
-      <w:r>
-        <w:rPr>
-          <w:lang w:val="zh_TW" w:bidi="zh_TW"/>
-        </w:rPr>
-        <w:t>「揀選」這個詞顯示了成為神的子民始於神的揀選。這個揀選發生在時間開始之前，在任何人能夠回應之前（</w:t>
-      </w:r>
-      <w:hyperlink r:id="rId34">
-        <w:r>
-          <w:rPr>
-            <w:lang w:val="zh_TW" w:bidi="zh_TW"/>
-          </w:rPr>
-          <w:rPr>
-            <w:color w:val="0000EE"/>
-            <w:u w:val="single"/>
-          </w:rPr>
-          <w:t>弗1:4</w:t>
-        </w:r>
-      </w:hyperlink>
-      <w:r>
-        <w:rPr>
-          <w:lang w:val="zh_TW" w:bidi="zh_TW"/>
-        </w:rPr>
-        <w:t>；參</w:t>
-      </w:r>
-      <w:hyperlink r:id="rId35">
-        <w:r>
-          <w:rPr>
-            <w:lang w:val="zh_TW" w:bidi="zh_TW"/>
-          </w:rPr>
-          <w:rPr>
-            <w:color w:val="0000EE"/>
-            <w:u w:val="single"/>
-          </w:rPr>
-          <w:t>約15:16、19</w:t>
-        </w:r>
-      </w:hyperlink>
-      <w:r>
-        <w:rPr>
-          <w:lang w:val="zh_TW" w:bidi="zh_TW"/>
-        </w:rPr>
-        <w:t>）。是神呼召了男人和女人成為祂的子民，凡回應的人就是選民。神揀選人並不是因為他們善良或值得揀選。事實上，祂常常會揀選：</w:t>
+        <w:t>概述</w:t>
       </w:r>
     </w:p>
     <w:p>
@@ -745,9 +261,10 @@
       </w:r>
       <w:r>
         <w:rPr>
-          <w:lang w:val="zh_TW" w:bidi="zh_TW"/>
-        </w:rPr>
-        <w:t>世上愚拙的，叫有智慧的羞愧</w:t>
+          <w:u w:val="single"/>
+          <w:lang w:val="zh_TW" w:bidi="zh_TW"/>
+        </w:rPr>
+        <w:t>近東背景</w:t>
       </w:r>
     </w:p>
     <w:p>
@@ -763,9 +280,10 @@
       </w:r>
       <w:r>
         <w:rPr>
-          <w:lang w:val="zh_TW" w:bidi="zh_TW"/>
-        </w:rPr>
-        <w:t>世上軟弱的，叫那強壯的羞愧</w:t>
+          <w:u w:val="single"/>
+          <w:lang w:val="zh_TW" w:bidi="zh_TW"/>
+        </w:rPr>
+        <w:t>希伯來刑法</w:t>
       </w:r>
     </w:p>
     <w:p>
@@ -781,55 +299,10 @@
       </w:r>
       <w:r>
         <w:rPr>
-          <w:lang w:val="zh_TW" w:bidi="zh_TW"/>
-        </w:rPr>
-        <w:t>世上卑賤的，被人厭惡的，以及那無有的，為要廢掉那有的（</w:t>
-      </w:r>
-      <w:hyperlink r:id="rId36">
-        <w:r>
-          <w:rPr>
-            <w:lang w:val="zh_TW" w:bidi="zh_TW"/>
-          </w:rPr>
-          <w:rPr>
-            <w:color w:val="0000EE"/>
-            <w:u w:val="single"/>
-          </w:rPr>
-          <w:t>林前1:27–28</w:t>
-        </w:r>
-      </w:hyperlink>
-      <w:r>
-        <w:rPr>
-          <w:lang w:val="zh_TW" w:bidi="zh_TW"/>
-        </w:rPr>
-        <w:t>）</w:t>
-      </w:r>
-    </w:p>
-    <w:p>
-      <w:pPr/>
-      <w:r>
-        <w:rPr>
-          <w:lang w:val="zh_TW" w:bidi="zh_TW"/>
-        </w:rPr>
-      </w:r>
-      <w:r>
-        <w:rPr>
-          <w:lang w:val="zh_TW" w:bidi="zh_TW"/>
-        </w:rPr>
-        <w:t>這意味著，選民不能因自己的成就或地位而誇耀。他們的一切都來自神，他們不能自誇或認為自己比別人強。</w:t>
-      </w:r>
-    </w:p>
-    <w:p>
-      <w:pPr/>
-      <w:r>
-        <w:rPr>
-          <w:lang w:val="zh_TW" w:bidi="zh_TW"/>
-        </w:rPr>
-      </w:r>
-      <w:r>
-        <w:rPr>
-          <w:lang w:val="zh_TW" w:bidi="zh_TW"/>
-        </w:rPr>
-        <w:t>神揀選的子民有特別的好處：</w:t>
+          <w:u w:val="single"/>
+          <w:lang w:val="zh_TW" w:bidi="zh_TW"/>
+        </w:rPr>
+        <w:t>刑罰</w:t>
       </w:r>
     </w:p>
     <w:p>
@@ -845,9 +318,350 @@
       </w:r>
       <w:r>
         <w:rPr>
-          <w:lang w:val="zh_TW" w:bidi="zh_TW"/>
-        </w:rPr>
-        <w:t>神幫助他們，因此沒有人可以控告他們以至於讓神拒絕他們（</w:t>
+          <w:u w:val="single"/>
+          <w:lang w:val="zh_TW" w:bidi="zh_TW"/>
+        </w:rPr>
+        <w:t>結論</w:t>
+      </w:r>
+    </w:p>
+    <w:p>
+      <w:pPr>
+        <w:pStyle w:val="Heading3"/>
+      </w:pPr>
+      <w:r>
+        <w:rPr>
+          <w:lang w:val="zh_TW" w:bidi="zh_TW"/>
+        </w:rPr>
+        <w:t>近東背境</w:t>
+      </w:r>
+    </w:p>
+    <w:p>
+      <w:pPr/>
+      <w:r>
+        <w:rPr>
+          <w:lang w:val="zh_TW" w:bidi="zh_TW"/>
+        </w:rPr>
+      </w:r>
+      <w:r>
+        <w:rPr>
+          <w:lang w:val="zh_TW" w:bidi="zh_TW"/>
+        </w:rPr>
+        <w:t>無論在古代還是現代社會，人們都認為要用法律來規範個人的行為，是維護群體、城邦或國的利益所必需的。現今，人們認為法律是由人們為了保護自身而制定的。相比之下，人們認為古代近東所有法典都是直接源自於神明。希伯來律法雖然具有自己的特色，但仍遵循近東法典的一般模式。從現存的法典，例如漢謨拉比法典（Code of Hammurabi）、亞述法典和赫人法典中，都可看出這一點。</w:t>
+      </w:r>
+    </w:p>
+    <w:p>
+      <w:pPr/>
+      <w:r>
+        <w:rPr>
+          <w:lang w:val="zh_TW" w:bidi="zh_TW"/>
+        </w:rPr>
+      </w:r>
+      <w:r>
+        <w:rPr>
+          <w:lang w:val="zh_TW" w:bidi="zh_TW"/>
+        </w:rPr>
+        <w:t>雖然證據顯示，漢謨拉比（Hammurab）參考了更早期的蘇美法典（Sumerian codes）來制定自己部分的法律，但他仍宣稱這部法典是從公義之神撒瑪旭（Shamash）所領受的。這項宣稱的主要目的，很可能是要表明他的法典得到撒瑪旭明確的認可。因為至少有些人會知道，這部法典大部分內容其實是根據更早的法律編纂而成的。同樣地，聖經清楚記載了摩西在西奈山領受律法（</w:t>
+      </w:r>
+      <w:hyperlink r:id="rId13">
+        <w:r>
+          <w:rPr>
+            <w:lang w:val="zh_TW" w:bidi="zh_TW"/>
+          </w:rPr>
+          <w:rPr>
+            <w:color w:val="0000EE"/>
+            <w:u w:val="single"/>
+          </w:rPr>
+          <w:t>出19–24章</w:t>
+        </w:r>
+      </w:hyperlink>
+      <w:r>
+        <w:rPr>
+          <w:lang w:val="zh_TW" w:bidi="zh_TW"/>
+        </w:rPr>
+        <w:t>），但這並不排除十誡（即十條誡命）的部分內容可能已經存在於更早的法典之中。摩西律法中也可能包含了一些社會規範，而這些規範是在以色列人寄居埃及期間採納並調整過的。</w:t>
+      </w:r>
+    </w:p>
+    <w:p>
+      <w:pPr>
+        <w:pStyle w:val="Heading3"/>
+      </w:pPr>
+      <w:r>
+        <w:rPr>
+          <w:lang w:val="zh_TW" w:bidi="zh_TW"/>
+        </w:rPr>
+        <w:t>希伯來刑法</w:t>
+      </w:r>
+    </w:p>
+    <w:p>
+      <w:pPr>
+        <w:pStyle w:val="Heading4"/>
+      </w:pPr>
+      <w:r>
+        <w:rPr>
+          <w:lang w:val="zh_TW" w:bidi="zh_TW"/>
+        </w:rPr>
+        <w:t>關於得罪神之罪的律法</w:t>
+      </w:r>
+    </w:p>
+    <w:p>
+      <w:pPr/>
+      <w:r>
+        <w:rPr>
+          <w:lang w:val="zh_TW" w:bidi="zh_TW"/>
+        </w:rPr>
+      </w:r>
+      <w:r>
+        <w:rPr>
+          <w:lang w:val="zh_TW" w:bidi="zh_TW"/>
+        </w:rPr>
+        <w:t>希伯來律法是為一群將宗教信仰視為至關重要，且他們的信仰又容易受到周圍異教民族影響的人民所制定的。因此，希伯來律法有相當大的篇幅是涉及得罪神的罪，也就不足為奇。律法書或摩西五經（聖經最前面的五卷書）一再禁止人拜偶像：「不可為自己雕刻偶像，也不可做甚麼形像彷彿上天、下地，和地底下、水中的百物。不可跪拜那些像，也不可事奉它。」（</w:t>
+      </w:r>
+      <w:hyperlink r:id="rId14">
+        <w:r>
+          <w:rPr>
+            <w:lang w:val="zh_TW" w:bidi="zh_TW"/>
+          </w:rPr>
+          <w:rPr>
+            <w:color w:val="0000EE"/>
+            <w:u w:val="single"/>
+          </w:rPr>
+          <w:t>出20:4–5</w:t>
+        </w:r>
+      </w:hyperlink>
+      <w:r>
+        <w:rPr>
+          <w:lang w:val="zh_TW" w:bidi="zh_TW"/>
+        </w:rPr>
+        <w:t>）。在一些異教宗教會獻上嬰孩為祭，而在以色列被明文禁止。這項罪與其它殺人罪一樣，都要處以石刑（</w:t>
+      </w:r>
+      <w:hyperlink r:id="rId15">
+        <w:r>
+          <w:rPr>
+            <w:lang w:val="zh_TW" w:bidi="zh_TW"/>
+          </w:rPr>
+          <w:rPr>
+            <w:color w:val="0000EE"/>
+            <w:u w:val="single"/>
+          </w:rPr>
+          <w:t>利20:2</w:t>
+        </w:r>
+      </w:hyperlink>
+      <w:r>
+        <w:rPr>
+          <w:lang w:val="zh_TW" w:bidi="zh_TW"/>
+        </w:rPr>
+        <w:t>）。</w:t>
+      </w:r>
+    </w:p>
+    <w:p>
+      <w:pPr/>
+      <w:r>
+        <w:rPr>
+          <w:lang w:val="zh_TW" w:bidi="zh_TW"/>
+        </w:rPr>
+      </w:r>
+      <w:r>
+        <w:rPr>
+          <w:lang w:val="zh_TW" w:bidi="zh_TW"/>
+        </w:rPr>
+        <w:t>利未記記載，褻瀆神的名應當處以石刑（</w:t>
+      </w:r>
+      <w:hyperlink r:id="rId16">
+        <w:r>
+          <w:rPr>
+            <w:lang w:val="zh_TW" w:bidi="zh_TW"/>
+          </w:rPr>
+          <w:rPr>
+            <w:color w:val="0000EE"/>
+            <w:u w:val="single"/>
+          </w:rPr>
+          <w:t>利24:11–16</w:t>
+        </w:r>
+      </w:hyperlink>
+      <w:r>
+        <w:rPr>
+          <w:lang w:val="zh_TW" w:bidi="zh_TW"/>
+        </w:rPr>
+        <w:t>）。說假預言也是一種罪。這項指控可能適用於鳳雅巍以外的神的名說預言的人，或假稱自己的預言來自神啟示的人。耶利米曾預言尼布甲尼撒將戰勝猶大南國；人們一度認為這是假預言，因此他幾乎被暴民私刑處死（</w:t>
+      </w:r>
+      <w:hyperlink r:id="rId17">
+        <w:r>
+          <w:rPr>
+            <w:lang w:val="zh_TW" w:bidi="zh_TW"/>
+          </w:rPr>
+          <w:rPr>
+            <w:color w:val="0000EE"/>
+            <w:u w:val="single"/>
+          </w:rPr>
+          <w:t>耶26:8–9</w:t>
+        </w:r>
+      </w:hyperlink>
+      <w:r>
+        <w:rPr>
+          <w:lang w:val="zh_TW" w:bidi="zh_TW"/>
+        </w:rPr>
+        <w:t>）。</w:t>
+      </w:r>
+    </w:p>
+    <w:p>
+      <w:pPr/>
+      <w:r>
+        <w:rPr>
+          <w:lang w:val="zh_TW" w:bidi="zh_TW"/>
+        </w:rPr>
+      </w:r>
+      <w:r>
+        <w:rPr>
+          <w:lang w:val="zh_TW" w:bidi="zh_TW"/>
+        </w:rPr>
+        <w:t>守一週的第七日為聖日的觀念，源於記念神在六日之內創造天地，並在第七日安息。守安息日，就是要全家停止一切勞動，包括家中的牲畜在內（</w:t>
+      </w:r>
+      <w:hyperlink r:id="rId18">
+        <w:r>
+          <w:rPr>
+            <w:lang w:val="zh_TW" w:bidi="zh_TW"/>
+          </w:rPr>
+          <w:rPr>
+            <w:color w:val="0000EE"/>
+            <w:u w:val="single"/>
+          </w:rPr>
+          <w:t>出16:23</w:t>
+        </w:r>
+      </w:hyperlink>
+      <w:r>
+        <w:rPr>
+          <w:lang w:val="zh_TW" w:bidi="zh_TW"/>
+        </w:rPr>
+        <w:t>，</w:t>
+      </w:r>
+      <w:hyperlink r:id="rId19">
+        <w:r>
+          <w:rPr>
+            <w:lang w:val="zh_TW" w:bidi="zh_TW"/>
+          </w:rPr>
+          <w:rPr>
+            <w:color w:val="0000EE"/>
+            <w:u w:val="single"/>
+          </w:rPr>
+          <w:t>20:8–11</w:t>
+        </w:r>
+      </w:hyperlink>
+      <w:r>
+        <w:rPr>
+          <w:lang w:val="zh_TW" w:bidi="zh_TW"/>
+        </w:rPr>
+        <w:t>）。百姓也必須在安息日聚集敬拜神。到了希伯來歷史較後期，這類聚會包括誦讀聖經、禱告和講道。違反安息日規定的人可能會被判處死刑。正如民數記中記載一個人在安息日撿柴，因此被處死（</w:t>
+      </w:r>
+      <w:hyperlink r:id="rId20">
+        <w:r>
+          <w:rPr>
+            <w:lang w:val="zh_TW" w:bidi="zh_TW"/>
+          </w:rPr>
+          <w:rPr>
+            <w:color w:val="0000EE"/>
+            <w:u w:val="single"/>
+          </w:rPr>
+          <w:t>民15:32–36</w:t>
+        </w:r>
+      </w:hyperlink>
+      <w:r>
+        <w:rPr>
+          <w:lang w:val="zh_TW" w:bidi="zh_TW"/>
+        </w:rPr>
+        <w:t>）。</w:t>
+      </w:r>
+    </w:p>
+    <w:p>
+      <w:pPr/>
+      <w:r>
+        <w:rPr>
+          <w:lang w:val="zh_TW" w:bidi="zh_TW"/>
+        </w:rPr>
+      </w:r>
+      <w:r>
+        <w:rPr>
+          <w:lang w:val="zh_TW" w:bidi="zh_TW"/>
+        </w:rPr>
+        <w:t>任何蓄意犯罪都被視為得罪神的罪，因為一切律法都出於神；因此，這類罪都可判處死刑 （</w:t>
+      </w:r>
+      <w:hyperlink r:id="rId21">
+        <w:r>
+          <w:rPr>
+            <w:lang w:val="zh_TW" w:bidi="zh_TW"/>
+          </w:rPr>
+          <w:rPr>
+            <w:color w:val="0000EE"/>
+            <w:u w:val="single"/>
+          </w:rPr>
+          <w:t>民15:30–31</w:t>
+        </w:r>
+      </w:hyperlink>
+      <w:r>
+        <w:rPr>
+          <w:lang w:val="zh_TW" w:bidi="zh_TW"/>
+        </w:rPr>
+        <w:t>）。希伯來律法也要求人要把初熟之物獻給耶和華，不可拖延。這項規定有時也延伸到長子身上，就是把長子分別出來歸給耶和華（雅巍），在聖殿中事奉祂 （</w:t>
+      </w:r>
+      <w:hyperlink r:id="rId22">
+        <w:r>
+          <w:rPr>
+            <w:lang w:val="zh_TW" w:bidi="zh_TW"/>
+          </w:rPr>
+          <w:rPr>
+            <w:color w:val="0000EE"/>
+            <w:u w:val="single"/>
+          </w:rPr>
+          <w:t>出22:29–30</w:t>
+        </w:r>
+      </w:hyperlink>
+      <w:r>
+        <w:rPr>
+          <w:lang w:val="zh_TW" w:bidi="zh_TW"/>
+        </w:rPr>
+        <w:t>；</w:t>
+      </w:r>
+      <w:hyperlink r:id="rId23">
+        <w:r>
+          <w:rPr>
+            <w:lang w:val="zh_TW" w:bidi="zh_TW"/>
+          </w:rPr>
+          <w:rPr>
+            <w:color w:val="0000EE"/>
+            <w:u w:val="single"/>
+          </w:rPr>
+          <w:t>申15:19</w:t>
+        </w:r>
+      </w:hyperlink>
+      <w:r>
+        <w:rPr>
+          <w:lang w:val="zh_TW" w:bidi="zh_TW"/>
+        </w:rPr>
+        <w:t>）。</w:t>
+      </w:r>
+    </w:p>
+    <w:p>
+      <w:pPr>
+        <w:pStyle w:val="Heading4"/>
+      </w:pPr>
+      <w:r>
+        <w:rPr>
+          <w:lang w:val="zh_TW" w:bidi="zh_TW"/>
+        </w:rPr>
+        <w:t>人身傷害</w:t>
+      </w:r>
+    </w:p>
+    <w:p>
+      <w:pPr/>
+      <w:r>
+        <w:rPr>
+          <w:lang w:val="zh_TW" w:bidi="zh_TW"/>
+        </w:rPr>
+      </w:r>
+      <w:r>
+        <w:rPr>
+          <w:lang w:val="zh_TW" w:bidi="zh_TW"/>
+        </w:rPr>
+        <w:t>謀殺是冒犯神形像的罪；在舊約聖經時代，這是許多可判處死刑的罪之一。出埃及記明確規定：「打人以致打死的，必要把他治死。」（</w:t>
       </w:r>
       <w:hyperlink r:id="rId24">
         <w:r>
@@ -858,14 +672,2882 @@
             <w:color w:val="0000EE"/>
             <w:u w:val="single"/>
           </w:rPr>
-          <w:t>羅8:33</w:t>
-        </w:r>
-      </w:hyperlink>
-      <w:r>
-        <w:rPr>
-          <w:lang w:val="zh_TW" w:bidi="zh_TW"/>
-        </w:rPr>
-        <w:t xml:space="preserve">）。 </w:t>
+          <w:t>出21:12</w:t>
+        </w:r>
+      </w:hyperlink>
+      <w:r>
+        <w:rPr>
+          <w:lang w:val="zh_TW" w:bidi="zh_TW"/>
+        </w:rPr>
+        <w:t>）。如果兇手使用石頭、木器或鐵器等凶器殺人，死者的親屬可以為死者報仇，將兇手處死。如果死亡事件純屬意外，會眾有時會保護肇事者，並幫助他逃往附近的逃城。他只要留在逃城內，便可得到保護。這人必須住在那裡，直到當時的大祭司去世，之後才可以返回自己的城（</w:t>
+      </w:r>
+      <w:hyperlink r:id="rId25">
+        <w:r>
+          <w:rPr>
+            <w:lang w:val="zh_TW" w:bidi="zh_TW"/>
+          </w:rPr>
+          <w:rPr>
+            <w:color w:val="0000EE"/>
+            <w:u w:val="single"/>
+          </w:rPr>
+          <w:t>民35:10–28</w:t>
+        </w:r>
+      </w:hyperlink>
+      <w:r>
+        <w:rPr>
+          <w:lang w:val="zh_TW" w:bidi="zh_TW"/>
+        </w:rPr>
+        <w:t>）。第六條誡命吩咐說：「不可殺人」（</w:t>
+      </w:r>
+      <w:hyperlink r:id="rId26">
+        <w:r>
+          <w:rPr>
+            <w:lang w:val="zh_TW" w:bidi="zh_TW"/>
+          </w:rPr>
+          <w:rPr>
+            <w:color w:val="0000EE"/>
+            <w:u w:val="single"/>
+          </w:rPr>
+          <w:t>出20:13</w:t>
+        </w:r>
+      </w:hyperlink>
+      <w:r>
+        <w:rPr>
+          <w:lang w:val="zh_TW" w:bidi="zh_TW"/>
+        </w:rPr>
+        <w:t>）。這裡的希伯來文特指謀殺，而不是所有形式的殺戮。因此，在爭戰中殺死仇敵，以及依法處死殺人犯，都被視為必要之舉，並不在禁止之列。任何定罪都必須有一位以上的見證人，尤其是在謀殺案件中更是如此（</w:t>
+      </w:r>
+      <w:hyperlink r:id="rId27">
+        <w:r>
+          <w:rPr>
+            <w:lang w:val="zh_TW" w:bidi="zh_TW"/>
+          </w:rPr>
+          <w:rPr>
+            <w:color w:val="0000EE"/>
+            <w:u w:val="single"/>
+          </w:rPr>
+          <w:t>民35:30</w:t>
+        </w:r>
+      </w:hyperlink>
+      <w:r>
+        <w:rPr>
+          <w:lang w:val="zh_TW" w:bidi="zh_TW"/>
+        </w:rPr>
+        <w:t>；</w:t>
+      </w:r>
+      <w:hyperlink r:id="rId28">
+        <w:r>
+          <w:rPr>
+            <w:lang w:val="zh_TW" w:bidi="zh_TW"/>
+          </w:rPr>
+          <w:rPr>
+            <w:color w:val="0000EE"/>
+            <w:u w:val="single"/>
+          </w:rPr>
+          <w:t>申17:6</w:t>
+        </w:r>
+      </w:hyperlink>
+      <w:r>
+        <w:rPr>
+          <w:lang w:val="zh_TW" w:bidi="zh_TW"/>
+        </w:rPr>
+        <w:t>，</w:t>
+      </w:r>
+      <w:hyperlink r:id="rId29">
+        <w:r>
+          <w:rPr>
+            <w:lang w:val="zh_TW" w:bidi="zh_TW"/>
+          </w:rPr>
+          <w:rPr>
+            <w:color w:val="0000EE"/>
+            <w:u w:val="single"/>
+          </w:rPr>
+          <w:t>19:15</w:t>
+        </w:r>
+      </w:hyperlink>
+      <w:r>
+        <w:rPr>
+          <w:lang w:val="zh_TW" w:bidi="zh_TW"/>
+        </w:rPr>
+        <w:t>）。</w:t>
+      </w:r>
+    </w:p>
+    <w:p>
+      <w:pPr/>
+      <w:r>
+        <w:rPr>
+          <w:lang w:val="zh_TW" w:bidi="zh_TW"/>
+        </w:rPr>
+      </w:r>
+      <w:r>
+        <w:rPr>
+          <w:lang w:val="zh_TW" w:bidi="zh_TW"/>
+        </w:rPr>
+        <w:t>漢謨拉比法典規定，如果一個人意外使他人受傷，他必須支付醫治傷者的費用。如果傷者死亡，則要按照死者的身分地位繳納罰金。從某方面來說，希伯來律法比這更進一步，因為它要求加害者賠償傷者因受傷而損失的時間（</w:t>
+      </w:r>
+      <w:hyperlink r:id="rId30">
+        <w:r>
+          <w:rPr>
+            <w:lang w:val="zh_TW" w:bidi="zh_TW"/>
+          </w:rPr>
+          <w:rPr>
+            <w:color w:val="0000EE"/>
+            <w:u w:val="single"/>
+          </w:rPr>
+          <w:t>出21:18–19</w:t>
+        </w:r>
+      </w:hyperlink>
+      <w:r>
+        <w:rPr>
+          <w:lang w:val="zh_TW" w:bidi="zh_TW"/>
+        </w:rPr>
+        <w:t>）。</w:t>
+      </w:r>
+    </w:p>
+    <w:p>
+      <w:pPr/>
+      <w:r>
+        <w:rPr>
+          <w:lang w:val="zh_TW" w:bidi="zh_TW"/>
+        </w:rPr>
+      </w:r>
+      <w:r>
+        <w:rPr>
+          <w:lang w:val="zh_TW" w:bidi="zh_TW"/>
+        </w:rPr>
+        <w:t>在舊約聖經中，拐帶人口要被判處死刑。出埃及記說：「拐帶人口，或是把人賣了，或是留在他手下，必要把他治死。」（</w:t>
+      </w:r>
+      <w:hyperlink r:id="rId31">
+        <w:r>
+          <w:rPr>
+            <w:lang w:val="zh_TW" w:bidi="zh_TW"/>
+          </w:rPr>
+          <w:rPr>
+            <w:color w:val="0000EE"/>
+            <w:u w:val="single"/>
+          </w:rPr>
+          <w:t>出21:16</w:t>
+        </w:r>
+      </w:hyperlink>
+      <w:r>
+        <w:rPr>
+          <w:lang w:val="zh_TW" w:bidi="zh_TW"/>
+        </w:rPr>
+        <w:t>）。約瑟的哥哥賣約瑟為奴僕，就是這類拐帶人口的例子。</w:t>
+      </w:r>
+    </w:p>
+    <w:p>
+      <w:pPr>
+        <w:pStyle w:val="Heading4"/>
+      </w:pPr>
+      <w:r>
+        <w:rPr>
+          <w:lang w:val="zh_TW" w:bidi="zh_TW"/>
+        </w:rPr>
+        <w:t>關於財產的律法</w:t>
+      </w:r>
+    </w:p>
+    <w:p>
+      <w:pPr/>
+      <w:r>
+        <w:rPr>
+          <w:lang w:val="zh_TW" w:bidi="zh_TW"/>
+        </w:rPr>
+      </w:r>
+      <w:r>
+        <w:rPr>
+          <w:lang w:val="zh_TW" w:bidi="zh_TW"/>
+        </w:rPr>
+        <w:t>出埃及記對於損害他人財產或農作物的情況有相當具體的規定。如果田地失火，而火勢蔓延到別人的田地，燒毀了那裡的農作物，縱火的人，或者最先失火之田地的主人，都必須賠償所造成的損失（</w:t>
+      </w:r>
+      <w:hyperlink r:id="rId32">
+        <w:r>
+          <w:rPr>
+            <w:lang w:val="zh_TW" w:bidi="zh_TW"/>
+          </w:rPr>
+          <w:rPr>
+            <w:color w:val="0000EE"/>
+            <w:u w:val="single"/>
+          </w:rPr>
+          <w:t>出22:6</w:t>
+        </w:r>
+      </w:hyperlink>
+      <w:r>
+        <w:rPr>
+          <w:lang w:val="zh_TW" w:bidi="zh_TW"/>
+        </w:rPr>
+        <w:t>）。漢謨拉比法典也記載了一個類似的案例：有人疏於修理堤壩，以致洪水沖毀鄰舍的農作物，因此必須負起賠償責任。</w:t>
+      </w:r>
+    </w:p>
+    <w:p>
+      <w:pPr/>
+      <w:r>
+        <w:rPr>
+          <w:lang w:val="zh_TW" w:bidi="zh_TW"/>
+        </w:rPr>
+      </w:r>
+      <w:r>
+        <w:rPr>
+          <w:lang w:val="zh_TW" w:bidi="zh_TW"/>
+        </w:rPr>
+        <w:t>牲畜受傷，尤其是牛隻受傷，以及牲畜造成的人身傷害或財產損失，都是希伯來律法中重要的內容。如果一頭一向溫馴的牛撞死人，牛的主人無罪，但那頭牛必須要被處死。這對主人來說，失去牛本身就是相當重的經濟損失。如果一頭慣常頂傷人的牛撞死人，而主人又沒有妥善看管，那麼牛和主人便要被處死。不過，主人可以繳納議定的贖價來贖回自己的性命。如果被牛撞死的是奴僕，就要用石頭打死那頭牛，而主人則要繳納罰金（</w:t>
+      </w:r>
+      <w:hyperlink r:id="rId33">
+        <w:r>
+          <w:rPr>
+            <w:lang w:val="zh_TW" w:bidi="zh_TW"/>
+          </w:rPr>
+          <w:rPr>
+            <w:color w:val="0000EE"/>
+            <w:u w:val="single"/>
+          </w:rPr>
+          <w:t>出21:28–32</w:t>
+        </w:r>
+      </w:hyperlink>
+      <w:r>
+        <w:rPr>
+          <w:lang w:val="zh_TW" w:bidi="zh_TW"/>
+        </w:rPr>
+        <w:t>）。漢謨拉比法典對類似情況也有其規定。在牲畜第一次傷人時，主人不會受處罰；但如果主人明知那頭牛有危險，卻沒有採取措施防止傷害發生，就必須以銀子繳納罰款。如果受害的人是上層階級人士，罰款金額便很高；如果受害的人是奴僕，罰款則較少。無論情況多麼嚴重，也無論那頭牛多麼兇猛，漢謨拉比法典都只規定罰款，從不判處牲畜或主人死刑。</w:t>
+      </w:r>
+    </w:p>
+    <w:p>
+      <w:pPr/>
+      <w:r>
+        <w:rPr>
+          <w:lang w:val="zh_TW" w:bidi="zh_TW"/>
+        </w:rPr>
+      </w:r>
+      <w:r>
+        <w:rPr>
+          <w:lang w:val="zh_TW" w:bidi="zh_TW"/>
+        </w:rPr>
+        <w:t>希伯來律法也懲罰因疏忽而導致牲畜受傷的情況。如果有人挖了坑卻沒有蓋好，以致牛或驢掉進坑裡，牲畜的主人就有權獲得賠償（</w:t>
+      </w:r>
+      <w:hyperlink r:id="rId34">
+        <w:r>
+          <w:rPr>
+            <w:lang w:val="zh_TW" w:bidi="zh_TW"/>
+          </w:rPr>
+          <w:rPr>
+            <w:color w:val="0000EE"/>
+            <w:u w:val="single"/>
+          </w:rPr>
+          <w:t>出21:33–36</w:t>
+        </w:r>
+      </w:hyperlink>
+      <w:r>
+        <w:rPr>
+          <w:lang w:val="zh_TW" w:bidi="zh_TW"/>
+        </w:rPr>
+        <w:t>）。</w:t>
+      </w:r>
+    </w:p>
+    <w:p>
+      <w:pPr/>
+      <w:r>
+        <w:rPr>
+          <w:lang w:val="zh_TW" w:bidi="zh_TW"/>
+        </w:rPr>
+      </w:r>
+      <w:r>
+        <w:rPr>
+          <w:lang w:val="zh_TW" w:bidi="zh_TW"/>
+        </w:rPr>
+        <w:t>在古代文化中，人們一般將婦女視為財產，就像牲畜或奴僕一樣。女兒出嫁前算作父親的財產；出嫁後算作丈夫的財產。因此，任何人若侵害已婚婦女，律法就將這種行為列為侵犯丈夫財產的罪。按照漢謨拉比法典，人們可以把兒女賣為奴僕或債奴，且通常是為了償還父親的債務（參</w:t>
+      </w:r>
+      <w:hyperlink r:id="rId35">
+        <w:r>
+          <w:rPr>
+            <w:lang w:val="zh_TW" w:bidi="zh_TW"/>
+          </w:rPr>
+          <w:rPr>
+            <w:color w:val="0000EE"/>
+            <w:u w:val="single"/>
+          </w:rPr>
+          <w:t>出21:2–7</w:t>
+        </w:r>
+      </w:hyperlink>
+      <w:r>
+        <w:rPr>
+          <w:lang w:val="zh_TW" w:bidi="zh_TW"/>
+        </w:rPr>
+        <w:t>；</w:t>
+      </w:r>
+      <w:hyperlink r:id="rId36">
+        <w:r>
+          <w:rPr>
+            <w:lang w:val="zh_TW" w:bidi="zh_TW"/>
+          </w:rPr>
+          <w:rPr>
+            <w:color w:val="0000EE"/>
+            <w:u w:val="single"/>
+          </w:rPr>
+          <w:t>尼5:5–8</w:t>
+        </w:r>
+      </w:hyperlink>
+      <w:r>
+        <w:rPr>
+          <w:lang w:val="zh_TW" w:bidi="zh_TW"/>
+        </w:rPr>
+        <w:t>；</w:t>
+      </w:r>
+      <w:hyperlink r:id="rId37">
+        <w:r>
+          <w:rPr>
+            <w:lang w:val="zh_TW" w:bidi="zh_TW"/>
+          </w:rPr>
+          <w:rPr>
+            <w:color w:val="0000EE"/>
+            <w:u w:val="single"/>
+          </w:rPr>
+          <w:t>賽50:1</w:t>
+        </w:r>
+      </w:hyperlink>
+      <w:r>
+        <w:rPr>
+          <w:lang w:val="zh_TW" w:bidi="zh_TW"/>
+        </w:rPr>
+        <w:t>）。聖經律法非常重視父母的權柄。如果兒子頑梗悖逆、不肯聽從父母，又是貪食好酒的人，父母可以把他帶到長老面前受審。長老若判定他有罪，本城的人就要用石頭打死他（</w:t>
+      </w:r>
+      <w:hyperlink r:id="rId38">
+        <w:r>
+          <w:rPr>
+            <w:lang w:val="zh_TW" w:bidi="zh_TW"/>
+          </w:rPr>
+          <w:rPr>
+            <w:color w:val="0000EE"/>
+            <w:u w:val="single"/>
+          </w:rPr>
+          <w:t>申21:18–21</w:t>
+        </w:r>
+      </w:hyperlink>
+      <w:r>
+        <w:rPr>
+          <w:lang w:val="zh_TW" w:bidi="zh_TW"/>
+        </w:rPr>
+        <w:t>）。然而，即使是這樣的規定，某種程度上仍是在保障兒女的權利，因為一些近東法典允許父母不必經過長老或任何人的審理，就可以直接下令處死自己的兒女。雖然當時的人普遍輕看女兒，律法仍規定如果沒有兒子，女兒可以承受產業（</w:t>
+      </w:r>
+      <w:hyperlink r:id="rId39">
+        <w:r>
+          <w:rPr>
+            <w:lang w:val="zh_TW" w:bidi="zh_TW"/>
+          </w:rPr>
+          <w:rPr>
+            <w:color w:val="0000EE"/>
+            <w:u w:val="single"/>
+          </w:rPr>
+          <w:t>民27:8</w:t>
+        </w:r>
+      </w:hyperlink>
+      <w:r>
+        <w:rPr>
+          <w:lang w:val="zh_TW" w:bidi="zh_TW"/>
+        </w:rPr>
+        <w:t>）。</w:t>
+      </w:r>
+    </w:p>
+    <w:p>
+      <w:pPr/>
+      <w:r>
+        <w:rPr>
+          <w:lang w:val="zh_TW" w:bidi="zh_TW"/>
+        </w:rPr>
+      </w:r>
+      <w:r>
+        <w:rPr>
+          <w:lang w:val="zh_TW" w:bidi="zh_TW"/>
+        </w:rPr>
+        <w:t>姦淫是十誡中所禁止的罪。當時人們把妻子看作丈夫的財產，因此也把姦淫列為侵犯丈夫財產的罪。申命記相當詳細地論及姦淫的各種情況，並規定男女雙方都要處死（</w:t>
+      </w:r>
+      <w:hyperlink r:id="rId40">
+        <w:r>
+          <w:rPr>
+            <w:lang w:val="zh_TW" w:bidi="zh_TW"/>
+          </w:rPr>
+          <w:rPr>
+            <w:color w:val="0000EE"/>
+            <w:u w:val="single"/>
+          </w:rPr>
+          <w:t>申22:22</w:t>
+        </w:r>
+      </w:hyperlink>
+      <w:r>
+        <w:rPr>
+          <w:lang w:val="zh_TW" w:bidi="zh_TW"/>
+        </w:rPr>
+        <w:t>）。如果有人引誘一名尚未許配人的年輕女子與他同寢，他必須向女子的父親支付聘禮（50舍客勒銀子）。此後，他不可休她，必須終身娶她為妻（</w:t>
+      </w:r>
+      <w:hyperlink r:id="rId41">
+        <w:r>
+          <w:rPr>
+            <w:lang w:val="zh_TW" w:bidi="zh_TW"/>
+          </w:rPr>
+          <w:rPr>
+            <w:color w:val="0000EE"/>
+            <w:u w:val="single"/>
+          </w:rPr>
+          <w:t>出22:16</w:t>
+        </w:r>
+      </w:hyperlink>
+      <w:r>
+        <w:rPr>
+          <w:lang w:val="zh_TW" w:bidi="zh_TW"/>
+        </w:rPr>
+        <w:t>；</w:t>
+      </w:r>
+      <w:hyperlink r:id="rId42">
+        <w:r>
+          <w:rPr>
+            <w:lang w:val="zh_TW" w:bidi="zh_TW"/>
+          </w:rPr>
+          <w:rPr>
+            <w:color w:val="0000EE"/>
+            <w:u w:val="single"/>
+          </w:rPr>
+          <w:t>申22:28–29</w:t>
+        </w:r>
+      </w:hyperlink>
+      <w:r>
+        <w:rPr>
+          <w:lang w:val="zh_TW" w:bidi="zh_TW"/>
+        </w:rPr>
+        <w:t>）。</w:t>
+      </w:r>
+    </w:p>
+    <w:p>
+      <w:pPr/>
+      <w:r>
+        <w:rPr>
+          <w:lang w:val="zh_TW" w:bidi="zh_TW"/>
+        </w:rPr>
+      </w:r>
+      <w:r>
+        <w:rPr>
+          <w:lang w:val="zh_TW" w:bidi="zh_TW"/>
+        </w:rPr>
+        <w:t>如果有人指控妻子犯了姦淫罪，卻沒有證據，就要進行審判。丈夫要帶其妻子到祭司那裡，並獻上供物（十分之一伊法大麥麵，不可澆上油，也不可加上乳香），這是一份疑恨的素祭，表明丈夫如今是在懷疑妻子。接著，那婦人要站在耶和華面前，手拿一個盛著聖水的瓦器。祭司要把會幕地上的塵土摻入水中，並把素祭放在婦人的手中。祭司要散開婦人的頭髮，這不但表示她的憂傷，也顯出她失去了丈夫的尊重。然後，婦人必須起誓。之後，祭司向她宣告咒詛，大意是：她雖然容易受孕，卻會多次流產。婦人必須同意這項誓言。祭司把咒詛的話寫在書上，再把字跡洗入「苦水」之中。之後，婦人要喝下這苦水；同時，祭司要把她手中的素祭在耶和華面前搖一搖，又取一部分燒在壇上。祭司告訴她，如果她有罪，這水就會使她的大腿消瘦、肚腹發脹。如果發生這種情況，她會遭人棄絕；但如果證明她無罪，她就可以自由離去。無論結果如何，丈夫都不必為這項指控承擔罪責（</w:t>
+      </w:r>
+      <w:hyperlink r:id="rId43">
+        <w:r>
+          <w:rPr>
+            <w:lang w:val="zh_TW" w:bidi="zh_TW"/>
+          </w:rPr>
+          <w:rPr>
+            <w:color w:val="0000EE"/>
+            <w:u w:val="single"/>
+          </w:rPr>
+          <w:t>民5:12–31</w:t>
+        </w:r>
+      </w:hyperlink>
+      <w:r>
+        <w:rPr>
+          <w:lang w:val="zh_TW" w:bidi="zh_TW"/>
+        </w:rPr>
+        <w:t>）。</w:t>
+      </w:r>
+    </w:p>
+    <w:p>
+      <w:pPr/>
+      <w:r>
+        <w:rPr>
+          <w:lang w:val="zh_TW" w:bidi="zh_TW"/>
+        </w:rPr>
+      </w:r>
+      <w:r>
+        <w:rPr>
+          <w:lang w:val="zh_TW" w:bidi="zh_TW"/>
+        </w:rPr>
+        <w:t>如果主人毆打奴僕，以致奴僕當場死亡，就必須為奴僕的死追討罪責。如果奴僕拖延數日才死，就不必追討罪責，因為主人失去奴僕本身已經算是對他的懲罰（</w:t>
+      </w:r>
+      <w:hyperlink r:id="rId44">
+        <w:r>
+          <w:rPr>
+            <w:lang w:val="zh_TW" w:bidi="zh_TW"/>
+          </w:rPr>
+          <w:rPr>
+            <w:color w:val="0000EE"/>
+            <w:u w:val="single"/>
+          </w:rPr>
+          <w:t>出21:20–21</w:t>
+        </w:r>
+      </w:hyperlink>
+      <w:r>
+        <w:rPr>
+          <w:lang w:val="zh_TW" w:bidi="zh_TW"/>
+        </w:rPr>
+        <w:t>）。希伯來人大概很少實際運用這條律法；漢謨拉比法典中也沒有與之相對應的條文。如果主人傷害奴僕，導致他失去一隻眼睛或一顆牙齒，希伯來律法規定主人必須釋放那名奴僕（</w:t>
+      </w:r>
+      <w:hyperlink r:id="rId45">
+        <w:r>
+          <w:rPr>
+            <w:lang w:val="zh_TW" w:bidi="zh_TW"/>
+          </w:rPr>
+          <w:rPr>
+            <w:color w:val="0000EE"/>
+            <w:u w:val="single"/>
+          </w:rPr>
+          <w:t>26–27</w:t>
+        </w:r>
+      </w:hyperlink>
+      <w:r>
+        <w:rPr>
+          <w:lang w:val="zh_TW" w:bidi="zh_TW"/>
+        </w:rPr>
+        <w:t>節）。漢謨拉比法典記載了一個人傷害別人奴僕的案例；加害者必須向奴僕的主人支付相當於該奴僕身價一半的賠償。</w:t>
+      </w:r>
+    </w:p>
+    <w:p>
+      <w:pPr/>
+      <w:r>
+        <w:rPr>
+          <w:lang w:val="zh_TW" w:bidi="zh_TW"/>
+        </w:rPr>
+      </w:r>
+      <w:r>
+        <w:rPr>
+          <w:lang w:val="zh_TW" w:bidi="zh_TW"/>
+        </w:rPr>
+        <w:t>希伯來律法對盜竊和入室行竊著墨不多。律法推定竊賊願意悔改並作出賠償。在歸還贓物並繳納少量罰款之後，盜賊便可以再次「親近耶和華」（</w:t>
+      </w:r>
+      <w:hyperlink r:id="rId46">
+        <w:r>
+          <w:rPr>
+            <w:lang w:val="zh_TW" w:bidi="zh_TW"/>
+          </w:rPr>
+          <w:rPr>
+            <w:color w:val="0000EE"/>
+            <w:u w:val="single"/>
+          </w:rPr>
+          <w:t>利6:2–7</w:t>
+        </w:r>
+      </w:hyperlink>
+      <w:r>
+        <w:rPr>
+          <w:lang w:val="zh_TW" w:bidi="zh_TW"/>
+        </w:rPr>
+        <w:t>）。然而，漢謨拉比法典規定，入室行竊要判處死刑。按照希伯來律法，偷竊牲畜的人至少要賠償兩倍；如果偷的是公牛或母牛，或者已把牠賣掉，就必須五倍償還。漢謨拉比法典也有類似條文：「如果有人偷竊牛、羊、驢、豬或山羊，若屬神廟或王宮所有，就要償還三十倍；若屬自由人所有，就要償還十倍。如果盜賊無力償還，就要處死。」按照希伯來律法，從別人家中偷來的財物只須歸還，不必另外受罰。如果盜賊已經失去所偷的財物，又無力賠償等值財物，人們可以把他賣為奴僕，直到完成賠償為止（</w:t>
+      </w:r>
+      <w:hyperlink r:id="rId47">
+        <w:r>
+          <w:rPr>
+            <w:lang w:val="zh_TW" w:bidi="zh_TW"/>
+          </w:rPr>
+          <w:rPr>
+            <w:color w:val="0000EE"/>
+            <w:u w:val="single"/>
+          </w:rPr>
+          <w:t>出22:1–4</w:t>
+        </w:r>
+      </w:hyperlink>
+      <w:r>
+        <w:rPr>
+          <w:lang w:val="zh_TW" w:bidi="zh_TW"/>
+        </w:rPr>
+        <w:t>）。</w:t>
+      </w:r>
+    </w:p>
+    <w:p>
+      <w:pPr>
+        <w:pStyle w:val="Heading4"/>
+      </w:pPr>
+      <w:r>
+        <w:rPr>
+          <w:lang w:val="zh_TW" w:bidi="zh_TW"/>
+        </w:rPr>
+        <w:t>一般律法</w:t>
+      </w:r>
+    </w:p>
+    <w:p>
+      <w:pPr/>
+      <w:r>
+        <w:rPr>
+          <w:lang w:val="zh_TW" w:bidi="zh_TW"/>
+        </w:rPr>
+      </w:r>
+      <w:r>
+        <w:rPr>
+          <w:lang w:val="zh_TW" w:bidi="zh_TW"/>
+        </w:rPr>
+        <w:t>出埃及記和申命記所記載的希伯來律法，包含許多普遍適用的禁令。其中有些涉及商業活動，例如不可挪移地界（</w:t>
+      </w:r>
+      <w:hyperlink r:id="rId48">
+        <w:r>
+          <w:rPr>
+            <w:lang w:val="zh_TW" w:bidi="zh_TW"/>
+          </w:rPr>
+          <w:rPr>
+            <w:color w:val="0000EE"/>
+            <w:u w:val="single"/>
+          </w:rPr>
+          <w:t>申19:14</w:t>
+        </w:r>
+      </w:hyperlink>
+      <w:r>
+        <w:rPr>
+          <w:lang w:val="zh_TW" w:bidi="zh_TW"/>
+        </w:rPr>
+        <w:t>）。律法也譴責使用虛假的度量衡（</w:t>
+      </w:r>
+      <w:hyperlink r:id="rId49">
+        <w:r>
+          <w:rPr>
+            <w:lang w:val="zh_TW" w:bidi="zh_TW"/>
+          </w:rPr>
+          <w:rPr>
+            <w:color w:val="0000EE"/>
+            <w:u w:val="single"/>
+          </w:rPr>
+          <w:t>利19:35</w:t>
+        </w:r>
+      </w:hyperlink>
+      <w:r>
+        <w:rPr>
+          <w:lang w:val="zh_TW" w:bidi="zh_TW"/>
+        </w:rPr>
+        <w:t>；</w:t>
+      </w:r>
+      <w:hyperlink r:id="rId50">
+        <w:r>
+          <w:rPr>
+            <w:lang w:val="zh_TW" w:bidi="zh_TW"/>
+          </w:rPr>
+          <w:rPr>
+            <w:color w:val="0000EE"/>
+            <w:u w:val="single"/>
+          </w:rPr>
+          <w:t>申25:15</w:t>
+        </w:r>
+      </w:hyperlink>
+      <w:r>
+        <w:rPr>
+          <w:lang w:val="zh_TW" w:bidi="zh_TW"/>
+        </w:rPr>
+        <w:t>；</w:t>
+      </w:r>
+      <w:hyperlink r:id="rId51">
+        <w:r>
+          <w:rPr>
+            <w:lang w:val="zh_TW" w:bidi="zh_TW"/>
+          </w:rPr>
+          <w:rPr>
+            <w:color w:val="0000EE"/>
+            <w:u w:val="single"/>
+          </w:rPr>
+          <w:t>箴11:1</w:t>
+        </w:r>
+      </w:hyperlink>
+      <w:r>
+        <w:rPr>
+          <w:lang w:val="zh_TW" w:bidi="zh_TW"/>
+        </w:rPr>
+        <w:t>，</w:t>
+      </w:r>
+      <w:hyperlink r:id="rId52">
+        <w:r>
+          <w:rPr>
+            <w:lang w:val="zh_TW" w:bidi="zh_TW"/>
+          </w:rPr>
+          <w:rPr>
+            <w:color w:val="0000EE"/>
+            <w:u w:val="single"/>
+          </w:rPr>
+          <w:t>20:23</w:t>
+        </w:r>
+      </w:hyperlink>
+      <w:r>
+        <w:rPr>
+          <w:lang w:val="zh_TW" w:bidi="zh_TW"/>
+        </w:rPr>
+        <w:t>；</w:t>
+      </w:r>
+      <w:hyperlink r:id="rId53">
+        <w:r>
+          <w:rPr>
+            <w:lang w:val="zh_TW" w:bidi="zh_TW"/>
+          </w:rPr>
+          <w:rPr>
+            <w:color w:val="0000EE"/>
+            <w:u w:val="single"/>
+          </w:rPr>
+          <w:t>彌6:11</w:t>
+        </w:r>
+      </w:hyperlink>
+      <w:r>
+        <w:rPr>
+          <w:lang w:val="zh_TW" w:bidi="zh_TW"/>
+        </w:rPr>
+        <w:t>）。律法嚴格禁止賄賂（</w:t>
+      </w:r>
+      <w:hyperlink r:id="rId54">
+        <w:r>
+          <w:rPr>
+            <w:lang w:val="zh_TW" w:bidi="zh_TW"/>
+          </w:rPr>
+          <w:rPr>
+            <w:color w:val="0000EE"/>
+            <w:u w:val="single"/>
+          </w:rPr>
+          <w:t>出23:8</w:t>
+        </w:r>
+      </w:hyperlink>
+      <w:r>
+        <w:rPr>
+          <w:lang w:val="zh_TW" w:bidi="zh_TW"/>
+        </w:rPr>
+        <w:t>），卻沒有規定違反這條律法的人應受什麼懲罰。漢謨拉比法典則規定，如果法官更改判決，卻無法提出令人滿意的理由（尤其是有人懷疑他受賄），他必須支付原罰金的12倍金額，並且喪失法官職位。希伯來律法也處理了作假見證的問題，但同樣沒有規定具體的刑罰。漢謨拉比法典規定，如果有人在可判處死刑的案件中作假見證，那麼作假見證的人自己也要被判處死刑（參</w:t>
+      </w:r>
+      <w:hyperlink r:id="rId55">
+        <w:r>
+          <w:rPr>
+            <w:lang w:val="zh_TW" w:bidi="zh_TW"/>
+          </w:rPr>
+          <w:rPr>
+            <w:color w:val="0000EE"/>
+            <w:u w:val="single"/>
+          </w:rPr>
+          <w:t>出23:1</w:t>
+        </w:r>
+      </w:hyperlink>
+      <w:r>
+        <w:rPr>
+          <w:lang w:val="zh_TW" w:bidi="zh_TW"/>
+        </w:rPr>
+        <w:t>）。</w:t>
+      </w:r>
+    </w:p>
+    <w:p>
+      <w:pPr/>
+      <w:r>
+        <w:rPr>
+          <w:lang w:val="zh_TW" w:bidi="zh_TW"/>
+        </w:rPr>
+      </w:r>
+      <w:r>
+        <w:rPr>
+          <w:lang w:val="zh_TW" w:bidi="zh_TW"/>
+        </w:rPr>
+        <w:t>不少希伯來律法反映出對窮人的關懷。例如，窮人欠債時，人不可向他們收取利息；如果拿了他們的外衣作抵押，也不可讓他們在夜間受寒。律法也要求人以憐憫和體諒對待寡婦、孤兒和寄居的人（</w:t>
+      </w:r>
+      <w:hyperlink r:id="rId56">
+        <w:r>
+          <w:rPr>
+            <w:lang w:val="zh_TW" w:bidi="zh_TW"/>
+          </w:rPr>
+          <w:rPr>
+            <w:color w:val="0000EE"/>
+            <w:u w:val="single"/>
+          </w:rPr>
+          <w:t>出22:21–27</w:t>
+        </w:r>
+      </w:hyperlink>
+      <w:r>
+        <w:rPr>
+          <w:lang w:val="zh_TW" w:bidi="zh_TW"/>
+        </w:rPr>
+        <w:t>，</w:t>
+      </w:r>
+      <w:hyperlink r:id="rId57">
+        <w:r>
+          <w:rPr>
+            <w:lang w:val="zh_TW" w:bidi="zh_TW"/>
+          </w:rPr>
+          <w:rPr>
+            <w:color w:val="0000EE"/>
+            <w:u w:val="single"/>
+          </w:rPr>
+          <w:t>23:9</w:t>
+        </w:r>
+      </w:hyperlink>
+      <w:r>
+        <w:rPr>
+          <w:lang w:val="zh_TW" w:bidi="zh_TW"/>
+        </w:rPr>
+        <w:t>；</w:t>
+      </w:r>
+      <w:hyperlink r:id="rId58">
+        <w:r>
+          <w:rPr>
+            <w:lang w:val="zh_TW" w:bidi="zh_TW"/>
+          </w:rPr>
+          <w:rPr>
+            <w:color w:val="0000EE"/>
+            <w:u w:val="single"/>
+          </w:rPr>
+          <w:t>申23:19</w:t>
+        </w:r>
+      </w:hyperlink>
+      <w:r>
+        <w:rPr>
+          <w:lang w:val="zh_TW" w:bidi="zh_TW"/>
+        </w:rPr>
+        <w:t>，</w:t>
+      </w:r>
+      <w:hyperlink r:id="rId59">
+        <w:r>
+          <w:rPr>
+            <w:lang w:val="zh_TW" w:bidi="zh_TW"/>
+          </w:rPr>
+          <w:rPr>
+            <w:color w:val="0000EE"/>
+            <w:u w:val="single"/>
+          </w:rPr>
+          <w:t>24:17</w:t>
+        </w:r>
+      </w:hyperlink>
+      <w:r>
+        <w:rPr>
+          <w:lang w:val="zh_TW" w:bidi="zh_TW"/>
+        </w:rPr>
+        <w:t>）。</w:t>
+      </w:r>
+    </w:p>
+    <w:p>
+      <w:pPr/>
+      <w:r>
+        <w:rPr>
+          <w:lang w:val="zh_TW" w:bidi="zh_TW"/>
+        </w:rPr>
+      </w:r>
+      <w:r>
+        <w:rPr>
+          <w:lang w:val="zh_TW" w:bidi="zh_TW"/>
+        </w:rPr>
+        <w:t>有些希伯來律法涉及家庭中的行為，例如咒罵父母或不聽從父母的人（</w:t>
+      </w:r>
+      <w:hyperlink r:id="rId60">
+        <w:r>
+          <w:rPr>
+            <w:lang w:val="zh_TW" w:bidi="zh_TW"/>
+          </w:rPr>
+          <w:rPr>
+            <w:color w:val="0000EE"/>
+            <w:u w:val="single"/>
+          </w:rPr>
+          <w:t>出21:17</w:t>
+        </w:r>
+      </w:hyperlink>
+      <w:r>
+        <w:rPr>
+          <w:lang w:val="zh_TW" w:bidi="zh_TW"/>
+        </w:rPr>
+        <w:t>；</w:t>
+      </w:r>
+      <w:hyperlink r:id="rId61">
+        <w:r>
+          <w:rPr>
+            <w:lang w:val="zh_TW" w:bidi="zh_TW"/>
+          </w:rPr>
+          <w:rPr>
+            <w:color w:val="0000EE"/>
+            <w:u w:val="single"/>
+          </w:rPr>
+          <w:t>利20:9</w:t>
+        </w:r>
+      </w:hyperlink>
+      <w:r>
+        <w:rPr>
+          <w:lang w:val="zh_TW" w:bidi="zh_TW"/>
+        </w:rPr>
+        <w:t>；</w:t>
+      </w:r>
+      <w:hyperlink r:id="rId62">
+        <w:r>
+          <w:rPr>
+            <w:lang w:val="zh_TW" w:bidi="zh_TW"/>
+          </w:rPr>
+          <w:rPr>
+            <w:color w:val="0000EE"/>
+            <w:u w:val="single"/>
+          </w:rPr>
+          <w:t>申27:16</w:t>
+        </w:r>
+      </w:hyperlink>
+      <w:r>
+        <w:rPr>
+          <w:lang w:val="zh_TW" w:bidi="zh_TW"/>
+        </w:rPr>
+        <w:t>；參</w:t>
+      </w:r>
+      <w:hyperlink r:id="rId63">
+        <w:r>
+          <w:rPr>
+            <w:lang w:val="zh_TW" w:bidi="zh_TW"/>
+          </w:rPr>
+          <w:rPr>
+            <w:color w:val="0000EE"/>
+            <w:u w:val="single"/>
+          </w:rPr>
+          <w:t>箴20:20</w:t>
+        </w:r>
+      </w:hyperlink>
+      <w:r>
+        <w:rPr>
+          <w:lang w:val="zh_TW" w:bidi="zh_TW"/>
+        </w:rPr>
+        <w:t>，</w:t>
+      </w:r>
+      <w:hyperlink r:id="rId64">
+        <w:r>
+          <w:rPr>
+            <w:lang w:val="zh_TW" w:bidi="zh_TW"/>
+          </w:rPr>
+          <w:rPr>
+            <w:color w:val="0000EE"/>
+            <w:u w:val="single"/>
+          </w:rPr>
+          <w:t>30:17</w:t>
+        </w:r>
+      </w:hyperlink>
+      <w:r>
+        <w:rPr>
+          <w:lang w:val="zh_TW" w:bidi="zh_TW"/>
+        </w:rPr>
+        <w:t>）。家庭責任在當時極為重要，因此，家族往往會因其中一個家人犯罪而一同受罰（</w:t>
+      </w:r>
+      <w:hyperlink r:id="rId65">
+        <w:r>
+          <w:rPr>
+            <w:lang w:val="zh_TW" w:bidi="zh_TW"/>
+          </w:rPr>
+          <w:rPr>
+            <w:color w:val="0000EE"/>
+            <w:u w:val="single"/>
+          </w:rPr>
+          <w:t>書7:20–26</w:t>
+        </w:r>
+      </w:hyperlink>
+      <w:r>
+        <w:rPr>
+          <w:lang w:val="zh_TW" w:bidi="zh_TW"/>
+        </w:rPr>
+        <w:t>；</w:t>
+      </w:r>
+      <w:hyperlink r:id="rId66">
+        <w:r>
+          <w:rPr>
+            <w:lang w:val="zh_TW" w:bidi="zh_TW"/>
+          </w:rPr>
+          <w:rPr>
+            <w:color w:val="0000EE"/>
+            <w:u w:val="single"/>
+          </w:rPr>
+          <w:t>撒下3:29</w:t>
+        </w:r>
+      </w:hyperlink>
+      <w:r>
+        <w:rPr>
+          <w:lang w:val="zh_TW" w:bidi="zh_TW"/>
+        </w:rPr>
+        <w:t>，</w:t>
+      </w:r>
+      <w:hyperlink r:id="rId67">
+        <w:r>
+          <w:rPr>
+            <w:lang w:val="zh_TW" w:bidi="zh_TW"/>
+          </w:rPr>
+          <w:rPr>
+            <w:color w:val="0000EE"/>
+            <w:u w:val="single"/>
+          </w:rPr>
+          <w:t>21:1–9</w:t>
+        </w:r>
+      </w:hyperlink>
+      <w:r>
+        <w:rPr>
+          <w:lang w:val="zh_TW" w:bidi="zh_TW"/>
+        </w:rPr>
+        <w:t>；</w:t>
+      </w:r>
+      <w:hyperlink r:id="rId68">
+        <w:r>
+          <w:rPr>
+            <w:lang w:val="zh_TW" w:bidi="zh_TW"/>
+          </w:rPr>
+          <w:rPr>
+            <w:color w:val="0000EE"/>
+            <w:u w:val="single"/>
+          </w:rPr>
+          <w:t>王下5:27</w:t>
+        </w:r>
+      </w:hyperlink>
+      <w:r>
+        <w:rPr>
+          <w:lang w:val="zh_TW" w:bidi="zh_TW"/>
+        </w:rPr>
+        <w:t>；</w:t>
+      </w:r>
+      <w:hyperlink r:id="rId69">
+        <w:r>
+          <w:rPr>
+            <w:lang w:val="zh_TW" w:bidi="zh_TW"/>
+          </w:rPr>
+          <w:rPr>
+            <w:color w:val="0000EE"/>
+            <w:u w:val="single"/>
+          </w:rPr>
+          <w:t>哀5:7</w:t>
+        </w:r>
+      </w:hyperlink>
+      <w:r>
+        <w:rPr>
+          <w:lang w:val="zh_TW" w:bidi="zh_TW"/>
+        </w:rPr>
+        <w:t>）。後來，人們逐漸承認個人應當為自己的行為負責，因此父母不再因兒女所犯的罪被處死，兒女也不再因父母所犯的罪被處死（參</w:t>
+      </w:r>
+      <w:hyperlink r:id="rId70">
+        <w:r>
+          <w:rPr>
+            <w:lang w:val="zh_TW" w:bidi="zh_TW"/>
+          </w:rPr>
+          <w:rPr>
+            <w:color w:val="0000EE"/>
+            <w:u w:val="single"/>
+          </w:rPr>
+          <w:t>耶31:29–30</w:t>
+        </w:r>
+      </w:hyperlink>
+      <w:r>
+        <w:rPr>
+          <w:lang w:val="zh_TW" w:bidi="zh_TW"/>
+        </w:rPr>
+        <w:t>）。</w:t>
+      </w:r>
+    </w:p>
+    <w:p>
+      <w:pPr/>
+      <w:r>
+        <w:rPr>
+          <w:lang w:val="zh_TW" w:bidi="zh_TW"/>
+        </w:rPr>
+      </w:r>
+      <w:r>
+        <w:rPr>
+          <w:lang w:val="zh_TW" w:bidi="zh_TW"/>
+        </w:rPr>
+        <w:t>律法禁止行邪術和施法術。出埃及記明確規定：「行邪術的女人，不可容她存活。」（</w:t>
+      </w:r>
+      <w:hyperlink r:id="rId71">
+        <w:r>
+          <w:rPr>
+            <w:lang w:val="zh_TW" w:bidi="zh_TW"/>
+          </w:rPr>
+          <w:rPr>
+            <w:color w:val="0000EE"/>
+            <w:u w:val="single"/>
+          </w:rPr>
+          <w:t>22:18</w:t>
+        </w:r>
+      </w:hyperlink>
+      <w:r>
+        <w:rPr>
+          <w:lang w:val="zh_TW" w:bidi="zh_TW"/>
+        </w:rPr>
+        <w:t>）。律法也禁止各種性方面的敗壞行為，例如與獸淫合；違犯者要被處死。利未記詳細列出禁止與近親結婚的規定（</w:t>
+      </w:r>
+      <w:hyperlink r:id="rId72">
+        <w:r>
+          <w:rPr>
+            <w:lang w:val="zh_TW" w:bidi="zh_TW"/>
+          </w:rPr>
+          <w:rPr>
+            <w:color w:val="0000EE"/>
+            <w:u w:val="single"/>
+          </w:rPr>
+          <w:t>利20:17–21</w:t>
+        </w:r>
+      </w:hyperlink>
+      <w:r>
+        <w:rPr>
+          <w:lang w:val="zh_TW" w:bidi="zh_TW"/>
+        </w:rPr>
+        <w:t>）。</w:t>
+      </w:r>
+    </w:p>
+    <w:p>
+      <w:pPr/>
+      <w:r>
+        <w:rPr>
+          <w:lang w:val="zh_TW" w:bidi="zh_TW"/>
+        </w:rPr>
+      </w:r>
+      <w:r>
+        <w:rPr>
+          <w:lang w:val="zh_TW" w:bidi="zh_TW"/>
+        </w:rPr>
+        <w:t>希伯來律法中並沒有與漢謨拉比法典某些有關外科手術的條文相對應的規定。漢謨拉比法典提到獸醫手術，甚至提到人眼手術。一位巴比倫醫生行醫時必須格外謹慎，因為法典規定：「如果醫生用青銅刀為人施行重大手術，卻使那人死亡；或者用青銅刀為人施行眼部手術，卻弄瞎了那人的眼睛，人們就要砍斷他的手。」古代以色列人除了知道割禮這項禮儀上的做法之外，幾乎不認識其它外科手術。</w:t>
+      </w:r>
+    </w:p>
+    <w:p>
+      <w:pPr>
+        <w:pStyle w:val="Heading3"/>
+      </w:pPr>
+      <w:r>
+        <w:rPr>
+          <w:lang w:val="zh_TW" w:bidi="zh_TW"/>
+        </w:rPr>
+        <w:t>刑罰</w:t>
+      </w:r>
+    </w:p>
+    <w:p>
+      <w:pPr/>
+      <w:r>
+        <w:rPr>
+          <w:lang w:val="zh_TW" w:bidi="zh_TW"/>
+        </w:rPr>
+      </w:r>
+      <w:r>
+        <w:rPr>
+          <w:lang w:val="zh_TW" w:bidi="zh_TW"/>
+        </w:rPr>
+        <w:t>近東地區對謀殺和人身傷害所施行的刑罰，多半屬於報復性的刑罰，而且刑罰性質往往與所犯的罪相同。至於其它刑罰，則因不同的國家和傳統而有所差異。無論是在大規模爭戰中戰敗的人，還是在小規模叛亂中被擊敗的人，都常遭受各種刑罰。</w:t>
+      </w:r>
+    </w:p>
+    <w:p>
+      <w:pPr>
+        <w:pStyle w:val="Heading4"/>
+      </w:pPr>
+      <w:r>
+        <w:rPr>
+          <w:lang w:val="zh_TW" w:bidi="zh_TW"/>
+        </w:rPr>
+        <w:t>體罰</w:t>
+      </w:r>
+    </w:p>
+    <w:p>
+      <w:pPr/>
+      <w:r>
+        <w:rPr>
+          <w:lang w:val="zh_TW" w:bidi="zh_TW"/>
+        </w:rPr>
+      </w:r>
+      <w:r>
+        <w:rPr>
+          <w:lang w:val="zh_TW" w:bidi="zh_TW"/>
+        </w:rPr>
+        <w:t>許多刑罰雖然不至於奪去人的性命，但仍然相當嚴厲。</w:t>
+      </w:r>
+    </w:p>
+    <w:p>
+      <w:pPr>
+        <w:pStyle w:val="ListNumber"/>
+        <w:numPr>
+          <w:ilvl w:val="0"/>
+          <w:numId w:val="14"/>
+        </w:numPr>
+        <w:spacing w:line="240" w:lineRule="auto"/>
+        <w:ind w:left="720"/>
+      </w:pPr>
+      <w:r>
+        <w:rPr>
+          <w:lang w:val="zh_TW" w:bidi="zh_TW"/>
+        </w:rPr>
+      </w:r>
+      <w:r>
+        <w:rPr>
+          <w:lang w:val="zh_TW" w:bidi="zh_TW"/>
+        </w:rPr>
+        <w:t>在舊約聖經中，用杖或鞭責打兒童、愚昧人和奴僕，是常見的管教方式（</w:t>
+      </w:r>
+      <w:hyperlink r:id="rId73">
+        <w:r>
+          <w:rPr>
+            <w:lang w:val="zh_TW" w:bidi="zh_TW"/>
+          </w:rPr>
+          <w:rPr>
+            <w:color w:val="0000EE"/>
+            <w:u w:val="single"/>
+          </w:rPr>
+          <w:t>出21:20</w:t>
+        </w:r>
+      </w:hyperlink>
+      <w:r>
+        <w:rPr>
+          <w:lang w:val="zh_TW" w:bidi="zh_TW"/>
+        </w:rPr>
+        <w:t>；</w:t>
+      </w:r>
+      <w:hyperlink r:id="rId74">
+        <w:r>
+          <w:rPr>
+            <w:lang w:val="zh_TW" w:bidi="zh_TW"/>
+          </w:rPr>
+          <w:rPr>
+            <w:color w:val="0000EE"/>
+            <w:u w:val="single"/>
+          </w:rPr>
+          <w:t>箴言13:24，</w:t>
+        </w:r>
+      </w:hyperlink>
+      <w:hyperlink r:id="rId75">
+        <w:r>
+          <w:rPr>
+            <w:lang w:val="zh_TW" w:bidi="zh_TW"/>
+          </w:rPr>
+          <w:rPr>
+            <w:color w:val="0000EE"/>
+            <w:u w:val="single"/>
+          </w:rPr>
+          <w:t>26:3</w:t>
+        </w:r>
+      </w:hyperlink>
+      <w:r>
+        <w:rPr>
+          <w:lang w:val="zh_TW" w:bidi="zh_TW"/>
+        </w:rPr>
+        <w:t>）。鞭打（也稱為鞭笞）比一般責打更為嚴厲。所使用的鞭子可能由數條皮帶綁在一端製成，也可能由兩條皮帶交織而成。舊約聖經提到一種稱為「蠍子鞭」（因為末端帶有倒鉤）的鞭子，是最殘酷的刑具之一（</w:t>
+      </w:r>
+      <w:hyperlink r:id="rId76">
+        <w:r>
+          <w:rPr>
+            <w:lang w:val="zh_TW" w:bidi="zh_TW"/>
+          </w:rPr>
+          <w:rPr>
+            <w:color w:val="0000EE"/>
+            <w:u w:val="single"/>
+          </w:rPr>
+          <w:t>王上12:11</w:t>
+        </w:r>
+      </w:hyperlink>
+      <w:r>
+        <w:rPr>
+          <w:lang w:val="zh_TW" w:bidi="zh_TW"/>
+        </w:rPr>
+        <w:t>、</w:t>
+      </w:r>
+      <w:hyperlink r:id="rId76">
+        <w:r>
+          <w:rPr>
+            <w:lang w:val="zh_TW" w:bidi="zh_TW"/>
+          </w:rPr>
+          <w:rPr>
+            <w:color w:val="0000EE"/>
+            <w:u w:val="single"/>
+          </w:rPr>
+          <w:t>14</w:t>
+        </w:r>
+      </w:hyperlink>
+      <w:r>
+        <w:rPr>
+          <w:lang w:val="zh_TW" w:bidi="zh_TW"/>
+        </w:rPr>
+        <w:t>）。人們還會把金屬片或骨片嵌入皮帶之中，以增加刑罰的嚴厲程度。</w:t>
+        <w:br/>
+      </w:r>
+      <w:r>
+        <w:rPr>
+          <w:lang w:val="zh_TW" w:bidi="zh_TW"/>
+        </w:rPr>
+        <w:t>在執行鞭笞之前，人們會先檢查受刑人的身體狀況是否能承受刑罰。如果受刑的人因鞭打而死亡，執行刑罰的人不必承擔責任。受刑的人會被剝去上身衣服，綁在柱子上，雙手用皮帶捆住。鞭笞的輕重取決於所犯的罪，不過摩西律法規定鞭打最多不可超過40下（</w:t>
+      </w:r>
+      <w:hyperlink r:id="rId77">
+        <w:r>
+          <w:rPr>
+            <w:lang w:val="zh_TW" w:bidi="zh_TW"/>
+          </w:rPr>
+          <w:rPr>
+            <w:color w:val="0000EE"/>
+            <w:u w:val="single"/>
+          </w:rPr>
+          <w:t>申25:1–3</w:t>
+        </w:r>
+      </w:hyperlink>
+      <w:r>
+        <w:rPr>
+          <w:lang w:val="zh_TW" w:bidi="zh_TW"/>
+        </w:rPr>
+        <w:t>）。後來為了避免計算錯誤，人們把次數減少一鞭，改為39鞭（</w:t>
+      </w:r>
+      <w:hyperlink r:id="rId78">
+        <w:r>
+          <w:rPr>
+            <w:lang w:val="zh_TW" w:bidi="zh_TW"/>
+          </w:rPr>
+          <w:rPr>
+            <w:color w:val="0000EE"/>
+            <w:u w:val="single"/>
+          </w:rPr>
+          <w:t>林後11:24</w:t>
+        </w:r>
+      </w:hyperlink>
+      <w:r>
+        <w:rPr>
+          <w:lang w:val="zh_TW" w:bidi="zh_TW"/>
+        </w:rPr>
+        <w:t>）。鞭子可能是打在胸前，也可能是打在背上。有些法典容許私人執行鞭笞作為刑罰；在這種情況下，如果受刑人死亡，就必須以命償命。</w:t>
+        <w:br/>
+      </w:r>
+      <w:r>
+        <w:rPr>
+          <w:lang w:val="zh_TW" w:bidi="zh_TW"/>
+        </w:rPr>
+        <w:t>在違反律法的案件中，猶太會堂的官長可以執行鞭笞（</w:t>
+      </w:r>
+      <w:hyperlink r:id="rId79">
+        <w:r>
+          <w:rPr>
+            <w:lang w:val="zh_TW" w:bidi="zh_TW"/>
+          </w:rPr>
+          <w:rPr>
+            <w:color w:val="0000EE"/>
+            <w:u w:val="single"/>
+          </w:rPr>
+          <w:t>太10:17</w:t>
+        </w:r>
+      </w:hyperlink>
+      <w:r>
+        <w:rPr>
+          <w:lang w:val="zh_TW" w:bidi="zh_TW"/>
+        </w:rPr>
+        <w:t>）。如果丈夫誣蔑妻子的名聲，城中的長老可以下令鞭打他（</w:t>
+      </w:r>
+      <w:hyperlink r:id="rId80">
+        <w:r>
+          <w:rPr>
+            <w:lang w:val="zh_TW" w:bidi="zh_TW"/>
+          </w:rPr>
+          <w:rPr>
+            <w:color w:val="0000EE"/>
+            <w:u w:val="single"/>
+          </w:rPr>
+          <w:t>申22:18</w:t>
+        </w:r>
+      </w:hyperlink>
+      <w:r>
+        <w:rPr>
+          <w:lang w:val="zh_TW" w:bidi="zh_TW"/>
+        </w:rPr>
+        <w:t>）。人們也會用鞭笞來審問囚犯。因此，羅馬千夫長曾吩咐人「用鞭子拷問」使徒保羅，為了知道眾人向他喧嚷的原因（</w:t>
+      </w:r>
+      <w:hyperlink r:id="rId81">
+        <w:r>
+          <w:rPr>
+            <w:lang w:val="zh_TW" w:bidi="zh_TW"/>
+          </w:rPr>
+          <w:rPr>
+            <w:color w:val="0000EE"/>
+            <w:u w:val="single"/>
+          </w:rPr>
+          <w:t>徒22:24</w:t>
+        </w:r>
+      </w:hyperlink>
+      <w:r>
+        <w:rPr>
+          <w:lang w:val="zh_TW" w:bidi="zh_TW"/>
+        </w:rPr>
+        <w:t>）。</w:t>
+        <w:br/>
+      </w:r>
+      <w:r>
+        <w:rPr>
+          <w:lang w:val="zh_TW" w:bidi="zh_TW"/>
+        </w:rPr>
+        <w:t>羅馬人通常只對非羅馬公民施行鞭笞，例如奴僕、外族人，以及被判處死刑的人。一般來說，罪犯是在被判死刑之後才接受鞭笞。因此，耶穌在被定罪之前先遭鞭打，是一件不尋常的事。彼拉多可能希望眾人看見耶穌所受的痛苦後會心軟，不再要求處死祂（</w:t>
+      </w:r>
+      <w:hyperlink r:id="rId82">
+        <w:r>
+          <w:rPr>
+            <w:lang w:val="zh_TW" w:bidi="zh_TW"/>
+          </w:rPr>
+          <w:rPr>
+            <w:color w:val="0000EE"/>
+            <w:u w:val="single"/>
+          </w:rPr>
+          <w:t>路23:16、22</w:t>
+        </w:r>
+      </w:hyperlink>
+      <w:r>
+        <w:rPr>
+          <w:lang w:val="zh_TW" w:bidi="zh_TW"/>
+        </w:rPr>
+        <w:t>；</w:t>
+      </w:r>
+      <w:hyperlink r:id="rId83">
+        <w:r>
+          <w:rPr>
+            <w:lang w:val="zh_TW" w:bidi="zh_TW"/>
+          </w:rPr>
+          <w:rPr>
+            <w:color w:val="0000EE"/>
+            <w:u w:val="single"/>
+          </w:rPr>
+          <w:t>約19:1</w:t>
+        </w:r>
+      </w:hyperlink>
+      <w:r>
+        <w:rPr>
+          <w:lang w:val="zh_TW" w:bidi="zh_TW"/>
+        </w:rPr>
+        <w:t>）。</w:t>
+        <w:br/>
+      </w:r>
+      <w:r>
+        <w:rPr>
+          <w:lang w:val="zh_TW" w:bidi="zh_TW"/>
+        </w:rPr>
+        <w:t>羅馬帝國的公民在未經定罪之前，絕不可遭受責打或鞭笞（</w:t>
+      </w:r>
+      <w:hyperlink r:id="rId84">
+        <w:r>
+          <w:rPr>
+            <w:lang w:val="zh_TW" w:bidi="zh_TW"/>
+          </w:rPr>
+          <w:rPr>
+            <w:color w:val="0000EE"/>
+            <w:u w:val="single"/>
+          </w:rPr>
+          <w:t>徒22:25</w:t>
+        </w:r>
+      </w:hyperlink>
+      <w:r>
+        <w:rPr>
+          <w:lang w:val="zh_TW" w:bidi="zh_TW"/>
+        </w:rPr>
+        <w:t>）。因此，官長得知保羅是羅馬公民，而自己竟在那種情況下叫人責打他，就害怕起來（</w:t>
+      </w:r>
+      <w:hyperlink r:id="rId85">
+        <w:r>
+          <w:rPr>
+            <w:lang w:val="zh_TW" w:bidi="zh_TW"/>
+          </w:rPr>
+          <w:rPr>
+            <w:color w:val="0000EE"/>
+            <w:u w:val="single"/>
+          </w:rPr>
+          <w:t>徒16:37–39</w:t>
+        </w:r>
+      </w:hyperlink>
+      <w:r>
+        <w:rPr>
+          <w:lang w:val="zh_TW" w:bidi="zh_TW"/>
+        </w:rPr>
+        <w:t>）。</w:t>
+      </w:r>
+    </w:p>
+    <w:p>
+      <w:pPr>
+        <w:pStyle w:val="ListNumber"/>
+        <w:spacing w:line="240" w:lineRule="auto"/>
+        <w:ind w:left="720"/>
+      </w:pPr>
+      <w:r>
+        <w:rPr>
+          <w:lang w:val="zh_TW" w:bidi="zh_TW"/>
+        </w:rPr>
+      </w:r>
+      <w:r>
+        <w:rPr>
+          <w:lang w:val="zh_TW" w:bidi="zh_TW"/>
+        </w:rPr>
+        <w:t>挖去囚犯和俘虜的眼睛，是近東地區常見的做法。非利士人在囚禁參孫之前，先弄瞎了他的眼睛（</w:t>
+      </w:r>
+      <w:hyperlink r:id="rId86">
+        <w:r>
+          <w:rPr>
+            <w:lang w:val="zh_TW" w:bidi="zh_TW"/>
+          </w:rPr>
+          <w:rPr>
+            <w:color w:val="0000EE"/>
+            <w:u w:val="single"/>
+          </w:rPr>
+          <w:t>士16:21</w:t>
+        </w:r>
+      </w:hyperlink>
+      <w:r>
+        <w:rPr>
+          <w:lang w:val="zh_TW" w:bidi="zh_TW"/>
+        </w:rPr>
+        <w:t>）。公元前587年，巴比倫人擄走西底家王之前，也同樣弄瞎了他的眼睛（</w:t>
+      </w:r>
+      <w:hyperlink r:id="rId87">
+        <w:r>
+          <w:rPr>
+            <w:lang w:val="zh_TW" w:bidi="zh_TW"/>
+          </w:rPr>
+          <w:rPr>
+            <w:color w:val="0000EE"/>
+            <w:u w:val="single"/>
+          </w:rPr>
+          <w:t>王下25:7</w:t>
+        </w:r>
+      </w:hyperlink>
+      <w:r>
+        <w:rPr>
+          <w:lang w:val="zh_TW" w:bidi="zh_TW"/>
+        </w:rPr>
+        <w:t>）。亞捫王拿轄願意接受雅比城居民的求和要求，但條件是挖出他們所有人的右眼。拿轄這樣做，是要羞辱他們，並使他們無法再上陣作戰（</w:t>
+      </w:r>
+      <w:hyperlink r:id="rId88">
+        <w:r>
+          <w:rPr>
+            <w:lang w:val="zh_TW" w:bidi="zh_TW"/>
+          </w:rPr>
+          <w:rPr>
+            <w:color w:val="0000EE"/>
+            <w:u w:val="single"/>
+          </w:rPr>
+          <w:t>撒上11:1–4</w:t>
+        </w:r>
+      </w:hyperlink>
+      <w:r>
+        <w:rPr>
+          <w:lang w:val="zh_TW" w:bidi="zh_TW"/>
+        </w:rPr>
+        <w:t>）。</w:t>
+      </w:r>
+    </w:p>
+    <w:p>
+      <w:pPr>
+        <w:pStyle w:val="ListNumber"/>
+        <w:spacing w:line="240" w:lineRule="auto"/>
+        <w:ind w:left="720"/>
+      </w:pPr>
+      <w:r>
+        <w:rPr>
+          <w:lang w:val="zh_TW" w:bidi="zh_TW"/>
+        </w:rPr>
+      </w:r>
+      <w:r>
+        <w:rPr>
+          <w:lang w:val="zh_TW" w:bidi="zh_TW"/>
+        </w:rPr>
+        <w:t>近東地區有好幾種殘害肢體的刑罰。以色列人認為人的身體是神聖的，並且按著神的形像所造；即使如此，他們仍會割下仇敵的拇指和大腳趾，以殘害他們的身體。</w:t>
+        <w:br/>
+      </w:r>
+      <w:r>
+        <w:rPr>
+          <w:lang w:val="zh_TW" w:bidi="zh_TW"/>
+        </w:rPr>
+        <w:t>漢謨拉比法典和亞述法典規定，可以割除眼睛、鼻子、耳朵、乳房、舌頭、嘴唇、手和手指作為某些罪的刑罰。在亞述，案件的受害人常在法庭官員監督下親自向罪犯執行刑罰。漢謨拉比法典也設有保障措施，避免罪犯受到超過法律規定的刑罰。</w:t>
+      </w:r>
+    </w:p>
+    <w:p>
+      <w:pPr>
+        <w:pStyle w:val="ListNumber"/>
+        <w:spacing w:line="240" w:lineRule="auto"/>
+        <w:ind w:left="720"/>
+      </w:pPr>
+      <w:r>
+        <w:rPr>
+          <w:lang w:val="zh_TW" w:bidi="zh_TW"/>
+        </w:rPr>
+      </w:r>
+      <w:r>
+        <w:rPr>
+          <w:lang w:val="zh_TW" w:bidi="zh_TW"/>
+        </w:rPr>
+        <w:t>到了舊約聖經後期，人們會使用木枷作為刑罰。先知哈拿尼（</w:t>
+      </w:r>
+      <w:hyperlink r:id="rId89">
+        <w:r>
+          <w:rPr>
+            <w:lang w:val="zh_TW" w:bidi="zh_TW"/>
+          </w:rPr>
+          <w:rPr>
+            <w:color w:val="0000EE"/>
+            <w:u w:val="single"/>
+          </w:rPr>
+          <w:t>代下16:10</w:t>
+        </w:r>
+      </w:hyperlink>
+      <w:r>
+        <w:rPr>
+          <w:lang w:val="zh_TW" w:bidi="zh_TW"/>
+        </w:rPr>
+        <w:t>）和耶利米（</w:t>
+      </w:r>
+      <w:hyperlink r:id="rId90">
+        <w:r>
+          <w:rPr>
+            <w:lang w:val="zh_TW" w:bidi="zh_TW"/>
+          </w:rPr>
+          <w:rPr>
+            <w:color w:val="0000EE"/>
+            <w:u w:val="single"/>
+          </w:rPr>
+          <w:t>耶20:2–3</w:t>
+        </w:r>
+      </w:hyperlink>
+      <w:r>
+        <w:rPr>
+          <w:lang w:val="zh_TW" w:bidi="zh_TW"/>
+        </w:rPr>
+        <w:t>）都曾受過這種羞辱，被上了木枷。人們把受刑人的雙腳踝放進兩塊大木頭上的孔洞裡；有時也會把手腕和頭部一同固定其中。到了羅馬時代，木枷逐漸演變成一種酷刑。人們把囚犯的雙腿越拉越開，再固定在木枷的孔洞中。在新約聖經中，腓立比的獄卒曾把保羅和西拉的雙腳上了木狗（</w:t>
+      </w:r>
+      <w:hyperlink r:id="rId91">
+        <w:r>
+          <w:rPr>
+            <w:lang w:val="zh_TW" w:bidi="zh_TW"/>
+          </w:rPr>
+          <w:rPr>
+            <w:color w:val="0000EE"/>
+            <w:u w:val="single"/>
+          </w:rPr>
+          <w:t>徒16:24</w:t>
+        </w:r>
+      </w:hyperlink>
+      <w:r>
+        <w:rPr>
+          <w:lang w:val="zh_TW" w:bidi="zh_TW"/>
+        </w:rPr>
+        <w:t>）。在這裡譯作「木狗」的希臘文詞語，原有「拘禁」的意思；它也可指囚犯的腳鐐、鎖鏈，或羅馬逃奴所戴的鐵頸圈。</w:t>
+      </w:r>
+    </w:p>
+    <w:p>
+      <w:pPr>
+        <w:pStyle w:val="Heading4"/>
+      </w:pPr>
+      <w:r>
+        <w:rPr>
+          <w:lang w:val="zh_TW" w:bidi="zh_TW"/>
+        </w:rPr>
+        <w:t>死刑</w:t>
+      </w:r>
+    </w:p>
+    <w:p>
+      <w:pPr/>
+      <w:r>
+        <w:rPr>
+          <w:lang w:val="zh_TW" w:bidi="zh_TW"/>
+        </w:rPr>
+      </w:r>
+      <w:r>
+        <w:rPr>
+          <w:lang w:val="zh_TW" w:bidi="zh_TW"/>
+        </w:rPr>
+        <w:t>死刑在許多近東諸國都很普遍。人們會使用好幾種不同的處決方式。</w:t>
+      </w:r>
+    </w:p>
+    <w:p>
+      <w:pPr>
+        <w:pStyle w:val="ListNumber"/>
+        <w:numPr>
+          <w:ilvl w:val="0"/>
+          <w:numId w:val="15"/>
+        </w:numPr>
+        <w:spacing w:line="240" w:lineRule="auto"/>
+        <w:ind w:left="720"/>
+      </w:pPr>
+      <w:r>
+        <w:rPr>
+          <w:lang w:val="zh_TW" w:bidi="zh_TW"/>
+        </w:rPr>
+      </w:r>
+      <w:r>
+        <w:rPr>
+          <w:lang w:val="zh_TW" w:bidi="zh_TW"/>
+        </w:rPr>
+        <w:t>人們會用刀將得罪君王的人斬首（</w:t>
+      </w:r>
+      <w:hyperlink r:id="rId92">
+        <w:r>
+          <w:rPr>
+            <w:lang w:val="zh_TW" w:bidi="zh_TW"/>
+          </w:rPr>
+          <w:rPr>
+            <w:color w:val="0000EE"/>
+            <w:u w:val="single"/>
+          </w:rPr>
+          <w:t>撒下16:9</w:t>
+        </w:r>
+      </w:hyperlink>
+      <w:r>
+        <w:rPr>
+          <w:lang w:val="zh_TW" w:bidi="zh_TW"/>
+        </w:rPr>
+        <w:t>；</w:t>
+      </w:r>
+      <w:hyperlink r:id="rId93">
+        <w:r>
+          <w:rPr>
+            <w:lang w:val="zh_TW" w:bidi="zh_TW"/>
+          </w:rPr>
+          <w:rPr>
+            <w:color w:val="0000EE"/>
+            <w:u w:val="single"/>
+          </w:rPr>
+          <w:t>王下6:31–32</w:t>
+        </w:r>
+      </w:hyperlink>
+      <w:r>
+        <w:rPr>
+          <w:lang w:val="zh_TW" w:bidi="zh_TW"/>
+        </w:rPr>
+        <w:t>）；根據米示拿（Mishnah；猶太法律的註釋），拜偶像的人和殺人犯也會受到同樣的刑罰。人們大概也會用刀執行私人處決。有時，整座城的居民會因離棄信仰而「死在刀下」（</w:t>
+      </w:r>
+      <w:hyperlink r:id="rId94">
+        <w:r>
+          <w:rPr>
+            <w:lang w:val="zh_TW" w:bidi="zh_TW"/>
+          </w:rPr>
+          <w:rPr>
+            <w:color w:val="0000EE"/>
+            <w:u w:val="single"/>
+          </w:rPr>
+          <w:t>出32:27</w:t>
+        </w:r>
+      </w:hyperlink>
+      <w:r>
+        <w:rPr>
+          <w:lang w:val="zh_TW" w:bidi="zh_TW"/>
+        </w:rPr>
+        <w:t>；</w:t>
+      </w:r>
+      <w:hyperlink r:id="rId95">
+        <w:r>
+          <w:rPr>
+            <w:lang w:val="zh_TW" w:bidi="zh_TW"/>
+          </w:rPr>
+          <w:rPr>
+            <w:color w:val="0000EE"/>
+            <w:u w:val="single"/>
+          </w:rPr>
+          <w:t>申13:15</w:t>
+        </w:r>
+      </w:hyperlink>
+      <w:r>
+        <w:rPr>
+          <w:lang w:val="zh_TW" w:bidi="zh_TW"/>
+        </w:rPr>
+        <w:t>）。</w:t>
+      </w:r>
+    </w:p>
+    <w:p>
+      <w:pPr>
+        <w:pStyle w:val="ListNumber"/>
+        <w:spacing w:line="240" w:lineRule="auto"/>
+        <w:ind w:left="720"/>
+      </w:pPr>
+      <w:r>
+        <w:rPr>
+          <w:lang w:val="zh_TW" w:bidi="zh_TW"/>
+        </w:rPr>
+      </w:r>
+      <w:r>
+        <w:rPr>
+          <w:lang w:val="zh_TW" w:bidi="zh_TW"/>
+        </w:rPr>
+        <w:t>某些性方面的罪要處以火刑（</w:t>
+      </w:r>
+      <w:hyperlink r:id="rId96">
+        <w:r>
+          <w:rPr>
+            <w:lang w:val="zh_TW" w:bidi="zh_TW"/>
+          </w:rPr>
+          <w:rPr>
+            <w:color w:val="0000EE"/>
+            <w:u w:val="single"/>
+          </w:rPr>
+          <w:t>利20:14</w:t>
+        </w:r>
+      </w:hyperlink>
+      <w:r>
+        <w:rPr>
+          <w:lang w:val="zh_TW" w:bidi="zh_TW"/>
+        </w:rPr>
+        <w:t>，</w:t>
+      </w:r>
+      <w:hyperlink r:id="rId97">
+        <w:r>
+          <w:rPr>
+            <w:lang w:val="zh_TW" w:bidi="zh_TW"/>
+          </w:rPr>
+          <w:rPr>
+            <w:color w:val="0000EE"/>
+            <w:u w:val="single"/>
+          </w:rPr>
+          <w:t>21:9</w:t>
+        </w:r>
+      </w:hyperlink>
+      <w:r>
+        <w:rPr>
+          <w:lang w:val="zh_TW" w:bidi="zh_TW"/>
+        </w:rPr>
+        <w:t>）。猶大的兒婦他瑪被指控犯了姦淫罪，因此有人下令把她帶到城外燒死（</w:t>
+      </w:r>
+      <w:hyperlink r:id="rId98">
+        <w:r>
+          <w:rPr>
+            <w:lang w:val="zh_TW" w:bidi="zh_TW"/>
+          </w:rPr>
+          <w:rPr>
+            <w:color w:val="0000EE"/>
+            <w:u w:val="single"/>
+          </w:rPr>
+          <w:t>創38:24</w:t>
+        </w:r>
+      </w:hyperlink>
+      <w:r>
+        <w:rPr>
+          <w:lang w:val="zh_TW" w:bidi="zh_TW"/>
+        </w:rPr>
+        <w:t>）。耶和華也吩咐說，凡踏上西奈山聖地的人，都要用箭射死或用石頭打死（</w:t>
+      </w:r>
+      <w:hyperlink r:id="rId99">
+        <w:r>
+          <w:rPr>
+            <w:lang w:val="zh_TW" w:bidi="zh_TW"/>
+          </w:rPr>
+          <w:rPr>
+            <w:color w:val="0000EE"/>
+            <w:u w:val="single"/>
+          </w:rPr>
+          <w:t>出19:13</w:t>
+        </w:r>
+      </w:hyperlink>
+      <w:r>
+        <w:rPr>
+          <w:lang w:val="zh_TW" w:bidi="zh_TW"/>
+        </w:rPr>
+        <w:t>）。</w:t>
+      </w:r>
+    </w:p>
+    <w:p>
+      <w:pPr>
+        <w:pStyle w:val="ListNumber"/>
+        <w:spacing w:line="240" w:lineRule="auto"/>
+        <w:ind w:left="720"/>
+      </w:pPr>
+      <w:r>
+        <w:rPr>
+          <w:lang w:val="zh_TW" w:bidi="zh_TW"/>
+        </w:rPr>
+      </w:r>
+      <w:r>
+        <w:rPr>
+          <w:lang w:val="zh_TW" w:bidi="zh_TW"/>
+        </w:rPr>
+        <w:t>把人掛起來可能是聖經時代的一種處決方式。不過，許多學者認為，譯為「掛起來」或「掛在木頭上」的詞語，其實是指刺刑（</w:t>
+      </w:r>
+      <w:hyperlink r:id="rId100">
+        <w:r>
+          <w:rPr>
+            <w:lang w:val="zh_TW" w:bidi="zh_TW"/>
+          </w:rPr>
+          <w:rPr>
+            <w:color w:val="0000EE"/>
+            <w:u w:val="single"/>
+          </w:rPr>
+          <w:t>民25:4</w:t>
+        </w:r>
+      </w:hyperlink>
+      <w:r>
+        <w:rPr>
+          <w:lang w:val="zh_TW" w:bidi="zh_TW"/>
+        </w:rPr>
+        <w:t>；</w:t>
+      </w:r>
+      <w:hyperlink r:id="rId101">
+        <w:r>
+          <w:rPr>
+            <w:lang w:val="zh_TW" w:bidi="zh_TW"/>
+          </w:rPr>
+          <w:rPr>
+            <w:color w:val="0000EE"/>
+            <w:u w:val="single"/>
+          </w:rPr>
+          <w:t>申21:22–23</w:t>
+        </w:r>
+      </w:hyperlink>
+      <w:r>
+        <w:rPr>
+          <w:lang w:val="zh_TW" w:bidi="zh_TW"/>
+        </w:rPr>
+        <w:t>；</w:t>
+      </w:r>
+      <w:hyperlink r:id="rId102">
+        <w:r>
+          <w:rPr>
+            <w:lang w:val="zh_TW" w:bidi="zh_TW"/>
+          </w:rPr>
+          <w:rPr>
+            <w:color w:val="0000EE"/>
+            <w:u w:val="single"/>
+          </w:rPr>
+          <w:t>書8:29</w:t>
+        </w:r>
+      </w:hyperlink>
+      <w:r>
+        <w:rPr>
+          <w:lang w:val="zh_TW" w:bidi="zh_TW"/>
+        </w:rPr>
+        <w:t>；</w:t>
+      </w:r>
+      <w:hyperlink r:id="rId103">
+        <w:r>
+          <w:rPr>
+            <w:lang w:val="zh_TW" w:bidi="zh_TW"/>
+          </w:rPr>
+          <w:rPr>
+            <w:color w:val="0000EE"/>
+            <w:u w:val="single"/>
+          </w:rPr>
+          <w:t>撒下21:6</w:t>
+        </w:r>
+      </w:hyperlink>
+      <w:r>
+        <w:rPr>
+          <w:lang w:val="zh_TW" w:bidi="zh_TW"/>
+        </w:rPr>
+        <w:t>、</w:t>
+      </w:r>
+      <w:hyperlink r:id="rId103">
+        <w:r>
+          <w:rPr>
+            <w:lang w:val="zh_TW" w:bidi="zh_TW"/>
+          </w:rPr>
+          <w:rPr>
+            <w:color w:val="0000EE"/>
+            <w:u w:val="single"/>
+          </w:rPr>
+          <w:t>9</w:t>
+        </w:r>
+      </w:hyperlink>
+      <w:r>
+        <w:rPr>
+          <w:lang w:val="zh_TW" w:bidi="zh_TW"/>
+        </w:rPr>
+        <w:t>；</w:t>
+      </w:r>
+      <w:hyperlink r:id="rId104">
+        <w:r>
+          <w:rPr>
+            <w:lang w:val="zh_TW" w:bidi="zh_TW"/>
+          </w:rPr>
+          <w:rPr>
+            <w:color w:val="0000EE"/>
+            <w:u w:val="single"/>
+          </w:rPr>
+          <w:t>斯9:14</w:t>
+        </w:r>
+      </w:hyperlink>
+      <w:r>
+        <w:rPr>
+          <w:lang w:val="zh_TW" w:bidi="zh_TW"/>
+        </w:rPr>
+        <w:t>）。人們會把一根尖銳的木樁立在地上，再把受刑人的身體強行刺入木樁；木樁的尖端很可能從受刑人的胸部或口中穿出。亞述人經常使用這種處決方式，通常是用來處置犯下最嚴重罪行的人，以及戰俘或逃兵。據說波斯王大流士進軍巴比倫時，曾把3,000人施以刺刑。大流士也規定，凡更改他重建聖殿諭令的人，都要受刺刑（</w:t>
+      </w:r>
+      <w:hyperlink r:id="rId105">
+        <w:r>
+          <w:rPr>
+            <w:lang w:val="zh_TW" w:bidi="zh_TW"/>
+          </w:rPr>
+          <w:rPr>
+            <w:color w:val="0000EE"/>
+            <w:u w:val="single"/>
+          </w:rPr>
+          <w:t>拉6:11–12</w:t>
+        </w:r>
+      </w:hyperlink>
+      <w:r>
+        <w:rPr>
+          <w:lang w:val="zh_TW" w:bidi="zh_TW"/>
+        </w:rPr>
+        <w:t>）。至於哈曼究竟是被吊死還是受刺刑，至今仍無法確定（見</w:t>
+      </w:r>
+      <w:hyperlink r:id="rId106">
+        <w:r>
+          <w:rPr>
+            <w:lang w:val="zh_TW" w:bidi="zh_TW"/>
+          </w:rPr>
+          <w:rPr>
+            <w:color w:val="0000EE"/>
+            <w:u w:val="single"/>
+          </w:rPr>
+          <w:t>斯7:9–10</w:t>
+        </w:r>
+      </w:hyperlink>
+      <w:r>
+        <w:rPr>
+          <w:lang w:val="zh_TW" w:bidi="zh_TW"/>
+        </w:rPr>
+        <w:t>）。</w:t>
+        <w:br/>
+      </w:r>
+      <w:r>
+        <w:rPr>
+          <w:lang w:val="zh_TW" w:bidi="zh_TW"/>
+        </w:rPr>
+        <w:t>通常，「掛起來」是展示屍體的一種方式，這樣做是用來警戒當地居民（</w:t>
+      </w:r>
+      <w:hyperlink r:id="rId107">
+        <w:r>
+          <w:rPr>
+            <w:lang w:val="zh_TW" w:bidi="zh_TW"/>
+          </w:rPr>
+          <w:rPr>
+            <w:color w:val="0000EE"/>
+            <w:u w:val="single"/>
+          </w:rPr>
+          <w:t>創40:19</w:t>
+        </w:r>
+      </w:hyperlink>
+      <w:r>
+        <w:rPr>
+          <w:lang w:val="zh_TW" w:bidi="zh_TW"/>
+        </w:rPr>
+        <w:t>；</w:t>
+      </w:r>
+      <w:hyperlink r:id="rId102">
+        <w:r>
+          <w:rPr>
+            <w:lang w:val="zh_TW" w:bidi="zh_TW"/>
+          </w:rPr>
+          <w:rPr>
+            <w:color w:val="0000EE"/>
+            <w:u w:val="single"/>
+          </w:rPr>
+          <w:t>書8:29</w:t>
+        </w:r>
+      </w:hyperlink>
+      <w:r>
+        <w:rPr>
+          <w:lang w:val="zh_TW" w:bidi="zh_TW"/>
+        </w:rPr>
+        <w:t>，</w:t>
+      </w:r>
+      <w:hyperlink r:id="rId108">
+        <w:r>
+          <w:rPr>
+            <w:lang w:val="zh_TW" w:bidi="zh_TW"/>
+          </w:rPr>
+          <w:rPr>
+            <w:color w:val="0000EE"/>
+            <w:u w:val="single"/>
+          </w:rPr>
+          <w:t>10:26</w:t>
+        </w:r>
+      </w:hyperlink>
+      <w:r>
+        <w:rPr>
+          <w:lang w:val="zh_TW" w:bidi="zh_TW"/>
+        </w:rPr>
+        <w:t>；</w:t>
+      </w:r>
+      <w:hyperlink r:id="rId109">
+        <w:r>
+          <w:rPr>
+            <w:lang w:val="zh_TW" w:bidi="zh_TW"/>
+          </w:rPr>
+          <w:rPr>
+            <w:color w:val="0000EE"/>
+            <w:u w:val="single"/>
+          </w:rPr>
+          <w:t>撒下4:12</w:t>
+        </w:r>
+      </w:hyperlink>
+      <w:r>
+        <w:rPr>
+          <w:lang w:val="zh_TW" w:bidi="zh_TW"/>
+        </w:rPr>
+        <w:t>）。人們通常只會將屍體展示一天，並在日落前把屍體埋葬。人們認為掛在木頭上的屍體會玷污神所賜的土地（</w:t>
+      </w:r>
+      <w:hyperlink r:id="rId101">
+        <w:r>
+          <w:rPr>
+            <w:lang w:val="zh_TW" w:bidi="zh_TW"/>
+          </w:rPr>
+          <w:rPr>
+            <w:color w:val="0000EE"/>
+            <w:u w:val="single"/>
+          </w:rPr>
+          <w:t>申21:22–23</w:t>
+        </w:r>
+      </w:hyperlink>
+      <w:r>
+        <w:rPr>
+          <w:lang w:val="zh_TW" w:bidi="zh_TW"/>
+        </w:rPr>
+        <w:t>）。根據米示拿的記載，人們會把死者的雙手綁在一起，再把屍體掛在木架的橫臂上。</w:t>
+      </w:r>
+    </w:p>
+    <w:p>
+      <w:pPr>
+        <w:pStyle w:val="ListNumber"/>
+        <w:spacing w:line="240" w:lineRule="auto"/>
+        <w:ind w:left="720"/>
+      </w:pPr>
+      <w:r>
+        <w:rPr>
+          <w:lang w:val="zh_TW" w:bidi="zh_TW"/>
+        </w:rPr>
+      </w:r>
+      <w:r>
+        <w:rPr>
+          <w:lang w:val="zh_TW" w:bidi="zh_TW"/>
+        </w:rPr>
+        <w:t>敘利亞王安提阿古四世·伊皮法尼（Antiochus IV Epiphanes）在公元前167至166年間曾使用釘十字架作為刑罰。根據公元一世紀猶太歷史學家約瑟夫（Josephus）的記載，那些拒絕放棄傳統信仰的猶太人就是這樣被處死的。在馬加比（Maccabean）時期（公元前167–40年），亞歷山大·詹納烏斯（Alexander Janneus ）為了重新鞏固自己的權力，曾把800名反叛的法利賽人釘在十字架上。釘十字架是一種廣泛使用的處決方式。羅馬帝國大部分地區都使用這種刑罰，包括印度、北非和日耳曼地區。在公元前4年至公元70年間，有些時候一次被釘十字架的人數多達數千人。</w:t>
+        <w:br/>
+      </w:r>
+      <w:r>
+        <w:rPr>
+          <w:lang w:val="zh_TW" w:bidi="zh_TW"/>
+        </w:rPr>
+        <w:t>看起來人們使用過三種十字架：橫木位於直木頂端下方的十字架（拉丁十字架）、T形十字架（聖安東尼的十字架〔St Anthony’s cross〕）、X形十字架（聖安得烈十字架〔St Andrew’s cross〕）。馬太福音記載，有一塊寫著「這是猶太人的王耶穌」的牌子，在耶穌釘十架時被安放在祂頭的上方（</w:t>
+      </w:r>
+      <w:hyperlink r:id="rId110">
+        <w:r>
+          <w:rPr>
+            <w:lang w:val="zh_TW" w:bidi="zh_TW"/>
+          </w:rPr>
+          <w:rPr>
+            <w:color w:val="0000EE"/>
+            <w:u w:val="single"/>
+          </w:rPr>
+          <w:t>太27:37</w:t>
+        </w:r>
+      </w:hyperlink>
+      <w:r>
+        <w:rPr>
+          <w:lang w:val="zh_TW" w:bidi="zh_TW"/>
+        </w:rPr>
+        <w:t>）。這表示耶穌受釘時所用的十字架是拉丁十字架，這也正是藝術家歷來描繪的樣式。行刑時，人們很可能先把十字架平放在地上，然後把受刑的人固定在上面。之後，人們把十字架豎立起來，放進預先挖好的坑中。受刑人的雙手可能被釘在十字架上，也可能被綁在十字架上；至於雙腳究竟用一根釘子還是兩根釘子釘住，至今仍無法確定。受刑人的身體重量由腳下的一塊木頭支撐，而兩腿之間可能另有一塊像尖樁一樣的木頭提供支撐。</w:t>
+      </w:r>
+    </w:p>
+    <w:p>
+      <w:pPr>
+        <w:pStyle w:val="ListNumber"/>
+        <w:spacing w:line="240" w:lineRule="auto"/>
+        <w:ind w:left="720"/>
+      </w:pPr>
+      <w:r>
+        <w:rPr>
+          <w:lang w:val="zh_TW" w:bidi="zh_TW"/>
+        </w:rPr>
+      </w:r>
+      <w:r>
+        <w:rPr>
+          <w:lang w:val="zh_TW" w:bidi="zh_TW"/>
+        </w:rPr>
+        <w:t>石刑是最常見的希伯來死刑。最初的石頭由控方證人投擲，然後圍觀的人也投擲。石刑適用於某些宗教方面的罪（</w:t>
+      </w:r>
+      <w:hyperlink r:id="rId111">
+        <w:r>
+          <w:rPr>
+            <w:lang w:val="zh_TW" w:bidi="zh_TW"/>
+          </w:rPr>
+          <w:rPr>
+            <w:color w:val="0000EE"/>
+            <w:u w:val="single"/>
+          </w:rPr>
+          <w:t>利24:16</w:t>
+        </w:r>
+      </w:hyperlink>
+      <w:r>
+        <w:rPr>
+          <w:lang w:val="zh_TW" w:bidi="zh_TW"/>
+        </w:rPr>
+        <w:t>；</w:t>
+      </w:r>
+      <w:hyperlink r:id="rId20">
+        <w:r>
+          <w:rPr>
+            <w:lang w:val="zh_TW" w:bidi="zh_TW"/>
+          </w:rPr>
+          <w:rPr>
+            <w:color w:val="0000EE"/>
+            <w:u w:val="single"/>
+          </w:rPr>
+          <w:t>民15:32–36</w:t>
+        </w:r>
+      </w:hyperlink>
+      <w:r>
+        <w:rPr>
+          <w:lang w:val="zh_TW" w:bidi="zh_TW"/>
+        </w:rPr>
+        <w:t>；</w:t>
+      </w:r>
+      <w:hyperlink r:id="rId112">
+        <w:r>
+          <w:rPr>
+            <w:lang w:val="zh_TW" w:bidi="zh_TW"/>
+          </w:rPr>
+          <w:rPr>
+            <w:color w:val="0000EE"/>
+            <w:u w:val="single"/>
+          </w:rPr>
+          <w:t>申13:1–10</w:t>
+        </w:r>
+      </w:hyperlink>
+      <w:r>
+        <w:rPr>
+          <w:lang w:val="zh_TW" w:bidi="zh_TW"/>
+        </w:rPr>
+        <w:t>，</w:t>
+      </w:r>
+      <w:hyperlink r:id="rId113">
+        <w:r>
+          <w:rPr>
+            <w:lang w:val="zh_TW" w:bidi="zh_TW"/>
+          </w:rPr>
+          <w:rPr>
+            <w:color w:val="0000EE"/>
+            <w:u w:val="single"/>
+          </w:rPr>
+          <w:t>17:2–5</w:t>
+        </w:r>
+      </w:hyperlink>
+      <w:r>
+        <w:rPr>
+          <w:lang w:val="zh_TW" w:bidi="zh_TW"/>
+        </w:rPr>
+        <w:t>）、姦淫（</w:t>
+      </w:r>
+      <w:hyperlink r:id="rId114">
+        <w:r>
+          <w:rPr>
+            <w:lang w:val="zh_TW" w:bidi="zh_TW"/>
+          </w:rPr>
+          <w:rPr>
+            <w:color w:val="0000EE"/>
+            <w:u w:val="single"/>
+          </w:rPr>
+          <w:t>申22:23–24</w:t>
+        </w:r>
+      </w:hyperlink>
+      <w:r>
+        <w:rPr>
+          <w:lang w:val="zh_TW" w:bidi="zh_TW"/>
+        </w:rPr>
+        <w:t>）、獻兒女為祭（</w:t>
+      </w:r>
+      <w:hyperlink r:id="rId15">
+        <w:r>
+          <w:rPr>
+            <w:lang w:val="zh_TW" w:bidi="zh_TW"/>
+          </w:rPr>
+          <w:rPr>
+            <w:color w:val="0000EE"/>
+            <w:u w:val="single"/>
+          </w:rPr>
+          <w:t>利20:2</w:t>
+        </w:r>
+      </w:hyperlink>
+      <w:r>
+        <w:rPr>
+          <w:lang w:val="zh_TW" w:bidi="zh_TW"/>
+        </w:rPr>
+        <w:t>）、交鬼行巫術（</w:t>
+      </w:r>
+      <w:hyperlink r:id="rId115">
+        <w:r>
+          <w:rPr>
+            <w:lang w:val="zh_TW" w:bidi="zh_TW"/>
+          </w:rPr>
+          <w:rPr>
+            <w:color w:val="0000EE"/>
+            <w:u w:val="single"/>
+          </w:rPr>
+          <w:t>利20:27</w:t>
+        </w:r>
+      </w:hyperlink>
+      <w:r>
+        <w:rPr>
+          <w:lang w:val="zh_TW" w:bidi="zh_TW"/>
+        </w:rPr>
+        <w:t>）和悖逆（</w:t>
+      </w:r>
+      <w:hyperlink r:id="rId38">
+        <w:r>
+          <w:rPr>
+            <w:lang w:val="zh_TW" w:bidi="zh_TW"/>
+          </w:rPr>
+          <w:rPr>
+            <w:color w:val="0000EE"/>
+            <w:u w:val="single"/>
+          </w:rPr>
+          <w:t>申21:18–21</w:t>
+        </w:r>
+      </w:hyperlink>
+      <w:r>
+        <w:rPr>
+          <w:lang w:val="zh_TW" w:bidi="zh_TW"/>
+        </w:rPr>
+        <w:t>）。使徒保羅歸信之前，曾親眼看見人們用石頭打死司提反，他當時也贊同這樣做（</w:t>
+      </w:r>
+      <w:hyperlink r:id="rId116">
+        <w:r>
+          <w:rPr>
+            <w:lang w:val="zh_TW" w:bidi="zh_TW"/>
+          </w:rPr>
+          <w:rPr>
+            <w:color w:val="0000EE"/>
+            <w:u w:val="single"/>
+          </w:rPr>
+          <w:t>徒7:58–59</w:t>
+        </w:r>
+      </w:hyperlink>
+      <w:r>
+        <w:rPr>
+          <w:lang w:val="zh_TW" w:bidi="zh_TW"/>
+        </w:rPr>
+        <w:t>）。後來，保羅自己在路司得也曾遭人用石頭打，卻倖免於死（</w:t>
+      </w:r>
+      <w:hyperlink r:id="rId117">
+        <w:r>
+          <w:rPr>
+            <w:lang w:val="zh_TW" w:bidi="zh_TW"/>
+          </w:rPr>
+          <w:rPr>
+            <w:color w:val="0000EE"/>
+            <w:u w:val="single"/>
+          </w:rPr>
+          <w:t>14:19</w:t>
+        </w:r>
+      </w:hyperlink>
+      <w:r>
+        <w:rPr>
+          <w:lang w:val="zh_TW" w:bidi="zh_TW"/>
+        </w:rPr>
+        <w:t>）。到了羅馬時代，人們有時會把受刑人綁在木架上，然後用石頭打死他。</w:t>
+      </w:r>
+    </w:p>
+    <w:p>
+      <w:pPr>
+        <w:pStyle w:val="Heading3"/>
+      </w:pPr>
+      <w:r>
+        <w:rPr>
+          <w:lang w:val="zh_TW" w:bidi="zh_TW"/>
+        </w:rPr>
+        <w:t>結論</w:t>
+      </w:r>
+    </w:p>
+    <w:p>
+      <w:pPr/>
+      <w:r>
+        <w:rPr>
+          <w:lang w:val="zh_TW" w:bidi="zh_TW"/>
+        </w:rPr>
+      </w:r>
+      <w:r>
+        <w:rPr>
+          <w:lang w:val="zh_TW" w:bidi="zh_TW"/>
+        </w:rPr>
+        <w:t>希伯來律法是妥拉（「教導」）的一部分。神把這些律法賜給祂立約的百姓，以使他們成為聖潔。當時，以色列人是一群剛脫離奴役的半遊牧民族。雖然希伯來律法與漢謨拉比法典及其它近東定居民族的法律有一些相似之處，但兩者也存在許多差異。即使在較不發達的文化環境中，希伯來律法往往展現出更廣闊的視野；它的目的似乎不只是維持社會秩序，更是要教導人過敬虔的生活。尤其是十誡簡明直接，直到今天仍然影響著法理學，甚至在現代世俗社會中也是如此。</w:t>
+      </w:r>
+    </w:p>
+    <w:p>
+      <w:pPr/>
+      <w:r>
+        <w:rPr>
+          <w:lang w:val="zh_TW" w:bidi="zh_TW"/>
+        </w:rPr>
+      </w:r>
+      <w:r>
+        <w:rPr>
+          <w:lang w:val="zh_TW" w:bidi="zh_TW"/>
+        </w:rPr>
+        <w:t>聖經最主要的信息是神愛祂立約百姓；然而，聖經從未忽略墮落世界中的殘酷現實。人會犯罪，也會犯下各種罪；人因自己的罪與神隔絕，也因所犯的罪受到懲罰。十字架是基督教信仰的象徵，它不斷提醒基督徒：神的愛並不是脫離現實的空談。他們認為，耶穌基督被釘十字架，正應驗了舊約聖經的預言：耶和華使我們眾人的罪孽都歸在他身上（</w:t>
+      </w:r>
+      <w:hyperlink r:id="rId118">
+        <w:r>
+          <w:rPr>
+            <w:lang w:val="zh_TW" w:bidi="zh_TW"/>
+          </w:rPr>
+          <w:rPr>
+            <w:color w:val="0000EE"/>
+            <w:u w:val="single"/>
+          </w:rPr>
+          <w:t>賽53:5–6</w:t>
+        </w:r>
+      </w:hyperlink>
+      <w:r>
+        <w:rPr>
+          <w:lang w:val="zh_TW" w:bidi="zh_TW"/>
+        </w:rPr>
+        <w:t>）。新約聖經宣告，基督照著聖經所說的，為我們的罪死了（</w:t>
+      </w:r>
+      <w:hyperlink r:id="rId119">
+        <w:r>
+          <w:rPr>
+            <w:lang w:val="zh_TW" w:bidi="zh_TW"/>
+          </w:rPr>
+          <w:rPr>
+            <w:color w:val="0000EE"/>
+            <w:u w:val="single"/>
+          </w:rPr>
+          <w:t>林前15:3</w:t>
+        </w:r>
+      </w:hyperlink>
+      <w:r>
+        <w:rPr>
+          <w:lang w:val="zh_TW" w:bidi="zh_TW"/>
+        </w:rPr>
+        <w:t>）。</w:t>
+      </w:r>
+    </w:p>
+    <w:p>
+      <w:pPr/>
+      <w:r>
+        <w:rPr>
+          <w:lang w:val="zh_TW" w:bidi="zh_TW"/>
+        </w:rPr>
+      </w:r>
+      <w:r>
+        <w:rPr>
+          <w:i/>
+          <w:lang w:val="zh_TW" w:bidi="zh_TW"/>
+        </w:rPr>
+        <w:t>另見</w:t>
+      </w:r>
+      <w:r>
+        <w:rPr>
+          <w:lang w:val="zh_TW" w:bidi="zh_TW"/>
+        </w:rPr>
+        <w:t xml:space="preserve"> </w:t>
+      </w:r>
+      <w:r>
+        <w:rPr>
+          <w:lang w:val="zh_TW" w:bidi="zh_TW"/>
+        </w:rPr>
+        <w:t>民事法律和司法</w:t>
+      </w:r>
+      <w:r>
+        <w:rPr>
+          <w:lang w:val="zh_TW" w:bidi="zh_TW"/>
+        </w:rPr>
+        <w:t>；</w:t>
+      </w:r>
+      <w:r>
+        <w:rPr>
+          <w:lang w:val="zh_TW" w:bidi="zh_TW"/>
+        </w:rPr>
+        <w:t>法院和審判</w:t>
+      </w:r>
+      <w:r>
+        <w:rPr>
+          <w:lang w:val="zh_TW" w:bidi="zh_TW"/>
+        </w:rPr>
+        <w:t>；</w:t>
+      </w:r>
+      <w:r>
+        <w:rPr>
+          <w:lang w:val="zh_TW" w:bidi="zh_TW"/>
+        </w:rPr>
+        <w:t>漢謨拉比法典</w:t>
+      </w:r>
+      <w:r>
+        <w:rPr>
+          <w:lang w:val="zh_TW" w:bidi="zh_TW"/>
+        </w:rPr>
+        <w:t>；</w:t>
+      </w:r>
+      <w:r>
+        <w:rPr>
+          <w:lang w:val="zh_TW" w:bidi="zh_TW"/>
+        </w:rPr>
+        <w:t>聖經中的律法概念</w:t>
+      </w:r>
+      <w:r>
+        <w:rPr>
+          <w:lang w:val="zh_TW" w:bidi="zh_TW"/>
+        </w:rPr>
+        <w:t>。</w:t>
+      </w:r>
+      <w:r>
+        <w:rPr>
+          <w:lang w:val="zh_TW" w:bidi="zh_TW"/>
+        </w:rPr>
+      </w:r>
+      <w:r>
+        <w:rPr>
+          <w:lang w:val="zh_TW" w:bidi="zh_TW"/>
+        </w:rPr>
+      </w:r>
+    </w:p>
+    <w:p>
+      <w:pPr/>
+      <w:r>
+        <w:rPr>
+          <w:lang w:val="zh_TW" w:bidi="zh_TW"/>
+        </w:rPr>
+      </w:r>
+    </w:p>
+    <w:p>
+      <w:pPr>
+        <w:pStyle w:val="Heading2"/>
+      </w:pPr>
+      <w:r>
+        <w:rPr>
+          <w:lang w:val="zh_TW" w:bidi="zh_TW"/>
+        </w:rPr>
+        <w:t>性，性慾</w:t>
+      </w:r>
+      <w:r>
+        <w:rPr>
+          <w:lang w:val="zh_TW" w:bidi="zh_TW"/>
+        </w:rPr>
+      </w:r>
+    </w:p>
+    <w:p>
+      <w:pPr>
+        <w:pStyle w:val="Heading3"/>
+      </w:pPr>
+      <w:r>
+        <w:rPr>
+          <w:lang w:val="zh_TW" w:bidi="zh_TW"/>
+        </w:rPr>
+        <w:t>聖經對性與性慾的正面觀點</w:t>
+      </w:r>
+    </w:p>
+    <w:p>
+      <w:pPr/>
+      <w:r>
+        <w:rPr>
+          <w:lang w:val="zh_TW" w:bidi="zh_TW"/>
+        </w:rPr>
+      </w:r>
+      <w:r>
+        <w:rPr>
+          <w:lang w:val="zh_TW" w:bidi="zh_TW"/>
+        </w:rPr>
+        <w:t>與某些宗教和哲學不同，聖經對人類的性有正面看法。根據舊約，神創造人是具有性別的存在。成為男性或女性，是</w:t>
+      </w:r>
+      <w:r>
+        <w:rPr>
+          <w:lang w:val="zh_TW" w:bidi="zh_TW"/>
+        </w:rPr>
+        <w:t>神就照着自己的形像造人</w:t>
+      </w:r>
+      <w:r>
+        <w:rPr>
+          <w:lang w:val="zh_TW" w:bidi="zh_TW"/>
+        </w:rPr>
+        <w:t>（</w:t>
+      </w:r>
+      <w:hyperlink r:id="rId120">
+        <w:r>
+          <w:rPr>
+            <w:lang w:val="zh_TW" w:bidi="zh_TW"/>
+          </w:rPr>
+          <w:rPr>
+            <w:color w:val="0000EE"/>
+            <w:u w:val="single"/>
+          </w:rPr>
+          <w:t>創1:26</w:t>
+        </w:r>
+      </w:hyperlink>
+      <w:r>
+        <w:rPr>
+          <w:lang w:val="zh_TW" w:bidi="zh_TW"/>
+        </w:rPr>
+        <w:t>–</w:t>
+      </w:r>
+      <w:hyperlink r:id="rId120">
+        <w:r>
+          <w:rPr>
+            <w:lang w:val="zh_TW" w:bidi="zh_TW"/>
+          </w:rPr>
+          <w:rPr>
+            <w:color w:val="0000EE"/>
+            <w:u w:val="single"/>
+          </w:rPr>
+          <w:t>28</w:t>
+        </w:r>
+      </w:hyperlink>
+      <w:r>
+        <w:rPr>
+          <w:lang w:val="zh_TW" w:bidi="zh_TW"/>
+        </w:rPr>
+        <w:t>）。因此，性不只是人的行為，而是其身分的重要部份。</w:t>
+      </w:r>
+    </w:p>
+    <w:p>
+      <w:pPr/>
+      <w:r>
+        <w:rPr>
+          <w:lang w:val="zh_TW" w:bidi="zh_TW"/>
+        </w:rPr>
+      </w:r>
+      <w:r>
+        <w:rPr>
+          <w:lang w:val="zh_TW" w:bidi="zh_TW"/>
+        </w:rPr>
+        <w:t>舊約表明男女身體上的差異並不可恥（</w:t>
+      </w:r>
+      <w:hyperlink r:id="rId121">
+        <w:r>
+          <w:rPr>
+            <w:lang w:val="zh_TW" w:bidi="zh_TW"/>
+          </w:rPr>
+          <w:rPr>
+            <w:color w:val="0000EE"/>
+            <w:u w:val="single"/>
+          </w:rPr>
+          <w:t>創2:25</w:t>
+        </w:r>
+      </w:hyperlink>
+      <w:r>
+        <w:rPr>
+          <w:lang w:val="zh_TW" w:bidi="zh_TW"/>
+        </w:rPr>
+        <w:t>）。性行為本身也不羞恥（</w:t>
+      </w:r>
+      <w:hyperlink r:id="rId122">
+        <w:r>
+          <w:rPr>
+            <w:lang w:val="zh_TW" w:bidi="zh_TW"/>
+          </w:rPr>
+          <w:rPr>
+            <w:color w:val="0000EE"/>
+            <w:u w:val="single"/>
+          </w:rPr>
+          <w:t>箴5:18</w:t>
+        </w:r>
+      </w:hyperlink>
+      <w:r>
+        <w:rPr>
+          <w:lang w:val="zh_TW" w:bidi="zh_TW"/>
+        </w:rPr>
+        <w:t>–</w:t>
+      </w:r>
+      <w:hyperlink r:id="rId122">
+        <w:r>
+          <w:rPr>
+            <w:lang w:val="zh_TW" w:bidi="zh_TW"/>
+          </w:rPr>
+          <w:rPr>
+            <w:color w:val="0000EE"/>
+            <w:u w:val="single"/>
+          </w:rPr>
+          <w:t>19</w:t>
+        </w:r>
+      </w:hyperlink>
+      <w:r>
+        <w:rPr>
+          <w:lang w:val="zh_TW" w:bidi="zh_TW"/>
+        </w:rPr>
+        <w:t>；</w:t>
+      </w:r>
+      <w:hyperlink r:id="rId123">
+        <w:r>
+          <w:rPr>
+            <w:lang w:val="zh_TW" w:bidi="zh_TW"/>
+          </w:rPr>
+          <w:rPr>
+            <w:color w:val="0000EE"/>
+            <w:u w:val="single"/>
+          </w:rPr>
+          <w:t>傳9:9</w:t>
+        </w:r>
+      </w:hyperlink>
+      <w:r>
+        <w:rPr>
+          <w:lang w:val="zh_TW" w:bidi="zh_TW"/>
+        </w:rPr>
+        <w:t>）。特別是雅歌，這首美麗的愛情詩歌讚美了肉體的激情，不應只從屬靈的角度解釋其內容。</w:t>
+      </w:r>
+    </w:p>
+    <w:p>
+      <w:pPr/>
+      <w:r>
+        <w:rPr>
+          <w:lang w:val="zh_TW" w:bidi="zh_TW"/>
+        </w:rPr>
+      </w:r>
+      <w:r>
+        <w:rPr>
+          <w:lang w:val="zh_TW" w:bidi="zh_TW"/>
+        </w:rPr>
+        <w:t>保羅在哥林多前書和提摩太前書中，同樣表達了正面的態度。哥林多和以弗所的社會充滿淫亂，因此一些基督徒選擇完全禁欲，甚至禁止婚姻（</w:t>
+      </w:r>
+      <w:hyperlink r:id="rId124">
+        <w:r>
+          <w:rPr>
+            <w:lang w:val="zh_TW" w:bidi="zh_TW"/>
+          </w:rPr>
+          <w:rPr>
+            <w:color w:val="0000EE"/>
+            <w:u w:val="single"/>
+          </w:rPr>
+          <w:t>提前4:3</w:t>
+        </w:r>
+      </w:hyperlink>
+      <w:r>
+        <w:rPr>
+          <w:lang w:val="zh_TW" w:bidi="zh_TW"/>
+        </w:rPr>
+        <w:t>）。已婚夫婦停止了性生活，他們認為這樣能使自己更屬靈（參</w:t>
+      </w:r>
+      <w:hyperlink r:id="rId125">
+        <w:r>
+          <w:rPr>
+            <w:lang w:val="zh_TW" w:bidi="zh_TW"/>
+          </w:rPr>
+          <w:rPr>
+            <w:color w:val="0000EE"/>
+            <w:u w:val="single"/>
+          </w:rPr>
+          <w:t>林前7:5</w:t>
+        </w:r>
+      </w:hyperlink>
+      <w:r>
+        <w:rPr>
+          <w:lang w:val="zh_TW" w:bidi="zh_TW"/>
+        </w:rPr>
+        <w:t>）。</w:t>
+      </w:r>
+    </w:p>
+    <w:p>
+      <w:pPr/>
+      <w:r>
+        <w:rPr>
+          <w:lang w:val="zh_TW" w:bidi="zh_TW"/>
+        </w:rPr>
+      </w:r>
+      <w:r>
+        <w:rPr>
+          <w:lang w:val="zh_TW" w:bidi="zh_TW"/>
+        </w:rPr>
+        <w:t>然而，保羅拒絕這種看法。他引用創世記，提醒信徒要為神的恩賜感恩（</w:t>
+      </w:r>
+      <w:hyperlink r:id="rId126">
+        <w:r>
+          <w:rPr>
+            <w:lang w:val="zh_TW" w:bidi="zh_TW"/>
+          </w:rPr>
+          <w:rPr>
+            <w:color w:val="0000EE"/>
+            <w:u w:val="single"/>
+          </w:rPr>
+          <w:t>提前4:3–5</w:t>
+        </w:r>
+      </w:hyperlink>
+      <w:r>
+        <w:rPr>
+          <w:lang w:val="zh_TW" w:bidi="zh_TW"/>
+        </w:rPr>
+        <w:t>）。他也教導夫妻應當滿足彼此的性需要（</w:t>
+      </w:r>
+      <w:hyperlink r:id="rId127">
+        <w:r>
+          <w:rPr>
+            <w:lang w:val="zh_TW" w:bidi="zh_TW"/>
+          </w:rPr>
+          <w:rPr>
+            <w:color w:val="0000EE"/>
+            <w:u w:val="single"/>
+          </w:rPr>
+          <w:t>林前7:3–4</w:t>
+        </w:r>
+      </w:hyperlink>
+      <w:r>
+        <w:rPr>
+          <w:lang w:val="zh_TW" w:bidi="zh_TW"/>
+        </w:rPr>
+        <w:t>）。</w:t>
+      </w:r>
+    </w:p>
+    <w:p>
+      <w:pPr/>
+      <w:r>
+        <w:rPr>
+          <w:lang w:val="zh_TW" w:bidi="zh_TW"/>
+        </w:rPr>
+      </w:r>
+      <w:r>
+        <w:rPr>
+          <w:lang w:val="zh_TW" w:bidi="zh_TW"/>
+        </w:rPr>
+        <w:t>神設立性是為了繁衍後代（</w:t>
+      </w:r>
+      <w:hyperlink r:id="rId128">
+        <w:r>
+          <w:rPr>
+            <w:lang w:val="zh_TW" w:bidi="zh_TW"/>
+          </w:rPr>
+          <w:rPr>
+            <w:color w:val="0000EE"/>
+            <w:u w:val="single"/>
+          </w:rPr>
+          <w:t>創1:28</w:t>
+        </w:r>
+      </w:hyperlink>
+      <w:r>
+        <w:rPr>
+          <w:lang w:val="zh_TW" w:bidi="zh_TW"/>
+        </w:rPr>
+        <w:t>），但性行為也能加深夫妻關係。</w:t>
+      </w:r>
+      <w:hyperlink r:id="rId129">
+        <w:r>
+          <w:rPr>
+            <w:lang w:val="zh_TW" w:bidi="zh_TW"/>
+          </w:rPr>
+          <w:rPr>
+            <w:color w:val="0000EE"/>
+            <w:u w:val="single"/>
+          </w:rPr>
+          <w:t>創世記第2章</w:t>
+        </w:r>
+      </w:hyperlink>
+      <w:r>
+        <w:rPr>
+          <w:lang w:val="zh_TW" w:bidi="zh_TW"/>
+        </w:rPr>
+        <w:t>描述神創造女人為男人的伴侶（</w:t>
+      </w:r>
+      <w:hyperlink r:id="rId130">
+        <w:r>
+          <w:rPr>
+            <w:lang w:val="zh_TW" w:bidi="zh_TW"/>
+          </w:rPr>
+          <w:rPr>
+            <w:color w:val="0000EE"/>
+            <w:u w:val="single"/>
+          </w:rPr>
+          <w:t>2:18</w:t>
+        </w:r>
+      </w:hyperlink>
+      <w:r>
+        <w:rPr>
+          <w:lang w:val="zh_TW" w:bidi="zh_TW"/>
+        </w:rPr>
+        <w:t>–</w:t>
+      </w:r>
+      <w:hyperlink r:id="rId130">
+        <w:r>
+          <w:rPr>
+            <w:lang w:val="zh_TW" w:bidi="zh_TW"/>
+          </w:rPr>
+          <w:rPr>
+            <w:color w:val="0000EE"/>
+            <w:u w:val="single"/>
+          </w:rPr>
+          <w:t>24</w:t>
+        </w:r>
+      </w:hyperlink>
+      <w:r>
+        <w:rPr>
+          <w:lang w:val="zh_TW" w:bidi="zh_TW"/>
+        </w:rPr>
+        <w:t>），人類的性不僅是肉體上的交合，成為男性或女性也是神幫助人類建立各種關係的方式，甚至包括那些通常不被認為與性有關的關係。</w:t>
+      </w:r>
+    </w:p>
+    <w:p>
+      <w:pPr>
+        <w:pStyle w:val="Heading3"/>
+      </w:pPr>
+      <w:r>
+        <w:rPr>
+          <w:lang w:val="zh_TW" w:bidi="zh_TW"/>
+        </w:rPr>
+        <w:t>罪對人類性行為的影響</w:t>
+      </w:r>
+    </w:p>
+    <w:p>
+      <w:pPr/>
+      <w:r>
+        <w:rPr>
+          <w:lang w:val="zh_TW" w:bidi="zh_TW"/>
+        </w:rPr>
+      </w:r>
+      <w:r>
+        <w:rPr>
+          <w:lang w:val="zh_TW" w:bidi="zh_TW"/>
+        </w:rPr>
+        <w:t>聖經坦白承認人性中負面的部份。在描述「性」在上帝的完美計劃中的美好之後，創世記解釋「性」如何像其他一切一樣，被罪所玷污：</w:t>
       </w:r>
     </w:p>
     <w:p>
@@ -883,25 +3565,7 @@
         <w:rPr>
           <w:lang w:val="zh_TW" w:bidi="zh_TW"/>
         </w:rPr>
-        <w:t>他們如同君尊的祭司，這意味著他們可以直接來到神面前（</w:t>
-      </w:r>
-      <w:hyperlink r:id="rId19">
-        <w:r>
-          <w:rPr>
-            <w:lang w:val="zh_TW" w:bidi="zh_TW"/>
-          </w:rPr>
-          <w:rPr>
-            <w:color w:val="0000EE"/>
-            <w:u w:val="single"/>
-          </w:rPr>
-          <w:t>彼前2:9</w:t>
-        </w:r>
-      </w:hyperlink>
-      <w:r>
-        <w:rPr>
-          <w:lang w:val="zh_TW" w:bidi="zh_TW"/>
-        </w:rPr>
-        <w:t xml:space="preserve">）。 </w:t>
+        <w:t>裸體變得羞恥和令人懼怕</w:t>
       </w:r>
     </w:p>
     <w:p>
@@ -919,18 +3583,495 @@
         <w:rPr>
           <w:lang w:val="zh_TW" w:bidi="zh_TW"/>
         </w:rPr>
-        <w:t>被稱為使徒的早期基督教領袖經歷了艱難時期。他們這樣做是為了讓神的子民可以得救，並與神永遠同在（</w:t>
-      </w:r>
-      <w:hyperlink r:id="rId27">
-        <w:r>
-          <w:rPr>
-            <w:lang w:val="zh_TW" w:bidi="zh_TW"/>
-          </w:rPr>
-          <w:rPr>
-            <w:color w:val="0000EE"/>
-            <w:u w:val="single"/>
-          </w:rPr>
-          <w:t>提後2:10</w:t>
+        <w:t>男女開始把彼此當作性的工具，而不是完整的人（</w:t>
+      </w:r>
+      <w:hyperlink r:id="rId131">
+        <w:r>
+          <w:rPr>
+            <w:lang w:val="zh_TW" w:bidi="zh_TW"/>
+          </w:rPr>
+          <w:rPr>
+            <w:color w:val="0000EE"/>
+            <w:u w:val="single"/>
+          </w:rPr>
+          <w:t>創3:7</w:t>
+        </w:r>
+      </w:hyperlink>
+      <w:r>
+        <w:rPr>
+          <w:lang w:val="zh_TW" w:bidi="zh_TW"/>
+        </w:rPr>
+        <w:t>–</w:t>
+      </w:r>
+      <w:hyperlink r:id="rId131">
+        <w:r>
+          <w:rPr>
+            <w:lang w:val="zh_TW" w:bidi="zh_TW"/>
+          </w:rPr>
+          <w:rPr>
+            <w:color w:val="0000EE"/>
+            <w:u w:val="single"/>
+          </w:rPr>
+          <w:t>10</w:t>
+        </w:r>
+      </w:hyperlink>
+      <w:r>
+        <w:rPr>
+          <w:lang w:val="zh_TW" w:bidi="zh_TW"/>
+        </w:rPr>
+        <w:t>）</w:t>
+      </w:r>
+    </w:p>
+    <w:p>
+      <w:pPr>
+        <w:pStyle w:val="ListBullet"/>
+        <w:spacing w:line="240" w:lineRule="auto"/>
+        <w:ind w:left="720"/>
+      </w:pPr>
+      <w:r>
+        <w:rPr>
+          <w:lang w:val="zh_TW" w:bidi="zh_TW"/>
+        </w:rPr>
+      </w:r>
+      <w:r>
+        <w:rPr>
+          <w:lang w:val="zh_TW" w:bidi="zh_TW"/>
+        </w:rPr>
+        <w:t>信任與溫柔被背叛與苛刻所取代</w:t>
+      </w:r>
+    </w:p>
+    <w:p>
+      <w:pPr/>
+      <w:r>
+        <w:rPr>
+          <w:lang w:val="zh_TW" w:bidi="zh_TW"/>
+        </w:rPr>
+      </w:r>
+      <w:r>
+        <w:rPr>
+          <w:lang w:val="zh_TW" w:bidi="zh_TW"/>
+        </w:rPr>
+        <w:t>這就是歧視與虐待之根源，是今日女性主義所針對的現象。生育也因罪而受損，由此變得痛苦與艱難。</w:t>
+      </w:r>
+    </w:p>
+    <w:p>
+      <w:pPr/>
+      <w:r>
+        <w:rPr>
+          <w:lang w:val="zh_TW" w:bidi="zh_TW"/>
+        </w:rPr>
+      </w:r>
+      <w:r>
+        <w:rPr>
+          <w:lang w:val="zh_TW" w:bidi="zh_TW"/>
+        </w:rPr>
+        <w:t>這就是聖經禁止婚外性行為的背景。它禁止姦淫（</w:t>
+      </w:r>
+      <w:hyperlink r:id="rId132">
+        <w:r>
+          <w:rPr>
+            <w:lang w:val="zh_TW" w:bidi="zh_TW"/>
+          </w:rPr>
+          <w:rPr>
+            <w:color w:val="0000EE"/>
+            <w:u w:val="single"/>
+          </w:rPr>
+          <w:t>出20:14</w:t>
+        </w:r>
+      </w:hyperlink>
+      <w:r>
+        <w:rPr>
+          <w:lang w:val="zh_TW" w:bidi="zh_TW"/>
+        </w:rPr>
+        <w:t>），並且禁止一切婚姻之外的性行為（</w:t>
+      </w:r>
+      <w:hyperlink r:id="rId133">
+        <w:r>
+          <w:rPr>
+            <w:lang w:val="zh_TW" w:bidi="zh_TW"/>
+          </w:rPr>
+          <w:rPr>
+            <w:color w:val="0000EE"/>
+            <w:u w:val="single"/>
+          </w:rPr>
+          <w:t>林前6:18</w:t>
+        </w:r>
+      </w:hyperlink>
+      <w:r>
+        <w:rPr>
+          <w:lang w:val="zh_TW" w:bidi="zh_TW"/>
+        </w:rPr>
+        <w:t>；</w:t>
+      </w:r>
+      <w:hyperlink r:id="rId134">
+        <w:r>
+          <w:rPr>
+            <w:lang w:val="zh_TW" w:bidi="zh_TW"/>
+          </w:rPr>
+          <w:rPr>
+            <w:color w:val="0000EE"/>
+            <w:u w:val="single"/>
+          </w:rPr>
+          <w:t>帖前4:3</w:t>
+        </w:r>
+      </w:hyperlink>
+      <w:r>
+        <w:rPr>
+          <w:lang w:val="zh_TW" w:bidi="zh_TW"/>
+        </w:rPr>
+        <w:t>）。聖經並不常解釋為何某些行為被禁止。然而，當它提供禁止婚外關係的理由時，這些理由往往非常重要。其重點並非疾病、意外懷孕之類的後果，也不是行為背後的動機。</w:t>
+      </w:r>
+    </w:p>
+    <w:p>
+      <w:pPr/>
+      <w:r>
+        <w:rPr>
+          <w:lang w:val="zh_TW" w:bidi="zh_TW"/>
+        </w:rPr>
+      </w:r>
+      <w:r>
+        <w:rPr>
+          <w:lang w:val="zh_TW" w:bidi="zh_TW"/>
+        </w:rPr>
+        <w:t>所有婚姻以外的性行為都是錯誤的，因為身體並不是為淫亂而造，犯下與性罪的人是在傷害自己的身體（</w:t>
+      </w:r>
+      <w:hyperlink r:id="rId135">
+        <w:r>
+          <w:rPr>
+            <w:lang w:val="zh_TW" w:bidi="zh_TW"/>
+          </w:rPr>
+          <w:rPr>
+            <w:color w:val="0000EE"/>
+            <w:u w:val="single"/>
+          </w:rPr>
+          <w:t>林前6:13、18</w:t>
+        </w:r>
+      </w:hyperlink>
+      <w:r>
+        <w:rPr>
+          <w:lang w:val="zh_TW" w:bidi="zh_TW"/>
+        </w:rPr>
+        <w:t>）。性交是神所設計的特殊肢體交流，用來彰顯並確認男女之間獨特且終身的關係，聖經稱之為「婚姻」。</w:t>
+      </w:r>
+    </w:p>
+    <w:p>
+      <w:pPr/>
+      <w:r>
+        <w:rPr>
+          <w:lang w:val="zh_TW" w:bidi="zh_TW"/>
+        </w:rPr>
+      </w:r>
+      <w:r>
+        <w:rPr>
+          <w:lang w:val="zh_TW" w:bidi="zh_TW"/>
+        </w:rPr>
+        <w:t>聖經禁止同性戀（</w:t>
+      </w:r>
+      <w:hyperlink r:id="rId136">
+        <w:r>
+          <w:rPr>
+            <w:lang w:val="zh_TW" w:bidi="zh_TW"/>
+          </w:rPr>
+          <w:rPr>
+            <w:color w:val="0000EE"/>
+            <w:u w:val="single"/>
+          </w:rPr>
+          <w:t>利18:22</w:t>
+        </w:r>
+      </w:hyperlink>
+      <w:r>
+        <w:rPr>
+          <w:lang w:val="zh_TW" w:bidi="zh_TW"/>
+        </w:rPr>
+        <w:t>；</w:t>
+      </w:r>
+      <w:hyperlink r:id="rId137">
+        <w:r>
+          <w:rPr>
+            <w:lang w:val="zh_TW" w:bidi="zh_TW"/>
+          </w:rPr>
+          <w:rPr>
+            <w:color w:val="0000EE"/>
+            <w:u w:val="single"/>
+          </w:rPr>
+          <w:t>羅1:26</w:t>
+        </w:r>
+      </w:hyperlink>
+      <w:r>
+        <w:rPr>
+          <w:lang w:val="zh_TW" w:bidi="zh_TW"/>
+        </w:rPr>
+        <w:t>–</w:t>
+      </w:r>
+      <w:hyperlink r:id="rId137">
+        <w:r>
+          <w:rPr>
+            <w:lang w:val="zh_TW" w:bidi="zh_TW"/>
+          </w:rPr>
+          <w:rPr>
+            <w:color w:val="0000EE"/>
+            <w:u w:val="single"/>
+          </w:rPr>
+          <w:t>27</w:t>
+        </w:r>
+      </w:hyperlink>
+      <w:r>
+        <w:rPr>
+          <w:lang w:val="zh_TW" w:bidi="zh_TW"/>
+        </w:rPr>
+        <w:t>；</w:t>
+      </w:r>
+      <w:hyperlink r:id="rId138">
+        <w:r>
+          <w:rPr>
+            <w:lang w:val="zh_TW" w:bidi="zh_TW"/>
+          </w:rPr>
+          <w:rPr>
+            <w:color w:val="0000EE"/>
+            <w:u w:val="single"/>
+          </w:rPr>
+          <w:t>林前6:9</w:t>
+        </w:r>
+      </w:hyperlink>
+      <w:r>
+        <w:rPr>
+          <w:lang w:val="zh_TW" w:bidi="zh_TW"/>
+        </w:rPr>
+        <w:t>–</w:t>
+      </w:r>
+      <w:hyperlink r:id="rId138">
+        <w:r>
+          <w:rPr>
+            <w:lang w:val="zh_TW" w:bidi="zh_TW"/>
+          </w:rPr>
+          <w:rPr>
+            <w:color w:val="0000EE"/>
+            <w:u w:val="single"/>
+          </w:rPr>
+          <w:t>10</w:t>
+        </w:r>
+      </w:hyperlink>
+      <w:r>
+        <w:rPr>
+          <w:lang w:val="zh_TW" w:bidi="zh_TW"/>
+        </w:rPr>
+        <w:t>；</w:t>
+      </w:r>
+      <w:hyperlink r:id="rId139">
+        <w:r>
+          <w:rPr>
+            <w:lang w:val="zh_TW" w:bidi="zh_TW"/>
+          </w:rPr>
+          <w:rPr>
+            <w:color w:val="0000EE"/>
+            <w:u w:val="single"/>
+          </w:rPr>
+          <w:t>提前1:9</w:t>
+        </w:r>
+      </w:hyperlink>
+      <w:r>
+        <w:rPr>
+          <w:lang w:val="zh_TW" w:bidi="zh_TW"/>
+        </w:rPr>
+        <w:t>–</w:t>
+      </w:r>
+      <w:hyperlink r:id="rId139">
+        <w:r>
+          <w:rPr>
+            <w:lang w:val="zh_TW" w:bidi="zh_TW"/>
+          </w:rPr>
+          <w:rPr>
+            <w:color w:val="0000EE"/>
+            <w:u w:val="single"/>
+          </w:rPr>
+          <w:t>10</w:t>
+        </w:r>
+      </w:hyperlink>
+      <w:r>
+        <w:rPr>
+          <w:lang w:val="zh_TW" w:bidi="zh_TW"/>
+        </w:rPr>
+        <w:t>）。這禁令的唯一解釋，見於</w:t>
+      </w:r>
+      <w:hyperlink r:id="rId140">
+        <w:r>
+          <w:rPr>
+            <w:lang w:val="zh_TW" w:bidi="zh_TW"/>
+          </w:rPr>
+          <w:rPr>
+            <w:color w:val="0000EE"/>
+            <w:u w:val="single"/>
+          </w:rPr>
+          <w:t>羅馬書一章24至27節</w:t>
+        </w:r>
+      </w:hyperlink>
+      <w:r>
+        <w:rPr>
+          <w:lang w:val="zh_TW" w:bidi="zh_TW"/>
+        </w:rPr>
+        <w:t>。這些經文表明，人遠離神、轉向偶像之後，神便任憑他們隨從情慾，其中包括同性戀。在這觀點中，同性戀被視為違背神所設立的自然秩序，這秩序是為了讓男女能繁衍生命。</w:t>
+      </w:r>
+    </w:p>
+    <w:p>
+      <w:pPr>
+        <w:pStyle w:val="Heading3"/>
+      </w:pPr>
+      <w:r>
+        <w:rPr>
+          <w:lang w:val="zh_TW" w:bidi="zh_TW"/>
+        </w:rPr>
+        <w:t>勝過性誘惑</w:t>
+      </w:r>
+    </w:p>
+    <w:p>
+      <w:pPr/>
+      <w:r>
+        <w:rPr>
+          <w:lang w:val="zh_TW" w:bidi="zh_TW"/>
+        </w:rPr>
+      </w:r>
+      <w:r>
+        <w:rPr>
+          <w:lang w:val="zh_TW" w:bidi="zh_TW"/>
+        </w:rPr>
+        <w:t>聖經提供了實用的建議來勝過性誘惑：逃避它。當約瑟被他主人之妻引誘時，他就逃跑，甚至丟下外衣（</w:t>
+      </w:r>
+      <w:hyperlink r:id="rId141">
+        <w:r>
+          <w:rPr>
+            <w:lang w:val="zh_TW" w:bidi="zh_TW"/>
+          </w:rPr>
+          <w:rPr>
+            <w:color w:val="0000EE"/>
+            <w:u w:val="single"/>
+          </w:rPr>
+          <w:t>創39:12</w:t>
+        </w:r>
+      </w:hyperlink>
+      <w:r>
+        <w:rPr>
+          <w:lang w:val="zh_TW" w:bidi="zh_TW"/>
+        </w:rPr>
+        <w:t>）。保羅勸勉基督徒要效法約瑟的榜樣（</w:t>
+      </w:r>
+      <w:hyperlink r:id="rId133">
+        <w:r>
+          <w:rPr>
+            <w:lang w:val="zh_TW" w:bidi="zh_TW"/>
+          </w:rPr>
+          <w:rPr>
+            <w:color w:val="0000EE"/>
+            <w:u w:val="single"/>
+          </w:rPr>
+          <w:t>林前6:18</w:t>
+        </w:r>
+      </w:hyperlink>
+      <w:r>
+        <w:rPr>
+          <w:lang w:val="zh_TW" w:bidi="zh_TW"/>
+        </w:rPr>
+        <w:t>；</w:t>
+      </w:r>
+      <w:hyperlink r:id="rId142">
+        <w:r>
+          <w:rPr>
+            <w:lang w:val="zh_TW" w:bidi="zh_TW"/>
+          </w:rPr>
+          <w:rPr>
+            <w:color w:val="0000EE"/>
+            <w:u w:val="single"/>
+          </w:rPr>
+          <w:t>提後2:22</w:t>
+        </w:r>
+      </w:hyperlink>
+      <w:r>
+        <w:rPr>
+          <w:lang w:val="zh_TW" w:bidi="zh_TW"/>
+        </w:rPr>
+        <w:t>）。這承認人類對性的強烈渴望，但並不是叫人絕望。保羅教導，聖靈賜給信徒能力，使他們可以勝過性誘惑。他見過一些基督徒憑藉聖靈的能力，克制自己，甚至戰勝最難改變的惡習（</w:t>
+      </w:r>
+      <w:hyperlink r:id="rId143">
+        <w:r>
+          <w:rPr>
+            <w:lang w:val="zh_TW" w:bidi="zh_TW"/>
+          </w:rPr>
+          <w:rPr>
+            <w:color w:val="0000EE"/>
+            <w:u w:val="single"/>
+          </w:rPr>
+          <w:t>林前6:9</w:t>
+        </w:r>
+      </w:hyperlink>
+      <w:r>
+        <w:rPr>
+          <w:lang w:val="zh_TW" w:bidi="zh_TW"/>
+        </w:rPr>
+        <w:t>–</w:t>
+      </w:r>
+      <w:hyperlink r:id="rId143">
+        <w:r>
+          <w:rPr>
+            <w:lang w:val="zh_TW" w:bidi="zh_TW"/>
+          </w:rPr>
+          <w:rPr>
+            <w:color w:val="0000EE"/>
+            <w:u w:val="single"/>
+          </w:rPr>
+          <w:t>11</w:t>
+        </w:r>
+      </w:hyperlink>
+      <w:r>
+        <w:rPr>
+          <w:lang w:val="zh_TW" w:bidi="zh_TW"/>
+        </w:rPr>
+        <w:t>；</w:t>
+      </w:r>
+      <w:hyperlink r:id="rId144">
+        <w:r>
+          <w:rPr>
+            <w:lang w:val="zh_TW" w:bidi="zh_TW"/>
+          </w:rPr>
+          <w:rPr>
+            <w:color w:val="0000EE"/>
+            <w:u w:val="single"/>
+          </w:rPr>
+          <w:t>加5:22</w:t>
+        </w:r>
+      </w:hyperlink>
+      <w:r>
+        <w:rPr>
+          <w:lang w:val="zh_TW" w:bidi="zh_TW"/>
+        </w:rPr>
+        <w:t>–</w:t>
+      </w:r>
+      <w:hyperlink r:id="rId144">
+        <w:r>
+          <w:rPr>
+            <w:lang w:val="zh_TW" w:bidi="zh_TW"/>
+          </w:rPr>
+          <w:rPr>
+            <w:color w:val="0000EE"/>
+            <w:u w:val="single"/>
+          </w:rPr>
+          <w:t>23</w:t>
+        </w:r>
+      </w:hyperlink>
+      <w:r>
+        <w:rPr>
+          <w:lang w:val="zh_TW" w:bidi="zh_TW"/>
+        </w:rPr>
+        <w:t>；</w:t>
+      </w:r>
+      <w:hyperlink r:id="rId145">
+        <w:r>
+          <w:rPr>
+            <w:lang w:val="zh_TW" w:bidi="zh_TW"/>
+          </w:rPr>
+          <w:rPr>
+            <w:color w:val="0000EE"/>
+            <w:u w:val="single"/>
+          </w:rPr>
+          <w:t>提後1:7</w:t>
         </w:r>
       </w:hyperlink>
       <w:r>
@@ -941,6 +4082,17 @@
       </w:r>
     </w:p>
     <w:p>
+      <w:pPr>
+        <w:pStyle w:val="Heading3"/>
+      </w:pPr>
+      <w:r>
+        <w:rPr>
+          <w:lang w:val="zh_TW" w:bidi="zh_TW"/>
+        </w:rPr>
+        <w:t>人類性慾的未來</w:t>
+      </w:r>
+    </w:p>
+    <w:p>
       <w:pPr/>
       <w:r>
         <w:rPr>
@@ -951,79 +4103,25 @@
         <w:rPr>
           <w:lang w:val="zh_TW" w:bidi="zh_TW"/>
         </w:rPr>
-        <w:t>選民是以他們對神的信心著稱（</w:t>
-      </w:r>
-      <w:hyperlink r:id="rId28">
-        <w:r>
-          <w:rPr>
-            <w:lang w:val="zh_TW" w:bidi="zh_TW"/>
-          </w:rPr>
-          <w:rPr>
-            <w:color w:val="0000EE"/>
-            <w:u w:val="single"/>
-          </w:rPr>
-          <w:t>多1:1</w:t>
-        </w:r>
-      </w:hyperlink>
-      <w:r>
-        <w:rPr>
-          <w:lang w:val="zh_TW" w:bidi="zh_TW"/>
-        </w:rPr>
-        <w:t>）。他們的行為應該顯示出他們是神的子民（</w:t>
-      </w:r>
-      <w:hyperlink r:id="rId25">
-        <w:r>
-          <w:rPr>
-            <w:lang w:val="zh_TW" w:bidi="zh_TW"/>
-          </w:rPr>
-          <w:rPr>
-            <w:color w:val="0000EE"/>
-            <w:u w:val="single"/>
-          </w:rPr>
-          <w:t>西3:12</w:t>
-        </w:r>
-      </w:hyperlink>
-      <w:r>
-        <w:rPr>
-          <w:lang w:val="zh_TW" w:bidi="zh_TW"/>
-        </w:rPr>
-        <w:t>）。他們必須堅定自己的呼召和揀選，也就是說，他們必須通過他們的生活方式來顯示他們屬於神（</w:t>
-      </w:r>
-      <w:hyperlink r:id="rId30">
-        <w:r>
-          <w:rPr>
-            <w:lang w:val="zh_TW" w:bidi="zh_TW"/>
-          </w:rPr>
-          <w:rPr>
-            <w:color w:val="0000EE"/>
-            <w:u w:val="single"/>
-          </w:rPr>
-          <w:t>彼後1:10</w:t>
-        </w:r>
-      </w:hyperlink>
-      <w:r>
-        <w:rPr>
-          <w:lang w:val="zh_TW" w:bidi="zh_TW"/>
-        </w:rPr>
-        <w:t>）。他們必須繼續忠於那位呼召他們的主（</w:t>
-      </w:r>
-      <w:hyperlink r:id="rId31">
-        <w:r>
-          <w:rPr>
-            <w:lang w:val="zh_TW" w:bidi="zh_TW"/>
-          </w:rPr>
-          <w:rPr>
-            <w:color w:val="0000EE"/>
-            <w:u w:val="single"/>
-          </w:rPr>
-          <w:t>啟17:14</w:t>
-        </w:r>
-      </w:hyperlink>
-      <w:r>
-        <w:rPr>
-          <w:lang w:val="zh_TW" w:bidi="zh_TW"/>
-        </w:rPr>
-        <w:t>）。</w:t>
+        <w:t>新約暗示神將結束人類的性，正如祂起初設立它一樣。耶穌教導說，在將來的世界裡「人也不娶，也不嫁」（</w:t>
+      </w:r>
+      <w:hyperlink r:id="rId146">
+        <w:r>
+          <w:rPr>
+            <w:lang w:val="zh_TW" w:bidi="zh_TW"/>
+          </w:rPr>
+          <w:rPr>
+            <w:color w:val="0000EE"/>
+            <w:u w:val="single"/>
+          </w:rPr>
+          <w:t>太22:30</w:t>
+        </w:r>
+      </w:hyperlink>
+      <w:r>
+        <w:rPr>
+          <w:lang w:val="zh_TW" w:bidi="zh_TW"/>
+        </w:rPr>
+        <w:t>）。這是意料之外，但卻合乎聖經教導的結論。當不再有死亡時，生育的需要便消失。當人際關係達到完全的愛時，性作為維繫關係的需要也就不復存在。因此，神對人類性慾的兩大目的——繁衍與加深關係，都將在永恆中得著完全實現。</w:t>
       </w:r>
     </w:p>
     <w:p>
@@ -1033,204 +4131,6 @@
           <w:lang w:val="zh_TW" w:bidi="zh_TW"/>
         </w:rPr>
       </w:r>
-      <w:hyperlink r:id="rId37">
-        <w:r>
-          <w:rPr>
-            <w:lang w:val="zh_TW" w:bidi="zh_TW"/>
-          </w:rPr>
-          <w:rPr>
-            <w:color w:val="0000EE"/>
-            <w:u w:val="single"/>
-          </w:rPr>
-          <w:t>馬太福音二十二章14節</w:t>
-        </w:r>
-      </w:hyperlink>
-      <w:r>
-        <w:rPr>
-          <w:lang w:val="zh_TW" w:bidi="zh_TW"/>
-        </w:rPr>
-        <w:t>解釋了神的呼召與人的回應之間的關係：「因為被召的人多，選上的人少。」雖然神通過福音呼召了許多人，但只有一部分人回應這個呼召並成為祂的選民。</w:t>
-      </w:r>
-    </w:p>
-    <w:p>
-      <w:pPr/>
-      <w:r>
-        <w:rPr>
-          <w:lang w:val="zh_TW" w:bidi="zh_TW"/>
-        </w:rPr>
-      </w:r>
-      <w:r>
-        <w:rPr>
-          <w:lang w:val="zh_TW" w:bidi="zh_TW"/>
-        </w:rPr>
-        <w:t>聖經並未完全解釋為什麼只有一些人成為神的子民。當然，當一個人確實回應神的呼召時，那是因為福音臨到了他或她「不獨在乎言語，也在乎權能和聖靈，並充足的信心」（</w:t>
-      </w:r>
-      <w:hyperlink r:id="rId38">
-        <w:r>
-          <w:rPr>
-            <w:lang w:val="zh_TW" w:bidi="zh_TW"/>
-          </w:rPr>
-          <w:rPr>
-            <w:color w:val="0000EE"/>
-            <w:u w:val="single"/>
-          </w:rPr>
-          <w:t>帖前1:4–5</w:t>
-        </w:r>
-      </w:hyperlink>
-      <w:r>
-        <w:rPr>
-          <w:lang w:val="zh_TW" w:bidi="zh_TW"/>
-        </w:rPr>
-        <w:t>）。人們拒絕福音，是因為他們因罪和過分相信自己的作為而變得心硬。聖經並未進一步解釋，所以基督徒不應該嘗試添加自己的解釋。</w:t>
-      </w:r>
-    </w:p>
-    <w:p>
-      <w:pPr/>
-      <w:r>
-        <w:rPr>
-          <w:lang w:val="zh_TW" w:bidi="zh_TW"/>
-        </w:rPr>
-      </w:r>
-      <w:r>
-        <w:rPr>
-          <w:lang w:val="zh_TW" w:bidi="zh_TW"/>
-        </w:rPr>
-        <w:t>「揀選」也可以意味著神揀選人來完成特殊的任務。耶穌從一大群跟隨祂的人中選擇了十二個門徒（</w:t>
-      </w:r>
-      <w:hyperlink r:id="rId39">
-        <w:r>
-          <w:rPr>
-            <w:lang w:val="zh_TW" w:bidi="zh_TW"/>
-          </w:rPr>
-          <w:rPr>
-            <w:color w:val="0000EE"/>
-            <w:u w:val="single"/>
-          </w:rPr>
-          <w:t>路6:13</w:t>
-        </w:r>
-      </w:hyperlink>
-      <w:r>
-        <w:rPr>
-          <w:lang w:val="zh_TW" w:bidi="zh_TW"/>
-        </w:rPr>
-        <w:t>；</w:t>
-      </w:r>
-      <w:hyperlink r:id="rId40">
-        <w:r>
-          <w:rPr>
-            <w:lang w:val="zh_TW" w:bidi="zh_TW"/>
-          </w:rPr>
-          <w:rPr>
-            <w:color w:val="0000EE"/>
-            <w:u w:val="single"/>
-          </w:rPr>
-          <w:t>徒1:2</w:t>
-        </w:r>
-      </w:hyperlink>
-      <w:r>
-        <w:rPr>
-          <w:lang w:val="zh_TW" w:bidi="zh_TW"/>
-        </w:rPr>
-        <w:t>）。同樣，在約翰福音中，耶穌說祂雖然揀選了十二個門徒，但祂稱出賣祂的猶大為「魔鬼」（</w:t>
-      </w:r>
-      <w:hyperlink r:id="rId41">
-        <w:r>
-          <w:rPr>
-            <w:lang w:val="zh_TW" w:bidi="zh_TW"/>
-          </w:rPr>
-          <w:rPr>
-            <w:color w:val="0000EE"/>
-            <w:u w:val="single"/>
-          </w:rPr>
-          <w:t>約6:70</w:t>
-        </w:r>
-      </w:hyperlink>
-      <w:r>
-        <w:rPr>
-          <w:lang w:val="zh_TW" w:bidi="zh_TW"/>
-        </w:rPr>
-        <w:t>，</w:t>
-      </w:r>
-      <w:hyperlink r:id="rId42">
-        <w:r>
-          <w:rPr>
-            <w:lang w:val="zh_TW" w:bidi="zh_TW"/>
-          </w:rPr>
-          <w:rPr>
-            <w:color w:val="0000EE"/>
-            <w:u w:val="single"/>
-          </w:rPr>
-          <w:t>13:18</w:t>
-        </w:r>
-      </w:hyperlink>
-      <w:r>
-        <w:rPr>
-          <w:lang w:val="zh_TW" w:bidi="zh_TW"/>
-        </w:rPr>
-        <w:t>）。當需要選出另一位門徒來取代猶大時，教會向耶穌祈禱，請耶穌指示他們應該從兩個人中挑選哪一個加入十二使徒（</w:t>
-      </w:r>
-      <w:hyperlink r:id="rId43">
-        <w:r>
-          <w:rPr>
-            <w:lang w:val="zh_TW" w:bidi="zh_TW"/>
-          </w:rPr>
-          <w:rPr>
-            <w:color w:val="0000EE"/>
-            <w:u w:val="single"/>
-          </w:rPr>
-          <w:t>徒1:24</w:t>
-        </w:r>
-      </w:hyperlink>
-      <w:r>
-        <w:rPr>
-          <w:lang w:val="zh_TW" w:bidi="zh_TW"/>
-        </w:rPr>
-        <w:t>）。彼得說神揀選了他向外邦人傳福音（</w:t>
-      </w:r>
-      <w:hyperlink r:id="rId44">
-        <w:r>
-          <w:rPr>
-            <w:lang w:val="zh_TW" w:bidi="zh_TW"/>
-          </w:rPr>
-          <w:rPr>
-            <w:color w:val="0000EE"/>
-            <w:u w:val="single"/>
-          </w:rPr>
-          <w:t>15:7</w:t>
-        </w:r>
-      </w:hyperlink>
-      <w:r>
-        <w:rPr>
-          <w:lang w:val="zh_TW" w:bidi="zh_TW"/>
-        </w:rPr>
-        <w:t>）。 同樣，保羅說神揀選他將信息帶給外邦人（</w:t>
-      </w:r>
-      <w:hyperlink r:id="rId45">
-        <w:r>
-          <w:rPr>
-            <w:lang w:val="zh_TW" w:bidi="zh_TW"/>
-          </w:rPr>
-          <w:rPr>
-            <w:color w:val="0000EE"/>
-            <w:u w:val="single"/>
-          </w:rPr>
-          <w:t>9:15</w:t>
-        </w:r>
-      </w:hyperlink>
-      <w:r>
-        <w:rPr>
-          <w:lang w:val="zh_TW" w:bidi="zh_TW"/>
-        </w:rPr>
-        <w:t>）。這些例子顯示神在基督徒宣教中採取的第一步，祂揀選人以不同的方式來事奉祂。</w:t>
-      </w:r>
-    </w:p>
-    <w:p>
-      <w:pPr/>
-      <w:r>
-        <w:rPr>
-          <w:lang w:val="zh_TW" w:bidi="zh_TW"/>
-        </w:rPr>
-      </w:r>
       <w:r>
         <w:rPr>
           <w:i/>
@@ -1242,25 +4142,67 @@
         <w:rPr>
           <w:lang w:val="zh_TW" w:bidi="zh_TW"/>
         </w:rPr>
-        <w:t xml:space="preserve"> </w:t>
-      </w:r>
-      <w:r>
-        <w:rPr>
-          <w:lang w:val="zh_TW" w:bidi="zh_TW"/>
-        </w:rPr>
-        <w:t>預知</w:t>
-      </w:r>
-      <w:r>
-        <w:rPr>
-          <w:lang w:val="zh_TW" w:bidi="zh_TW"/>
-        </w:rPr>
-        <w:t>；</w:t>
-      </w:r>
-      <w:r>
-        <w:rPr>
-          <w:lang w:val="zh_TW" w:bidi="zh_TW"/>
-        </w:rPr>
-        <w:t>預定</w:t>
+        <w:t>休妻</w:t>
+      </w:r>
+      <w:r>
+        <w:rPr>
+          <w:lang w:val="zh_TW" w:bidi="zh_TW"/>
+        </w:rPr>
+        <w:t>、</w:t>
+      </w:r>
+      <w:r>
+        <w:rPr>
+          <w:lang w:val="zh_TW" w:bidi="zh_TW"/>
+        </w:rPr>
+        <w:t>家庭生活和關係</w:t>
+      </w:r>
+      <w:r>
+        <w:rPr>
+          <w:lang w:val="zh_TW" w:bidi="zh_TW"/>
+        </w:rPr>
+        <w:t>、</w:t>
+      </w:r>
+      <w:r>
+        <w:rPr>
+          <w:lang w:val="zh_TW" w:bidi="zh_TW"/>
+        </w:rPr>
+        <w:t>男人</w:t>
+      </w:r>
+      <w:r>
+        <w:rPr>
+          <w:lang w:val="zh_TW" w:bidi="zh_TW"/>
+        </w:rPr>
+        <w:t>、</w:t>
+      </w:r>
+      <w:r>
+        <w:rPr>
+          <w:lang w:val="zh_TW" w:bidi="zh_TW"/>
+        </w:rPr>
+        <w:t>婚姻，婚姻習俗</w:t>
+      </w:r>
+      <w:r>
+        <w:rPr>
+          <w:lang w:val="zh_TW" w:bidi="zh_TW"/>
+        </w:rPr>
+        <w:t>、</w:t>
+      </w:r>
+      <w:r>
+        <w:rPr>
+          <w:lang w:val="zh_TW" w:bidi="zh_TW"/>
+        </w:rPr>
+        <w:t>童貞女</w:t>
+      </w:r>
+      <w:r>
+        <w:rPr>
+          <w:lang w:val="zh_TW" w:bidi="zh_TW"/>
+        </w:rPr>
+        <w:t>、</w:t>
+      </w:r>
+      <w:r>
+        <w:rPr>
+          <w:lang w:val="zh_TW" w:bidi="zh_TW"/>
+        </w:rPr>
+        <w:t>婦女</w:t>
       </w:r>
       <w:r>
         <w:rPr>
@@ -3168,6 +6110,18 @@
   </w:num>
   <w:num w:numId="13" w16cid:durableId="592781308">
     <w:abstractNumId w:val="11"/>
+  </w:num>
+  <w:num w:numId="14">
+    <w:abstractNumId w:val="3"/>
+    <w:lvlOverride w:ilvl="0">
+      <w:startOverride w:val="1"/>
+    </w:lvlOverride>
+  </w:num>
+  <w:num w:numId="15">
+    <w:abstractNumId w:val="3"/>
+    <w:lvlOverride w:ilvl="0">
+      <w:startOverride w:val="1"/>
+    </w:lvlOverride>
   </w:num>
   <w:numIdMacAtCleanup w:val="10"/>
 </w:numbering>

--- a/zht/docx/190.content.docx
+++ b/zht/docx/190.content.docx
@@ -149,7 +149,7 @@
         <w:rPr>
           <w:lang w:val="zh_TW" w:bidi="zh_TW"/>
         </w:rPr>
-        <w:t>xing</w:t>
+        <w:t>xiao</w:t>
       </w:r>
       <w:r>
         <w:rPr>
@@ -212,7 +212,7 @@
         <w:rPr>
           <w:lang w:val="zh_TW" w:bidi="zh_TW"/>
         </w:rPr>
-        <w:t>刑法和懲罰</w:t>
+        <w:t>小錢</w:t>
       </w:r>
       <w:r>
         <w:rPr>
@@ -231,136 +231,7 @@
         <w:rPr>
           <w:lang w:val="zh_TW" w:bidi="zh_TW"/>
         </w:rPr>
-        <w:t>研究法律的科學或哲學稱為法理學（jurisprudence）。雖然現代法理學與聖經中的法律觀念相去甚遠，但聖經確實在法理學發展過程中發揮了一定作用。今天，人們清楚地區分刑法（criminal law）與民法（civil law）；但在聖經時代，這種區分並不明顯。今天，人們也把違反民法的行為（民事侵權〔torts〕）與較輕的罪行（輕罪〔misdemeanors〕）以及較嚴重的罪行（重罪〔felonies〕）區分開來。在聖經中，「罪（crimes）」包括了一切會受到懲罰的行為，甚至包括宗教方面的罪，例如拜偶像（敬拜假神）或褻瀆神（以輕蔑的言語或行為對待神）。</w:t>
-      </w:r>
-    </w:p>
-    <w:p>
-      <w:pPr/>
-      <w:r>
-        <w:rPr>
-          <w:lang w:val="zh_TW" w:bidi="zh_TW"/>
-        </w:rPr>
-      </w:r>
-      <w:r>
-        <w:rPr>
-          <w:lang w:val="zh_TW" w:bidi="zh_TW"/>
-        </w:rPr>
-        <w:t>概述</w:t>
-      </w:r>
-    </w:p>
-    <w:p>
-      <w:pPr>
-        <w:pStyle w:val="ListBullet"/>
-        <w:spacing w:line="240" w:lineRule="auto"/>
-        <w:ind w:left="720"/>
-      </w:pPr>
-      <w:r>
-        <w:rPr>
-          <w:lang w:val="zh_TW" w:bidi="zh_TW"/>
-        </w:rPr>
-      </w:r>
-      <w:r>
-        <w:rPr>
-          <w:u w:val="single"/>
-          <w:lang w:val="zh_TW" w:bidi="zh_TW"/>
-        </w:rPr>
-        <w:t>近東背景</w:t>
-      </w:r>
-    </w:p>
-    <w:p>
-      <w:pPr>
-        <w:pStyle w:val="ListBullet"/>
-        <w:spacing w:line="240" w:lineRule="auto"/>
-        <w:ind w:left="720"/>
-      </w:pPr>
-      <w:r>
-        <w:rPr>
-          <w:lang w:val="zh_TW" w:bidi="zh_TW"/>
-        </w:rPr>
-      </w:r>
-      <w:r>
-        <w:rPr>
-          <w:u w:val="single"/>
-          <w:lang w:val="zh_TW" w:bidi="zh_TW"/>
-        </w:rPr>
-        <w:t>希伯來刑法</w:t>
-      </w:r>
-    </w:p>
-    <w:p>
-      <w:pPr>
-        <w:pStyle w:val="ListBullet"/>
-        <w:spacing w:line="240" w:lineRule="auto"/>
-        <w:ind w:left="720"/>
-      </w:pPr>
-      <w:r>
-        <w:rPr>
-          <w:lang w:val="zh_TW" w:bidi="zh_TW"/>
-        </w:rPr>
-      </w:r>
-      <w:r>
-        <w:rPr>
-          <w:u w:val="single"/>
-          <w:lang w:val="zh_TW" w:bidi="zh_TW"/>
-        </w:rPr>
-        <w:t>刑罰</w:t>
-      </w:r>
-    </w:p>
-    <w:p>
-      <w:pPr>
-        <w:pStyle w:val="ListBullet"/>
-        <w:spacing w:line="240" w:lineRule="auto"/>
-        <w:ind w:left="720"/>
-      </w:pPr>
-      <w:r>
-        <w:rPr>
-          <w:lang w:val="zh_TW" w:bidi="zh_TW"/>
-        </w:rPr>
-      </w:r>
-      <w:r>
-        <w:rPr>
-          <w:u w:val="single"/>
-          <w:lang w:val="zh_TW" w:bidi="zh_TW"/>
-        </w:rPr>
-        <w:t>結論</w:t>
-      </w:r>
-    </w:p>
-    <w:p>
-      <w:pPr>
-        <w:pStyle w:val="Heading3"/>
-      </w:pPr>
-      <w:r>
-        <w:rPr>
-          <w:lang w:val="zh_TW" w:bidi="zh_TW"/>
-        </w:rPr>
-        <w:t>近東背境</w:t>
-      </w:r>
-    </w:p>
-    <w:p>
-      <w:pPr/>
-      <w:r>
-        <w:rPr>
-          <w:lang w:val="zh_TW" w:bidi="zh_TW"/>
-        </w:rPr>
-      </w:r>
-      <w:r>
-        <w:rPr>
-          <w:lang w:val="zh_TW" w:bidi="zh_TW"/>
-        </w:rPr>
-        <w:t>無論在古代還是現代社會，人們都認為要用法律來規範個人的行為，是維護群體、城邦或國的利益所必需的。現今，人們認為法律是由人們為了保護自身而制定的。相比之下，人們認為古代近東所有法典都是直接源自於神明。希伯來律法雖然具有自己的特色，但仍遵循近東法典的一般模式。從現存的法典，例如漢謨拉比法典（Code of Hammurabi）、亞述法典和赫人法典中，都可看出這一點。</w:t>
-      </w:r>
-    </w:p>
-    <w:p>
-      <w:pPr/>
-      <w:r>
-        <w:rPr>
-          <w:lang w:val="zh_TW" w:bidi="zh_TW"/>
-        </w:rPr>
-      </w:r>
-      <w:r>
-        <w:rPr>
-          <w:lang w:val="zh_TW" w:bidi="zh_TW"/>
-        </w:rPr>
-        <w:t>雖然證據顯示，漢謨拉比（Hammurab）參考了更早期的蘇美法典（Sumerian codes）來制定自己部分的法律，但他仍宣稱這部法典是從公義之神撒瑪旭（Shamash）所領受的。這項宣稱的主要目的，很可能是要表明他的法典得到撒瑪旭明確的認可。因為至少有些人會知道，這部法典大部分內容其實是根據更早的法律編纂而成的。同樣地，聖經清楚記載了摩西在西奈山領受律法（</w:t>
+        <w:t>一種小型青銅幣或銅幣，其價值不到一分錢。</w:t>
       </w:r>
       <w:hyperlink r:id="rId13">
         <w:r>
@@ -371,36 +242,61 @@
             <w:color w:val="0000EE"/>
             <w:u w:val="single"/>
           </w:rPr>
-          <w:t>出19–24章</w:t>
+          <w:t>馬可福音十二章42節</w:t>
         </w:r>
       </w:hyperlink>
       <w:r>
         <w:rPr>
           <w:lang w:val="zh_TW" w:bidi="zh_TW"/>
         </w:rPr>
-        <w:t>），但這並不排除十誡（即十條誡命）的部分內容可能已經存在於更早的法典之中。摩西律法中也可能包含了一些社會規範，而這些規範是在以色列人寄居埃及期間採納並調整過的。</w:t>
-      </w:r>
-    </w:p>
-    <w:p>
-      <w:pPr>
-        <w:pStyle w:val="Heading3"/>
-      </w:pPr>
-      <w:r>
-        <w:rPr>
-          <w:lang w:val="zh_TW" w:bidi="zh_TW"/>
-        </w:rPr>
-        <w:t>希伯來刑法</w:t>
-      </w:r>
-    </w:p>
-    <w:p>
-      <w:pPr>
-        <w:pStyle w:val="Heading4"/>
-      </w:pPr>
-      <w:r>
-        <w:rPr>
-          <w:lang w:val="zh_TW" w:bidi="zh_TW"/>
-        </w:rPr>
-        <w:t>關於得罪神之罪的律法</w:t>
+        <w:t>中使用了這個詞。</w:t>
+      </w:r>
+      <w:r>
+        <w:rPr>
+          <w:i/>
+          <w:lang w:val="zh_TW" w:bidi="zh_TW"/>
+        </w:rPr>
+        <w:t>參</w:t>
+      </w:r>
+      <w:r>
+        <w:rPr>
+          <w:lang w:val="zh_TW" w:bidi="zh_TW"/>
+        </w:rPr>
+        <w:t xml:space="preserve">： </w:t>
+      </w:r>
+      <w:r>
+        <w:rPr>
+          <w:lang w:val="zh_TW" w:bidi="zh_TW"/>
+        </w:rPr>
+        <w:t>硬幣</w:t>
+      </w:r>
+      <w:r>
+        <w:rPr>
+          <w:lang w:val="zh_TW" w:bidi="zh_TW"/>
+        </w:rPr>
+        <w:t>；</w:t>
+      </w:r>
+      <w:r>
+        <w:rPr>
+          <w:lang w:val="zh_TW" w:bidi="zh_TW"/>
+        </w:rPr>
+        <w:t>金錢</w:t>
+      </w:r>
+      <w:r>
+        <w:rPr>
+          <w:lang w:val="zh_TW" w:bidi="zh_TW"/>
+        </w:rPr>
+        <w:t>。</w:t>
+      </w:r>
+      <w:r>
+        <w:rPr>
+          <w:lang w:val="zh_TW" w:bidi="zh_TW"/>
+        </w:rPr>
+      </w:r>
+      <w:r>
+        <w:rPr>
+          <w:lang w:val="zh_TW" w:bidi="zh_TW"/>
+        </w:rPr>
       </w:r>
     </w:p>
     <w:p>
@@ -410,11 +306,35 @@
           <w:lang w:val="zh_TW" w:bidi="zh_TW"/>
         </w:rPr>
       </w:r>
-      <w:r>
-        <w:rPr>
-          <w:lang w:val="zh_TW" w:bidi="zh_TW"/>
-        </w:rPr>
-        <w:t>希伯來律法是為一群將宗教信仰視為至關重要，且他們的信仰又容易受到周圍異教民族影響的人民所制定的。因此，希伯來律法有相當大的篇幅是涉及得罪神的罪，也就不足為奇。律法書或摩西五經（聖經最前面的五卷書）一再禁止人拜偶像：「不可為自己雕刻偶像，也不可做甚麼形像彷彿上天、下地，和地底下、水中的百物。不可跪拜那些像，也不可事奉它。」（</w:t>
+    </w:p>
+    <w:p>
+      <w:pPr>
+        <w:pStyle w:val="Heading2"/>
+      </w:pPr>
+      <w:r>
+        <w:rPr>
+          <w:lang w:val="zh_TW" w:bidi="zh_TW"/>
+        </w:rPr>
+        <w:t>笑</w:t>
+      </w:r>
+      <w:r>
+        <w:rPr>
+          <w:lang w:val="zh_TW" w:bidi="zh_TW"/>
+        </w:rPr>
+      </w:r>
+    </w:p>
+    <w:p>
+      <w:pPr/>
+      <w:r>
+        <w:rPr>
+          <w:lang w:val="zh_TW" w:bidi="zh_TW"/>
+        </w:rPr>
+      </w:r>
+      <w:r>
+        <w:rPr>
+          <w:lang w:val="zh_TW" w:bidi="zh_TW"/>
+        </w:rPr>
+        <w:t>各種情緒的表達。笑能表達極其喜樂的快樂，當環境轉好時也是如此，例如猶大人從被擄歸回的時候（</w:t>
       </w:r>
       <w:hyperlink r:id="rId14">
         <w:r>
@@ -425,14 +345,14 @@
             <w:color w:val="0000EE"/>
             <w:u w:val="single"/>
           </w:rPr>
-          <w:t>出20:4–5</w:t>
+          <w:t>詩126:2</w:t>
         </w:r>
       </w:hyperlink>
       <w:r>
         <w:rPr>
           <w:lang w:val="zh_TW" w:bidi="zh_TW"/>
         </w:rPr>
-        <w:t>）。在一些異教宗教會獻上嬰孩為祭，而在以色列被明文禁止。這項罪與其它殺人罪一樣，都要處以石刑（</w:t>
+        <w:t>）。約伯的一位安慰者也真誠卻又輕易地將這樣的喜樂送給約伯（</w:t>
       </w:r>
       <w:hyperlink r:id="rId15">
         <w:r>
@@ -443,28 +363,14 @@
             <w:color w:val="0000EE"/>
             <w:u w:val="single"/>
           </w:rPr>
-          <w:t>利20:2</w:t>
+          <w:t>伯8:21</w:t>
         </w:r>
       </w:hyperlink>
       <w:r>
         <w:rPr>
           <w:lang w:val="zh_TW" w:bidi="zh_TW"/>
         </w:rPr>
-        <w:t>）。</w:t>
-      </w:r>
-    </w:p>
-    <w:p>
-      <w:pPr/>
-      <w:r>
-        <w:rPr>
-          <w:lang w:val="zh_TW" w:bidi="zh_TW"/>
-        </w:rPr>
-      </w:r>
-      <w:r>
-        <w:rPr>
-          <w:lang w:val="zh_TW" w:bidi="zh_TW"/>
-        </w:rPr>
-        <w:t>利未記記載，褻瀆神的名應當處以石刑（</w:t>
+        <w:t>）。為了鼓勵其他人，笑也可以是帶著善意與友善的（</w:t>
       </w:r>
       <w:hyperlink r:id="rId16">
         <w:r>
@@ -475,14 +381,14 @@
             <w:color w:val="0000EE"/>
             <w:u w:val="single"/>
           </w:rPr>
-          <w:t>利24:11–16</w:t>
+          <w:t>29:24</w:t>
         </w:r>
       </w:hyperlink>
       <w:r>
         <w:rPr>
           <w:lang w:val="zh_TW" w:bidi="zh_TW"/>
         </w:rPr>
-        <w:t>）。說假預言也是一種罪。這項指控可能適用於鳳雅巍以外的神的名說預言的人，或假稱自己的預言來自神啟示的人。耶利米曾預言尼布甲尼撒將戰勝猶大南國；人們一度認為這是假預言，因此他幾乎被暴民私刑處死（</w:t>
+        <w:t>）。雖然「哭有時，笑有時」（</w:t>
       </w:r>
       <w:hyperlink r:id="rId17">
         <w:r>
@@ -493,28 +399,14 @@
             <w:color w:val="0000EE"/>
             <w:u w:val="single"/>
           </w:rPr>
-          <w:t>耶26:8–9</w:t>
+          <w:t>傳3:4</w:t>
         </w:r>
       </w:hyperlink>
       <w:r>
         <w:rPr>
           <w:lang w:val="zh_TW" w:bidi="zh_TW"/>
         </w:rPr>
-        <w:t>）。</w:t>
-      </w:r>
-    </w:p>
-    <w:p>
-      <w:pPr/>
-      <w:r>
-        <w:rPr>
-          <w:lang w:val="zh_TW" w:bidi="zh_TW"/>
-        </w:rPr>
-      </w:r>
-      <w:r>
-        <w:rPr>
-          <w:lang w:val="zh_TW" w:bidi="zh_TW"/>
-        </w:rPr>
-        <w:t>守一週的第七日為聖日的觀念，源於記念神在六日之內創造天地，並在第七日安息。守安息日，就是要全家停止一切勞動，包括家中的牲畜在內（</w:t>
+        <w:t>），但傳道者心裡存著疑問：人生不是一件可笑的事，憂愁反而能成為更好的教師（</w:t>
       </w:r>
       <w:hyperlink r:id="rId18">
         <w:r>
@@ -525,7 +417,7 @@
             <w:color w:val="0000EE"/>
             <w:u w:val="single"/>
           </w:rPr>
-          <w:t>出16:23</w:t>
+          <w:t>2:2</w:t>
         </w:r>
       </w:hyperlink>
       <w:r>
@@ -543,14 +435,14 @@
             <w:color w:val="0000EE"/>
             <w:u w:val="single"/>
           </w:rPr>
-          <w:t>20:8–11</w:t>
+          <w:t>7:3</w:t>
         </w:r>
       </w:hyperlink>
       <w:r>
         <w:rPr>
           <w:lang w:val="zh_TW" w:bidi="zh_TW"/>
         </w:rPr>
-        <w:t>）。百姓也必須在安息日聚集敬拜神。到了希伯來歷史較後期，這類聚會包括誦讀聖經、禱告和講道。違反安息日規定的人可能會被判處死刑。正如民數記中記載一個人在安息日撿柴，因此被處死（</w:t>
+        <w:t>）。然而，人能夠不把某些事太當真，也是好的。那位預備周全的賢德婦人「想到日後的景況就喜笑」（</w:t>
       </w:r>
       <w:hyperlink r:id="rId20">
         <w:r>
@@ -561,28 +453,14 @@
             <w:color w:val="0000EE"/>
             <w:u w:val="single"/>
           </w:rPr>
-          <w:t>民15:32–36</w:t>
+          <w:t>箴31:25</w:t>
         </w:r>
       </w:hyperlink>
       <w:r>
         <w:rPr>
           <w:lang w:val="zh_TW" w:bidi="zh_TW"/>
         </w:rPr>
-        <w:t>）。</w:t>
-      </w:r>
-    </w:p>
-    <w:p>
-      <w:pPr/>
-      <w:r>
-        <w:rPr>
-          <w:lang w:val="zh_TW" w:bidi="zh_TW"/>
-        </w:rPr>
-      </w:r>
-      <w:r>
-        <w:rPr>
-          <w:lang w:val="zh_TW" w:bidi="zh_TW"/>
-        </w:rPr>
-        <w:t>任何蓄意犯罪都被視為得罪神的罪，因為一切律法都出於神；因此，這類罪都可判處死刑 （</w:t>
+        <w:t>）。約伯也得著了不必擔心爭戰和饑荒的應許（</w:t>
       </w:r>
       <w:hyperlink r:id="rId21">
         <w:r>
@@ -593,14 +471,14 @@
             <w:color w:val="0000EE"/>
             <w:u w:val="single"/>
           </w:rPr>
-          <w:t>民15:30–31</w:t>
+          <w:t>伯5:22</w:t>
         </w:r>
       </w:hyperlink>
       <w:r>
         <w:rPr>
           <w:lang w:val="zh_TW" w:bidi="zh_TW"/>
         </w:rPr>
-        <w:t>）。希伯來律法也要求人要把初熟之物獻給耶和華，不可拖延。這項規定有時也延伸到長子身上，就是把長子分別出來歸給耶和華（雅巍），在聖殿中事奉祂 （</w:t>
+        <w:t>；參</w:t>
       </w:r>
       <w:hyperlink r:id="rId22">
         <w:r>
@@ -611,14 +489,28 @@
             <w:color w:val="0000EE"/>
             <w:u w:val="single"/>
           </w:rPr>
-          <w:t>出22:29–30</w:t>
+          <w:t>哈1:9</w:t>
         </w:r>
       </w:hyperlink>
       <w:r>
         <w:rPr>
           <w:lang w:val="zh_TW" w:bidi="zh_TW"/>
         </w:rPr>
-        <w:t>；</w:t>
+        <w:t>）。</w:t>
+      </w:r>
+    </w:p>
+    <w:p>
+      <w:pPr/>
+      <w:r>
+        <w:rPr>
+          <w:lang w:val="zh_TW" w:bidi="zh_TW"/>
+        </w:rPr>
+      </w:r>
+      <w:r>
+        <w:rPr>
+          <w:lang w:val="zh_TW" w:bidi="zh_TW"/>
+        </w:rPr>
+        <w:t>笑也帶著負面、嘲諷的意味。我們會嘲笑別人，也會笑他們受到羞辱。這個層面在舊約聖經裡特別突出。約伯和耶利米都抱怨自己成了笑柄（</w:t>
       </w:r>
       <w:hyperlink r:id="rId23">
         <w:r>
@@ -629,39 +521,14 @@
             <w:color w:val="0000EE"/>
             <w:u w:val="single"/>
           </w:rPr>
-          <w:t>申15:19</w:t>
+          <w:t>伯12:4</w:t>
         </w:r>
       </w:hyperlink>
       <w:r>
         <w:rPr>
           <w:lang w:val="zh_TW" w:bidi="zh_TW"/>
         </w:rPr>
-        <w:t>）。</w:t>
-      </w:r>
-    </w:p>
-    <w:p>
-      <w:pPr>
-        <w:pStyle w:val="Heading4"/>
-      </w:pPr>
-      <w:r>
-        <w:rPr>
-          <w:lang w:val="zh_TW" w:bidi="zh_TW"/>
-        </w:rPr>
-        <w:t>人身傷害</w:t>
-      </w:r>
-    </w:p>
-    <w:p>
-      <w:pPr/>
-      <w:r>
-        <w:rPr>
-          <w:lang w:val="zh_TW" w:bidi="zh_TW"/>
-        </w:rPr>
-      </w:r>
-      <w:r>
-        <w:rPr>
-          <w:lang w:val="zh_TW" w:bidi="zh_TW"/>
-        </w:rPr>
-        <w:t>謀殺是冒犯神形像的罪；在舊約聖經時代，這是許多可判處死刑的罪之一。出埃及記明確規定：「打人以致打死的，必要把他治死。」（</w:t>
+        <w:t>；</w:t>
       </w:r>
       <w:hyperlink r:id="rId24">
         <w:r>
@@ -672,14 +539,14 @@
             <w:color w:val="0000EE"/>
             <w:u w:val="single"/>
           </w:rPr>
-          <w:t>出21:12</w:t>
+          <w:t>耶20:7</w:t>
         </w:r>
       </w:hyperlink>
       <w:r>
         <w:rPr>
           <w:lang w:val="zh_TW" w:bidi="zh_TW"/>
         </w:rPr>
-        <w:t>）。如果兇手使用石頭、木器或鐵器等凶器殺人，死者的親屬可以為死者報仇，將兇手處死。如果死亡事件純屬意外，會眾有時會保護肇事者，並幫助他逃往附近的逃城。他只要留在逃城內，便可得到保護。這人必須住在那裡，直到當時的大祭司去世，之後才可以返回自己的城（</w:t>
+        <w:t>）。以色列這個民族也抱怨，仇敵在他們的患難中譏笑他們（</w:t>
       </w:r>
       <w:hyperlink r:id="rId25">
         <w:r>
@@ -690,14 +557,14 @@
             <w:color w:val="0000EE"/>
             <w:u w:val="single"/>
           </w:rPr>
-          <w:t>民35:10–28</w:t>
+          <w:t>詩80:6</w:t>
         </w:r>
       </w:hyperlink>
       <w:r>
         <w:rPr>
           <w:lang w:val="zh_TW" w:bidi="zh_TW"/>
         </w:rPr>
-        <w:t>）。第六條誡命吩咐說：「不可殺人」（</w:t>
+        <w:t>；參</w:t>
       </w:r>
       <w:hyperlink r:id="rId26">
         <w:r>
@@ -708,14 +575,14 @@
             <w:color w:val="0000EE"/>
             <w:u w:val="single"/>
           </w:rPr>
-          <w:t>出20:13</w:t>
+          <w:t>代下30:10</w:t>
         </w:r>
       </w:hyperlink>
       <w:r>
         <w:rPr>
           <w:lang w:val="zh_TW" w:bidi="zh_TW"/>
         </w:rPr>
-        <w:t>）。這裡的希伯來文特指謀殺，而不是所有形式的殺戮。因此，在爭戰中殺死仇敵，以及依法處死殺人犯，都被視為必要之舉，並不在禁止之列。任何定罪都必須有一位以上的見證人，尤其是在謀殺案件中更是如此（</w:t>
+        <w:t>）。有時這樣的笑確實有其理由。在</w:t>
       </w:r>
       <w:hyperlink r:id="rId27">
         <w:r>
@@ -726,14 +593,14 @@
             <w:color w:val="0000EE"/>
             <w:u w:val="single"/>
           </w:rPr>
-          <w:t>民35:30</w:t>
+          <w:t>詩篇五十二篇6節</w:t>
         </w:r>
       </w:hyperlink>
       <w:r>
         <w:rPr>
           <w:lang w:val="zh_TW" w:bidi="zh_TW"/>
         </w:rPr>
-        <w:t>；</w:t>
+        <w:t>中，義人得著應許：他們終究會笑到最後，而被嘲笑的是那惡人、不信的人——他以為自己可以將神排除在生命之外。在</w:t>
       </w:r>
       <w:hyperlink r:id="rId28">
         <w:r>
@@ -744,14 +611,14 @@
             <w:color w:val="0000EE"/>
             <w:u w:val="single"/>
           </w:rPr>
-          <w:t>申17:6</w:t>
+          <w:t>箴言一章26節</w:t>
         </w:r>
       </w:hyperlink>
       <w:r>
         <w:rPr>
           <w:lang w:val="zh_TW" w:bidi="zh_TW"/>
         </w:rPr>
-        <w:t>，</w:t>
+        <w:t>，擬人化的智慧警告說：她要在那些拒絕聽從她勸告之人的災難中發笑；那會是他們罪有應得的結果。在這個意義上，詩篇有三處將笑描寫為神的反應。神嗤笑那些策劃敵擋他受膏君王的列邦（</w:t>
       </w:r>
       <w:hyperlink r:id="rId29">
         <w:r>
@@ -762,28 +629,14 @@
             <w:color w:val="0000EE"/>
             <w:u w:val="single"/>
           </w:rPr>
-          <w:t>19:15</w:t>
+          <w:t>詩2:4</w:t>
         </w:r>
       </w:hyperlink>
       <w:r>
         <w:rPr>
           <w:lang w:val="zh_TW" w:bidi="zh_TW"/>
         </w:rPr>
-        <w:t>）。</w:t>
-      </w:r>
-    </w:p>
-    <w:p>
-      <w:pPr/>
-      <w:r>
-        <w:rPr>
-          <w:lang w:val="zh_TW" w:bidi="zh_TW"/>
-        </w:rPr>
-      </w:r>
-      <w:r>
-        <w:rPr>
-          <w:lang w:val="zh_TW" w:bidi="zh_TW"/>
-        </w:rPr>
-        <w:t>漢謨拉比法典規定，如果一個人意外使他人受傷，他必須支付醫治傷者的費用。如果傷者死亡，則要按照死者的身分地位繳納罰金。從某方面來說，希伯來律法比這更進一步，因為它要求加害者賠償傷者因受傷而損失的時間（</w:t>
+        <w:t>）。他嗤笑惡人，因為他知道他們正走向災禍（</w:t>
       </w:r>
       <w:hyperlink r:id="rId30">
         <w:r>
@@ -794,28 +647,14 @@
             <w:color w:val="0000EE"/>
             <w:u w:val="single"/>
           </w:rPr>
-          <w:t>出21:18–19</w:t>
+          <w:t>37:13</w:t>
         </w:r>
       </w:hyperlink>
       <w:r>
         <w:rPr>
           <w:lang w:val="zh_TW" w:bidi="zh_TW"/>
         </w:rPr>
-        <w:t>）。</w:t>
-      </w:r>
-    </w:p>
-    <w:p>
-      <w:pPr/>
-      <w:r>
-        <w:rPr>
-          <w:lang w:val="zh_TW" w:bidi="zh_TW"/>
-        </w:rPr>
-      </w:r>
-      <w:r>
-        <w:rPr>
-          <w:lang w:val="zh_TW" w:bidi="zh_TW"/>
-        </w:rPr>
-        <w:t>在舊約聖經中，拐帶人口要被判處死刑。出埃及記說：「拐帶人口，或是把人賣了，或是留在他手下，必要把他治死。」（</w:t>
+        <w:t>）。詩人也邀請神嗤笑他的仇敵（</w:t>
       </w:r>
       <w:hyperlink r:id="rId31">
         <w:r>
@@ -826,25 +665,14 @@
             <w:color w:val="0000EE"/>
             <w:u w:val="single"/>
           </w:rPr>
-          <w:t>出21:16</w:t>
+          <w:t>59:8</w:t>
         </w:r>
       </w:hyperlink>
       <w:r>
         <w:rPr>
           <w:lang w:val="zh_TW" w:bidi="zh_TW"/>
         </w:rPr>
-        <w:t>）。約瑟的哥哥賣約瑟為奴僕，就是這類拐帶人口的例子。</w:t>
-      </w:r>
-    </w:p>
-    <w:p>
-      <w:pPr>
-        <w:pStyle w:val="Heading4"/>
-      </w:pPr>
-      <w:r>
-        <w:rPr>
-          <w:lang w:val="zh_TW" w:bidi="zh_TW"/>
-        </w:rPr>
-        <w:t>關於財產的律法</w:t>
+        <w:t>）。這種屬神的笑是用來表達：真理終究必然得勝。</w:t>
       </w:r>
     </w:p>
     <w:p>
@@ -858,7 +686,7 @@
         <w:rPr>
           <w:lang w:val="zh_TW" w:bidi="zh_TW"/>
         </w:rPr>
-        <w:t>出埃及記對於損害他人財產或農作物的情況有相當具體的規定。如果田地失火，而火勢蔓延到別人的田地，燒毀了那裡的農作物，縱火的人，或者最先失火之田地的主人，都必須賠償所造成的損失（</w:t>
+        <w:t>笑在亞伯拉罕的敘事裡佔有一個特別的位置。它被用在他兒子以撒的名字上；這名字的意思是「他笑」，或「願（神）（向他）微笑」。希伯來的故事喜歡將字詞的意思表達出來，所以人對以撒——這個承載神對族長應許的管道——出生的反應就用笑來描述。這在神學上很重要，因為它往往與信心形成對比。在</w:t>
       </w:r>
       <w:hyperlink r:id="rId32">
         <w:r>
@@ -869,28 +697,14 @@
             <w:color w:val="0000EE"/>
             <w:u w:val="single"/>
           </w:rPr>
-          <w:t>出22:6</w:t>
+          <w:t>創世記十七章17節</w:t>
         </w:r>
       </w:hyperlink>
       <w:r>
         <w:rPr>
           <w:lang w:val="zh_TW" w:bidi="zh_TW"/>
         </w:rPr>
-        <w:t>）。漢謨拉比法典也記載了一個類似的案例：有人疏於修理堤壩，以致洪水沖毀鄰舍的農作物，因此必須負起賠償責任。</w:t>
-      </w:r>
-    </w:p>
-    <w:p>
-      <w:pPr/>
-      <w:r>
-        <w:rPr>
-          <w:lang w:val="zh_TW" w:bidi="zh_TW"/>
-        </w:rPr>
-      </w:r>
-      <w:r>
-        <w:rPr>
-          <w:lang w:val="zh_TW" w:bidi="zh_TW"/>
-        </w:rPr>
-        <w:t>牲畜受傷，尤其是牛隻受傷，以及牲畜造成的人身傷害或財產損失，都是希伯來律法中重要的內容。如果一頭一向溫馴的牛撞死人，牛的主人無罪，但那頭牛必須要被處死。這對主人來說，失去牛本身就是相當重的經濟損失。如果一頭慣常頂傷人的牛撞死人，而主人又沒有妥善看管，那麼牛和主人便要被處死。不過，主人可以繳納議定的贖價來贖回自己的性命。如果被牛撞死的是奴僕，就要用石頭打死那頭牛，而主人則要繳納罰金（</w:t>
+        <w:t>中，由於撒拉已年老，亞伯拉罕的笑是他對神那看來不切實際、要賜他一個兒子的應許所作出的難以置信的回應。在</w:t>
       </w:r>
       <w:hyperlink r:id="rId33">
         <w:r>
@@ -901,28 +715,14 @@
             <w:color w:val="0000EE"/>
             <w:u w:val="single"/>
           </w:rPr>
-          <w:t>出21:28–32</w:t>
+          <w:t>創世記十八章12節</w:t>
         </w:r>
       </w:hyperlink>
       <w:r>
         <w:rPr>
           <w:lang w:val="zh_TW" w:bidi="zh_TW"/>
         </w:rPr>
-        <w:t>）。漢謨拉比法典對類似情況也有其規定。在牲畜第一次傷人時，主人不會受處罰；但如果主人明知那頭牛有危險，卻沒有採取措施防止傷害發生，就必須以銀子繳納罰款。如果受害的人是上層階級人士，罰款金額便很高；如果受害的人是奴僕，罰款則較少。無論情況多麼嚴重，也無論那頭牛多麼兇猛，漢謨拉比法典都只規定罰款，從不判處牲畜或主人死刑。</w:t>
-      </w:r>
-    </w:p>
-    <w:p>
-      <w:pPr/>
-      <w:r>
-        <w:rPr>
-          <w:lang w:val="zh_TW" w:bidi="zh_TW"/>
-        </w:rPr>
-      </w:r>
-      <w:r>
-        <w:rPr>
-          <w:lang w:val="zh_TW" w:bidi="zh_TW"/>
-        </w:rPr>
-        <w:t>希伯來律法也懲罰因疏忽而導致牲畜受傷的情況。如果有人挖了坑卻沒有蓋好，以致牛或驢掉進坑裡，牲畜的主人就有權獲得賠償（</w:t>
+        <w:t>中，撒拉在偷聽的時候無法壓住她的笑——她九十多歲還會懷孕，實在太荒謬了。但到了最後，</w:t>
       </w:r>
       <w:hyperlink r:id="rId34">
         <w:r>
@@ -933,3282 +733,14 @@
             <w:color w:val="0000EE"/>
             <w:u w:val="single"/>
           </w:rPr>
-          <w:t>出21:33–36</w:t>
+          <w:t>創世記二十一章6節</w:t>
         </w:r>
       </w:hyperlink>
       <w:r>
         <w:rPr>
           <w:lang w:val="zh_TW" w:bidi="zh_TW"/>
         </w:rPr>
-        <w:t>）。</w:t>
-      </w:r>
-    </w:p>
-    <w:p>
-      <w:pPr/>
-      <w:r>
-        <w:rPr>
-          <w:lang w:val="zh_TW" w:bidi="zh_TW"/>
-        </w:rPr>
-      </w:r>
-      <w:r>
-        <w:rPr>
-          <w:lang w:val="zh_TW" w:bidi="zh_TW"/>
-        </w:rPr>
-        <w:t>在古代文化中，人們一般將婦女視為財產，就像牲畜或奴僕一樣。女兒出嫁前算作父親的財產；出嫁後算作丈夫的財產。因此，任何人若侵害已婚婦女，律法就將這種行為列為侵犯丈夫財產的罪。按照漢謨拉比法典，人們可以把兒女賣為奴僕或債奴，且通常是為了償還父親的債務（參</w:t>
-      </w:r>
-      <w:hyperlink r:id="rId35">
-        <w:r>
-          <w:rPr>
-            <w:lang w:val="zh_TW" w:bidi="zh_TW"/>
-          </w:rPr>
-          <w:rPr>
-            <w:color w:val="0000EE"/>
-            <w:u w:val="single"/>
-          </w:rPr>
-          <w:t>出21:2–7</w:t>
-        </w:r>
-      </w:hyperlink>
-      <w:r>
-        <w:rPr>
-          <w:lang w:val="zh_TW" w:bidi="zh_TW"/>
-        </w:rPr>
-        <w:t>；</w:t>
-      </w:r>
-      <w:hyperlink r:id="rId36">
-        <w:r>
-          <w:rPr>
-            <w:lang w:val="zh_TW" w:bidi="zh_TW"/>
-          </w:rPr>
-          <w:rPr>
-            <w:color w:val="0000EE"/>
-            <w:u w:val="single"/>
-          </w:rPr>
-          <w:t>尼5:5–8</w:t>
-        </w:r>
-      </w:hyperlink>
-      <w:r>
-        <w:rPr>
-          <w:lang w:val="zh_TW" w:bidi="zh_TW"/>
-        </w:rPr>
-        <w:t>；</w:t>
-      </w:r>
-      <w:hyperlink r:id="rId37">
-        <w:r>
-          <w:rPr>
-            <w:lang w:val="zh_TW" w:bidi="zh_TW"/>
-          </w:rPr>
-          <w:rPr>
-            <w:color w:val="0000EE"/>
-            <w:u w:val="single"/>
-          </w:rPr>
-          <w:t>賽50:1</w:t>
-        </w:r>
-      </w:hyperlink>
-      <w:r>
-        <w:rPr>
-          <w:lang w:val="zh_TW" w:bidi="zh_TW"/>
-        </w:rPr>
-        <w:t>）。聖經律法非常重視父母的權柄。如果兒子頑梗悖逆、不肯聽從父母，又是貪食好酒的人，父母可以把他帶到長老面前受審。長老若判定他有罪，本城的人就要用石頭打死他（</w:t>
-      </w:r>
-      <w:hyperlink r:id="rId38">
-        <w:r>
-          <w:rPr>
-            <w:lang w:val="zh_TW" w:bidi="zh_TW"/>
-          </w:rPr>
-          <w:rPr>
-            <w:color w:val="0000EE"/>
-            <w:u w:val="single"/>
-          </w:rPr>
-          <w:t>申21:18–21</w:t>
-        </w:r>
-      </w:hyperlink>
-      <w:r>
-        <w:rPr>
-          <w:lang w:val="zh_TW" w:bidi="zh_TW"/>
-        </w:rPr>
-        <w:t>）。然而，即使是這樣的規定，某種程度上仍是在保障兒女的權利，因為一些近東法典允許父母不必經過長老或任何人的審理，就可以直接下令處死自己的兒女。雖然當時的人普遍輕看女兒，律法仍規定如果沒有兒子，女兒可以承受產業（</w:t>
-      </w:r>
-      <w:hyperlink r:id="rId39">
-        <w:r>
-          <w:rPr>
-            <w:lang w:val="zh_TW" w:bidi="zh_TW"/>
-          </w:rPr>
-          <w:rPr>
-            <w:color w:val="0000EE"/>
-            <w:u w:val="single"/>
-          </w:rPr>
-          <w:t>民27:8</w:t>
-        </w:r>
-      </w:hyperlink>
-      <w:r>
-        <w:rPr>
-          <w:lang w:val="zh_TW" w:bidi="zh_TW"/>
-        </w:rPr>
-        <w:t>）。</w:t>
-      </w:r>
-    </w:p>
-    <w:p>
-      <w:pPr/>
-      <w:r>
-        <w:rPr>
-          <w:lang w:val="zh_TW" w:bidi="zh_TW"/>
-        </w:rPr>
-      </w:r>
-      <w:r>
-        <w:rPr>
-          <w:lang w:val="zh_TW" w:bidi="zh_TW"/>
-        </w:rPr>
-        <w:t>姦淫是十誡中所禁止的罪。當時人們把妻子看作丈夫的財產，因此也把姦淫列為侵犯丈夫財產的罪。申命記相當詳細地論及姦淫的各種情況，並規定男女雙方都要處死（</w:t>
-      </w:r>
-      <w:hyperlink r:id="rId40">
-        <w:r>
-          <w:rPr>
-            <w:lang w:val="zh_TW" w:bidi="zh_TW"/>
-          </w:rPr>
-          <w:rPr>
-            <w:color w:val="0000EE"/>
-            <w:u w:val="single"/>
-          </w:rPr>
-          <w:t>申22:22</w:t>
-        </w:r>
-      </w:hyperlink>
-      <w:r>
-        <w:rPr>
-          <w:lang w:val="zh_TW" w:bidi="zh_TW"/>
-        </w:rPr>
-        <w:t>）。如果有人引誘一名尚未許配人的年輕女子與他同寢，他必須向女子的父親支付聘禮（50舍客勒銀子）。此後，他不可休她，必須終身娶她為妻（</w:t>
-      </w:r>
-      <w:hyperlink r:id="rId41">
-        <w:r>
-          <w:rPr>
-            <w:lang w:val="zh_TW" w:bidi="zh_TW"/>
-          </w:rPr>
-          <w:rPr>
-            <w:color w:val="0000EE"/>
-            <w:u w:val="single"/>
-          </w:rPr>
-          <w:t>出22:16</w:t>
-        </w:r>
-      </w:hyperlink>
-      <w:r>
-        <w:rPr>
-          <w:lang w:val="zh_TW" w:bidi="zh_TW"/>
-        </w:rPr>
-        <w:t>；</w:t>
-      </w:r>
-      <w:hyperlink r:id="rId42">
-        <w:r>
-          <w:rPr>
-            <w:lang w:val="zh_TW" w:bidi="zh_TW"/>
-          </w:rPr>
-          <w:rPr>
-            <w:color w:val="0000EE"/>
-            <w:u w:val="single"/>
-          </w:rPr>
-          <w:t>申22:28–29</w:t>
-        </w:r>
-      </w:hyperlink>
-      <w:r>
-        <w:rPr>
-          <w:lang w:val="zh_TW" w:bidi="zh_TW"/>
-        </w:rPr>
-        <w:t>）。</w:t>
-      </w:r>
-    </w:p>
-    <w:p>
-      <w:pPr/>
-      <w:r>
-        <w:rPr>
-          <w:lang w:val="zh_TW" w:bidi="zh_TW"/>
-        </w:rPr>
-      </w:r>
-      <w:r>
-        <w:rPr>
-          <w:lang w:val="zh_TW" w:bidi="zh_TW"/>
-        </w:rPr>
-        <w:t>如果有人指控妻子犯了姦淫罪，卻沒有證據，就要進行審判。丈夫要帶其妻子到祭司那裡，並獻上供物（十分之一伊法大麥麵，不可澆上油，也不可加上乳香），這是一份疑恨的素祭，表明丈夫如今是在懷疑妻子。接著，那婦人要站在耶和華面前，手拿一個盛著聖水的瓦器。祭司要把會幕地上的塵土摻入水中，並把素祭放在婦人的手中。祭司要散開婦人的頭髮，這不但表示她的憂傷，也顯出她失去了丈夫的尊重。然後，婦人必須起誓。之後，祭司向她宣告咒詛，大意是：她雖然容易受孕，卻會多次流產。婦人必須同意這項誓言。祭司把咒詛的話寫在書上，再把字跡洗入「苦水」之中。之後，婦人要喝下這苦水；同時，祭司要把她手中的素祭在耶和華面前搖一搖，又取一部分燒在壇上。祭司告訴她，如果她有罪，這水就會使她的大腿消瘦、肚腹發脹。如果發生這種情況，她會遭人棄絕；但如果證明她無罪，她就可以自由離去。無論結果如何，丈夫都不必為這項指控承擔罪責（</w:t>
-      </w:r>
-      <w:hyperlink r:id="rId43">
-        <w:r>
-          <w:rPr>
-            <w:lang w:val="zh_TW" w:bidi="zh_TW"/>
-          </w:rPr>
-          <w:rPr>
-            <w:color w:val="0000EE"/>
-            <w:u w:val="single"/>
-          </w:rPr>
-          <w:t>民5:12–31</w:t>
-        </w:r>
-      </w:hyperlink>
-      <w:r>
-        <w:rPr>
-          <w:lang w:val="zh_TW" w:bidi="zh_TW"/>
-        </w:rPr>
-        <w:t>）。</w:t>
-      </w:r>
-    </w:p>
-    <w:p>
-      <w:pPr/>
-      <w:r>
-        <w:rPr>
-          <w:lang w:val="zh_TW" w:bidi="zh_TW"/>
-        </w:rPr>
-      </w:r>
-      <w:r>
-        <w:rPr>
-          <w:lang w:val="zh_TW" w:bidi="zh_TW"/>
-        </w:rPr>
-        <w:t>如果主人毆打奴僕，以致奴僕當場死亡，就必須為奴僕的死追討罪責。如果奴僕拖延數日才死，就不必追討罪責，因為主人失去奴僕本身已經算是對他的懲罰（</w:t>
-      </w:r>
-      <w:hyperlink r:id="rId44">
-        <w:r>
-          <w:rPr>
-            <w:lang w:val="zh_TW" w:bidi="zh_TW"/>
-          </w:rPr>
-          <w:rPr>
-            <w:color w:val="0000EE"/>
-            <w:u w:val="single"/>
-          </w:rPr>
-          <w:t>出21:20–21</w:t>
-        </w:r>
-      </w:hyperlink>
-      <w:r>
-        <w:rPr>
-          <w:lang w:val="zh_TW" w:bidi="zh_TW"/>
-        </w:rPr>
-        <w:t>）。希伯來人大概很少實際運用這條律法；漢謨拉比法典中也沒有與之相對應的條文。如果主人傷害奴僕，導致他失去一隻眼睛或一顆牙齒，希伯來律法規定主人必須釋放那名奴僕（</w:t>
-      </w:r>
-      <w:hyperlink r:id="rId45">
-        <w:r>
-          <w:rPr>
-            <w:lang w:val="zh_TW" w:bidi="zh_TW"/>
-          </w:rPr>
-          <w:rPr>
-            <w:color w:val="0000EE"/>
-            <w:u w:val="single"/>
-          </w:rPr>
-          <w:t>26–27</w:t>
-        </w:r>
-      </w:hyperlink>
-      <w:r>
-        <w:rPr>
-          <w:lang w:val="zh_TW" w:bidi="zh_TW"/>
-        </w:rPr>
-        <w:t>節）。漢謨拉比法典記載了一個人傷害別人奴僕的案例；加害者必須向奴僕的主人支付相當於該奴僕身價一半的賠償。</w:t>
-      </w:r>
-    </w:p>
-    <w:p>
-      <w:pPr/>
-      <w:r>
-        <w:rPr>
-          <w:lang w:val="zh_TW" w:bidi="zh_TW"/>
-        </w:rPr>
-      </w:r>
-      <w:r>
-        <w:rPr>
-          <w:lang w:val="zh_TW" w:bidi="zh_TW"/>
-        </w:rPr>
-        <w:t>希伯來律法對盜竊和入室行竊著墨不多。律法推定竊賊願意悔改並作出賠償。在歸還贓物並繳納少量罰款之後，盜賊便可以再次「親近耶和華」（</w:t>
-      </w:r>
-      <w:hyperlink r:id="rId46">
-        <w:r>
-          <w:rPr>
-            <w:lang w:val="zh_TW" w:bidi="zh_TW"/>
-          </w:rPr>
-          <w:rPr>
-            <w:color w:val="0000EE"/>
-            <w:u w:val="single"/>
-          </w:rPr>
-          <w:t>利6:2–7</w:t>
-        </w:r>
-      </w:hyperlink>
-      <w:r>
-        <w:rPr>
-          <w:lang w:val="zh_TW" w:bidi="zh_TW"/>
-        </w:rPr>
-        <w:t>）。然而，漢謨拉比法典規定，入室行竊要判處死刑。按照希伯來律法，偷竊牲畜的人至少要賠償兩倍；如果偷的是公牛或母牛，或者已把牠賣掉，就必須五倍償還。漢謨拉比法典也有類似條文：「如果有人偷竊牛、羊、驢、豬或山羊，若屬神廟或王宮所有，就要償還三十倍；若屬自由人所有，就要償還十倍。如果盜賊無力償還，就要處死。」按照希伯來律法，從別人家中偷來的財物只須歸還，不必另外受罰。如果盜賊已經失去所偷的財物，又無力賠償等值財物，人們可以把他賣為奴僕，直到完成賠償為止（</w:t>
-      </w:r>
-      <w:hyperlink r:id="rId47">
-        <w:r>
-          <w:rPr>
-            <w:lang w:val="zh_TW" w:bidi="zh_TW"/>
-          </w:rPr>
-          <w:rPr>
-            <w:color w:val="0000EE"/>
-            <w:u w:val="single"/>
-          </w:rPr>
-          <w:t>出22:1–4</w:t>
-        </w:r>
-      </w:hyperlink>
-      <w:r>
-        <w:rPr>
-          <w:lang w:val="zh_TW" w:bidi="zh_TW"/>
-        </w:rPr>
-        <w:t>）。</w:t>
-      </w:r>
-    </w:p>
-    <w:p>
-      <w:pPr>
-        <w:pStyle w:val="Heading4"/>
-      </w:pPr>
-      <w:r>
-        <w:rPr>
-          <w:lang w:val="zh_TW" w:bidi="zh_TW"/>
-        </w:rPr>
-        <w:t>一般律法</w:t>
-      </w:r>
-    </w:p>
-    <w:p>
-      <w:pPr/>
-      <w:r>
-        <w:rPr>
-          <w:lang w:val="zh_TW" w:bidi="zh_TW"/>
-        </w:rPr>
-      </w:r>
-      <w:r>
-        <w:rPr>
-          <w:lang w:val="zh_TW" w:bidi="zh_TW"/>
-        </w:rPr>
-        <w:t>出埃及記和申命記所記載的希伯來律法，包含許多普遍適用的禁令。其中有些涉及商業活動，例如不可挪移地界（</w:t>
-      </w:r>
-      <w:hyperlink r:id="rId48">
-        <w:r>
-          <w:rPr>
-            <w:lang w:val="zh_TW" w:bidi="zh_TW"/>
-          </w:rPr>
-          <w:rPr>
-            <w:color w:val="0000EE"/>
-            <w:u w:val="single"/>
-          </w:rPr>
-          <w:t>申19:14</w:t>
-        </w:r>
-      </w:hyperlink>
-      <w:r>
-        <w:rPr>
-          <w:lang w:val="zh_TW" w:bidi="zh_TW"/>
-        </w:rPr>
-        <w:t>）。律法也譴責使用虛假的度量衡（</w:t>
-      </w:r>
-      <w:hyperlink r:id="rId49">
-        <w:r>
-          <w:rPr>
-            <w:lang w:val="zh_TW" w:bidi="zh_TW"/>
-          </w:rPr>
-          <w:rPr>
-            <w:color w:val="0000EE"/>
-            <w:u w:val="single"/>
-          </w:rPr>
-          <w:t>利19:35</w:t>
-        </w:r>
-      </w:hyperlink>
-      <w:r>
-        <w:rPr>
-          <w:lang w:val="zh_TW" w:bidi="zh_TW"/>
-        </w:rPr>
-        <w:t>；</w:t>
-      </w:r>
-      <w:hyperlink r:id="rId50">
-        <w:r>
-          <w:rPr>
-            <w:lang w:val="zh_TW" w:bidi="zh_TW"/>
-          </w:rPr>
-          <w:rPr>
-            <w:color w:val="0000EE"/>
-            <w:u w:val="single"/>
-          </w:rPr>
-          <w:t>申25:15</w:t>
-        </w:r>
-      </w:hyperlink>
-      <w:r>
-        <w:rPr>
-          <w:lang w:val="zh_TW" w:bidi="zh_TW"/>
-        </w:rPr>
-        <w:t>；</w:t>
-      </w:r>
-      <w:hyperlink r:id="rId51">
-        <w:r>
-          <w:rPr>
-            <w:lang w:val="zh_TW" w:bidi="zh_TW"/>
-          </w:rPr>
-          <w:rPr>
-            <w:color w:val="0000EE"/>
-            <w:u w:val="single"/>
-          </w:rPr>
-          <w:t>箴11:1</w:t>
-        </w:r>
-      </w:hyperlink>
-      <w:r>
-        <w:rPr>
-          <w:lang w:val="zh_TW" w:bidi="zh_TW"/>
-        </w:rPr>
-        <w:t>，</w:t>
-      </w:r>
-      <w:hyperlink r:id="rId52">
-        <w:r>
-          <w:rPr>
-            <w:lang w:val="zh_TW" w:bidi="zh_TW"/>
-          </w:rPr>
-          <w:rPr>
-            <w:color w:val="0000EE"/>
-            <w:u w:val="single"/>
-          </w:rPr>
-          <w:t>20:23</w:t>
-        </w:r>
-      </w:hyperlink>
-      <w:r>
-        <w:rPr>
-          <w:lang w:val="zh_TW" w:bidi="zh_TW"/>
-        </w:rPr>
-        <w:t>；</w:t>
-      </w:r>
-      <w:hyperlink r:id="rId53">
-        <w:r>
-          <w:rPr>
-            <w:lang w:val="zh_TW" w:bidi="zh_TW"/>
-          </w:rPr>
-          <w:rPr>
-            <w:color w:val="0000EE"/>
-            <w:u w:val="single"/>
-          </w:rPr>
-          <w:t>彌6:11</w:t>
-        </w:r>
-      </w:hyperlink>
-      <w:r>
-        <w:rPr>
-          <w:lang w:val="zh_TW" w:bidi="zh_TW"/>
-        </w:rPr>
-        <w:t>）。律法嚴格禁止賄賂（</w:t>
-      </w:r>
-      <w:hyperlink r:id="rId54">
-        <w:r>
-          <w:rPr>
-            <w:lang w:val="zh_TW" w:bidi="zh_TW"/>
-          </w:rPr>
-          <w:rPr>
-            <w:color w:val="0000EE"/>
-            <w:u w:val="single"/>
-          </w:rPr>
-          <w:t>出23:8</w:t>
-        </w:r>
-      </w:hyperlink>
-      <w:r>
-        <w:rPr>
-          <w:lang w:val="zh_TW" w:bidi="zh_TW"/>
-        </w:rPr>
-        <w:t>），卻沒有規定違反這條律法的人應受什麼懲罰。漢謨拉比法典則規定，如果法官更改判決，卻無法提出令人滿意的理由（尤其是有人懷疑他受賄），他必須支付原罰金的12倍金額，並且喪失法官職位。希伯來律法也處理了作假見證的問題，但同樣沒有規定具體的刑罰。漢謨拉比法典規定，如果有人在可判處死刑的案件中作假見證，那麼作假見證的人自己也要被判處死刑（參</w:t>
-      </w:r>
-      <w:hyperlink r:id="rId55">
-        <w:r>
-          <w:rPr>
-            <w:lang w:val="zh_TW" w:bidi="zh_TW"/>
-          </w:rPr>
-          <w:rPr>
-            <w:color w:val="0000EE"/>
-            <w:u w:val="single"/>
-          </w:rPr>
-          <w:t>出23:1</w:t>
-        </w:r>
-      </w:hyperlink>
-      <w:r>
-        <w:rPr>
-          <w:lang w:val="zh_TW" w:bidi="zh_TW"/>
-        </w:rPr>
-        <w:t>）。</w:t>
-      </w:r>
-    </w:p>
-    <w:p>
-      <w:pPr/>
-      <w:r>
-        <w:rPr>
-          <w:lang w:val="zh_TW" w:bidi="zh_TW"/>
-        </w:rPr>
-      </w:r>
-      <w:r>
-        <w:rPr>
-          <w:lang w:val="zh_TW" w:bidi="zh_TW"/>
-        </w:rPr>
-        <w:t>不少希伯來律法反映出對窮人的關懷。例如，窮人欠債時，人不可向他們收取利息；如果拿了他們的外衣作抵押，也不可讓他們在夜間受寒。律法也要求人以憐憫和體諒對待寡婦、孤兒和寄居的人（</w:t>
-      </w:r>
-      <w:hyperlink r:id="rId56">
-        <w:r>
-          <w:rPr>
-            <w:lang w:val="zh_TW" w:bidi="zh_TW"/>
-          </w:rPr>
-          <w:rPr>
-            <w:color w:val="0000EE"/>
-            <w:u w:val="single"/>
-          </w:rPr>
-          <w:t>出22:21–27</w:t>
-        </w:r>
-      </w:hyperlink>
-      <w:r>
-        <w:rPr>
-          <w:lang w:val="zh_TW" w:bidi="zh_TW"/>
-        </w:rPr>
-        <w:t>，</w:t>
-      </w:r>
-      <w:hyperlink r:id="rId57">
-        <w:r>
-          <w:rPr>
-            <w:lang w:val="zh_TW" w:bidi="zh_TW"/>
-          </w:rPr>
-          <w:rPr>
-            <w:color w:val="0000EE"/>
-            <w:u w:val="single"/>
-          </w:rPr>
-          <w:t>23:9</w:t>
-        </w:r>
-      </w:hyperlink>
-      <w:r>
-        <w:rPr>
-          <w:lang w:val="zh_TW" w:bidi="zh_TW"/>
-        </w:rPr>
-        <w:t>；</w:t>
-      </w:r>
-      <w:hyperlink r:id="rId58">
-        <w:r>
-          <w:rPr>
-            <w:lang w:val="zh_TW" w:bidi="zh_TW"/>
-          </w:rPr>
-          <w:rPr>
-            <w:color w:val="0000EE"/>
-            <w:u w:val="single"/>
-          </w:rPr>
-          <w:t>申23:19</w:t>
-        </w:r>
-      </w:hyperlink>
-      <w:r>
-        <w:rPr>
-          <w:lang w:val="zh_TW" w:bidi="zh_TW"/>
-        </w:rPr>
-        <w:t>，</w:t>
-      </w:r>
-      <w:hyperlink r:id="rId59">
-        <w:r>
-          <w:rPr>
-            <w:lang w:val="zh_TW" w:bidi="zh_TW"/>
-          </w:rPr>
-          <w:rPr>
-            <w:color w:val="0000EE"/>
-            <w:u w:val="single"/>
-          </w:rPr>
-          <w:t>24:17</w:t>
-        </w:r>
-      </w:hyperlink>
-      <w:r>
-        <w:rPr>
-          <w:lang w:val="zh_TW" w:bidi="zh_TW"/>
-        </w:rPr>
-        <w:t>）。</w:t>
-      </w:r>
-    </w:p>
-    <w:p>
-      <w:pPr/>
-      <w:r>
-        <w:rPr>
-          <w:lang w:val="zh_TW" w:bidi="zh_TW"/>
-        </w:rPr>
-      </w:r>
-      <w:r>
-        <w:rPr>
-          <w:lang w:val="zh_TW" w:bidi="zh_TW"/>
-        </w:rPr>
-        <w:t>有些希伯來律法涉及家庭中的行為，例如咒罵父母或不聽從父母的人（</w:t>
-      </w:r>
-      <w:hyperlink r:id="rId60">
-        <w:r>
-          <w:rPr>
-            <w:lang w:val="zh_TW" w:bidi="zh_TW"/>
-          </w:rPr>
-          <w:rPr>
-            <w:color w:val="0000EE"/>
-            <w:u w:val="single"/>
-          </w:rPr>
-          <w:t>出21:17</w:t>
-        </w:r>
-      </w:hyperlink>
-      <w:r>
-        <w:rPr>
-          <w:lang w:val="zh_TW" w:bidi="zh_TW"/>
-        </w:rPr>
-        <w:t>；</w:t>
-      </w:r>
-      <w:hyperlink r:id="rId61">
-        <w:r>
-          <w:rPr>
-            <w:lang w:val="zh_TW" w:bidi="zh_TW"/>
-          </w:rPr>
-          <w:rPr>
-            <w:color w:val="0000EE"/>
-            <w:u w:val="single"/>
-          </w:rPr>
-          <w:t>利20:9</w:t>
-        </w:r>
-      </w:hyperlink>
-      <w:r>
-        <w:rPr>
-          <w:lang w:val="zh_TW" w:bidi="zh_TW"/>
-        </w:rPr>
-        <w:t>；</w:t>
-      </w:r>
-      <w:hyperlink r:id="rId62">
-        <w:r>
-          <w:rPr>
-            <w:lang w:val="zh_TW" w:bidi="zh_TW"/>
-          </w:rPr>
-          <w:rPr>
-            <w:color w:val="0000EE"/>
-            <w:u w:val="single"/>
-          </w:rPr>
-          <w:t>申27:16</w:t>
-        </w:r>
-      </w:hyperlink>
-      <w:r>
-        <w:rPr>
-          <w:lang w:val="zh_TW" w:bidi="zh_TW"/>
-        </w:rPr>
-        <w:t>；參</w:t>
-      </w:r>
-      <w:hyperlink r:id="rId63">
-        <w:r>
-          <w:rPr>
-            <w:lang w:val="zh_TW" w:bidi="zh_TW"/>
-          </w:rPr>
-          <w:rPr>
-            <w:color w:val="0000EE"/>
-            <w:u w:val="single"/>
-          </w:rPr>
-          <w:t>箴20:20</w:t>
-        </w:r>
-      </w:hyperlink>
-      <w:r>
-        <w:rPr>
-          <w:lang w:val="zh_TW" w:bidi="zh_TW"/>
-        </w:rPr>
-        <w:t>，</w:t>
-      </w:r>
-      <w:hyperlink r:id="rId64">
-        <w:r>
-          <w:rPr>
-            <w:lang w:val="zh_TW" w:bidi="zh_TW"/>
-          </w:rPr>
-          <w:rPr>
-            <w:color w:val="0000EE"/>
-            <w:u w:val="single"/>
-          </w:rPr>
-          <w:t>30:17</w:t>
-        </w:r>
-      </w:hyperlink>
-      <w:r>
-        <w:rPr>
-          <w:lang w:val="zh_TW" w:bidi="zh_TW"/>
-        </w:rPr>
-        <w:t>）。家庭責任在當時極為重要，因此，家族往往會因其中一個家人犯罪而一同受罰（</w:t>
-      </w:r>
-      <w:hyperlink r:id="rId65">
-        <w:r>
-          <w:rPr>
-            <w:lang w:val="zh_TW" w:bidi="zh_TW"/>
-          </w:rPr>
-          <w:rPr>
-            <w:color w:val="0000EE"/>
-            <w:u w:val="single"/>
-          </w:rPr>
-          <w:t>書7:20–26</w:t>
-        </w:r>
-      </w:hyperlink>
-      <w:r>
-        <w:rPr>
-          <w:lang w:val="zh_TW" w:bidi="zh_TW"/>
-        </w:rPr>
-        <w:t>；</w:t>
-      </w:r>
-      <w:hyperlink r:id="rId66">
-        <w:r>
-          <w:rPr>
-            <w:lang w:val="zh_TW" w:bidi="zh_TW"/>
-          </w:rPr>
-          <w:rPr>
-            <w:color w:val="0000EE"/>
-            <w:u w:val="single"/>
-          </w:rPr>
-          <w:t>撒下3:29</w:t>
-        </w:r>
-      </w:hyperlink>
-      <w:r>
-        <w:rPr>
-          <w:lang w:val="zh_TW" w:bidi="zh_TW"/>
-        </w:rPr>
-        <w:t>，</w:t>
-      </w:r>
-      <w:hyperlink r:id="rId67">
-        <w:r>
-          <w:rPr>
-            <w:lang w:val="zh_TW" w:bidi="zh_TW"/>
-          </w:rPr>
-          <w:rPr>
-            <w:color w:val="0000EE"/>
-            <w:u w:val="single"/>
-          </w:rPr>
-          <w:t>21:1–9</w:t>
-        </w:r>
-      </w:hyperlink>
-      <w:r>
-        <w:rPr>
-          <w:lang w:val="zh_TW" w:bidi="zh_TW"/>
-        </w:rPr>
-        <w:t>；</w:t>
-      </w:r>
-      <w:hyperlink r:id="rId68">
-        <w:r>
-          <w:rPr>
-            <w:lang w:val="zh_TW" w:bidi="zh_TW"/>
-          </w:rPr>
-          <w:rPr>
-            <w:color w:val="0000EE"/>
-            <w:u w:val="single"/>
-          </w:rPr>
-          <w:t>王下5:27</w:t>
-        </w:r>
-      </w:hyperlink>
-      <w:r>
-        <w:rPr>
-          <w:lang w:val="zh_TW" w:bidi="zh_TW"/>
-        </w:rPr>
-        <w:t>；</w:t>
-      </w:r>
-      <w:hyperlink r:id="rId69">
-        <w:r>
-          <w:rPr>
-            <w:lang w:val="zh_TW" w:bidi="zh_TW"/>
-          </w:rPr>
-          <w:rPr>
-            <w:color w:val="0000EE"/>
-            <w:u w:val="single"/>
-          </w:rPr>
-          <w:t>哀5:7</w:t>
-        </w:r>
-      </w:hyperlink>
-      <w:r>
-        <w:rPr>
-          <w:lang w:val="zh_TW" w:bidi="zh_TW"/>
-        </w:rPr>
-        <w:t>）。後來，人們逐漸承認個人應當為自己的行為負責，因此父母不再因兒女所犯的罪被處死，兒女也不再因父母所犯的罪被處死（參</w:t>
-      </w:r>
-      <w:hyperlink r:id="rId70">
-        <w:r>
-          <w:rPr>
-            <w:lang w:val="zh_TW" w:bidi="zh_TW"/>
-          </w:rPr>
-          <w:rPr>
-            <w:color w:val="0000EE"/>
-            <w:u w:val="single"/>
-          </w:rPr>
-          <w:t>耶31:29–30</w:t>
-        </w:r>
-      </w:hyperlink>
-      <w:r>
-        <w:rPr>
-          <w:lang w:val="zh_TW" w:bidi="zh_TW"/>
-        </w:rPr>
-        <w:t>）。</w:t>
-      </w:r>
-    </w:p>
-    <w:p>
-      <w:pPr/>
-      <w:r>
-        <w:rPr>
-          <w:lang w:val="zh_TW" w:bidi="zh_TW"/>
-        </w:rPr>
-      </w:r>
-      <w:r>
-        <w:rPr>
-          <w:lang w:val="zh_TW" w:bidi="zh_TW"/>
-        </w:rPr>
-        <w:t>律法禁止行邪術和施法術。出埃及記明確規定：「行邪術的女人，不可容她存活。」（</w:t>
-      </w:r>
-      <w:hyperlink r:id="rId71">
-        <w:r>
-          <w:rPr>
-            <w:lang w:val="zh_TW" w:bidi="zh_TW"/>
-          </w:rPr>
-          <w:rPr>
-            <w:color w:val="0000EE"/>
-            <w:u w:val="single"/>
-          </w:rPr>
-          <w:t>22:18</w:t>
-        </w:r>
-      </w:hyperlink>
-      <w:r>
-        <w:rPr>
-          <w:lang w:val="zh_TW" w:bidi="zh_TW"/>
-        </w:rPr>
-        <w:t>）。律法也禁止各種性方面的敗壞行為，例如與獸淫合；違犯者要被處死。利未記詳細列出禁止與近親結婚的規定（</w:t>
-      </w:r>
-      <w:hyperlink r:id="rId72">
-        <w:r>
-          <w:rPr>
-            <w:lang w:val="zh_TW" w:bidi="zh_TW"/>
-          </w:rPr>
-          <w:rPr>
-            <w:color w:val="0000EE"/>
-            <w:u w:val="single"/>
-          </w:rPr>
-          <w:t>利20:17–21</w:t>
-        </w:r>
-      </w:hyperlink>
-      <w:r>
-        <w:rPr>
-          <w:lang w:val="zh_TW" w:bidi="zh_TW"/>
-        </w:rPr>
-        <w:t>）。</w:t>
-      </w:r>
-    </w:p>
-    <w:p>
-      <w:pPr/>
-      <w:r>
-        <w:rPr>
-          <w:lang w:val="zh_TW" w:bidi="zh_TW"/>
-        </w:rPr>
-      </w:r>
-      <w:r>
-        <w:rPr>
-          <w:lang w:val="zh_TW" w:bidi="zh_TW"/>
-        </w:rPr>
-        <w:t>希伯來律法中並沒有與漢謨拉比法典某些有關外科手術的條文相對應的規定。漢謨拉比法典提到獸醫手術，甚至提到人眼手術。一位巴比倫醫生行醫時必須格外謹慎，因為法典規定：「如果醫生用青銅刀為人施行重大手術，卻使那人死亡；或者用青銅刀為人施行眼部手術，卻弄瞎了那人的眼睛，人們就要砍斷他的手。」古代以色列人除了知道割禮這項禮儀上的做法之外，幾乎不認識其它外科手術。</w:t>
-      </w:r>
-    </w:p>
-    <w:p>
-      <w:pPr>
-        <w:pStyle w:val="Heading3"/>
-      </w:pPr>
-      <w:r>
-        <w:rPr>
-          <w:lang w:val="zh_TW" w:bidi="zh_TW"/>
-        </w:rPr>
-        <w:t>刑罰</w:t>
-      </w:r>
-    </w:p>
-    <w:p>
-      <w:pPr/>
-      <w:r>
-        <w:rPr>
-          <w:lang w:val="zh_TW" w:bidi="zh_TW"/>
-        </w:rPr>
-      </w:r>
-      <w:r>
-        <w:rPr>
-          <w:lang w:val="zh_TW" w:bidi="zh_TW"/>
-        </w:rPr>
-        <w:t>近東地區對謀殺和人身傷害所施行的刑罰，多半屬於報復性的刑罰，而且刑罰性質往往與所犯的罪相同。至於其它刑罰，則因不同的國家和傳統而有所差異。無論是在大規模爭戰中戰敗的人，還是在小規模叛亂中被擊敗的人，都常遭受各種刑罰。</w:t>
-      </w:r>
-    </w:p>
-    <w:p>
-      <w:pPr>
-        <w:pStyle w:val="Heading4"/>
-      </w:pPr>
-      <w:r>
-        <w:rPr>
-          <w:lang w:val="zh_TW" w:bidi="zh_TW"/>
-        </w:rPr>
-        <w:t>體罰</w:t>
-      </w:r>
-    </w:p>
-    <w:p>
-      <w:pPr/>
-      <w:r>
-        <w:rPr>
-          <w:lang w:val="zh_TW" w:bidi="zh_TW"/>
-        </w:rPr>
-      </w:r>
-      <w:r>
-        <w:rPr>
-          <w:lang w:val="zh_TW" w:bidi="zh_TW"/>
-        </w:rPr>
-        <w:t>許多刑罰雖然不至於奪去人的性命，但仍然相當嚴厲。</w:t>
-      </w:r>
-    </w:p>
-    <w:p>
-      <w:pPr>
-        <w:pStyle w:val="ListNumber"/>
-        <w:numPr>
-          <w:ilvl w:val="0"/>
-          <w:numId w:val="14"/>
-        </w:numPr>
-        <w:spacing w:line="240" w:lineRule="auto"/>
-        <w:ind w:left="720"/>
-      </w:pPr>
-      <w:r>
-        <w:rPr>
-          <w:lang w:val="zh_TW" w:bidi="zh_TW"/>
-        </w:rPr>
-      </w:r>
-      <w:r>
-        <w:rPr>
-          <w:lang w:val="zh_TW" w:bidi="zh_TW"/>
-        </w:rPr>
-        <w:t>在舊約聖經中，用杖或鞭責打兒童、愚昧人和奴僕，是常見的管教方式（</w:t>
-      </w:r>
-      <w:hyperlink r:id="rId73">
-        <w:r>
-          <w:rPr>
-            <w:lang w:val="zh_TW" w:bidi="zh_TW"/>
-          </w:rPr>
-          <w:rPr>
-            <w:color w:val="0000EE"/>
-            <w:u w:val="single"/>
-          </w:rPr>
-          <w:t>出21:20</w:t>
-        </w:r>
-      </w:hyperlink>
-      <w:r>
-        <w:rPr>
-          <w:lang w:val="zh_TW" w:bidi="zh_TW"/>
-        </w:rPr>
-        <w:t>；</w:t>
-      </w:r>
-      <w:hyperlink r:id="rId74">
-        <w:r>
-          <w:rPr>
-            <w:lang w:val="zh_TW" w:bidi="zh_TW"/>
-          </w:rPr>
-          <w:rPr>
-            <w:color w:val="0000EE"/>
-            <w:u w:val="single"/>
-          </w:rPr>
-          <w:t>箴言13:24，</w:t>
-        </w:r>
-      </w:hyperlink>
-      <w:hyperlink r:id="rId75">
-        <w:r>
-          <w:rPr>
-            <w:lang w:val="zh_TW" w:bidi="zh_TW"/>
-          </w:rPr>
-          <w:rPr>
-            <w:color w:val="0000EE"/>
-            <w:u w:val="single"/>
-          </w:rPr>
-          <w:t>26:3</w:t>
-        </w:r>
-      </w:hyperlink>
-      <w:r>
-        <w:rPr>
-          <w:lang w:val="zh_TW" w:bidi="zh_TW"/>
-        </w:rPr>
-        <w:t>）。鞭打（也稱為鞭笞）比一般責打更為嚴厲。所使用的鞭子可能由數條皮帶綁在一端製成，也可能由兩條皮帶交織而成。舊約聖經提到一種稱為「蠍子鞭」（因為末端帶有倒鉤）的鞭子，是最殘酷的刑具之一（</w:t>
-      </w:r>
-      <w:hyperlink r:id="rId76">
-        <w:r>
-          <w:rPr>
-            <w:lang w:val="zh_TW" w:bidi="zh_TW"/>
-          </w:rPr>
-          <w:rPr>
-            <w:color w:val="0000EE"/>
-            <w:u w:val="single"/>
-          </w:rPr>
-          <w:t>王上12:11</w:t>
-        </w:r>
-      </w:hyperlink>
-      <w:r>
-        <w:rPr>
-          <w:lang w:val="zh_TW" w:bidi="zh_TW"/>
-        </w:rPr>
-        <w:t>、</w:t>
-      </w:r>
-      <w:hyperlink r:id="rId76">
-        <w:r>
-          <w:rPr>
-            <w:lang w:val="zh_TW" w:bidi="zh_TW"/>
-          </w:rPr>
-          <w:rPr>
-            <w:color w:val="0000EE"/>
-            <w:u w:val="single"/>
-          </w:rPr>
-          <w:t>14</w:t>
-        </w:r>
-      </w:hyperlink>
-      <w:r>
-        <w:rPr>
-          <w:lang w:val="zh_TW" w:bidi="zh_TW"/>
-        </w:rPr>
-        <w:t>）。人們還會把金屬片或骨片嵌入皮帶之中，以增加刑罰的嚴厲程度。</w:t>
-        <w:br/>
-      </w:r>
-      <w:r>
-        <w:rPr>
-          <w:lang w:val="zh_TW" w:bidi="zh_TW"/>
-        </w:rPr>
-        <w:t>在執行鞭笞之前，人們會先檢查受刑人的身體狀況是否能承受刑罰。如果受刑的人因鞭打而死亡，執行刑罰的人不必承擔責任。受刑的人會被剝去上身衣服，綁在柱子上，雙手用皮帶捆住。鞭笞的輕重取決於所犯的罪，不過摩西律法規定鞭打最多不可超過40下（</w:t>
-      </w:r>
-      <w:hyperlink r:id="rId77">
-        <w:r>
-          <w:rPr>
-            <w:lang w:val="zh_TW" w:bidi="zh_TW"/>
-          </w:rPr>
-          <w:rPr>
-            <w:color w:val="0000EE"/>
-            <w:u w:val="single"/>
-          </w:rPr>
-          <w:t>申25:1–3</w:t>
-        </w:r>
-      </w:hyperlink>
-      <w:r>
-        <w:rPr>
-          <w:lang w:val="zh_TW" w:bidi="zh_TW"/>
-        </w:rPr>
-        <w:t>）。後來為了避免計算錯誤，人們把次數減少一鞭，改為39鞭（</w:t>
-      </w:r>
-      <w:hyperlink r:id="rId78">
-        <w:r>
-          <w:rPr>
-            <w:lang w:val="zh_TW" w:bidi="zh_TW"/>
-          </w:rPr>
-          <w:rPr>
-            <w:color w:val="0000EE"/>
-            <w:u w:val="single"/>
-          </w:rPr>
-          <w:t>林後11:24</w:t>
-        </w:r>
-      </w:hyperlink>
-      <w:r>
-        <w:rPr>
-          <w:lang w:val="zh_TW" w:bidi="zh_TW"/>
-        </w:rPr>
-        <w:t>）。鞭子可能是打在胸前，也可能是打在背上。有些法典容許私人執行鞭笞作為刑罰；在這種情況下，如果受刑人死亡，就必須以命償命。</w:t>
-        <w:br/>
-      </w:r>
-      <w:r>
-        <w:rPr>
-          <w:lang w:val="zh_TW" w:bidi="zh_TW"/>
-        </w:rPr>
-        <w:t>在違反律法的案件中，猶太會堂的官長可以執行鞭笞（</w:t>
-      </w:r>
-      <w:hyperlink r:id="rId79">
-        <w:r>
-          <w:rPr>
-            <w:lang w:val="zh_TW" w:bidi="zh_TW"/>
-          </w:rPr>
-          <w:rPr>
-            <w:color w:val="0000EE"/>
-            <w:u w:val="single"/>
-          </w:rPr>
-          <w:t>太10:17</w:t>
-        </w:r>
-      </w:hyperlink>
-      <w:r>
-        <w:rPr>
-          <w:lang w:val="zh_TW" w:bidi="zh_TW"/>
-        </w:rPr>
-        <w:t>）。如果丈夫誣蔑妻子的名聲，城中的長老可以下令鞭打他（</w:t>
-      </w:r>
-      <w:hyperlink r:id="rId80">
-        <w:r>
-          <w:rPr>
-            <w:lang w:val="zh_TW" w:bidi="zh_TW"/>
-          </w:rPr>
-          <w:rPr>
-            <w:color w:val="0000EE"/>
-            <w:u w:val="single"/>
-          </w:rPr>
-          <w:t>申22:18</w:t>
-        </w:r>
-      </w:hyperlink>
-      <w:r>
-        <w:rPr>
-          <w:lang w:val="zh_TW" w:bidi="zh_TW"/>
-        </w:rPr>
-        <w:t>）。人們也會用鞭笞來審問囚犯。因此，羅馬千夫長曾吩咐人「用鞭子拷問」使徒保羅，為了知道眾人向他喧嚷的原因（</w:t>
-      </w:r>
-      <w:hyperlink r:id="rId81">
-        <w:r>
-          <w:rPr>
-            <w:lang w:val="zh_TW" w:bidi="zh_TW"/>
-          </w:rPr>
-          <w:rPr>
-            <w:color w:val="0000EE"/>
-            <w:u w:val="single"/>
-          </w:rPr>
-          <w:t>徒22:24</w:t>
-        </w:r>
-      </w:hyperlink>
-      <w:r>
-        <w:rPr>
-          <w:lang w:val="zh_TW" w:bidi="zh_TW"/>
-        </w:rPr>
-        <w:t>）。</w:t>
-        <w:br/>
-      </w:r>
-      <w:r>
-        <w:rPr>
-          <w:lang w:val="zh_TW" w:bidi="zh_TW"/>
-        </w:rPr>
-        <w:t>羅馬人通常只對非羅馬公民施行鞭笞，例如奴僕、外族人，以及被判處死刑的人。一般來說，罪犯是在被判死刑之後才接受鞭笞。因此，耶穌在被定罪之前先遭鞭打，是一件不尋常的事。彼拉多可能希望眾人看見耶穌所受的痛苦後會心軟，不再要求處死祂（</w:t>
-      </w:r>
-      <w:hyperlink r:id="rId82">
-        <w:r>
-          <w:rPr>
-            <w:lang w:val="zh_TW" w:bidi="zh_TW"/>
-          </w:rPr>
-          <w:rPr>
-            <w:color w:val="0000EE"/>
-            <w:u w:val="single"/>
-          </w:rPr>
-          <w:t>路23:16、22</w:t>
-        </w:r>
-      </w:hyperlink>
-      <w:r>
-        <w:rPr>
-          <w:lang w:val="zh_TW" w:bidi="zh_TW"/>
-        </w:rPr>
-        <w:t>；</w:t>
-      </w:r>
-      <w:hyperlink r:id="rId83">
-        <w:r>
-          <w:rPr>
-            <w:lang w:val="zh_TW" w:bidi="zh_TW"/>
-          </w:rPr>
-          <w:rPr>
-            <w:color w:val="0000EE"/>
-            <w:u w:val="single"/>
-          </w:rPr>
-          <w:t>約19:1</w:t>
-        </w:r>
-      </w:hyperlink>
-      <w:r>
-        <w:rPr>
-          <w:lang w:val="zh_TW" w:bidi="zh_TW"/>
-        </w:rPr>
-        <w:t>）。</w:t>
-        <w:br/>
-      </w:r>
-      <w:r>
-        <w:rPr>
-          <w:lang w:val="zh_TW" w:bidi="zh_TW"/>
-        </w:rPr>
-        <w:t>羅馬帝國的公民在未經定罪之前，絕不可遭受責打或鞭笞（</w:t>
-      </w:r>
-      <w:hyperlink r:id="rId84">
-        <w:r>
-          <w:rPr>
-            <w:lang w:val="zh_TW" w:bidi="zh_TW"/>
-          </w:rPr>
-          <w:rPr>
-            <w:color w:val="0000EE"/>
-            <w:u w:val="single"/>
-          </w:rPr>
-          <w:t>徒22:25</w:t>
-        </w:r>
-      </w:hyperlink>
-      <w:r>
-        <w:rPr>
-          <w:lang w:val="zh_TW" w:bidi="zh_TW"/>
-        </w:rPr>
-        <w:t>）。因此，官長得知保羅是羅馬公民，而自己竟在那種情況下叫人責打他，就害怕起來（</w:t>
-      </w:r>
-      <w:hyperlink r:id="rId85">
-        <w:r>
-          <w:rPr>
-            <w:lang w:val="zh_TW" w:bidi="zh_TW"/>
-          </w:rPr>
-          <w:rPr>
-            <w:color w:val="0000EE"/>
-            <w:u w:val="single"/>
-          </w:rPr>
-          <w:t>徒16:37–39</w:t>
-        </w:r>
-      </w:hyperlink>
-      <w:r>
-        <w:rPr>
-          <w:lang w:val="zh_TW" w:bidi="zh_TW"/>
-        </w:rPr>
-        <w:t>）。</w:t>
-      </w:r>
-    </w:p>
-    <w:p>
-      <w:pPr>
-        <w:pStyle w:val="ListNumber"/>
-        <w:spacing w:line="240" w:lineRule="auto"/>
-        <w:ind w:left="720"/>
-      </w:pPr>
-      <w:r>
-        <w:rPr>
-          <w:lang w:val="zh_TW" w:bidi="zh_TW"/>
-        </w:rPr>
-      </w:r>
-      <w:r>
-        <w:rPr>
-          <w:lang w:val="zh_TW" w:bidi="zh_TW"/>
-        </w:rPr>
-        <w:t>挖去囚犯和俘虜的眼睛，是近東地區常見的做法。非利士人在囚禁參孫之前，先弄瞎了他的眼睛（</w:t>
-      </w:r>
-      <w:hyperlink r:id="rId86">
-        <w:r>
-          <w:rPr>
-            <w:lang w:val="zh_TW" w:bidi="zh_TW"/>
-          </w:rPr>
-          <w:rPr>
-            <w:color w:val="0000EE"/>
-            <w:u w:val="single"/>
-          </w:rPr>
-          <w:t>士16:21</w:t>
-        </w:r>
-      </w:hyperlink>
-      <w:r>
-        <w:rPr>
-          <w:lang w:val="zh_TW" w:bidi="zh_TW"/>
-        </w:rPr>
-        <w:t>）。公元前587年，巴比倫人擄走西底家王之前，也同樣弄瞎了他的眼睛（</w:t>
-      </w:r>
-      <w:hyperlink r:id="rId87">
-        <w:r>
-          <w:rPr>
-            <w:lang w:val="zh_TW" w:bidi="zh_TW"/>
-          </w:rPr>
-          <w:rPr>
-            <w:color w:val="0000EE"/>
-            <w:u w:val="single"/>
-          </w:rPr>
-          <w:t>王下25:7</w:t>
-        </w:r>
-      </w:hyperlink>
-      <w:r>
-        <w:rPr>
-          <w:lang w:val="zh_TW" w:bidi="zh_TW"/>
-        </w:rPr>
-        <w:t>）。亞捫王拿轄願意接受雅比城居民的求和要求，但條件是挖出他們所有人的右眼。拿轄這樣做，是要羞辱他們，並使他們無法再上陣作戰（</w:t>
-      </w:r>
-      <w:hyperlink r:id="rId88">
-        <w:r>
-          <w:rPr>
-            <w:lang w:val="zh_TW" w:bidi="zh_TW"/>
-          </w:rPr>
-          <w:rPr>
-            <w:color w:val="0000EE"/>
-            <w:u w:val="single"/>
-          </w:rPr>
-          <w:t>撒上11:1–4</w:t>
-        </w:r>
-      </w:hyperlink>
-      <w:r>
-        <w:rPr>
-          <w:lang w:val="zh_TW" w:bidi="zh_TW"/>
-        </w:rPr>
-        <w:t>）。</w:t>
-      </w:r>
-    </w:p>
-    <w:p>
-      <w:pPr>
-        <w:pStyle w:val="ListNumber"/>
-        <w:spacing w:line="240" w:lineRule="auto"/>
-        <w:ind w:left="720"/>
-      </w:pPr>
-      <w:r>
-        <w:rPr>
-          <w:lang w:val="zh_TW" w:bidi="zh_TW"/>
-        </w:rPr>
-      </w:r>
-      <w:r>
-        <w:rPr>
-          <w:lang w:val="zh_TW" w:bidi="zh_TW"/>
-        </w:rPr>
-        <w:t>近東地區有好幾種殘害肢體的刑罰。以色列人認為人的身體是神聖的，並且按著神的形像所造；即使如此，他們仍會割下仇敵的拇指和大腳趾，以殘害他們的身體。</w:t>
-        <w:br/>
-      </w:r>
-      <w:r>
-        <w:rPr>
-          <w:lang w:val="zh_TW" w:bidi="zh_TW"/>
-        </w:rPr>
-        <w:t>漢謨拉比法典和亞述法典規定，可以割除眼睛、鼻子、耳朵、乳房、舌頭、嘴唇、手和手指作為某些罪的刑罰。在亞述，案件的受害人常在法庭官員監督下親自向罪犯執行刑罰。漢謨拉比法典也設有保障措施，避免罪犯受到超過法律規定的刑罰。</w:t>
-      </w:r>
-    </w:p>
-    <w:p>
-      <w:pPr>
-        <w:pStyle w:val="ListNumber"/>
-        <w:spacing w:line="240" w:lineRule="auto"/>
-        <w:ind w:left="720"/>
-      </w:pPr>
-      <w:r>
-        <w:rPr>
-          <w:lang w:val="zh_TW" w:bidi="zh_TW"/>
-        </w:rPr>
-      </w:r>
-      <w:r>
-        <w:rPr>
-          <w:lang w:val="zh_TW" w:bidi="zh_TW"/>
-        </w:rPr>
-        <w:t>到了舊約聖經後期，人們會使用木枷作為刑罰。先知哈拿尼（</w:t>
-      </w:r>
-      <w:hyperlink r:id="rId89">
-        <w:r>
-          <w:rPr>
-            <w:lang w:val="zh_TW" w:bidi="zh_TW"/>
-          </w:rPr>
-          <w:rPr>
-            <w:color w:val="0000EE"/>
-            <w:u w:val="single"/>
-          </w:rPr>
-          <w:t>代下16:10</w:t>
-        </w:r>
-      </w:hyperlink>
-      <w:r>
-        <w:rPr>
-          <w:lang w:val="zh_TW" w:bidi="zh_TW"/>
-        </w:rPr>
-        <w:t>）和耶利米（</w:t>
-      </w:r>
-      <w:hyperlink r:id="rId90">
-        <w:r>
-          <w:rPr>
-            <w:lang w:val="zh_TW" w:bidi="zh_TW"/>
-          </w:rPr>
-          <w:rPr>
-            <w:color w:val="0000EE"/>
-            <w:u w:val="single"/>
-          </w:rPr>
-          <w:t>耶20:2–3</w:t>
-        </w:r>
-      </w:hyperlink>
-      <w:r>
-        <w:rPr>
-          <w:lang w:val="zh_TW" w:bidi="zh_TW"/>
-        </w:rPr>
-        <w:t>）都曾受過這種羞辱，被上了木枷。人們把受刑人的雙腳踝放進兩塊大木頭上的孔洞裡；有時也會把手腕和頭部一同固定其中。到了羅馬時代，木枷逐漸演變成一種酷刑。人們把囚犯的雙腿越拉越開，再固定在木枷的孔洞中。在新約聖經中，腓立比的獄卒曾把保羅和西拉的雙腳上了木狗（</w:t>
-      </w:r>
-      <w:hyperlink r:id="rId91">
-        <w:r>
-          <w:rPr>
-            <w:lang w:val="zh_TW" w:bidi="zh_TW"/>
-          </w:rPr>
-          <w:rPr>
-            <w:color w:val="0000EE"/>
-            <w:u w:val="single"/>
-          </w:rPr>
-          <w:t>徒16:24</w:t>
-        </w:r>
-      </w:hyperlink>
-      <w:r>
-        <w:rPr>
-          <w:lang w:val="zh_TW" w:bidi="zh_TW"/>
-        </w:rPr>
-        <w:t>）。在這裡譯作「木狗」的希臘文詞語，原有「拘禁」的意思；它也可指囚犯的腳鐐、鎖鏈，或羅馬逃奴所戴的鐵頸圈。</w:t>
-      </w:r>
-    </w:p>
-    <w:p>
-      <w:pPr>
-        <w:pStyle w:val="Heading4"/>
-      </w:pPr>
-      <w:r>
-        <w:rPr>
-          <w:lang w:val="zh_TW" w:bidi="zh_TW"/>
-        </w:rPr>
-        <w:t>死刑</w:t>
-      </w:r>
-    </w:p>
-    <w:p>
-      <w:pPr/>
-      <w:r>
-        <w:rPr>
-          <w:lang w:val="zh_TW" w:bidi="zh_TW"/>
-        </w:rPr>
-      </w:r>
-      <w:r>
-        <w:rPr>
-          <w:lang w:val="zh_TW" w:bidi="zh_TW"/>
-        </w:rPr>
-        <w:t>死刑在許多近東諸國都很普遍。人們會使用好幾種不同的處決方式。</w:t>
-      </w:r>
-    </w:p>
-    <w:p>
-      <w:pPr>
-        <w:pStyle w:val="ListNumber"/>
-        <w:numPr>
-          <w:ilvl w:val="0"/>
-          <w:numId w:val="15"/>
-        </w:numPr>
-        <w:spacing w:line="240" w:lineRule="auto"/>
-        <w:ind w:left="720"/>
-      </w:pPr>
-      <w:r>
-        <w:rPr>
-          <w:lang w:val="zh_TW" w:bidi="zh_TW"/>
-        </w:rPr>
-      </w:r>
-      <w:r>
-        <w:rPr>
-          <w:lang w:val="zh_TW" w:bidi="zh_TW"/>
-        </w:rPr>
-        <w:t>人們會用刀將得罪君王的人斬首（</w:t>
-      </w:r>
-      <w:hyperlink r:id="rId92">
-        <w:r>
-          <w:rPr>
-            <w:lang w:val="zh_TW" w:bidi="zh_TW"/>
-          </w:rPr>
-          <w:rPr>
-            <w:color w:val="0000EE"/>
-            <w:u w:val="single"/>
-          </w:rPr>
-          <w:t>撒下16:9</w:t>
-        </w:r>
-      </w:hyperlink>
-      <w:r>
-        <w:rPr>
-          <w:lang w:val="zh_TW" w:bidi="zh_TW"/>
-        </w:rPr>
-        <w:t>；</w:t>
-      </w:r>
-      <w:hyperlink r:id="rId93">
-        <w:r>
-          <w:rPr>
-            <w:lang w:val="zh_TW" w:bidi="zh_TW"/>
-          </w:rPr>
-          <w:rPr>
-            <w:color w:val="0000EE"/>
-            <w:u w:val="single"/>
-          </w:rPr>
-          <w:t>王下6:31–32</w:t>
-        </w:r>
-      </w:hyperlink>
-      <w:r>
-        <w:rPr>
-          <w:lang w:val="zh_TW" w:bidi="zh_TW"/>
-        </w:rPr>
-        <w:t>）；根據米示拿（Mishnah；猶太法律的註釋），拜偶像的人和殺人犯也會受到同樣的刑罰。人們大概也會用刀執行私人處決。有時，整座城的居民會因離棄信仰而「死在刀下」（</w:t>
-      </w:r>
-      <w:hyperlink r:id="rId94">
-        <w:r>
-          <w:rPr>
-            <w:lang w:val="zh_TW" w:bidi="zh_TW"/>
-          </w:rPr>
-          <w:rPr>
-            <w:color w:val="0000EE"/>
-            <w:u w:val="single"/>
-          </w:rPr>
-          <w:t>出32:27</w:t>
-        </w:r>
-      </w:hyperlink>
-      <w:r>
-        <w:rPr>
-          <w:lang w:val="zh_TW" w:bidi="zh_TW"/>
-        </w:rPr>
-        <w:t>；</w:t>
-      </w:r>
-      <w:hyperlink r:id="rId95">
-        <w:r>
-          <w:rPr>
-            <w:lang w:val="zh_TW" w:bidi="zh_TW"/>
-          </w:rPr>
-          <w:rPr>
-            <w:color w:val="0000EE"/>
-            <w:u w:val="single"/>
-          </w:rPr>
-          <w:t>申13:15</w:t>
-        </w:r>
-      </w:hyperlink>
-      <w:r>
-        <w:rPr>
-          <w:lang w:val="zh_TW" w:bidi="zh_TW"/>
-        </w:rPr>
-        <w:t>）。</w:t>
-      </w:r>
-    </w:p>
-    <w:p>
-      <w:pPr>
-        <w:pStyle w:val="ListNumber"/>
-        <w:spacing w:line="240" w:lineRule="auto"/>
-        <w:ind w:left="720"/>
-      </w:pPr>
-      <w:r>
-        <w:rPr>
-          <w:lang w:val="zh_TW" w:bidi="zh_TW"/>
-        </w:rPr>
-      </w:r>
-      <w:r>
-        <w:rPr>
-          <w:lang w:val="zh_TW" w:bidi="zh_TW"/>
-        </w:rPr>
-        <w:t>某些性方面的罪要處以火刑（</w:t>
-      </w:r>
-      <w:hyperlink r:id="rId96">
-        <w:r>
-          <w:rPr>
-            <w:lang w:val="zh_TW" w:bidi="zh_TW"/>
-          </w:rPr>
-          <w:rPr>
-            <w:color w:val="0000EE"/>
-            <w:u w:val="single"/>
-          </w:rPr>
-          <w:t>利20:14</w:t>
-        </w:r>
-      </w:hyperlink>
-      <w:r>
-        <w:rPr>
-          <w:lang w:val="zh_TW" w:bidi="zh_TW"/>
-        </w:rPr>
-        <w:t>，</w:t>
-      </w:r>
-      <w:hyperlink r:id="rId97">
-        <w:r>
-          <w:rPr>
-            <w:lang w:val="zh_TW" w:bidi="zh_TW"/>
-          </w:rPr>
-          <w:rPr>
-            <w:color w:val="0000EE"/>
-            <w:u w:val="single"/>
-          </w:rPr>
-          <w:t>21:9</w:t>
-        </w:r>
-      </w:hyperlink>
-      <w:r>
-        <w:rPr>
-          <w:lang w:val="zh_TW" w:bidi="zh_TW"/>
-        </w:rPr>
-        <w:t>）。猶大的兒婦他瑪被指控犯了姦淫罪，因此有人下令把她帶到城外燒死（</w:t>
-      </w:r>
-      <w:hyperlink r:id="rId98">
-        <w:r>
-          <w:rPr>
-            <w:lang w:val="zh_TW" w:bidi="zh_TW"/>
-          </w:rPr>
-          <w:rPr>
-            <w:color w:val="0000EE"/>
-            <w:u w:val="single"/>
-          </w:rPr>
-          <w:t>創38:24</w:t>
-        </w:r>
-      </w:hyperlink>
-      <w:r>
-        <w:rPr>
-          <w:lang w:val="zh_TW" w:bidi="zh_TW"/>
-        </w:rPr>
-        <w:t>）。耶和華也吩咐說，凡踏上西奈山聖地的人，都要用箭射死或用石頭打死（</w:t>
-      </w:r>
-      <w:hyperlink r:id="rId99">
-        <w:r>
-          <w:rPr>
-            <w:lang w:val="zh_TW" w:bidi="zh_TW"/>
-          </w:rPr>
-          <w:rPr>
-            <w:color w:val="0000EE"/>
-            <w:u w:val="single"/>
-          </w:rPr>
-          <w:t>出19:13</w:t>
-        </w:r>
-      </w:hyperlink>
-      <w:r>
-        <w:rPr>
-          <w:lang w:val="zh_TW" w:bidi="zh_TW"/>
-        </w:rPr>
-        <w:t>）。</w:t>
-      </w:r>
-    </w:p>
-    <w:p>
-      <w:pPr>
-        <w:pStyle w:val="ListNumber"/>
-        <w:spacing w:line="240" w:lineRule="auto"/>
-        <w:ind w:left="720"/>
-      </w:pPr>
-      <w:r>
-        <w:rPr>
-          <w:lang w:val="zh_TW" w:bidi="zh_TW"/>
-        </w:rPr>
-      </w:r>
-      <w:r>
-        <w:rPr>
-          <w:lang w:val="zh_TW" w:bidi="zh_TW"/>
-        </w:rPr>
-        <w:t>把人掛起來可能是聖經時代的一種處決方式。不過，許多學者認為，譯為「掛起來」或「掛在木頭上」的詞語，其實是指刺刑（</w:t>
-      </w:r>
-      <w:hyperlink r:id="rId100">
-        <w:r>
-          <w:rPr>
-            <w:lang w:val="zh_TW" w:bidi="zh_TW"/>
-          </w:rPr>
-          <w:rPr>
-            <w:color w:val="0000EE"/>
-            <w:u w:val="single"/>
-          </w:rPr>
-          <w:t>民25:4</w:t>
-        </w:r>
-      </w:hyperlink>
-      <w:r>
-        <w:rPr>
-          <w:lang w:val="zh_TW" w:bidi="zh_TW"/>
-        </w:rPr>
-        <w:t>；</w:t>
-      </w:r>
-      <w:hyperlink r:id="rId101">
-        <w:r>
-          <w:rPr>
-            <w:lang w:val="zh_TW" w:bidi="zh_TW"/>
-          </w:rPr>
-          <w:rPr>
-            <w:color w:val="0000EE"/>
-            <w:u w:val="single"/>
-          </w:rPr>
-          <w:t>申21:22–23</w:t>
-        </w:r>
-      </w:hyperlink>
-      <w:r>
-        <w:rPr>
-          <w:lang w:val="zh_TW" w:bidi="zh_TW"/>
-        </w:rPr>
-        <w:t>；</w:t>
-      </w:r>
-      <w:hyperlink r:id="rId102">
-        <w:r>
-          <w:rPr>
-            <w:lang w:val="zh_TW" w:bidi="zh_TW"/>
-          </w:rPr>
-          <w:rPr>
-            <w:color w:val="0000EE"/>
-            <w:u w:val="single"/>
-          </w:rPr>
-          <w:t>書8:29</w:t>
-        </w:r>
-      </w:hyperlink>
-      <w:r>
-        <w:rPr>
-          <w:lang w:val="zh_TW" w:bidi="zh_TW"/>
-        </w:rPr>
-        <w:t>；</w:t>
-      </w:r>
-      <w:hyperlink r:id="rId103">
-        <w:r>
-          <w:rPr>
-            <w:lang w:val="zh_TW" w:bidi="zh_TW"/>
-          </w:rPr>
-          <w:rPr>
-            <w:color w:val="0000EE"/>
-            <w:u w:val="single"/>
-          </w:rPr>
-          <w:t>撒下21:6</w:t>
-        </w:r>
-      </w:hyperlink>
-      <w:r>
-        <w:rPr>
-          <w:lang w:val="zh_TW" w:bidi="zh_TW"/>
-        </w:rPr>
-        <w:t>、</w:t>
-      </w:r>
-      <w:hyperlink r:id="rId103">
-        <w:r>
-          <w:rPr>
-            <w:lang w:val="zh_TW" w:bidi="zh_TW"/>
-          </w:rPr>
-          <w:rPr>
-            <w:color w:val="0000EE"/>
-            <w:u w:val="single"/>
-          </w:rPr>
-          <w:t>9</w:t>
-        </w:r>
-      </w:hyperlink>
-      <w:r>
-        <w:rPr>
-          <w:lang w:val="zh_TW" w:bidi="zh_TW"/>
-        </w:rPr>
-        <w:t>；</w:t>
-      </w:r>
-      <w:hyperlink r:id="rId104">
-        <w:r>
-          <w:rPr>
-            <w:lang w:val="zh_TW" w:bidi="zh_TW"/>
-          </w:rPr>
-          <w:rPr>
-            <w:color w:val="0000EE"/>
-            <w:u w:val="single"/>
-          </w:rPr>
-          <w:t>斯9:14</w:t>
-        </w:r>
-      </w:hyperlink>
-      <w:r>
-        <w:rPr>
-          <w:lang w:val="zh_TW" w:bidi="zh_TW"/>
-        </w:rPr>
-        <w:t>）。人們會把一根尖銳的木樁立在地上，再把受刑人的身體強行刺入木樁；木樁的尖端很可能從受刑人的胸部或口中穿出。亞述人經常使用這種處決方式，通常是用來處置犯下最嚴重罪行的人，以及戰俘或逃兵。據說波斯王大流士進軍巴比倫時，曾把3,000人施以刺刑。大流士也規定，凡更改他重建聖殿諭令的人，都要受刺刑（</w:t>
-      </w:r>
-      <w:hyperlink r:id="rId105">
-        <w:r>
-          <w:rPr>
-            <w:lang w:val="zh_TW" w:bidi="zh_TW"/>
-          </w:rPr>
-          <w:rPr>
-            <w:color w:val="0000EE"/>
-            <w:u w:val="single"/>
-          </w:rPr>
-          <w:t>拉6:11–12</w:t>
-        </w:r>
-      </w:hyperlink>
-      <w:r>
-        <w:rPr>
-          <w:lang w:val="zh_TW" w:bidi="zh_TW"/>
-        </w:rPr>
-        <w:t>）。至於哈曼究竟是被吊死還是受刺刑，至今仍無法確定（見</w:t>
-      </w:r>
-      <w:hyperlink r:id="rId106">
-        <w:r>
-          <w:rPr>
-            <w:lang w:val="zh_TW" w:bidi="zh_TW"/>
-          </w:rPr>
-          <w:rPr>
-            <w:color w:val="0000EE"/>
-            <w:u w:val="single"/>
-          </w:rPr>
-          <w:t>斯7:9–10</w:t>
-        </w:r>
-      </w:hyperlink>
-      <w:r>
-        <w:rPr>
-          <w:lang w:val="zh_TW" w:bidi="zh_TW"/>
-        </w:rPr>
-        <w:t>）。</w:t>
-        <w:br/>
-      </w:r>
-      <w:r>
-        <w:rPr>
-          <w:lang w:val="zh_TW" w:bidi="zh_TW"/>
-        </w:rPr>
-        <w:t>通常，「掛起來」是展示屍體的一種方式，這樣做是用來警戒當地居民（</w:t>
-      </w:r>
-      <w:hyperlink r:id="rId107">
-        <w:r>
-          <w:rPr>
-            <w:lang w:val="zh_TW" w:bidi="zh_TW"/>
-          </w:rPr>
-          <w:rPr>
-            <w:color w:val="0000EE"/>
-            <w:u w:val="single"/>
-          </w:rPr>
-          <w:t>創40:19</w:t>
-        </w:r>
-      </w:hyperlink>
-      <w:r>
-        <w:rPr>
-          <w:lang w:val="zh_TW" w:bidi="zh_TW"/>
-        </w:rPr>
-        <w:t>；</w:t>
-      </w:r>
-      <w:hyperlink r:id="rId102">
-        <w:r>
-          <w:rPr>
-            <w:lang w:val="zh_TW" w:bidi="zh_TW"/>
-          </w:rPr>
-          <w:rPr>
-            <w:color w:val="0000EE"/>
-            <w:u w:val="single"/>
-          </w:rPr>
-          <w:t>書8:29</w:t>
-        </w:r>
-      </w:hyperlink>
-      <w:r>
-        <w:rPr>
-          <w:lang w:val="zh_TW" w:bidi="zh_TW"/>
-        </w:rPr>
-        <w:t>，</w:t>
-      </w:r>
-      <w:hyperlink r:id="rId108">
-        <w:r>
-          <w:rPr>
-            <w:lang w:val="zh_TW" w:bidi="zh_TW"/>
-          </w:rPr>
-          <w:rPr>
-            <w:color w:val="0000EE"/>
-            <w:u w:val="single"/>
-          </w:rPr>
-          <w:t>10:26</w:t>
-        </w:r>
-      </w:hyperlink>
-      <w:r>
-        <w:rPr>
-          <w:lang w:val="zh_TW" w:bidi="zh_TW"/>
-        </w:rPr>
-        <w:t>；</w:t>
-      </w:r>
-      <w:hyperlink r:id="rId109">
-        <w:r>
-          <w:rPr>
-            <w:lang w:val="zh_TW" w:bidi="zh_TW"/>
-          </w:rPr>
-          <w:rPr>
-            <w:color w:val="0000EE"/>
-            <w:u w:val="single"/>
-          </w:rPr>
-          <w:t>撒下4:12</w:t>
-        </w:r>
-      </w:hyperlink>
-      <w:r>
-        <w:rPr>
-          <w:lang w:val="zh_TW" w:bidi="zh_TW"/>
-        </w:rPr>
-        <w:t>）。人們通常只會將屍體展示一天，並在日落前把屍體埋葬。人們認為掛在木頭上的屍體會玷污神所賜的土地（</w:t>
-      </w:r>
-      <w:hyperlink r:id="rId101">
-        <w:r>
-          <w:rPr>
-            <w:lang w:val="zh_TW" w:bidi="zh_TW"/>
-          </w:rPr>
-          <w:rPr>
-            <w:color w:val="0000EE"/>
-            <w:u w:val="single"/>
-          </w:rPr>
-          <w:t>申21:22–23</w:t>
-        </w:r>
-      </w:hyperlink>
-      <w:r>
-        <w:rPr>
-          <w:lang w:val="zh_TW" w:bidi="zh_TW"/>
-        </w:rPr>
-        <w:t>）。根據米示拿的記載，人們會把死者的雙手綁在一起，再把屍體掛在木架的橫臂上。</w:t>
-      </w:r>
-    </w:p>
-    <w:p>
-      <w:pPr>
-        <w:pStyle w:val="ListNumber"/>
-        <w:spacing w:line="240" w:lineRule="auto"/>
-        <w:ind w:left="720"/>
-      </w:pPr>
-      <w:r>
-        <w:rPr>
-          <w:lang w:val="zh_TW" w:bidi="zh_TW"/>
-        </w:rPr>
-      </w:r>
-      <w:r>
-        <w:rPr>
-          <w:lang w:val="zh_TW" w:bidi="zh_TW"/>
-        </w:rPr>
-        <w:t>敘利亞王安提阿古四世·伊皮法尼（Antiochus IV Epiphanes）在公元前167至166年間曾使用釘十字架作為刑罰。根據公元一世紀猶太歷史學家約瑟夫（Josephus）的記載，那些拒絕放棄傳統信仰的猶太人就是這樣被處死的。在馬加比（Maccabean）時期（公元前167–40年），亞歷山大·詹納烏斯（Alexander Janneus ）為了重新鞏固自己的權力，曾把800名反叛的法利賽人釘在十字架上。釘十字架是一種廣泛使用的處決方式。羅馬帝國大部分地區都使用這種刑罰，包括印度、北非和日耳曼地區。在公元前4年至公元70年間，有些時候一次被釘十字架的人數多達數千人。</w:t>
-        <w:br/>
-      </w:r>
-      <w:r>
-        <w:rPr>
-          <w:lang w:val="zh_TW" w:bidi="zh_TW"/>
-        </w:rPr>
-        <w:t>看起來人們使用過三種十字架：橫木位於直木頂端下方的十字架（拉丁十字架）、T形十字架（聖安東尼的十字架〔St Anthony’s cross〕）、X形十字架（聖安得烈十字架〔St Andrew’s cross〕）。馬太福音記載，有一塊寫著「這是猶太人的王耶穌」的牌子，在耶穌釘十架時被安放在祂頭的上方（</w:t>
-      </w:r>
-      <w:hyperlink r:id="rId110">
-        <w:r>
-          <w:rPr>
-            <w:lang w:val="zh_TW" w:bidi="zh_TW"/>
-          </w:rPr>
-          <w:rPr>
-            <w:color w:val="0000EE"/>
-            <w:u w:val="single"/>
-          </w:rPr>
-          <w:t>太27:37</w:t>
-        </w:r>
-      </w:hyperlink>
-      <w:r>
-        <w:rPr>
-          <w:lang w:val="zh_TW" w:bidi="zh_TW"/>
-        </w:rPr>
-        <w:t>）。這表示耶穌受釘時所用的十字架是拉丁十字架，這也正是藝術家歷來描繪的樣式。行刑時，人們很可能先把十字架平放在地上，然後把受刑的人固定在上面。之後，人們把十字架豎立起來，放進預先挖好的坑中。受刑人的雙手可能被釘在十字架上，也可能被綁在十字架上；至於雙腳究竟用一根釘子還是兩根釘子釘住，至今仍無法確定。受刑人的身體重量由腳下的一塊木頭支撐，而兩腿之間可能另有一塊像尖樁一樣的木頭提供支撐。</w:t>
-      </w:r>
-    </w:p>
-    <w:p>
-      <w:pPr>
-        <w:pStyle w:val="ListNumber"/>
-        <w:spacing w:line="240" w:lineRule="auto"/>
-        <w:ind w:left="720"/>
-      </w:pPr>
-      <w:r>
-        <w:rPr>
-          <w:lang w:val="zh_TW" w:bidi="zh_TW"/>
-        </w:rPr>
-      </w:r>
-      <w:r>
-        <w:rPr>
-          <w:lang w:val="zh_TW" w:bidi="zh_TW"/>
-        </w:rPr>
-        <w:t>石刑是最常見的希伯來死刑。最初的石頭由控方證人投擲，然後圍觀的人也投擲。石刑適用於某些宗教方面的罪（</w:t>
-      </w:r>
-      <w:hyperlink r:id="rId111">
-        <w:r>
-          <w:rPr>
-            <w:lang w:val="zh_TW" w:bidi="zh_TW"/>
-          </w:rPr>
-          <w:rPr>
-            <w:color w:val="0000EE"/>
-            <w:u w:val="single"/>
-          </w:rPr>
-          <w:t>利24:16</w:t>
-        </w:r>
-      </w:hyperlink>
-      <w:r>
-        <w:rPr>
-          <w:lang w:val="zh_TW" w:bidi="zh_TW"/>
-        </w:rPr>
-        <w:t>；</w:t>
-      </w:r>
-      <w:hyperlink r:id="rId20">
-        <w:r>
-          <w:rPr>
-            <w:lang w:val="zh_TW" w:bidi="zh_TW"/>
-          </w:rPr>
-          <w:rPr>
-            <w:color w:val="0000EE"/>
-            <w:u w:val="single"/>
-          </w:rPr>
-          <w:t>民15:32–36</w:t>
-        </w:r>
-      </w:hyperlink>
-      <w:r>
-        <w:rPr>
-          <w:lang w:val="zh_TW" w:bidi="zh_TW"/>
-        </w:rPr>
-        <w:t>；</w:t>
-      </w:r>
-      <w:hyperlink r:id="rId112">
-        <w:r>
-          <w:rPr>
-            <w:lang w:val="zh_TW" w:bidi="zh_TW"/>
-          </w:rPr>
-          <w:rPr>
-            <w:color w:val="0000EE"/>
-            <w:u w:val="single"/>
-          </w:rPr>
-          <w:t>申13:1–10</w:t>
-        </w:r>
-      </w:hyperlink>
-      <w:r>
-        <w:rPr>
-          <w:lang w:val="zh_TW" w:bidi="zh_TW"/>
-        </w:rPr>
-        <w:t>，</w:t>
-      </w:r>
-      <w:hyperlink r:id="rId113">
-        <w:r>
-          <w:rPr>
-            <w:lang w:val="zh_TW" w:bidi="zh_TW"/>
-          </w:rPr>
-          <w:rPr>
-            <w:color w:val="0000EE"/>
-            <w:u w:val="single"/>
-          </w:rPr>
-          <w:t>17:2–5</w:t>
-        </w:r>
-      </w:hyperlink>
-      <w:r>
-        <w:rPr>
-          <w:lang w:val="zh_TW" w:bidi="zh_TW"/>
-        </w:rPr>
-        <w:t>）、姦淫（</w:t>
-      </w:r>
-      <w:hyperlink r:id="rId114">
-        <w:r>
-          <w:rPr>
-            <w:lang w:val="zh_TW" w:bidi="zh_TW"/>
-          </w:rPr>
-          <w:rPr>
-            <w:color w:val="0000EE"/>
-            <w:u w:val="single"/>
-          </w:rPr>
-          <w:t>申22:23–24</w:t>
-        </w:r>
-      </w:hyperlink>
-      <w:r>
-        <w:rPr>
-          <w:lang w:val="zh_TW" w:bidi="zh_TW"/>
-        </w:rPr>
-        <w:t>）、獻兒女為祭（</w:t>
-      </w:r>
-      <w:hyperlink r:id="rId15">
-        <w:r>
-          <w:rPr>
-            <w:lang w:val="zh_TW" w:bidi="zh_TW"/>
-          </w:rPr>
-          <w:rPr>
-            <w:color w:val="0000EE"/>
-            <w:u w:val="single"/>
-          </w:rPr>
-          <w:t>利20:2</w:t>
-        </w:r>
-      </w:hyperlink>
-      <w:r>
-        <w:rPr>
-          <w:lang w:val="zh_TW" w:bidi="zh_TW"/>
-        </w:rPr>
-        <w:t>）、交鬼行巫術（</w:t>
-      </w:r>
-      <w:hyperlink r:id="rId115">
-        <w:r>
-          <w:rPr>
-            <w:lang w:val="zh_TW" w:bidi="zh_TW"/>
-          </w:rPr>
-          <w:rPr>
-            <w:color w:val="0000EE"/>
-            <w:u w:val="single"/>
-          </w:rPr>
-          <w:t>利20:27</w:t>
-        </w:r>
-      </w:hyperlink>
-      <w:r>
-        <w:rPr>
-          <w:lang w:val="zh_TW" w:bidi="zh_TW"/>
-        </w:rPr>
-        <w:t>）和悖逆（</w:t>
-      </w:r>
-      <w:hyperlink r:id="rId38">
-        <w:r>
-          <w:rPr>
-            <w:lang w:val="zh_TW" w:bidi="zh_TW"/>
-          </w:rPr>
-          <w:rPr>
-            <w:color w:val="0000EE"/>
-            <w:u w:val="single"/>
-          </w:rPr>
-          <w:t>申21:18–21</w:t>
-        </w:r>
-      </w:hyperlink>
-      <w:r>
-        <w:rPr>
-          <w:lang w:val="zh_TW" w:bidi="zh_TW"/>
-        </w:rPr>
-        <w:t>）。使徒保羅歸信之前，曾親眼看見人們用石頭打死司提反，他當時也贊同這樣做（</w:t>
-      </w:r>
-      <w:hyperlink r:id="rId116">
-        <w:r>
-          <w:rPr>
-            <w:lang w:val="zh_TW" w:bidi="zh_TW"/>
-          </w:rPr>
-          <w:rPr>
-            <w:color w:val="0000EE"/>
-            <w:u w:val="single"/>
-          </w:rPr>
-          <w:t>徒7:58–59</w:t>
-        </w:r>
-      </w:hyperlink>
-      <w:r>
-        <w:rPr>
-          <w:lang w:val="zh_TW" w:bidi="zh_TW"/>
-        </w:rPr>
-        <w:t>）。後來，保羅自己在路司得也曾遭人用石頭打，卻倖免於死（</w:t>
-      </w:r>
-      <w:hyperlink r:id="rId117">
-        <w:r>
-          <w:rPr>
-            <w:lang w:val="zh_TW" w:bidi="zh_TW"/>
-          </w:rPr>
-          <w:rPr>
-            <w:color w:val="0000EE"/>
-            <w:u w:val="single"/>
-          </w:rPr>
-          <w:t>14:19</w:t>
-        </w:r>
-      </w:hyperlink>
-      <w:r>
-        <w:rPr>
-          <w:lang w:val="zh_TW" w:bidi="zh_TW"/>
-        </w:rPr>
-        <w:t>）。到了羅馬時代，人們有時會把受刑人綁在木架上，然後用石頭打死他。</w:t>
-      </w:r>
-    </w:p>
-    <w:p>
-      <w:pPr>
-        <w:pStyle w:val="Heading3"/>
-      </w:pPr>
-      <w:r>
-        <w:rPr>
-          <w:lang w:val="zh_TW" w:bidi="zh_TW"/>
-        </w:rPr>
-        <w:t>結論</w:t>
-      </w:r>
-    </w:p>
-    <w:p>
-      <w:pPr/>
-      <w:r>
-        <w:rPr>
-          <w:lang w:val="zh_TW" w:bidi="zh_TW"/>
-        </w:rPr>
-      </w:r>
-      <w:r>
-        <w:rPr>
-          <w:lang w:val="zh_TW" w:bidi="zh_TW"/>
-        </w:rPr>
-        <w:t>希伯來律法是妥拉（「教導」）的一部分。神把這些律法賜給祂立約的百姓，以使他們成為聖潔。當時，以色列人是一群剛脫離奴役的半遊牧民族。雖然希伯來律法與漢謨拉比法典及其它近東定居民族的法律有一些相似之處，但兩者也存在許多差異。即使在較不發達的文化環境中，希伯來律法往往展現出更廣闊的視野；它的目的似乎不只是維持社會秩序，更是要教導人過敬虔的生活。尤其是十誡簡明直接，直到今天仍然影響著法理學，甚至在現代世俗社會中也是如此。</w:t>
-      </w:r>
-    </w:p>
-    <w:p>
-      <w:pPr/>
-      <w:r>
-        <w:rPr>
-          <w:lang w:val="zh_TW" w:bidi="zh_TW"/>
-        </w:rPr>
-      </w:r>
-      <w:r>
-        <w:rPr>
-          <w:lang w:val="zh_TW" w:bidi="zh_TW"/>
-        </w:rPr>
-        <w:t>聖經最主要的信息是神愛祂立約百姓；然而，聖經從未忽略墮落世界中的殘酷現實。人會犯罪，也會犯下各種罪；人因自己的罪與神隔絕，也因所犯的罪受到懲罰。十字架是基督教信仰的象徵，它不斷提醒基督徒：神的愛並不是脫離現實的空談。他們認為，耶穌基督被釘十字架，正應驗了舊約聖經的預言：耶和華使我們眾人的罪孽都歸在他身上（</w:t>
-      </w:r>
-      <w:hyperlink r:id="rId118">
-        <w:r>
-          <w:rPr>
-            <w:lang w:val="zh_TW" w:bidi="zh_TW"/>
-          </w:rPr>
-          <w:rPr>
-            <w:color w:val="0000EE"/>
-            <w:u w:val="single"/>
-          </w:rPr>
-          <w:t>賽53:5–6</w:t>
-        </w:r>
-      </w:hyperlink>
-      <w:r>
-        <w:rPr>
-          <w:lang w:val="zh_TW" w:bidi="zh_TW"/>
-        </w:rPr>
-        <w:t>）。新約聖經宣告，基督照著聖經所說的，為我們的罪死了（</w:t>
-      </w:r>
-      <w:hyperlink r:id="rId119">
-        <w:r>
-          <w:rPr>
-            <w:lang w:val="zh_TW" w:bidi="zh_TW"/>
-          </w:rPr>
-          <w:rPr>
-            <w:color w:val="0000EE"/>
-            <w:u w:val="single"/>
-          </w:rPr>
-          <w:t>林前15:3</w:t>
-        </w:r>
-      </w:hyperlink>
-      <w:r>
-        <w:rPr>
-          <w:lang w:val="zh_TW" w:bidi="zh_TW"/>
-        </w:rPr>
-        <w:t>）。</w:t>
-      </w:r>
-    </w:p>
-    <w:p>
-      <w:pPr/>
-      <w:r>
-        <w:rPr>
-          <w:lang w:val="zh_TW" w:bidi="zh_TW"/>
-        </w:rPr>
-      </w:r>
-      <w:r>
-        <w:rPr>
-          <w:i/>
-          <w:lang w:val="zh_TW" w:bidi="zh_TW"/>
-        </w:rPr>
-        <w:t>另見</w:t>
-      </w:r>
-      <w:r>
-        <w:rPr>
-          <w:lang w:val="zh_TW" w:bidi="zh_TW"/>
-        </w:rPr>
-        <w:t xml:space="preserve"> </w:t>
-      </w:r>
-      <w:r>
-        <w:rPr>
-          <w:lang w:val="zh_TW" w:bidi="zh_TW"/>
-        </w:rPr>
-        <w:t>民事法律和司法</w:t>
-      </w:r>
-      <w:r>
-        <w:rPr>
-          <w:lang w:val="zh_TW" w:bidi="zh_TW"/>
-        </w:rPr>
-        <w:t>；</w:t>
-      </w:r>
-      <w:r>
-        <w:rPr>
-          <w:lang w:val="zh_TW" w:bidi="zh_TW"/>
-        </w:rPr>
-        <w:t>法院和審判</w:t>
-      </w:r>
-      <w:r>
-        <w:rPr>
-          <w:lang w:val="zh_TW" w:bidi="zh_TW"/>
-        </w:rPr>
-        <w:t>；</w:t>
-      </w:r>
-      <w:r>
-        <w:rPr>
-          <w:lang w:val="zh_TW" w:bidi="zh_TW"/>
-        </w:rPr>
-        <w:t>漢謨拉比法典</w:t>
-      </w:r>
-      <w:r>
-        <w:rPr>
-          <w:lang w:val="zh_TW" w:bidi="zh_TW"/>
-        </w:rPr>
-        <w:t>；</w:t>
-      </w:r>
-      <w:r>
-        <w:rPr>
-          <w:lang w:val="zh_TW" w:bidi="zh_TW"/>
-        </w:rPr>
-        <w:t>聖經中的律法概念</w:t>
-      </w:r>
-      <w:r>
-        <w:rPr>
-          <w:lang w:val="zh_TW" w:bidi="zh_TW"/>
-        </w:rPr>
-        <w:t>。</w:t>
-      </w:r>
-      <w:r>
-        <w:rPr>
-          <w:lang w:val="zh_TW" w:bidi="zh_TW"/>
-        </w:rPr>
-      </w:r>
-      <w:r>
-        <w:rPr>
-          <w:lang w:val="zh_TW" w:bidi="zh_TW"/>
-        </w:rPr>
-      </w:r>
-    </w:p>
-    <w:p>
-      <w:pPr/>
-      <w:r>
-        <w:rPr>
-          <w:lang w:val="zh_TW" w:bidi="zh_TW"/>
-        </w:rPr>
-      </w:r>
-    </w:p>
-    <w:p>
-      <w:pPr>
-        <w:pStyle w:val="Heading2"/>
-      </w:pPr>
-      <w:r>
-        <w:rPr>
-          <w:lang w:val="zh_TW" w:bidi="zh_TW"/>
-        </w:rPr>
-        <w:t>性，性慾</w:t>
-      </w:r>
-      <w:r>
-        <w:rPr>
-          <w:lang w:val="zh_TW" w:bidi="zh_TW"/>
-        </w:rPr>
-      </w:r>
-    </w:p>
-    <w:p>
-      <w:pPr>
-        <w:pStyle w:val="Heading3"/>
-      </w:pPr>
-      <w:r>
-        <w:rPr>
-          <w:lang w:val="zh_TW" w:bidi="zh_TW"/>
-        </w:rPr>
-        <w:t>聖經對性與性慾的正面觀點</w:t>
-      </w:r>
-    </w:p>
-    <w:p>
-      <w:pPr/>
-      <w:r>
-        <w:rPr>
-          <w:lang w:val="zh_TW" w:bidi="zh_TW"/>
-        </w:rPr>
-      </w:r>
-      <w:r>
-        <w:rPr>
-          <w:lang w:val="zh_TW" w:bidi="zh_TW"/>
-        </w:rPr>
-        <w:t>與某些宗教和哲學不同，聖經對人類的性有正面看法。根據舊約，神創造人是具有性別的存在。成為男性或女性，是</w:t>
-      </w:r>
-      <w:r>
-        <w:rPr>
-          <w:lang w:val="zh_TW" w:bidi="zh_TW"/>
-        </w:rPr>
-        <w:t>神就照着自己的形像造人</w:t>
-      </w:r>
-      <w:r>
-        <w:rPr>
-          <w:lang w:val="zh_TW" w:bidi="zh_TW"/>
-        </w:rPr>
-        <w:t>（</w:t>
-      </w:r>
-      <w:hyperlink r:id="rId120">
-        <w:r>
-          <w:rPr>
-            <w:lang w:val="zh_TW" w:bidi="zh_TW"/>
-          </w:rPr>
-          <w:rPr>
-            <w:color w:val="0000EE"/>
-            <w:u w:val="single"/>
-          </w:rPr>
-          <w:t>創1:26</w:t>
-        </w:r>
-      </w:hyperlink>
-      <w:r>
-        <w:rPr>
-          <w:lang w:val="zh_TW" w:bidi="zh_TW"/>
-        </w:rPr>
-        <w:t>–</w:t>
-      </w:r>
-      <w:hyperlink r:id="rId120">
-        <w:r>
-          <w:rPr>
-            <w:lang w:val="zh_TW" w:bidi="zh_TW"/>
-          </w:rPr>
-          <w:rPr>
-            <w:color w:val="0000EE"/>
-            <w:u w:val="single"/>
-          </w:rPr>
-          <w:t>28</w:t>
-        </w:r>
-      </w:hyperlink>
-      <w:r>
-        <w:rPr>
-          <w:lang w:val="zh_TW" w:bidi="zh_TW"/>
-        </w:rPr>
-        <w:t>）。因此，性不只是人的行為，而是其身分的重要部份。</w:t>
-      </w:r>
-    </w:p>
-    <w:p>
-      <w:pPr/>
-      <w:r>
-        <w:rPr>
-          <w:lang w:val="zh_TW" w:bidi="zh_TW"/>
-        </w:rPr>
-      </w:r>
-      <w:r>
-        <w:rPr>
-          <w:lang w:val="zh_TW" w:bidi="zh_TW"/>
-        </w:rPr>
-        <w:t>舊約表明男女身體上的差異並不可恥（</w:t>
-      </w:r>
-      <w:hyperlink r:id="rId121">
-        <w:r>
-          <w:rPr>
-            <w:lang w:val="zh_TW" w:bidi="zh_TW"/>
-          </w:rPr>
-          <w:rPr>
-            <w:color w:val="0000EE"/>
-            <w:u w:val="single"/>
-          </w:rPr>
-          <w:t>創2:25</w:t>
-        </w:r>
-      </w:hyperlink>
-      <w:r>
-        <w:rPr>
-          <w:lang w:val="zh_TW" w:bidi="zh_TW"/>
-        </w:rPr>
-        <w:t>）。性行為本身也不羞恥（</w:t>
-      </w:r>
-      <w:hyperlink r:id="rId122">
-        <w:r>
-          <w:rPr>
-            <w:lang w:val="zh_TW" w:bidi="zh_TW"/>
-          </w:rPr>
-          <w:rPr>
-            <w:color w:val="0000EE"/>
-            <w:u w:val="single"/>
-          </w:rPr>
-          <w:t>箴5:18</w:t>
-        </w:r>
-      </w:hyperlink>
-      <w:r>
-        <w:rPr>
-          <w:lang w:val="zh_TW" w:bidi="zh_TW"/>
-        </w:rPr>
-        <w:t>–</w:t>
-      </w:r>
-      <w:hyperlink r:id="rId122">
-        <w:r>
-          <w:rPr>
-            <w:lang w:val="zh_TW" w:bidi="zh_TW"/>
-          </w:rPr>
-          <w:rPr>
-            <w:color w:val="0000EE"/>
-            <w:u w:val="single"/>
-          </w:rPr>
-          <w:t>19</w:t>
-        </w:r>
-      </w:hyperlink>
-      <w:r>
-        <w:rPr>
-          <w:lang w:val="zh_TW" w:bidi="zh_TW"/>
-        </w:rPr>
-        <w:t>；</w:t>
-      </w:r>
-      <w:hyperlink r:id="rId123">
-        <w:r>
-          <w:rPr>
-            <w:lang w:val="zh_TW" w:bidi="zh_TW"/>
-          </w:rPr>
-          <w:rPr>
-            <w:color w:val="0000EE"/>
-            <w:u w:val="single"/>
-          </w:rPr>
-          <w:t>傳9:9</w:t>
-        </w:r>
-      </w:hyperlink>
-      <w:r>
-        <w:rPr>
-          <w:lang w:val="zh_TW" w:bidi="zh_TW"/>
-        </w:rPr>
-        <w:t>）。特別是雅歌，這首美麗的愛情詩歌讚美了肉體的激情，不應只從屬靈的角度解釋其內容。</w:t>
-      </w:r>
-    </w:p>
-    <w:p>
-      <w:pPr/>
-      <w:r>
-        <w:rPr>
-          <w:lang w:val="zh_TW" w:bidi="zh_TW"/>
-        </w:rPr>
-      </w:r>
-      <w:r>
-        <w:rPr>
-          <w:lang w:val="zh_TW" w:bidi="zh_TW"/>
-        </w:rPr>
-        <w:t>保羅在哥林多前書和提摩太前書中，同樣表達了正面的態度。哥林多和以弗所的社會充滿淫亂，因此一些基督徒選擇完全禁欲，甚至禁止婚姻（</w:t>
-      </w:r>
-      <w:hyperlink r:id="rId124">
-        <w:r>
-          <w:rPr>
-            <w:lang w:val="zh_TW" w:bidi="zh_TW"/>
-          </w:rPr>
-          <w:rPr>
-            <w:color w:val="0000EE"/>
-            <w:u w:val="single"/>
-          </w:rPr>
-          <w:t>提前4:3</w:t>
-        </w:r>
-      </w:hyperlink>
-      <w:r>
-        <w:rPr>
-          <w:lang w:val="zh_TW" w:bidi="zh_TW"/>
-        </w:rPr>
-        <w:t>）。已婚夫婦停止了性生活，他們認為這樣能使自己更屬靈（參</w:t>
-      </w:r>
-      <w:hyperlink r:id="rId125">
-        <w:r>
-          <w:rPr>
-            <w:lang w:val="zh_TW" w:bidi="zh_TW"/>
-          </w:rPr>
-          <w:rPr>
-            <w:color w:val="0000EE"/>
-            <w:u w:val="single"/>
-          </w:rPr>
-          <w:t>林前7:5</w:t>
-        </w:r>
-      </w:hyperlink>
-      <w:r>
-        <w:rPr>
-          <w:lang w:val="zh_TW" w:bidi="zh_TW"/>
-        </w:rPr>
-        <w:t>）。</w:t>
-      </w:r>
-    </w:p>
-    <w:p>
-      <w:pPr/>
-      <w:r>
-        <w:rPr>
-          <w:lang w:val="zh_TW" w:bidi="zh_TW"/>
-        </w:rPr>
-      </w:r>
-      <w:r>
-        <w:rPr>
-          <w:lang w:val="zh_TW" w:bidi="zh_TW"/>
-        </w:rPr>
-        <w:t>然而，保羅拒絕這種看法。他引用創世記，提醒信徒要為神的恩賜感恩（</w:t>
-      </w:r>
-      <w:hyperlink r:id="rId126">
-        <w:r>
-          <w:rPr>
-            <w:lang w:val="zh_TW" w:bidi="zh_TW"/>
-          </w:rPr>
-          <w:rPr>
-            <w:color w:val="0000EE"/>
-            <w:u w:val="single"/>
-          </w:rPr>
-          <w:t>提前4:3–5</w:t>
-        </w:r>
-      </w:hyperlink>
-      <w:r>
-        <w:rPr>
-          <w:lang w:val="zh_TW" w:bidi="zh_TW"/>
-        </w:rPr>
-        <w:t>）。他也教導夫妻應當滿足彼此的性需要（</w:t>
-      </w:r>
-      <w:hyperlink r:id="rId127">
-        <w:r>
-          <w:rPr>
-            <w:lang w:val="zh_TW" w:bidi="zh_TW"/>
-          </w:rPr>
-          <w:rPr>
-            <w:color w:val="0000EE"/>
-            <w:u w:val="single"/>
-          </w:rPr>
-          <w:t>林前7:3–4</w:t>
-        </w:r>
-      </w:hyperlink>
-      <w:r>
-        <w:rPr>
-          <w:lang w:val="zh_TW" w:bidi="zh_TW"/>
-        </w:rPr>
-        <w:t>）。</w:t>
-      </w:r>
-    </w:p>
-    <w:p>
-      <w:pPr/>
-      <w:r>
-        <w:rPr>
-          <w:lang w:val="zh_TW" w:bidi="zh_TW"/>
-        </w:rPr>
-      </w:r>
-      <w:r>
-        <w:rPr>
-          <w:lang w:val="zh_TW" w:bidi="zh_TW"/>
-        </w:rPr>
-        <w:t>神設立性是為了繁衍後代（</w:t>
-      </w:r>
-      <w:hyperlink r:id="rId128">
-        <w:r>
-          <w:rPr>
-            <w:lang w:val="zh_TW" w:bidi="zh_TW"/>
-          </w:rPr>
-          <w:rPr>
-            <w:color w:val="0000EE"/>
-            <w:u w:val="single"/>
-          </w:rPr>
-          <w:t>創1:28</w:t>
-        </w:r>
-      </w:hyperlink>
-      <w:r>
-        <w:rPr>
-          <w:lang w:val="zh_TW" w:bidi="zh_TW"/>
-        </w:rPr>
-        <w:t>），但性行為也能加深夫妻關係。</w:t>
-      </w:r>
-      <w:hyperlink r:id="rId129">
-        <w:r>
-          <w:rPr>
-            <w:lang w:val="zh_TW" w:bidi="zh_TW"/>
-          </w:rPr>
-          <w:rPr>
-            <w:color w:val="0000EE"/>
-            <w:u w:val="single"/>
-          </w:rPr>
-          <w:t>創世記第2章</w:t>
-        </w:r>
-      </w:hyperlink>
-      <w:r>
-        <w:rPr>
-          <w:lang w:val="zh_TW" w:bidi="zh_TW"/>
-        </w:rPr>
-        <w:t>描述神創造女人為男人的伴侶（</w:t>
-      </w:r>
-      <w:hyperlink r:id="rId130">
-        <w:r>
-          <w:rPr>
-            <w:lang w:val="zh_TW" w:bidi="zh_TW"/>
-          </w:rPr>
-          <w:rPr>
-            <w:color w:val="0000EE"/>
-            <w:u w:val="single"/>
-          </w:rPr>
-          <w:t>2:18</w:t>
-        </w:r>
-      </w:hyperlink>
-      <w:r>
-        <w:rPr>
-          <w:lang w:val="zh_TW" w:bidi="zh_TW"/>
-        </w:rPr>
-        <w:t>–</w:t>
-      </w:r>
-      <w:hyperlink r:id="rId130">
-        <w:r>
-          <w:rPr>
-            <w:lang w:val="zh_TW" w:bidi="zh_TW"/>
-          </w:rPr>
-          <w:rPr>
-            <w:color w:val="0000EE"/>
-            <w:u w:val="single"/>
-          </w:rPr>
-          <w:t>24</w:t>
-        </w:r>
-      </w:hyperlink>
-      <w:r>
-        <w:rPr>
-          <w:lang w:val="zh_TW" w:bidi="zh_TW"/>
-        </w:rPr>
-        <w:t>），人類的性不僅是肉體上的交合，成為男性或女性也是神幫助人類建立各種關係的方式，甚至包括那些通常不被認為與性有關的關係。</w:t>
-      </w:r>
-    </w:p>
-    <w:p>
-      <w:pPr>
-        <w:pStyle w:val="Heading3"/>
-      </w:pPr>
-      <w:r>
-        <w:rPr>
-          <w:lang w:val="zh_TW" w:bidi="zh_TW"/>
-        </w:rPr>
-        <w:t>罪對人類性行為的影響</w:t>
-      </w:r>
-    </w:p>
-    <w:p>
-      <w:pPr/>
-      <w:r>
-        <w:rPr>
-          <w:lang w:val="zh_TW" w:bidi="zh_TW"/>
-        </w:rPr>
-      </w:r>
-      <w:r>
-        <w:rPr>
-          <w:lang w:val="zh_TW" w:bidi="zh_TW"/>
-        </w:rPr>
-        <w:t>聖經坦白承認人性中負面的部份。在描述「性」在上帝的完美計劃中的美好之後，創世記解釋「性」如何像其他一切一樣，被罪所玷污：</w:t>
-      </w:r>
-    </w:p>
-    <w:p>
-      <w:pPr>
-        <w:pStyle w:val="ListBullet"/>
-        <w:spacing w:line="240" w:lineRule="auto"/>
-        <w:ind w:left="720"/>
-      </w:pPr>
-      <w:r>
-        <w:rPr>
-          <w:lang w:val="zh_TW" w:bidi="zh_TW"/>
-        </w:rPr>
-      </w:r>
-      <w:r>
-        <w:rPr>
-          <w:lang w:val="zh_TW" w:bidi="zh_TW"/>
-        </w:rPr>
-        <w:t>裸體變得羞恥和令人懼怕</w:t>
-      </w:r>
-    </w:p>
-    <w:p>
-      <w:pPr>
-        <w:pStyle w:val="ListBullet"/>
-        <w:spacing w:line="240" w:lineRule="auto"/>
-        <w:ind w:left="720"/>
-      </w:pPr>
-      <w:r>
-        <w:rPr>
-          <w:lang w:val="zh_TW" w:bidi="zh_TW"/>
-        </w:rPr>
-      </w:r>
-      <w:r>
-        <w:rPr>
-          <w:lang w:val="zh_TW" w:bidi="zh_TW"/>
-        </w:rPr>
-        <w:t>男女開始把彼此當作性的工具，而不是完整的人（</w:t>
-      </w:r>
-      <w:hyperlink r:id="rId131">
-        <w:r>
-          <w:rPr>
-            <w:lang w:val="zh_TW" w:bidi="zh_TW"/>
-          </w:rPr>
-          <w:rPr>
-            <w:color w:val="0000EE"/>
-            <w:u w:val="single"/>
-          </w:rPr>
-          <w:t>創3:7</w:t>
-        </w:r>
-      </w:hyperlink>
-      <w:r>
-        <w:rPr>
-          <w:lang w:val="zh_TW" w:bidi="zh_TW"/>
-        </w:rPr>
-        <w:t>–</w:t>
-      </w:r>
-      <w:hyperlink r:id="rId131">
-        <w:r>
-          <w:rPr>
-            <w:lang w:val="zh_TW" w:bidi="zh_TW"/>
-          </w:rPr>
-          <w:rPr>
-            <w:color w:val="0000EE"/>
-            <w:u w:val="single"/>
-          </w:rPr>
-          <w:t>10</w:t>
-        </w:r>
-      </w:hyperlink>
-      <w:r>
-        <w:rPr>
-          <w:lang w:val="zh_TW" w:bidi="zh_TW"/>
-        </w:rPr>
-        <w:t>）</w:t>
-      </w:r>
-    </w:p>
-    <w:p>
-      <w:pPr>
-        <w:pStyle w:val="ListBullet"/>
-        <w:spacing w:line="240" w:lineRule="auto"/>
-        <w:ind w:left="720"/>
-      </w:pPr>
-      <w:r>
-        <w:rPr>
-          <w:lang w:val="zh_TW" w:bidi="zh_TW"/>
-        </w:rPr>
-      </w:r>
-      <w:r>
-        <w:rPr>
-          <w:lang w:val="zh_TW" w:bidi="zh_TW"/>
-        </w:rPr>
-        <w:t>信任與溫柔被背叛與苛刻所取代</w:t>
-      </w:r>
-    </w:p>
-    <w:p>
-      <w:pPr/>
-      <w:r>
-        <w:rPr>
-          <w:lang w:val="zh_TW" w:bidi="zh_TW"/>
-        </w:rPr>
-      </w:r>
-      <w:r>
-        <w:rPr>
-          <w:lang w:val="zh_TW" w:bidi="zh_TW"/>
-        </w:rPr>
-        <w:t>這就是歧視與虐待之根源，是今日女性主義所針對的現象。生育也因罪而受損，由此變得痛苦與艱難。</w:t>
-      </w:r>
-    </w:p>
-    <w:p>
-      <w:pPr/>
-      <w:r>
-        <w:rPr>
-          <w:lang w:val="zh_TW" w:bidi="zh_TW"/>
-        </w:rPr>
-      </w:r>
-      <w:r>
-        <w:rPr>
-          <w:lang w:val="zh_TW" w:bidi="zh_TW"/>
-        </w:rPr>
-        <w:t>這就是聖經禁止婚外性行為的背景。它禁止姦淫（</w:t>
-      </w:r>
-      <w:hyperlink r:id="rId132">
-        <w:r>
-          <w:rPr>
-            <w:lang w:val="zh_TW" w:bidi="zh_TW"/>
-          </w:rPr>
-          <w:rPr>
-            <w:color w:val="0000EE"/>
-            <w:u w:val="single"/>
-          </w:rPr>
-          <w:t>出20:14</w:t>
-        </w:r>
-      </w:hyperlink>
-      <w:r>
-        <w:rPr>
-          <w:lang w:val="zh_TW" w:bidi="zh_TW"/>
-        </w:rPr>
-        <w:t>），並且禁止一切婚姻之外的性行為（</w:t>
-      </w:r>
-      <w:hyperlink r:id="rId133">
-        <w:r>
-          <w:rPr>
-            <w:lang w:val="zh_TW" w:bidi="zh_TW"/>
-          </w:rPr>
-          <w:rPr>
-            <w:color w:val="0000EE"/>
-            <w:u w:val="single"/>
-          </w:rPr>
-          <w:t>林前6:18</w:t>
-        </w:r>
-      </w:hyperlink>
-      <w:r>
-        <w:rPr>
-          <w:lang w:val="zh_TW" w:bidi="zh_TW"/>
-        </w:rPr>
-        <w:t>；</w:t>
-      </w:r>
-      <w:hyperlink r:id="rId134">
-        <w:r>
-          <w:rPr>
-            <w:lang w:val="zh_TW" w:bidi="zh_TW"/>
-          </w:rPr>
-          <w:rPr>
-            <w:color w:val="0000EE"/>
-            <w:u w:val="single"/>
-          </w:rPr>
-          <w:t>帖前4:3</w:t>
-        </w:r>
-      </w:hyperlink>
-      <w:r>
-        <w:rPr>
-          <w:lang w:val="zh_TW" w:bidi="zh_TW"/>
-        </w:rPr>
-        <w:t>）。聖經並不常解釋為何某些行為被禁止。然而，當它提供禁止婚外關係的理由時，這些理由往往非常重要。其重點並非疾病、意外懷孕之類的後果，也不是行為背後的動機。</w:t>
-      </w:r>
-    </w:p>
-    <w:p>
-      <w:pPr/>
-      <w:r>
-        <w:rPr>
-          <w:lang w:val="zh_TW" w:bidi="zh_TW"/>
-        </w:rPr>
-      </w:r>
-      <w:r>
-        <w:rPr>
-          <w:lang w:val="zh_TW" w:bidi="zh_TW"/>
-        </w:rPr>
-        <w:t>所有婚姻以外的性行為都是錯誤的，因為身體並不是為淫亂而造，犯下與性罪的人是在傷害自己的身體（</w:t>
-      </w:r>
-      <w:hyperlink r:id="rId135">
-        <w:r>
-          <w:rPr>
-            <w:lang w:val="zh_TW" w:bidi="zh_TW"/>
-          </w:rPr>
-          <w:rPr>
-            <w:color w:val="0000EE"/>
-            <w:u w:val="single"/>
-          </w:rPr>
-          <w:t>林前6:13、18</w:t>
-        </w:r>
-      </w:hyperlink>
-      <w:r>
-        <w:rPr>
-          <w:lang w:val="zh_TW" w:bidi="zh_TW"/>
-        </w:rPr>
-        <w:t>）。性交是神所設計的特殊肢體交流，用來彰顯並確認男女之間獨特且終身的關係，聖經稱之為「婚姻」。</w:t>
-      </w:r>
-    </w:p>
-    <w:p>
-      <w:pPr/>
-      <w:r>
-        <w:rPr>
-          <w:lang w:val="zh_TW" w:bidi="zh_TW"/>
-        </w:rPr>
-      </w:r>
-      <w:r>
-        <w:rPr>
-          <w:lang w:val="zh_TW" w:bidi="zh_TW"/>
-        </w:rPr>
-        <w:t>聖經禁止同性戀（</w:t>
-      </w:r>
-      <w:hyperlink r:id="rId136">
-        <w:r>
-          <w:rPr>
-            <w:lang w:val="zh_TW" w:bidi="zh_TW"/>
-          </w:rPr>
-          <w:rPr>
-            <w:color w:val="0000EE"/>
-            <w:u w:val="single"/>
-          </w:rPr>
-          <w:t>利18:22</w:t>
-        </w:r>
-      </w:hyperlink>
-      <w:r>
-        <w:rPr>
-          <w:lang w:val="zh_TW" w:bidi="zh_TW"/>
-        </w:rPr>
-        <w:t>；</w:t>
-      </w:r>
-      <w:hyperlink r:id="rId137">
-        <w:r>
-          <w:rPr>
-            <w:lang w:val="zh_TW" w:bidi="zh_TW"/>
-          </w:rPr>
-          <w:rPr>
-            <w:color w:val="0000EE"/>
-            <w:u w:val="single"/>
-          </w:rPr>
-          <w:t>羅1:26</w:t>
-        </w:r>
-      </w:hyperlink>
-      <w:r>
-        <w:rPr>
-          <w:lang w:val="zh_TW" w:bidi="zh_TW"/>
-        </w:rPr>
-        <w:t>–</w:t>
-      </w:r>
-      <w:hyperlink r:id="rId137">
-        <w:r>
-          <w:rPr>
-            <w:lang w:val="zh_TW" w:bidi="zh_TW"/>
-          </w:rPr>
-          <w:rPr>
-            <w:color w:val="0000EE"/>
-            <w:u w:val="single"/>
-          </w:rPr>
-          <w:t>27</w:t>
-        </w:r>
-      </w:hyperlink>
-      <w:r>
-        <w:rPr>
-          <w:lang w:val="zh_TW" w:bidi="zh_TW"/>
-        </w:rPr>
-        <w:t>；</w:t>
-      </w:r>
-      <w:hyperlink r:id="rId138">
-        <w:r>
-          <w:rPr>
-            <w:lang w:val="zh_TW" w:bidi="zh_TW"/>
-          </w:rPr>
-          <w:rPr>
-            <w:color w:val="0000EE"/>
-            <w:u w:val="single"/>
-          </w:rPr>
-          <w:t>林前6:9</w:t>
-        </w:r>
-      </w:hyperlink>
-      <w:r>
-        <w:rPr>
-          <w:lang w:val="zh_TW" w:bidi="zh_TW"/>
-        </w:rPr>
-        <w:t>–</w:t>
-      </w:r>
-      <w:hyperlink r:id="rId138">
-        <w:r>
-          <w:rPr>
-            <w:lang w:val="zh_TW" w:bidi="zh_TW"/>
-          </w:rPr>
-          <w:rPr>
-            <w:color w:val="0000EE"/>
-            <w:u w:val="single"/>
-          </w:rPr>
-          <w:t>10</w:t>
-        </w:r>
-      </w:hyperlink>
-      <w:r>
-        <w:rPr>
-          <w:lang w:val="zh_TW" w:bidi="zh_TW"/>
-        </w:rPr>
-        <w:t>；</w:t>
-      </w:r>
-      <w:hyperlink r:id="rId139">
-        <w:r>
-          <w:rPr>
-            <w:lang w:val="zh_TW" w:bidi="zh_TW"/>
-          </w:rPr>
-          <w:rPr>
-            <w:color w:val="0000EE"/>
-            <w:u w:val="single"/>
-          </w:rPr>
-          <w:t>提前1:9</w:t>
-        </w:r>
-      </w:hyperlink>
-      <w:r>
-        <w:rPr>
-          <w:lang w:val="zh_TW" w:bidi="zh_TW"/>
-        </w:rPr>
-        <w:t>–</w:t>
-      </w:r>
-      <w:hyperlink r:id="rId139">
-        <w:r>
-          <w:rPr>
-            <w:lang w:val="zh_TW" w:bidi="zh_TW"/>
-          </w:rPr>
-          <w:rPr>
-            <w:color w:val="0000EE"/>
-            <w:u w:val="single"/>
-          </w:rPr>
-          <w:t>10</w:t>
-        </w:r>
-      </w:hyperlink>
-      <w:r>
-        <w:rPr>
-          <w:lang w:val="zh_TW" w:bidi="zh_TW"/>
-        </w:rPr>
-        <w:t>）。這禁令的唯一解釋，見於</w:t>
-      </w:r>
-      <w:hyperlink r:id="rId140">
-        <w:r>
-          <w:rPr>
-            <w:lang w:val="zh_TW" w:bidi="zh_TW"/>
-          </w:rPr>
-          <w:rPr>
-            <w:color w:val="0000EE"/>
-            <w:u w:val="single"/>
-          </w:rPr>
-          <w:t>羅馬書一章24至27節</w:t>
-        </w:r>
-      </w:hyperlink>
-      <w:r>
-        <w:rPr>
-          <w:lang w:val="zh_TW" w:bidi="zh_TW"/>
-        </w:rPr>
-        <w:t>。這些經文表明，人遠離神、轉向偶像之後，神便任憑他們隨從情慾，其中包括同性戀。在這觀點中，同性戀被視為違背神所設立的自然秩序，這秩序是為了讓男女能繁衍生命。</w:t>
-      </w:r>
-    </w:p>
-    <w:p>
-      <w:pPr>
-        <w:pStyle w:val="Heading3"/>
-      </w:pPr>
-      <w:r>
-        <w:rPr>
-          <w:lang w:val="zh_TW" w:bidi="zh_TW"/>
-        </w:rPr>
-        <w:t>勝過性誘惑</w:t>
-      </w:r>
-    </w:p>
-    <w:p>
-      <w:pPr/>
-      <w:r>
-        <w:rPr>
-          <w:lang w:val="zh_TW" w:bidi="zh_TW"/>
-        </w:rPr>
-      </w:r>
-      <w:r>
-        <w:rPr>
-          <w:lang w:val="zh_TW" w:bidi="zh_TW"/>
-        </w:rPr>
-        <w:t>聖經提供了實用的建議來勝過性誘惑：逃避它。當約瑟被他主人之妻引誘時，他就逃跑，甚至丟下外衣（</w:t>
-      </w:r>
-      <w:hyperlink r:id="rId141">
-        <w:r>
-          <w:rPr>
-            <w:lang w:val="zh_TW" w:bidi="zh_TW"/>
-          </w:rPr>
-          <w:rPr>
-            <w:color w:val="0000EE"/>
-            <w:u w:val="single"/>
-          </w:rPr>
-          <w:t>創39:12</w:t>
-        </w:r>
-      </w:hyperlink>
-      <w:r>
-        <w:rPr>
-          <w:lang w:val="zh_TW" w:bidi="zh_TW"/>
-        </w:rPr>
-        <w:t>）。保羅勸勉基督徒要效法約瑟的榜樣（</w:t>
-      </w:r>
-      <w:hyperlink r:id="rId133">
-        <w:r>
-          <w:rPr>
-            <w:lang w:val="zh_TW" w:bidi="zh_TW"/>
-          </w:rPr>
-          <w:rPr>
-            <w:color w:val="0000EE"/>
-            <w:u w:val="single"/>
-          </w:rPr>
-          <w:t>林前6:18</w:t>
-        </w:r>
-      </w:hyperlink>
-      <w:r>
-        <w:rPr>
-          <w:lang w:val="zh_TW" w:bidi="zh_TW"/>
-        </w:rPr>
-        <w:t>；</w:t>
-      </w:r>
-      <w:hyperlink r:id="rId142">
-        <w:r>
-          <w:rPr>
-            <w:lang w:val="zh_TW" w:bidi="zh_TW"/>
-          </w:rPr>
-          <w:rPr>
-            <w:color w:val="0000EE"/>
-            <w:u w:val="single"/>
-          </w:rPr>
-          <w:t>提後2:22</w:t>
-        </w:r>
-      </w:hyperlink>
-      <w:r>
-        <w:rPr>
-          <w:lang w:val="zh_TW" w:bidi="zh_TW"/>
-        </w:rPr>
-        <w:t>）。這承認人類對性的強烈渴望，但並不是叫人絕望。保羅教導，聖靈賜給信徒能力，使他們可以勝過性誘惑。他見過一些基督徒憑藉聖靈的能力，克制自己，甚至戰勝最難改變的惡習（</w:t>
-      </w:r>
-      <w:hyperlink r:id="rId143">
-        <w:r>
-          <w:rPr>
-            <w:lang w:val="zh_TW" w:bidi="zh_TW"/>
-          </w:rPr>
-          <w:rPr>
-            <w:color w:val="0000EE"/>
-            <w:u w:val="single"/>
-          </w:rPr>
-          <w:t>林前6:9</w:t>
-        </w:r>
-      </w:hyperlink>
-      <w:r>
-        <w:rPr>
-          <w:lang w:val="zh_TW" w:bidi="zh_TW"/>
-        </w:rPr>
-        <w:t>–</w:t>
-      </w:r>
-      <w:hyperlink r:id="rId143">
-        <w:r>
-          <w:rPr>
-            <w:lang w:val="zh_TW" w:bidi="zh_TW"/>
-          </w:rPr>
-          <w:rPr>
-            <w:color w:val="0000EE"/>
-            <w:u w:val="single"/>
-          </w:rPr>
-          <w:t>11</w:t>
-        </w:r>
-      </w:hyperlink>
-      <w:r>
-        <w:rPr>
-          <w:lang w:val="zh_TW" w:bidi="zh_TW"/>
-        </w:rPr>
-        <w:t>；</w:t>
-      </w:r>
-      <w:hyperlink r:id="rId144">
-        <w:r>
-          <w:rPr>
-            <w:lang w:val="zh_TW" w:bidi="zh_TW"/>
-          </w:rPr>
-          <w:rPr>
-            <w:color w:val="0000EE"/>
-            <w:u w:val="single"/>
-          </w:rPr>
-          <w:t>加5:22</w:t>
-        </w:r>
-      </w:hyperlink>
-      <w:r>
-        <w:rPr>
-          <w:lang w:val="zh_TW" w:bidi="zh_TW"/>
-        </w:rPr>
-        <w:t>–</w:t>
-      </w:r>
-      <w:hyperlink r:id="rId144">
-        <w:r>
-          <w:rPr>
-            <w:lang w:val="zh_TW" w:bidi="zh_TW"/>
-          </w:rPr>
-          <w:rPr>
-            <w:color w:val="0000EE"/>
-            <w:u w:val="single"/>
-          </w:rPr>
-          <w:t>23</w:t>
-        </w:r>
-      </w:hyperlink>
-      <w:r>
-        <w:rPr>
-          <w:lang w:val="zh_TW" w:bidi="zh_TW"/>
-        </w:rPr>
-        <w:t>；</w:t>
-      </w:r>
-      <w:hyperlink r:id="rId145">
-        <w:r>
-          <w:rPr>
-            <w:lang w:val="zh_TW" w:bidi="zh_TW"/>
-          </w:rPr>
-          <w:rPr>
-            <w:color w:val="0000EE"/>
-            <w:u w:val="single"/>
-          </w:rPr>
-          <w:t>提後1:7</w:t>
-        </w:r>
-      </w:hyperlink>
-      <w:r>
-        <w:rPr>
-          <w:lang w:val="zh_TW" w:bidi="zh_TW"/>
-        </w:rPr>
-        <w:t>）。</w:t>
-      </w:r>
-    </w:p>
-    <w:p>
-      <w:pPr>
-        <w:pStyle w:val="Heading3"/>
-      </w:pPr>
-      <w:r>
-        <w:rPr>
-          <w:lang w:val="zh_TW" w:bidi="zh_TW"/>
-        </w:rPr>
-        <w:t>人類性慾的未來</w:t>
-      </w:r>
-    </w:p>
-    <w:p>
-      <w:pPr/>
-      <w:r>
-        <w:rPr>
-          <w:lang w:val="zh_TW" w:bidi="zh_TW"/>
-        </w:rPr>
-      </w:r>
-      <w:r>
-        <w:rPr>
-          <w:lang w:val="zh_TW" w:bidi="zh_TW"/>
-        </w:rPr>
-        <w:t>新約暗示神將結束人類的性，正如祂起初設立它一樣。耶穌教導說，在將來的世界裡「人也不娶，也不嫁」（</w:t>
-      </w:r>
-      <w:hyperlink r:id="rId146">
-        <w:r>
-          <w:rPr>
-            <w:lang w:val="zh_TW" w:bidi="zh_TW"/>
-          </w:rPr>
-          <w:rPr>
-            <w:color w:val="0000EE"/>
-            <w:u w:val="single"/>
-          </w:rPr>
-          <w:t>太22:30</w:t>
-        </w:r>
-      </w:hyperlink>
-      <w:r>
-        <w:rPr>
-          <w:lang w:val="zh_TW" w:bidi="zh_TW"/>
-        </w:rPr>
-        <w:t>）。這是意料之外，但卻合乎聖經教導的結論。當不再有死亡時，生育的需要便消失。當人際關係達到完全的愛時，性作為維繫關係的需要也就不復存在。因此，神對人類性慾的兩大目的——繁衍與加深關係，都將在永恆中得著完全實現。</w:t>
-      </w:r>
-    </w:p>
-    <w:p>
-      <w:pPr/>
-      <w:r>
-        <w:rPr>
-          <w:lang w:val="zh_TW" w:bidi="zh_TW"/>
-        </w:rPr>
-      </w:r>
-      <w:r>
-        <w:rPr>
-          <w:i/>
-          <w:lang w:val="zh_TW" w:bidi="zh_TW"/>
-        </w:rPr>
-        <w:t>另見</w:t>
-      </w:r>
-      <w:r>
-        <w:rPr>
-          <w:lang w:val="zh_TW" w:bidi="zh_TW"/>
-        </w:rPr>
-        <w:t>休妻</w:t>
-      </w:r>
-      <w:r>
-        <w:rPr>
-          <w:lang w:val="zh_TW" w:bidi="zh_TW"/>
-        </w:rPr>
-        <w:t>、</w:t>
-      </w:r>
-      <w:r>
-        <w:rPr>
-          <w:lang w:val="zh_TW" w:bidi="zh_TW"/>
-        </w:rPr>
-        <w:t>家庭生活和關係</w:t>
-      </w:r>
-      <w:r>
-        <w:rPr>
-          <w:lang w:val="zh_TW" w:bidi="zh_TW"/>
-        </w:rPr>
-        <w:t>、</w:t>
-      </w:r>
-      <w:r>
-        <w:rPr>
-          <w:lang w:val="zh_TW" w:bidi="zh_TW"/>
-        </w:rPr>
-        <w:t>男人</w:t>
-      </w:r>
-      <w:r>
-        <w:rPr>
-          <w:lang w:val="zh_TW" w:bidi="zh_TW"/>
-        </w:rPr>
-        <w:t>、</w:t>
-      </w:r>
-      <w:r>
-        <w:rPr>
-          <w:lang w:val="zh_TW" w:bidi="zh_TW"/>
-        </w:rPr>
-        <w:t>婚姻，婚姻習俗</w:t>
-      </w:r>
-      <w:r>
-        <w:rPr>
-          <w:lang w:val="zh_TW" w:bidi="zh_TW"/>
-        </w:rPr>
-        <w:t>、</w:t>
-      </w:r>
-      <w:r>
-        <w:rPr>
-          <w:lang w:val="zh_TW" w:bidi="zh_TW"/>
-        </w:rPr>
-        <w:t>童貞女</w:t>
-      </w:r>
-      <w:r>
-        <w:rPr>
-          <w:lang w:val="zh_TW" w:bidi="zh_TW"/>
-        </w:rPr>
-        <w:t>、</w:t>
-      </w:r>
-      <w:r>
-        <w:rPr>
-          <w:lang w:val="zh_TW" w:bidi="zh_TW"/>
-        </w:rPr>
-        <w:t>婦女</w:t>
-      </w:r>
-      <w:r>
-        <w:rPr>
-          <w:lang w:val="zh_TW" w:bidi="zh_TW"/>
-        </w:rPr>
-        <w:t>。</w:t>
+        <w:t>記載，當不可能變成真實，撒拉的笑就成了神所賜喜樂的記號。</w:t>
       </w:r>
       <w:r>
         <w:rPr>
@@ -6110,18 +2642,6 @@
   </w:num>
   <w:num w:numId="13" w16cid:durableId="592781308">
     <w:abstractNumId w:val="11"/>
-  </w:num>
-  <w:num w:numId="14">
-    <w:abstractNumId w:val="3"/>
-    <w:lvlOverride w:ilvl="0">
-      <w:startOverride w:val="1"/>
-    </w:lvlOverride>
-  </w:num>
-  <w:num w:numId="15">
-    <w:abstractNumId w:val="3"/>
-    <w:lvlOverride w:ilvl="0">
-      <w:startOverride w:val="1"/>
-    </w:lvlOverride>
   </w:num>
   <w:numIdMacAtCleanup w:val="10"/>
 </w:numbering>

--- a/zht/docx/190.content.docx
+++ b/zht/docx/190.content.docx
@@ -233,18 +233,12 @@
         </w:rPr>
         <w:t>一種小型青銅幣或銅幣，其價值不到一分錢。</w:t>
       </w:r>
-      <w:hyperlink r:id="rId13">
-        <w:r>
-          <w:rPr>
-            <w:lang w:val="zh_TW" w:bidi="zh_TW"/>
-          </w:rPr>
-          <w:rPr>
-            <w:color w:val="0000EE"/>
-            <w:u w:val="single"/>
-          </w:rPr>
-          <w:t>馬可福音十二章42節</w:t>
-        </w:r>
-      </w:hyperlink>
+      <w:r>
+        <w:rPr>
+          <w:lang w:val="zh_TW" w:bidi="zh_TW"/>
+        </w:rPr>
+        <w:t>馬可福音十二章42節</w:t>
+      </w:r>
       <w:r>
         <w:rPr>
           <w:lang w:val="zh_TW" w:bidi="zh_TW"/>
@@ -336,162 +330,108 @@
         </w:rPr>
         <w:t>各種情緒的表達。笑能表達極其喜樂的快樂，當環境轉好時也是如此，例如猶大人從被擄歸回的時候（</w:t>
       </w:r>
-      <w:hyperlink r:id="rId14">
-        <w:r>
-          <w:rPr>
-            <w:lang w:val="zh_TW" w:bidi="zh_TW"/>
-          </w:rPr>
-          <w:rPr>
-            <w:color w:val="0000EE"/>
-            <w:u w:val="single"/>
-          </w:rPr>
-          <w:t>詩126:2</w:t>
-        </w:r>
-      </w:hyperlink>
+      <w:r>
+        <w:rPr>
+          <w:lang w:val="zh_TW" w:bidi="zh_TW"/>
+        </w:rPr>
+        <w:t>詩126:2</w:t>
+      </w:r>
       <w:r>
         <w:rPr>
           <w:lang w:val="zh_TW" w:bidi="zh_TW"/>
         </w:rPr>
         <w:t>）。約伯的一位安慰者也真誠卻又輕易地將這樣的喜樂送給約伯（</w:t>
       </w:r>
-      <w:hyperlink r:id="rId15">
-        <w:r>
-          <w:rPr>
-            <w:lang w:val="zh_TW" w:bidi="zh_TW"/>
-          </w:rPr>
-          <w:rPr>
-            <w:color w:val="0000EE"/>
-            <w:u w:val="single"/>
-          </w:rPr>
-          <w:t>伯8:21</w:t>
-        </w:r>
-      </w:hyperlink>
+      <w:r>
+        <w:rPr>
+          <w:lang w:val="zh_TW" w:bidi="zh_TW"/>
+        </w:rPr>
+        <w:t>伯8:21</w:t>
+      </w:r>
       <w:r>
         <w:rPr>
           <w:lang w:val="zh_TW" w:bidi="zh_TW"/>
         </w:rPr>
         <w:t>）。為了鼓勵其他人，笑也可以是帶著善意與友善的（</w:t>
       </w:r>
-      <w:hyperlink r:id="rId16">
-        <w:r>
-          <w:rPr>
-            <w:lang w:val="zh_TW" w:bidi="zh_TW"/>
-          </w:rPr>
-          <w:rPr>
-            <w:color w:val="0000EE"/>
-            <w:u w:val="single"/>
-          </w:rPr>
-          <w:t>29:24</w:t>
-        </w:r>
-      </w:hyperlink>
+      <w:r>
+        <w:rPr>
+          <w:lang w:val="zh_TW" w:bidi="zh_TW"/>
+        </w:rPr>
+        <w:t>29:24</w:t>
+      </w:r>
       <w:r>
         <w:rPr>
           <w:lang w:val="zh_TW" w:bidi="zh_TW"/>
         </w:rPr>
         <w:t>）。雖然「哭有時，笑有時」（</w:t>
       </w:r>
-      <w:hyperlink r:id="rId17">
-        <w:r>
-          <w:rPr>
-            <w:lang w:val="zh_TW" w:bidi="zh_TW"/>
-          </w:rPr>
-          <w:rPr>
-            <w:color w:val="0000EE"/>
-            <w:u w:val="single"/>
-          </w:rPr>
-          <w:t>傳3:4</w:t>
-        </w:r>
-      </w:hyperlink>
+      <w:r>
+        <w:rPr>
+          <w:lang w:val="zh_TW" w:bidi="zh_TW"/>
+        </w:rPr>
+        <w:t>傳3:4</w:t>
+      </w:r>
       <w:r>
         <w:rPr>
           <w:lang w:val="zh_TW" w:bidi="zh_TW"/>
         </w:rPr>
         <w:t>），但傳道者心裡存著疑問：人生不是一件可笑的事，憂愁反而能成為更好的教師（</w:t>
       </w:r>
-      <w:hyperlink r:id="rId18">
-        <w:r>
-          <w:rPr>
-            <w:lang w:val="zh_TW" w:bidi="zh_TW"/>
-          </w:rPr>
-          <w:rPr>
-            <w:color w:val="0000EE"/>
-            <w:u w:val="single"/>
-          </w:rPr>
-          <w:t>2:2</w:t>
-        </w:r>
-      </w:hyperlink>
+      <w:r>
+        <w:rPr>
+          <w:lang w:val="zh_TW" w:bidi="zh_TW"/>
+        </w:rPr>
+        <w:t>2:2</w:t>
+      </w:r>
       <w:r>
         <w:rPr>
           <w:lang w:val="zh_TW" w:bidi="zh_TW"/>
         </w:rPr>
         <w:t>，</w:t>
       </w:r>
-      <w:hyperlink r:id="rId19">
-        <w:r>
-          <w:rPr>
-            <w:lang w:val="zh_TW" w:bidi="zh_TW"/>
-          </w:rPr>
-          <w:rPr>
-            <w:color w:val="0000EE"/>
-            <w:u w:val="single"/>
-          </w:rPr>
-          <w:t>7:3</w:t>
-        </w:r>
-      </w:hyperlink>
+      <w:r>
+        <w:rPr>
+          <w:lang w:val="zh_TW" w:bidi="zh_TW"/>
+        </w:rPr>
+        <w:t>7:3</w:t>
+      </w:r>
       <w:r>
         <w:rPr>
           <w:lang w:val="zh_TW" w:bidi="zh_TW"/>
         </w:rPr>
         <w:t>）。然而，人能夠不把某些事太當真，也是好的。那位預備周全的賢德婦人「想到日後的景況就喜笑」（</w:t>
       </w:r>
-      <w:hyperlink r:id="rId20">
-        <w:r>
-          <w:rPr>
-            <w:lang w:val="zh_TW" w:bidi="zh_TW"/>
-          </w:rPr>
-          <w:rPr>
-            <w:color w:val="0000EE"/>
-            <w:u w:val="single"/>
-          </w:rPr>
-          <w:t>箴31:25</w:t>
-        </w:r>
-      </w:hyperlink>
+      <w:r>
+        <w:rPr>
+          <w:lang w:val="zh_TW" w:bidi="zh_TW"/>
+        </w:rPr>
+        <w:t>箴31:25</w:t>
+      </w:r>
       <w:r>
         <w:rPr>
           <w:lang w:val="zh_TW" w:bidi="zh_TW"/>
         </w:rPr>
         <w:t>）。約伯也得著了不必擔心爭戰和饑荒的應許（</w:t>
       </w:r>
-      <w:hyperlink r:id="rId21">
-        <w:r>
-          <w:rPr>
-            <w:lang w:val="zh_TW" w:bidi="zh_TW"/>
-          </w:rPr>
-          <w:rPr>
-            <w:color w:val="0000EE"/>
-            <w:u w:val="single"/>
-          </w:rPr>
-          <w:t>伯5:22</w:t>
-        </w:r>
-      </w:hyperlink>
+      <w:r>
+        <w:rPr>
+          <w:lang w:val="zh_TW" w:bidi="zh_TW"/>
+        </w:rPr>
+        <w:t>伯5:22</w:t>
+      </w:r>
       <w:r>
         <w:rPr>
           <w:lang w:val="zh_TW" w:bidi="zh_TW"/>
         </w:rPr>
         <w:t>；參</w:t>
       </w:r>
-      <w:hyperlink r:id="rId22">
-        <w:r>
-          <w:rPr>
-            <w:lang w:val="zh_TW" w:bidi="zh_TW"/>
-          </w:rPr>
-          <w:rPr>
-            <w:color w:val="0000EE"/>
-            <w:u w:val="single"/>
-          </w:rPr>
-          <w:t>哈1:9</w:t>
-        </w:r>
-      </w:hyperlink>
+      <w:r>
+        <w:rPr>
+          <w:lang w:val="zh_TW" w:bidi="zh_TW"/>
+        </w:rPr>
+        <w:t>哈1:9</w:t>
+      </w:r>
       <w:r>
         <w:rPr>
           <w:lang w:val="zh_TW" w:bidi="zh_TW"/>
@@ -512,162 +452,108 @@
         </w:rPr>
         <w:t>笑也帶著負面、嘲諷的意味。我們會嘲笑別人，也會笑他們受到羞辱。這個層面在舊約聖經裡特別突出。約伯和耶利米都抱怨自己成了笑柄（</w:t>
       </w:r>
-      <w:hyperlink r:id="rId23">
-        <w:r>
-          <w:rPr>
-            <w:lang w:val="zh_TW" w:bidi="zh_TW"/>
-          </w:rPr>
-          <w:rPr>
-            <w:color w:val="0000EE"/>
-            <w:u w:val="single"/>
-          </w:rPr>
-          <w:t>伯12:4</w:t>
-        </w:r>
-      </w:hyperlink>
+      <w:r>
+        <w:rPr>
+          <w:lang w:val="zh_TW" w:bidi="zh_TW"/>
+        </w:rPr>
+        <w:t>伯12:4</w:t>
+      </w:r>
       <w:r>
         <w:rPr>
           <w:lang w:val="zh_TW" w:bidi="zh_TW"/>
         </w:rPr>
         <w:t>；</w:t>
       </w:r>
-      <w:hyperlink r:id="rId24">
-        <w:r>
-          <w:rPr>
-            <w:lang w:val="zh_TW" w:bidi="zh_TW"/>
-          </w:rPr>
-          <w:rPr>
-            <w:color w:val="0000EE"/>
-            <w:u w:val="single"/>
-          </w:rPr>
-          <w:t>耶20:7</w:t>
-        </w:r>
-      </w:hyperlink>
+      <w:r>
+        <w:rPr>
+          <w:lang w:val="zh_TW" w:bidi="zh_TW"/>
+        </w:rPr>
+        <w:t>耶20:7</w:t>
+      </w:r>
       <w:r>
         <w:rPr>
           <w:lang w:val="zh_TW" w:bidi="zh_TW"/>
         </w:rPr>
         <w:t>）。以色列這個民族也抱怨，仇敵在他們的患難中譏笑他們（</w:t>
       </w:r>
-      <w:hyperlink r:id="rId25">
-        <w:r>
-          <w:rPr>
-            <w:lang w:val="zh_TW" w:bidi="zh_TW"/>
-          </w:rPr>
-          <w:rPr>
-            <w:color w:val="0000EE"/>
-            <w:u w:val="single"/>
-          </w:rPr>
-          <w:t>詩80:6</w:t>
-        </w:r>
-      </w:hyperlink>
+      <w:r>
+        <w:rPr>
+          <w:lang w:val="zh_TW" w:bidi="zh_TW"/>
+        </w:rPr>
+        <w:t>詩80:6</w:t>
+      </w:r>
       <w:r>
         <w:rPr>
           <w:lang w:val="zh_TW" w:bidi="zh_TW"/>
         </w:rPr>
         <w:t>；參</w:t>
       </w:r>
-      <w:hyperlink r:id="rId26">
-        <w:r>
-          <w:rPr>
-            <w:lang w:val="zh_TW" w:bidi="zh_TW"/>
-          </w:rPr>
-          <w:rPr>
-            <w:color w:val="0000EE"/>
-            <w:u w:val="single"/>
-          </w:rPr>
-          <w:t>代下30:10</w:t>
-        </w:r>
-      </w:hyperlink>
+      <w:r>
+        <w:rPr>
+          <w:lang w:val="zh_TW" w:bidi="zh_TW"/>
+        </w:rPr>
+        <w:t>代下30:10</w:t>
+      </w:r>
       <w:r>
         <w:rPr>
           <w:lang w:val="zh_TW" w:bidi="zh_TW"/>
         </w:rPr>
         <w:t>）。有時這樣的笑確實有其理由。在</w:t>
       </w:r>
-      <w:hyperlink r:id="rId27">
-        <w:r>
-          <w:rPr>
-            <w:lang w:val="zh_TW" w:bidi="zh_TW"/>
-          </w:rPr>
-          <w:rPr>
-            <w:color w:val="0000EE"/>
-            <w:u w:val="single"/>
-          </w:rPr>
-          <w:t>詩篇五十二篇6節</w:t>
-        </w:r>
-      </w:hyperlink>
+      <w:r>
+        <w:rPr>
+          <w:lang w:val="zh_TW" w:bidi="zh_TW"/>
+        </w:rPr>
+        <w:t>詩篇五十二篇6節</w:t>
+      </w:r>
       <w:r>
         <w:rPr>
           <w:lang w:val="zh_TW" w:bidi="zh_TW"/>
         </w:rPr>
         <w:t>中，義人得著應許：他們終究會笑到最後，而被嘲笑的是那惡人、不信的人——他以為自己可以將神排除在生命之外。在</w:t>
       </w:r>
-      <w:hyperlink r:id="rId28">
-        <w:r>
-          <w:rPr>
-            <w:lang w:val="zh_TW" w:bidi="zh_TW"/>
-          </w:rPr>
-          <w:rPr>
-            <w:color w:val="0000EE"/>
-            <w:u w:val="single"/>
-          </w:rPr>
-          <w:t>箴言一章26節</w:t>
-        </w:r>
-      </w:hyperlink>
+      <w:r>
+        <w:rPr>
+          <w:lang w:val="zh_TW" w:bidi="zh_TW"/>
+        </w:rPr>
+        <w:t>箴言一章26節</w:t>
+      </w:r>
       <w:r>
         <w:rPr>
           <w:lang w:val="zh_TW" w:bidi="zh_TW"/>
         </w:rPr>
         <w:t>，擬人化的智慧警告說：她要在那些拒絕聽從她勸告之人的災難中發笑；那會是他們罪有應得的結果。在這個意義上，詩篇有三處將笑描寫為神的反應。神嗤笑那些策劃敵擋他受膏君王的列邦（</w:t>
       </w:r>
-      <w:hyperlink r:id="rId29">
-        <w:r>
-          <w:rPr>
-            <w:lang w:val="zh_TW" w:bidi="zh_TW"/>
-          </w:rPr>
-          <w:rPr>
-            <w:color w:val="0000EE"/>
-            <w:u w:val="single"/>
-          </w:rPr>
-          <w:t>詩2:4</w:t>
-        </w:r>
-      </w:hyperlink>
+      <w:r>
+        <w:rPr>
+          <w:lang w:val="zh_TW" w:bidi="zh_TW"/>
+        </w:rPr>
+        <w:t>詩2:4</w:t>
+      </w:r>
       <w:r>
         <w:rPr>
           <w:lang w:val="zh_TW" w:bidi="zh_TW"/>
         </w:rPr>
         <w:t>）。他嗤笑惡人，因為他知道他們正走向災禍（</w:t>
       </w:r>
-      <w:hyperlink r:id="rId30">
-        <w:r>
-          <w:rPr>
-            <w:lang w:val="zh_TW" w:bidi="zh_TW"/>
-          </w:rPr>
-          <w:rPr>
-            <w:color w:val="0000EE"/>
-            <w:u w:val="single"/>
-          </w:rPr>
-          <w:t>37:13</w:t>
-        </w:r>
-      </w:hyperlink>
+      <w:r>
+        <w:rPr>
+          <w:lang w:val="zh_TW" w:bidi="zh_TW"/>
+        </w:rPr>
+        <w:t>37:13</w:t>
+      </w:r>
       <w:r>
         <w:rPr>
           <w:lang w:val="zh_TW" w:bidi="zh_TW"/>
         </w:rPr>
         <w:t>）。詩人也邀請神嗤笑他的仇敵（</w:t>
       </w:r>
-      <w:hyperlink r:id="rId31">
-        <w:r>
-          <w:rPr>
-            <w:lang w:val="zh_TW" w:bidi="zh_TW"/>
-          </w:rPr>
-          <w:rPr>
-            <w:color w:val="0000EE"/>
-            <w:u w:val="single"/>
-          </w:rPr>
-          <w:t>59:8</w:t>
-        </w:r>
-      </w:hyperlink>
+      <w:r>
+        <w:rPr>
+          <w:lang w:val="zh_TW" w:bidi="zh_TW"/>
+        </w:rPr>
+        <w:t>59:8</w:t>
+      </w:r>
       <w:r>
         <w:rPr>
           <w:lang w:val="zh_TW" w:bidi="zh_TW"/>
@@ -688,54 +574,36 @@
         </w:rPr>
         <w:t>笑在亞伯拉罕的敘事裡佔有一個特別的位置。它被用在他兒子以撒的名字上；這名字的意思是「他笑」，或「願（神）（向他）微笑」。希伯來的故事喜歡將字詞的意思表達出來，所以人對以撒——這個承載神對族長應許的管道——出生的反應就用笑來描述。這在神學上很重要，因為它往往與信心形成對比。在</w:t>
       </w:r>
-      <w:hyperlink r:id="rId32">
-        <w:r>
-          <w:rPr>
-            <w:lang w:val="zh_TW" w:bidi="zh_TW"/>
-          </w:rPr>
-          <w:rPr>
-            <w:color w:val="0000EE"/>
-            <w:u w:val="single"/>
-          </w:rPr>
-          <w:t>創世記十七章17節</w:t>
-        </w:r>
-      </w:hyperlink>
+      <w:r>
+        <w:rPr>
+          <w:lang w:val="zh_TW" w:bidi="zh_TW"/>
+        </w:rPr>
+        <w:t>創世記十七章17節</w:t>
+      </w:r>
       <w:r>
         <w:rPr>
           <w:lang w:val="zh_TW" w:bidi="zh_TW"/>
         </w:rPr>
         <w:t>中，由於撒拉已年老，亞伯拉罕的笑是他對神那看來不切實際、要賜他一個兒子的應許所作出的難以置信的回應。在</w:t>
       </w:r>
-      <w:hyperlink r:id="rId33">
-        <w:r>
-          <w:rPr>
-            <w:lang w:val="zh_TW" w:bidi="zh_TW"/>
-          </w:rPr>
-          <w:rPr>
-            <w:color w:val="0000EE"/>
-            <w:u w:val="single"/>
-          </w:rPr>
-          <w:t>創世記十八章12節</w:t>
-        </w:r>
-      </w:hyperlink>
+      <w:r>
+        <w:rPr>
+          <w:lang w:val="zh_TW" w:bidi="zh_TW"/>
+        </w:rPr>
+        <w:t>創世記十八章12節</w:t>
+      </w:r>
       <w:r>
         <w:rPr>
           <w:lang w:val="zh_TW" w:bidi="zh_TW"/>
         </w:rPr>
         <w:t>中，撒拉在偷聽的時候無法壓住她的笑——她九十多歲還會懷孕，實在太荒謬了。但到了最後，</w:t>
       </w:r>
-      <w:hyperlink r:id="rId34">
-        <w:r>
-          <w:rPr>
-            <w:lang w:val="zh_TW" w:bidi="zh_TW"/>
-          </w:rPr>
-          <w:rPr>
-            <w:color w:val="0000EE"/>
-            <w:u w:val="single"/>
-          </w:rPr>
-          <w:t>創世記二十一章6節</w:t>
-        </w:r>
-      </w:hyperlink>
+      <w:r>
+        <w:rPr>
+          <w:lang w:val="zh_TW" w:bidi="zh_TW"/>
+        </w:rPr>
+        <w:t>創世記二十一章6節</w:t>
+      </w:r>
       <w:r>
         <w:rPr>
           <w:lang w:val="zh_TW" w:bidi="zh_TW"/>
